--- a/4.质量管理/1.流程制度规范类文件/JXTX-04-03-客户满意度调查管理制度.docx
+++ b/4.质量管理/1.流程制度规范类文件/JXTX-04-03-客户满意度调查管理制度.docx
@@ -22,6 +22,57 @@
         <w:textAlignment w:val="baseline"/>
       </w:pPr>
       <w:bookmarkStart w:id="0" w:name="_Toc32360"/>
+      <w:r>
+        <w:drawing>
+          <wp:anchor distT="0" distB="0" distL="114300" distR="114300" simplePos="0" relativeHeight="251661312" behindDoc="1" locked="0" layoutInCell="1" allowOverlap="1">
+            <wp:simplePos x="0" y="0"/>
+            <wp:positionH relativeFrom="column">
+              <wp:posOffset>-19050</wp:posOffset>
+            </wp:positionH>
+            <wp:positionV relativeFrom="paragraph">
+              <wp:posOffset>-22225</wp:posOffset>
+            </wp:positionV>
+            <wp:extent cx="5304790" cy="8893810"/>
+            <wp:effectExtent l="0" t="0" r="13970" b="6350"/>
+            <wp:wrapNone/>
+            <wp:docPr id="1" name="图片 1"/>
+            <wp:cNvGraphicFramePr>
+              <a:graphicFrameLocks xmlns:a="http://schemas.openxmlformats.org/drawingml/2006/main" noChangeAspect="1"/>
+            </wp:cNvGraphicFramePr>
+            <a:graphic xmlns:a="http://schemas.openxmlformats.org/drawingml/2006/main">
+              <a:graphicData uri="http://schemas.openxmlformats.org/drawingml/2006/picture">
+                <pic:pic xmlns:pic="http://schemas.openxmlformats.org/drawingml/2006/picture">
+                  <pic:nvPicPr>
+                    <pic:cNvPr id="1" name="图片 1"/>
+                    <pic:cNvPicPr>
+                      <a:picLocks noChangeAspect="1"/>
+                    </pic:cNvPicPr>
+                  </pic:nvPicPr>
+                  <pic:blipFill>
+                    <a:blip r:embed="rId7"/>
+                    <a:stretch>
+                      <a:fillRect/>
+                    </a:stretch>
+                  </pic:blipFill>
+                  <pic:spPr>
+                    <a:xfrm>
+                      <a:off x="0" y="0"/>
+                      <a:ext cx="5304790" cy="8893810"/>
+                    </a:xfrm>
+                    <a:prstGeom prst="rect">
+                      <a:avLst/>
+                    </a:prstGeom>
+                    <a:noFill/>
+                    <a:ln>
+                      <a:noFill/>
+                    </a:ln>
+                  </pic:spPr>
+                </pic:pic>
+              </a:graphicData>
+            </a:graphic>
+          </wp:anchor>
+        </w:drawing>
+      </w:r>
       <w:r>
         <w:drawing>
           <wp:anchor distT="0" distB="0" distL="114300" distR="114300" simplePos="0" relativeHeight="251660288" behindDoc="1" locked="0" layoutInCell="1" allowOverlap="1">
@@ -49,7 +100,7 @@
                     </pic:cNvPicPr>
                   </pic:nvPicPr>
                   <pic:blipFill>
-                    <a:blip r:embed="rId7"/>
+                    <a:blip r:embed="rId8"/>
                     <a:stretch>
                       <a:fillRect/>
                     </a:stretch>
@@ -104,7 +155,7 @@
                     </pic:cNvPicPr>
                   </pic:nvPicPr>
                   <pic:blipFill>
-                    <a:blip r:embed="rId8">
+                    <a:blip r:embed="rId9">
                       <a:alphaModFix amt="58000"/>
                       <a:lum contrast="-52000"/>
                     </a:blip>
@@ -1928,8 +1979,6 @@
         <w:snapToGrid w:val="0"/>
         <w:textAlignment w:val="baseline"/>
       </w:pPr>
-      <w:bookmarkStart w:id="30" w:name="_GoBack"/>
-      <w:bookmarkEnd w:id="30"/>
       <w:r>
         <w:br w:type="page"/>
       </w:r>
@@ -5125,12 +5174,12 @@
             <v:path/>
             <v:fill on="f" focussize="0,0"/>
             <v:stroke on="f"/>
-            <v:imagedata r:id="rId10" o:title=""/>
+            <v:imagedata r:id="rId11" o:title=""/>
             <o:lock v:ext="edit" aspectratio="t"/>
             <w10:wrap type="none"/>
             <w10:anchorlock/>
           </v:shape>
-          <o:OLEObject Type="Embed" ProgID="Visio.Drawing.15" ShapeID="_x0000_i1025" DrawAspect="Content" ObjectID="_1468075725" r:id="rId9">
+          <o:OLEObject Type="Embed" ProgID="Visio.Drawing.15" ShapeID="_x0000_i1025" DrawAspect="Content" ObjectID="_1468075725" r:id="rId10">
             <o:LockedField>false</o:LockedField>
           </o:OLEObject>
         </w:object>
@@ -6016,7 +6065,20 @@
     <w:p>
       <w:pPr>
         <w:pStyle w:val="28"/>
-        <w:bidi w:val="0"/>
+        <w:keepNext w:val="0"/>
+        <w:keepLines w:val="0"/>
+        <w:pageBreakBefore w:val="0"/>
+        <w:widowControl w:val="0"/>
+        <w:kinsoku w:val="0"/>
+        <w:wordWrap/>
+        <w:overflowPunct/>
+        <w:topLinePunct w:val="0"/>
+        <w:autoSpaceDE w:val="0"/>
+        <w:autoSpaceDN w:val="0"/>
+        <w:bidi w:val="0"/>
+        <w:adjustRightInd w:val="0"/>
+        <w:snapToGrid w:val="0"/>
+        <w:textAlignment w:val="baseline"/>
         <w:rPr>
           <w:rFonts w:hint="eastAsia"/>
           <w:lang w:val="en-US" w:eastAsia="zh-CN"/>
@@ -6028,9 +6090,552 @@
           <w:rFonts w:hint="eastAsia"/>
           <w:lang w:val="en-US" w:eastAsia="zh-CN"/>
         </w:rPr>
+        <w:t>考核指标</w:t>
+      </w:r>
+    </w:p>
+    <w:tbl>
+      <w:tblPr>
+        <w:tblStyle w:val="20"/>
+        <w:tblW w:w="7675" w:type="dxa"/>
+        <w:tblInd w:w="96" w:type="dxa"/>
+        <w:tblBorders>
+          <w:top w:val="none" w:color="auto" w:sz="0" w:space="0"/>
+          <w:left w:val="none" w:color="auto" w:sz="0" w:space="0"/>
+          <w:bottom w:val="none" w:color="auto" w:sz="0" w:space="0"/>
+          <w:right w:val="none" w:color="auto" w:sz="0" w:space="0"/>
+          <w:insideH w:val="none" w:color="auto" w:sz="0" w:space="0"/>
+          <w:insideV w:val="none" w:color="auto" w:sz="0" w:space="0"/>
+        </w:tblBorders>
+        <w:shd w:val="clear" w:color="auto" w:fill="auto"/>
+        <w:tblLayout w:type="autofit"/>
+        <w:tblCellMar>
+          <w:top w:w="0" w:type="dxa"/>
+          <w:left w:w="108" w:type="dxa"/>
+          <w:bottom w:w="0" w:type="dxa"/>
+          <w:right w:w="108" w:type="dxa"/>
+        </w:tblCellMar>
+      </w:tblPr>
+      <w:tblGrid>
+        <w:gridCol w:w="1663"/>
+        <w:gridCol w:w="1152"/>
+        <w:gridCol w:w="3552"/>
+        <w:gridCol w:w="1308"/>
+      </w:tblGrid>
+      <w:tr>
+        <w:tblPrEx>
+          <w:tblBorders>
+            <w:top w:val="none" w:color="auto" w:sz="0" w:space="0"/>
+            <w:left w:val="none" w:color="auto" w:sz="0" w:space="0"/>
+            <w:bottom w:val="none" w:color="auto" w:sz="0" w:space="0"/>
+            <w:right w:val="none" w:color="auto" w:sz="0" w:space="0"/>
+            <w:insideH w:val="none" w:color="auto" w:sz="0" w:space="0"/>
+            <w:insideV w:val="none" w:color="auto" w:sz="0" w:space="0"/>
+          </w:tblBorders>
+          <w:shd w:val="clear" w:color="auto" w:fill="auto"/>
+          <w:tblCellMar>
+            <w:top w:w="0" w:type="dxa"/>
+            <w:left w:w="108" w:type="dxa"/>
+            <w:bottom w:w="0" w:type="dxa"/>
+            <w:right w:w="108" w:type="dxa"/>
+          </w:tblCellMar>
+        </w:tblPrEx>
+        <w:trPr>
+          <w:trHeight w:val="493" w:hRule="atLeast"/>
+        </w:trPr>
+        <w:tc>
+          <w:tcPr>
+            <w:tcW w:w="1663" w:type="dxa"/>
+            <w:tcBorders>
+              <w:top w:val="single" w:color="000000" w:sz="4" w:space="0"/>
+              <w:left w:val="single" w:color="000000" w:sz="4" w:space="0"/>
+              <w:bottom w:val="single" w:color="000000" w:sz="4" w:space="0"/>
+              <w:right w:val="single" w:color="000000" w:sz="4" w:space="0"/>
+            </w:tcBorders>
+            <w:shd w:val="clear" w:color="auto" w:fill="C0C0C0"/>
+            <w:vAlign w:val="center"/>
+          </w:tcPr>
+          <w:p>
+            <w:pPr>
+              <w:keepNext w:val="0"/>
+              <w:keepLines w:val="0"/>
+              <w:widowControl/>
+              <w:suppressLineNumbers w:val="0"/>
+              <w:jc w:val="center"/>
+              <w:textAlignment w:val="center"/>
+              <w:rPr>
+                <w:rFonts w:hint="default" w:ascii="楷体_GB2312" w:hAnsi="宋体" w:eastAsia="楷体_GB2312" w:cs="楷体_GB2312"/>
+                <w:b/>
+                <w:bCs/>
+                <w:i w:val="0"/>
+                <w:iCs w:val="0"/>
+                <w:color w:val="000000"/>
+                <w:sz w:val="22"/>
+                <w:szCs w:val="22"/>
+                <w:u w:val="none"/>
+              </w:rPr>
+            </w:pPr>
+            <w:r>
+              <w:rPr>
+                <w:rFonts w:hint="default" w:ascii="楷体_GB2312" w:hAnsi="宋体" w:eastAsia="楷体_GB2312" w:cs="楷体_GB2312"/>
+                <w:b/>
+                <w:bCs/>
+                <w:i w:val="0"/>
+                <w:iCs w:val="0"/>
+                <w:snapToGrid w:val="0"/>
+                <w:color w:val="000000"/>
+                <w:kern w:val="0"/>
+                <w:sz w:val="22"/>
+                <w:szCs w:val="22"/>
+                <w:u w:val="none"/>
+                <w:lang w:val="en-US" w:eastAsia="zh-CN" w:bidi="ar"/>
+              </w:rPr>
+              <w:t>KPI</w:t>
+            </w:r>
+          </w:p>
+        </w:tc>
+        <w:tc>
+          <w:tcPr>
+            <w:tcW w:w="1152" w:type="dxa"/>
+            <w:tcBorders>
+              <w:top w:val="single" w:color="000000" w:sz="4" w:space="0"/>
+              <w:left w:val="single" w:color="000000" w:sz="4" w:space="0"/>
+              <w:bottom w:val="single" w:color="000000" w:sz="4" w:space="0"/>
+              <w:right w:val="single" w:color="000000" w:sz="4" w:space="0"/>
+            </w:tcBorders>
+            <w:shd w:val="clear" w:color="auto" w:fill="C0C0C0"/>
+            <w:vAlign w:val="center"/>
+          </w:tcPr>
+          <w:p>
+            <w:pPr>
+              <w:keepNext w:val="0"/>
+              <w:keepLines w:val="0"/>
+              <w:widowControl/>
+              <w:suppressLineNumbers w:val="0"/>
+              <w:jc w:val="center"/>
+              <w:textAlignment w:val="center"/>
+              <w:rPr>
+                <w:rFonts w:hint="default" w:ascii="楷体_GB2312" w:hAnsi="宋体" w:eastAsia="楷体_GB2312" w:cs="楷体_GB2312"/>
+                <w:b/>
+                <w:bCs/>
+                <w:i w:val="0"/>
+                <w:iCs w:val="0"/>
+                <w:color w:val="000000"/>
+                <w:sz w:val="22"/>
+                <w:szCs w:val="22"/>
+                <w:u w:val="none"/>
+              </w:rPr>
+            </w:pPr>
+            <w:r>
+              <w:rPr>
+                <w:rFonts w:hint="eastAsia" w:ascii="宋体" w:hAnsi="宋体" w:eastAsia="宋体" w:cs="宋体"/>
+                <w:i w:val="0"/>
+                <w:iCs w:val="0"/>
+                <w:snapToGrid w:val="0"/>
+                <w:color w:val="000000"/>
+                <w:kern w:val="0"/>
+                <w:sz w:val="21"/>
+                <w:szCs w:val="21"/>
+                <w:u w:val="none"/>
+                <w:bdr w:val="single" w:color="000000" w:sz="4" w:space="0"/>
+                <w:shd w:val="clear" w:fill="FFFFFF"/>
+                <w:lang w:val="en-US" w:eastAsia="zh-CN" w:bidi="ar"/>
+              </w:rPr>
+              <w:drawing>
+                <wp:anchor distT="0" distB="0" distL="114300" distR="114300" simplePos="0" relativeHeight="251662336" behindDoc="0" locked="0" layoutInCell="1" allowOverlap="1">
+                  <wp:simplePos x="0" y="0"/>
+                  <wp:positionH relativeFrom="column">
+                    <wp:posOffset>633730</wp:posOffset>
+                  </wp:positionH>
+                  <wp:positionV relativeFrom="paragraph">
+                    <wp:posOffset>269875</wp:posOffset>
+                  </wp:positionV>
+                  <wp:extent cx="1351280" cy="296545"/>
+                  <wp:effectExtent l="0" t="0" r="0" b="9525"/>
+                  <wp:wrapNone/>
+                  <wp:docPr id="6" name="文本框_4"/>
+                  <wp:cNvGraphicFramePr/>
+                  <a:graphic xmlns:a="http://schemas.openxmlformats.org/drawingml/2006/main">
+                    <a:graphicData uri="http://schemas.openxmlformats.org/drawingml/2006/picture">
+                      <pic:pic xmlns:pic="http://schemas.openxmlformats.org/drawingml/2006/picture">
+                        <pic:nvPicPr>
+                          <pic:cNvPr id="6" name="文本框_4"/>
+                          <pic:cNvPicPr/>
+                        </pic:nvPicPr>
+                        <pic:blipFill>
+                          <a:blip r:embed="rId12"/>
+                          <a:stretch>
+                            <a:fillRect/>
+                          </a:stretch>
+                        </pic:blipFill>
+                        <pic:spPr>
+                          <a:xfrm>
+                            <a:off x="0" y="0"/>
+                            <a:ext cx="1351280" cy="296545"/>
+                          </a:xfrm>
+                          <a:prstGeom prst="rect">
+                            <a:avLst/>
+                          </a:prstGeom>
+                          <a:noFill/>
+                          <a:ln>
+                            <a:noFill/>
+                          </a:ln>
+                        </pic:spPr>
+                      </pic:pic>
+                    </a:graphicData>
+                  </a:graphic>
+                </wp:anchor>
+              </w:drawing>
+            </w:r>
+            <w:r>
+              <w:rPr>
+                <w:rFonts w:hint="default" w:ascii="楷体_GB2312" w:hAnsi="宋体" w:eastAsia="楷体_GB2312" w:cs="楷体_GB2312"/>
+                <w:b/>
+                <w:bCs/>
+                <w:i w:val="0"/>
+                <w:iCs w:val="0"/>
+                <w:snapToGrid w:val="0"/>
+                <w:color w:val="000000"/>
+                <w:kern w:val="0"/>
+                <w:sz w:val="22"/>
+                <w:szCs w:val="22"/>
+                <w:u w:val="none"/>
+                <w:lang w:val="en-US" w:eastAsia="zh-CN" w:bidi="ar"/>
+              </w:rPr>
+              <w:t>目标值</w:t>
+            </w:r>
+          </w:p>
+        </w:tc>
+        <w:tc>
+          <w:tcPr>
+            <w:tcW w:w="3552" w:type="dxa"/>
+            <w:tcBorders>
+              <w:top w:val="single" w:color="000000" w:sz="4" w:space="0"/>
+              <w:left w:val="single" w:color="000000" w:sz="4" w:space="0"/>
+              <w:bottom w:val="single" w:color="000000" w:sz="4" w:space="0"/>
+              <w:right w:val="single" w:color="000000" w:sz="4" w:space="0"/>
+            </w:tcBorders>
+            <w:shd w:val="clear" w:color="auto" w:fill="C0C0C0"/>
+            <w:vAlign w:val="center"/>
+          </w:tcPr>
+          <w:p>
+            <w:pPr>
+              <w:keepNext w:val="0"/>
+              <w:keepLines w:val="0"/>
+              <w:widowControl/>
+              <w:suppressLineNumbers w:val="0"/>
+              <w:jc w:val="center"/>
+              <w:textAlignment w:val="center"/>
+              <w:rPr>
+                <w:rFonts w:hint="default" w:ascii="楷体_GB2312" w:hAnsi="宋体" w:eastAsia="楷体_GB2312" w:cs="楷体_GB2312"/>
+                <w:b/>
+                <w:bCs/>
+                <w:i w:val="0"/>
+                <w:iCs w:val="0"/>
+                <w:color w:val="000000"/>
+                <w:sz w:val="22"/>
+                <w:szCs w:val="22"/>
+                <w:u w:val="none"/>
+              </w:rPr>
+            </w:pPr>
+            <w:r>
+              <w:rPr>
+                <w:rFonts w:hint="default" w:ascii="楷体_GB2312" w:hAnsi="宋体" w:eastAsia="楷体_GB2312" w:cs="楷体_GB2312"/>
+                <w:b/>
+                <w:bCs/>
+                <w:i w:val="0"/>
+                <w:iCs w:val="0"/>
+                <w:snapToGrid w:val="0"/>
+                <w:color w:val="000000"/>
+                <w:kern w:val="0"/>
+                <w:sz w:val="22"/>
+                <w:szCs w:val="22"/>
+                <w:u w:val="none"/>
+                <w:lang w:val="en-US" w:eastAsia="zh-CN" w:bidi="ar"/>
+              </w:rPr>
+              <w:t>计算公式/方法</w:t>
+            </w:r>
+          </w:p>
+        </w:tc>
+        <w:tc>
+          <w:tcPr>
+            <w:tcW w:w="1308" w:type="dxa"/>
+            <w:tcBorders>
+              <w:top w:val="single" w:color="000000" w:sz="4" w:space="0"/>
+              <w:left w:val="single" w:color="000000" w:sz="4" w:space="0"/>
+              <w:bottom w:val="single" w:color="000000" w:sz="4" w:space="0"/>
+              <w:right w:val="single" w:color="000000" w:sz="4" w:space="0"/>
+            </w:tcBorders>
+            <w:shd w:val="clear" w:color="auto" w:fill="C0C0C0"/>
+            <w:vAlign w:val="center"/>
+          </w:tcPr>
+          <w:p>
+            <w:pPr>
+              <w:keepNext w:val="0"/>
+              <w:keepLines w:val="0"/>
+              <w:widowControl/>
+              <w:suppressLineNumbers w:val="0"/>
+              <w:jc w:val="center"/>
+              <w:textAlignment w:val="center"/>
+              <w:rPr>
+                <w:rFonts w:hint="default" w:ascii="楷体_GB2312" w:hAnsi="宋体" w:eastAsia="楷体_GB2312" w:cs="楷体_GB2312"/>
+                <w:b/>
+                <w:bCs/>
+                <w:i w:val="0"/>
+                <w:iCs w:val="0"/>
+                <w:color w:val="000000"/>
+                <w:sz w:val="22"/>
+                <w:szCs w:val="22"/>
+                <w:u w:val="none"/>
+              </w:rPr>
+            </w:pPr>
+            <w:r>
+              <w:rPr>
+                <w:rFonts w:hint="default" w:ascii="楷体_GB2312" w:hAnsi="宋体" w:eastAsia="楷体_GB2312" w:cs="楷体_GB2312"/>
+                <w:b/>
+                <w:bCs/>
+                <w:i w:val="0"/>
+                <w:iCs w:val="0"/>
+                <w:snapToGrid w:val="0"/>
+                <w:color w:val="000000"/>
+                <w:kern w:val="0"/>
+                <w:sz w:val="22"/>
+                <w:szCs w:val="22"/>
+                <w:u w:val="none"/>
+                <w:lang w:val="en-US" w:eastAsia="zh-CN" w:bidi="ar"/>
+              </w:rPr>
+              <w:t>频度</w:t>
+            </w:r>
+          </w:p>
+        </w:tc>
+      </w:tr>
+      <w:tr>
+        <w:tblPrEx>
+          <w:tblBorders>
+            <w:top w:val="none" w:color="auto" w:sz="0" w:space="0"/>
+            <w:left w:val="none" w:color="auto" w:sz="0" w:space="0"/>
+            <w:bottom w:val="none" w:color="auto" w:sz="0" w:space="0"/>
+            <w:right w:val="none" w:color="auto" w:sz="0" w:space="0"/>
+            <w:insideH w:val="none" w:color="auto" w:sz="0" w:space="0"/>
+            <w:insideV w:val="none" w:color="auto" w:sz="0" w:space="0"/>
+          </w:tblBorders>
+          <w:shd w:val="clear" w:color="auto" w:fill="auto"/>
+          <w:tblCellMar>
+            <w:top w:w="0" w:type="dxa"/>
+            <w:left w:w="108" w:type="dxa"/>
+            <w:bottom w:w="0" w:type="dxa"/>
+            <w:right w:w="108" w:type="dxa"/>
+          </w:tblCellMar>
+        </w:tblPrEx>
+        <w:trPr>
+          <w:trHeight w:val="493" w:hRule="atLeast"/>
+        </w:trPr>
+        <w:tc>
+          <w:tcPr>
+            <w:tcW w:w="1663" w:type="dxa"/>
+            <w:tcBorders>
+              <w:top w:val="single" w:color="000000" w:sz="4" w:space="0"/>
+              <w:left w:val="single" w:color="000000" w:sz="4" w:space="0"/>
+              <w:bottom w:val="single" w:color="000000" w:sz="4" w:space="0"/>
+              <w:right w:val="single" w:color="000000" w:sz="4" w:space="0"/>
+            </w:tcBorders>
+            <w:shd w:val="clear" w:color="auto" w:fill="auto"/>
+            <w:vAlign w:val="center"/>
+          </w:tcPr>
+          <w:p>
+            <w:pPr>
+              <w:keepNext w:val="0"/>
+              <w:keepLines w:val="0"/>
+              <w:widowControl/>
+              <w:suppressLineNumbers w:val="0"/>
+              <w:ind w:left="0" w:leftChars="0" w:right="0" w:rightChars="0" w:firstLine="0" w:firstLineChars="0"/>
+              <w:jc w:val="center"/>
+              <w:textAlignment w:val="center"/>
+              <w:rPr>
+                <w:rFonts w:hint="eastAsia" w:ascii="宋体" w:hAnsi="宋体" w:eastAsia="宋体" w:cs="宋体"/>
+                <w:i w:val="0"/>
+                <w:iCs w:val="0"/>
+                <w:snapToGrid w:val="0"/>
+                <w:color w:val="000000"/>
+                <w:kern w:val="0"/>
+                <w:sz w:val="21"/>
+                <w:szCs w:val="21"/>
+                <w:u w:val="none"/>
+                <w:lang w:val="en-US" w:eastAsia="zh-CN" w:bidi="ar"/>
+              </w:rPr>
+            </w:pPr>
+            <w:r>
+              <w:rPr>
+                <w:rFonts w:hint="eastAsia" w:ascii="宋体" w:hAnsi="宋体" w:eastAsia="宋体" w:cs="宋体"/>
+                <w:i w:val="0"/>
+                <w:iCs w:val="0"/>
+                <w:snapToGrid w:val="0"/>
+                <w:color w:val="000000"/>
+                <w:kern w:val="0"/>
+                <w:sz w:val="21"/>
+                <w:szCs w:val="21"/>
+                <w:u w:val="none"/>
+                <w:lang w:val="en-US" w:eastAsia="zh-CN" w:bidi="ar"/>
+              </w:rPr>
+              <w:t>客户满意度</w:t>
+            </w:r>
+          </w:p>
+        </w:tc>
+        <w:tc>
+          <w:tcPr>
+            <w:tcW w:w="1152" w:type="dxa"/>
+            <w:tcBorders>
+              <w:top w:val="single" w:color="000000" w:sz="4" w:space="0"/>
+              <w:left w:val="single" w:color="000000" w:sz="4" w:space="0"/>
+              <w:bottom w:val="single" w:color="000000" w:sz="4" w:space="0"/>
+              <w:right w:val="single" w:color="000000" w:sz="4" w:space="0"/>
+            </w:tcBorders>
+            <w:shd w:val="clear" w:color="auto" w:fill="auto"/>
+            <w:vAlign w:val="center"/>
+          </w:tcPr>
+          <w:p>
+            <w:pPr>
+              <w:keepNext w:val="0"/>
+              <w:keepLines w:val="0"/>
+              <w:widowControl/>
+              <w:suppressLineNumbers w:val="0"/>
+              <w:jc w:val="left"/>
+              <w:textAlignment w:val="center"/>
+              <w:rPr>
+                <w:rFonts w:hint="eastAsia" w:ascii="宋体" w:hAnsi="宋体" w:eastAsia="宋体" w:cs="宋体"/>
+                <w:i w:val="0"/>
+                <w:iCs w:val="0"/>
+                <w:snapToGrid w:val="0"/>
+                <w:color w:val="000000"/>
+                <w:kern w:val="0"/>
+                <w:sz w:val="21"/>
+                <w:szCs w:val="21"/>
+                <w:u w:val="none"/>
+                <w:lang w:val="en-US" w:eastAsia="zh-CN" w:bidi="ar"/>
+              </w:rPr>
+            </w:pPr>
+            <w:r>
+              <w:rPr>
+                <w:rFonts w:hint="eastAsia" w:ascii="宋体" w:hAnsi="宋体" w:eastAsia="宋体" w:cs="宋体"/>
+                <w:i w:val="0"/>
+                <w:iCs w:val="0"/>
+                <w:snapToGrid w:val="0"/>
+                <w:color w:val="000000"/>
+                <w:kern w:val="0"/>
+                <w:sz w:val="21"/>
+                <w:szCs w:val="21"/>
+                <w:u w:val="none"/>
+                <w:lang w:val="en-US" w:eastAsia="zh-CN" w:bidi="ar"/>
+              </w:rPr>
+              <w:t>≥90%</w:t>
+            </w:r>
+          </w:p>
+        </w:tc>
+        <w:tc>
+          <w:tcPr>
+            <w:tcW w:w="3552" w:type="dxa"/>
+            <w:tcBorders>
+              <w:top w:val="single" w:color="000000" w:sz="4" w:space="0"/>
+              <w:left w:val="single" w:color="000000" w:sz="4" w:space="0"/>
+              <w:bottom w:val="single" w:color="000000" w:sz="4" w:space="0"/>
+              <w:right w:val="single" w:color="000000" w:sz="4" w:space="0"/>
+            </w:tcBorders>
+            <w:shd w:val="clear" w:color="auto" w:fill="auto"/>
+            <w:vAlign w:val="center"/>
+          </w:tcPr>
+          <w:p>
+            <w:pPr>
+              <w:keepNext w:val="0"/>
+              <w:keepLines w:val="0"/>
+              <w:widowControl/>
+              <w:suppressLineNumbers w:val="0"/>
+              <w:jc w:val="right"/>
+              <w:textAlignment w:val="center"/>
+              <w:rPr>
+                <w:rFonts w:hint="eastAsia" w:ascii="宋体" w:hAnsi="宋体" w:eastAsia="宋体" w:cs="宋体"/>
+                <w:i w:val="0"/>
+                <w:iCs w:val="0"/>
+                <w:snapToGrid w:val="0"/>
+                <w:color w:val="000000"/>
+                <w:kern w:val="0"/>
+                <w:sz w:val="21"/>
+                <w:szCs w:val="21"/>
+                <w:u w:val="none"/>
+                <w:lang w:val="en-US" w:eastAsia="zh-CN" w:bidi="ar"/>
+              </w:rPr>
+            </w:pPr>
+          </w:p>
+        </w:tc>
+        <w:tc>
+          <w:tcPr>
+            <w:tcW w:w="1308" w:type="dxa"/>
+            <w:tcBorders>
+              <w:top w:val="single" w:color="000000" w:sz="4" w:space="0"/>
+              <w:left w:val="single" w:color="000000" w:sz="4" w:space="0"/>
+              <w:bottom w:val="single" w:color="000000" w:sz="4" w:space="0"/>
+              <w:right w:val="single" w:color="000000" w:sz="4" w:space="0"/>
+            </w:tcBorders>
+            <w:shd w:val="clear" w:color="auto" w:fill="auto"/>
+            <w:vAlign w:val="center"/>
+          </w:tcPr>
+          <w:p>
+            <w:pPr>
+              <w:keepNext w:val="0"/>
+              <w:keepLines w:val="0"/>
+              <w:widowControl/>
+              <w:suppressLineNumbers w:val="0"/>
+              <w:jc w:val="left"/>
+              <w:textAlignment w:val="center"/>
+              <w:rPr>
+                <w:rFonts w:hint="eastAsia" w:ascii="宋体" w:hAnsi="宋体" w:eastAsia="宋体" w:cs="宋体"/>
+                <w:i w:val="0"/>
+                <w:iCs w:val="0"/>
+                <w:snapToGrid w:val="0"/>
+                <w:color w:val="000000"/>
+                <w:kern w:val="0"/>
+                <w:sz w:val="21"/>
+                <w:szCs w:val="21"/>
+                <w:u w:val="none"/>
+                <w:lang w:val="en-US" w:eastAsia="zh-CN" w:bidi="ar"/>
+              </w:rPr>
+            </w:pPr>
+            <w:r>
+              <w:rPr>
+                <w:rFonts w:hint="eastAsia" w:ascii="宋体" w:hAnsi="宋体" w:eastAsia="宋体" w:cs="宋体"/>
+                <w:i w:val="0"/>
+                <w:iCs w:val="0"/>
+                <w:snapToGrid w:val="0"/>
+                <w:color w:val="000000"/>
+                <w:kern w:val="0"/>
+                <w:sz w:val="21"/>
+                <w:szCs w:val="21"/>
+                <w:u w:val="none"/>
+                <w:lang w:val="en-US" w:eastAsia="zh-CN" w:bidi="ar"/>
+              </w:rPr>
+              <w:t>半年度</w:t>
+            </w:r>
+          </w:p>
+        </w:tc>
+      </w:tr>
+    </w:tbl>
+    <w:p>
+      <w:pPr>
+        <w:pStyle w:val="28"/>
+        <w:bidi w:val="0"/>
+        <w:rPr>
+          <w:rFonts w:hint="eastAsia"/>
+          <w:lang w:val="en-US" w:eastAsia="zh-CN"/>
+        </w:rPr>
+      </w:pPr>
+      <w:r>
+        <w:rPr>
+          <w:rFonts w:hint="eastAsia"/>
+          <w:lang w:val="en-US" w:eastAsia="zh-CN"/>
+        </w:rPr>
         <w:t>相关文件</w:t>
       </w:r>
       <w:bookmarkEnd w:id="29"/>
+      <w:bookmarkStart w:id="30" w:name="_GoBack"/>
+      <w:bookmarkEnd w:id="30"/>
     </w:p>
     <w:p>
       <w:pPr>

--- a/4.质量管理/1.流程制度规范类文件/JXTX-04-03-客户满意度调查管理制度.docx
+++ b/4.质量管理/1.流程制度规范类文件/JXTX-04-03-客户满意度调查管理制度.docx
@@ -1627,12 +1627,6 @@
             <w:insideH w:val="single" w:color="000000" w:sz="2" w:space="0"/>
             <w:insideV w:val="single" w:color="000000" w:sz="2" w:space="0"/>
           </w:tblBorders>
-          <w:tblCellMar>
-            <w:top w:w="0" w:type="dxa"/>
-            <w:left w:w="0" w:type="dxa"/>
-            <w:bottom w:w="0" w:type="dxa"/>
-            <w:right w:w="0" w:type="dxa"/>
-          </w:tblCellMar>
         </w:tblPrEx>
         <w:trPr>
           <w:trHeight w:val="556" w:hRule="atLeast"/>
@@ -5386,7 +5380,7 @@
           <w:rFonts w:hint="eastAsia"/>
           <w:lang w:val="en-US" w:eastAsia="zh-CN"/>
         </w:rPr>
-        <w:t>调研及设计问卷时间：每年一次</w:t>
+        <w:t>调研及设计问卷时间：每半年一次</w:t>
       </w:r>
     </w:p>
     <w:p>
@@ -5416,7 +5410,7 @@
           <w:rFonts w:hint="eastAsia"/>
           <w:lang w:val="en-US" w:eastAsia="zh-CN"/>
         </w:rPr>
-        <w:t>满意度调查问卷数据收集：每年一次</w:t>
+        <w:t>满意度调查问卷数据收集：每半年一次</w:t>
       </w:r>
     </w:p>
     <w:p>
@@ -5446,7 +5440,7 @@
           <w:rFonts w:hint="eastAsia"/>
           <w:lang w:val="en-US" w:eastAsia="zh-CN"/>
         </w:rPr>
-        <w:t>整理及分析问卷时间：每年一次</w:t>
+        <w:t>整理及分析问卷时间：每半年一次</w:t>
       </w:r>
     </w:p>
     <w:p>
@@ -6225,67 +6219,6 @@
                 <w:u w:val="none"/>
               </w:rPr>
             </w:pPr>
-            <w:r>
-              <w:rPr>
-                <w:rFonts w:hint="eastAsia" w:ascii="宋体" w:hAnsi="宋体" w:eastAsia="宋体" w:cs="宋体"/>
-                <w:i w:val="0"/>
-                <w:iCs w:val="0"/>
-                <w:snapToGrid w:val="0"/>
-                <w:color w:val="000000"/>
-                <w:kern w:val="0"/>
-                <w:sz w:val="21"/>
-                <w:szCs w:val="21"/>
-                <w:u w:val="none"/>
-                <w:bdr w:val="single" w:color="000000" w:sz="4" w:space="0"/>
-                <w:shd w:val="clear" w:fill="FFFFFF"/>
-                <w:lang w:val="en-US" w:eastAsia="zh-CN" w:bidi="ar"/>
-              </w:rPr>
-              <w:drawing>
-                <wp:anchor distT="0" distB="0" distL="114300" distR="114300" simplePos="0" relativeHeight="251662336" behindDoc="0" locked="0" layoutInCell="1" allowOverlap="1">
-                  <wp:simplePos x="0" y="0"/>
-                  <wp:positionH relativeFrom="column">
-                    <wp:posOffset>633730</wp:posOffset>
-                  </wp:positionH>
-                  <wp:positionV relativeFrom="paragraph">
-                    <wp:posOffset>269875</wp:posOffset>
-                  </wp:positionV>
-                  <wp:extent cx="1351280" cy="296545"/>
-                  <wp:effectExtent l="0" t="0" r="0" b="9525"/>
-                  <wp:wrapNone/>
-                  <wp:docPr id="6" name="文本框_4"/>
-                  <wp:cNvGraphicFramePr/>
-                  <a:graphic xmlns:a="http://schemas.openxmlformats.org/drawingml/2006/main">
-                    <a:graphicData uri="http://schemas.openxmlformats.org/drawingml/2006/picture">
-                      <pic:pic xmlns:pic="http://schemas.openxmlformats.org/drawingml/2006/picture">
-                        <pic:nvPicPr>
-                          <pic:cNvPr id="6" name="文本框_4"/>
-                          <pic:cNvPicPr/>
-                        </pic:nvPicPr>
-                        <pic:blipFill>
-                          <a:blip r:embed="rId12"/>
-                          <a:stretch>
-                            <a:fillRect/>
-                          </a:stretch>
-                        </pic:blipFill>
-                        <pic:spPr>
-                          <a:xfrm>
-                            <a:off x="0" y="0"/>
-                            <a:ext cx="1351280" cy="296545"/>
-                          </a:xfrm>
-                          <a:prstGeom prst="rect">
-                            <a:avLst/>
-                          </a:prstGeom>
-                          <a:noFill/>
-                          <a:ln>
-                            <a:noFill/>
-                          </a:ln>
-                        </pic:spPr>
-                      </pic:pic>
-                    </a:graphicData>
-                  </a:graphic>
-                </wp:anchor>
-              </w:drawing>
-            </w:r>
             <w:r>
               <w:rPr>
                 <w:rFonts w:hint="default" w:ascii="楷体_GB2312" w:hAnsi="宋体" w:eastAsia="楷体_GB2312" w:cs="楷体_GB2312"/>
@@ -6548,7 +6481,7 @@
               <w:keepLines w:val="0"/>
               <w:widowControl/>
               <w:suppressLineNumbers w:val="0"/>
-              <w:jc w:val="right"/>
+              <w:jc w:val="left"/>
               <w:textAlignment w:val="center"/>
               <w:rPr>
                 <w:rFonts w:hint="eastAsia" w:ascii="宋体" w:hAnsi="宋体" w:eastAsia="宋体" w:cs="宋体"/>
@@ -6563,6 +6496,49 @@
                 <w:lang w:val="en-US" w:eastAsia="zh-CN" w:bidi="ar"/>
               </w:rPr>
             </w:pPr>
+            <w:r>
+              <w:drawing>
+                <wp:inline distT="0" distB="0" distL="114300" distR="114300">
+                  <wp:extent cx="1847215" cy="255905"/>
+                  <wp:effectExtent l="0" t="0" r="0" b="2540"/>
+                  <wp:docPr id="4" name="图片 2"/>
+                  <wp:cNvGraphicFramePr>
+                    <a:graphicFrameLocks xmlns:a="http://schemas.openxmlformats.org/drawingml/2006/main" noChangeAspect="1"/>
+                  </wp:cNvGraphicFramePr>
+                  <a:graphic xmlns:a="http://schemas.openxmlformats.org/drawingml/2006/main">
+                    <a:graphicData uri="http://schemas.openxmlformats.org/drawingml/2006/picture">
+                      <pic:pic xmlns:pic="http://schemas.openxmlformats.org/drawingml/2006/picture">
+                        <pic:nvPicPr>
+                          <pic:cNvPr id="4" name="图片 2"/>
+                          <pic:cNvPicPr>
+                            <a:picLocks noChangeAspect="1"/>
+                          </pic:cNvPicPr>
+                        </pic:nvPicPr>
+                        <pic:blipFill>
+                          <a:blip r:embed="rId12"/>
+                          <a:stretch>
+                            <a:fillRect/>
+                          </a:stretch>
+                        </pic:blipFill>
+                        <pic:spPr>
+                          <a:xfrm>
+                            <a:off x="0" y="0"/>
+                            <a:ext cx="1847215" cy="255905"/>
+                          </a:xfrm>
+                          <a:prstGeom prst="rect">
+                            <a:avLst/>
+                          </a:prstGeom>
+                          <a:noFill/>
+                          <a:ln>
+                            <a:noFill/>
+                          </a:ln>
+                        </pic:spPr>
+                      </pic:pic>
+                    </a:graphicData>
+                  </a:graphic>
+                </wp:inline>
+              </w:drawing>
+            </w:r>
           </w:p>
         </w:tc>
         <w:tc>
@@ -6634,8 +6610,6 @@
         <w:t>相关文件</w:t>
       </w:r>
       <w:bookmarkEnd w:id="29"/>
-      <w:bookmarkStart w:id="30" w:name="_GoBack"/>
-      <w:bookmarkEnd w:id="30"/>
     </w:p>
     <w:p>
       <w:pPr>
@@ -6724,7 +6698,16 @@
           <w:rFonts w:hint="eastAsia"/>
           <w:lang w:val="en-US" w:eastAsia="zh-CN"/>
         </w:rPr>
-        <w:t>《客户满意度调查报告》</w:t>
+        <w:t>《客户满意度调查报告</w:t>
+      </w:r>
+      <w:bookmarkStart w:id="30" w:name="_GoBack"/>
+      <w:bookmarkEnd w:id="30"/>
+      <w:r>
+        <w:rPr>
+          <w:rFonts w:hint="eastAsia"/>
+          <w:lang w:val="en-US" w:eastAsia="zh-CN"/>
+        </w:rPr>
+        <w:t>》</w:t>
       </w:r>
     </w:p>
     <w:sectPr>

--- a/4.质量管理/1.流程制度规范类文件/JXTX-04-03-客户满意度调查管理制度.docx
+++ b/4.质量管理/1.流程制度规范类文件/JXTX-04-03-客户满意度调查管理制度.docx
@@ -1,10 +1,11 @@
 
 <file path=word/document.xml><?xml version="1.0" encoding="utf-8"?>
-<w:document xmlns:wpc="http://schemas.microsoft.com/office/word/2010/wordprocessingCanvas" xmlns:mc="http://schemas.openxmlformats.org/markup-compatibility/2006" xmlns:o="urn:schemas-microsoft-com:office:office" xmlns:r="http://schemas.openxmlformats.org/officeDocument/2006/relationships" xmlns:m="http://schemas.openxmlformats.org/officeDocument/2006/math" xmlns:v="urn:schemas-microsoft-com:vml" xmlns:wp14="http://schemas.microsoft.com/office/word/2010/wordprocessingDrawing" xmlns:wp="http://schemas.openxmlformats.org/drawingml/2006/wordprocessingDrawing" xmlns:w="http://schemas.openxmlformats.org/wordprocessingml/2006/main" xmlns:w14="http://schemas.microsoft.com/office/word/2010/wordml" xmlns:w10="urn:schemas-microsoft-com:office:word" xmlns:w15="http://schemas.microsoft.com/office/word/2012/wordml" xmlns:wpg="http://schemas.microsoft.com/office/word/2010/wordprocessingGroup" xmlns:wpi="http://schemas.microsoft.com/office/word/2010/wordprocessingInk" xmlns:wne="http://schemas.microsoft.com/office/word/2006/wordml" xmlns:wps="http://schemas.microsoft.com/office/word/2010/wordprocessingShape" xmlns:wpsCustomData="http://www.wps.cn/officeDocument/2013/wpsCustomData" mc:Ignorable="w14 w15 wp14">
+<w:document xmlns:wpc="http://schemas.microsoft.com/office/word/2010/wordprocessingCanvas" xmlns:mc="http://schemas.openxmlformats.org/markup-compatibility/2006" xmlns:o="urn:schemas-microsoft-com:office:office" xmlns:r="http://schemas.openxmlformats.org/officeDocument/2006/relationships" xmlns:m="http://schemas.openxmlformats.org/officeDocument/2006/math" xmlns:v="urn:schemas-microsoft-com:vml" xmlns:wp14="http://schemas.microsoft.com/office/word/2010/wordprocessingDrawing" xmlns:wp="http://schemas.openxmlformats.org/drawingml/2006/wordprocessingDrawing" xmlns:w10="urn:schemas-microsoft-com:office:word" xmlns:w="http://schemas.openxmlformats.org/wordprocessingml/2006/main" xmlns:w14="http://schemas.microsoft.com/office/word/2010/wordml" xmlns:w15="http://schemas.microsoft.com/office/word/2012/wordml" xmlns:wne="http://schemas.microsoft.com/office/word/2006/wordml" xmlns:wpg="http://schemas.microsoft.com/office/word/2010/wordprocessingGroup" xmlns:wpi="http://schemas.microsoft.com/office/word/2010/wordprocessingInk" xmlns:wps="http://schemas.microsoft.com/office/word/2010/wordprocessingShape" mc:Ignorable="w14 w15 wp14">
+  <!-- Generated by Aspose.Words for .NET 13.3.0.1 -->
   <w:body>
     <w:p>
       <w:pPr>
-        <w:pStyle w:val="24"/>
+        <w:pStyle w:val="a"/>
         <w:keepNext w:val="0"/>
         <w:keepLines w:val="0"/>
         <w:pageBreakBefore w:val="0"/>
@@ -24,7 +25,7 @@
       <w:bookmarkStart w:id="0" w:name="_Toc32360"/>
       <w:r>
         <w:drawing>
-          <wp:anchor distT="0" distB="0" distL="114300" distR="114300" simplePos="0" relativeHeight="251661312" behindDoc="1" locked="0" layoutInCell="1" allowOverlap="1">
+          <wp:anchor distT="0" distB="0" distL="114300" distR="114300" simplePos="0" relativeHeight="251660288" behindDoc="1" locked="0" layoutInCell="1" allowOverlap="1">
             <wp:simplePos x="0" y="0"/>
             <wp:positionH relativeFrom="column">
               <wp:posOffset>-19050</wp:posOffset>
@@ -49,7 +50,7 @@
                     </pic:cNvPicPr>
                   </pic:nvPicPr>
                   <pic:blipFill>
-                    <a:blip r:embed="rId7"/>
+                    <a:blip xmlns:r="http://schemas.openxmlformats.org/officeDocument/2006/relationships" r:embed="rId4"/>
                     <a:stretch>
                       <a:fillRect/>
                     </a:stretch>
@@ -75,7 +76,7 @@
       </w:r>
       <w:r>
         <w:drawing>
-          <wp:anchor distT="0" distB="0" distL="114300" distR="114300" simplePos="0" relativeHeight="251660288" behindDoc="1" locked="0" layoutInCell="1" allowOverlap="1">
+          <wp:anchor distT="0" distB="0" distL="114300" distR="114300" simplePos="0" relativeHeight="251659264" behindDoc="1" locked="0" layoutInCell="1" allowOverlap="1">
             <wp:simplePos x="0" y="0"/>
             <wp:positionH relativeFrom="column">
               <wp:posOffset>0</wp:posOffset>
@@ -100,7 +101,7 @@
                     </pic:cNvPicPr>
                   </pic:nvPicPr>
                   <pic:blipFill>
-                    <a:blip r:embed="rId8"/>
+                    <a:blip xmlns:r="http://schemas.openxmlformats.org/officeDocument/2006/relationships" r:embed="rId5"/>
                     <a:stretch>
                       <a:fillRect/>
                     </a:stretch>
@@ -130,7 +131,7 @@
           <w:lang w:val="en-US" w:eastAsia="zh-CN"/>
         </w:rPr>
         <w:drawing>
-          <wp:anchor distT="0" distB="0" distL="114300" distR="114300" simplePos="0" relativeHeight="251659264" behindDoc="1" locked="0" layoutInCell="1" allowOverlap="1">
+          <wp:anchor distT="0" distB="0" distL="114300" distR="114300" simplePos="0" relativeHeight="251658240" behindDoc="1" locked="0" layoutInCell="1" allowOverlap="1">
             <wp:simplePos x="0" y="0"/>
             <wp:positionH relativeFrom="column">
               <wp:posOffset>635</wp:posOffset>
@@ -155,7 +156,7 @@
                     </pic:cNvPicPr>
                   </pic:nvPicPr>
                   <pic:blipFill>
-                    <a:blip r:embed="rId9">
+                    <a:blip xmlns:r="http://schemas.openxmlformats.org/officeDocument/2006/relationships" r:embed="rId6">
                       <a:alphaModFix amt="58000"/>
                       <a:lum contrast="-52000"/>
                     </a:blip>
@@ -189,7 +190,7 @@
     </w:p>
     <w:p>
       <w:pPr>
-        <w:pStyle w:val="25"/>
+        <w:pStyle w:val="a0"/>
         <w:keepNext w:val="0"/>
         <w:keepLines w:val="0"/>
         <w:pageBreakBefore w:val="0"/>
@@ -236,11 +237,11 @@
         <w:adjustRightInd w:val="0"/>
         <w:snapToGrid w:val="0"/>
         <w:spacing w:after="624" w:afterLines="200" w:line="219" w:lineRule="auto"/>
-        <w:ind w:left="0" w:leftChars="0" w:right="0" w:rightChars="0" w:firstLine="0" w:firstLineChars="0"/>
+        <w:ind w:left="0" w:right="0" w:firstLine="0" w:leftChars="0" w:rightChars="0" w:firstLineChars="0"/>
         <w:jc w:val="center"/>
         <w:textAlignment w:val="baseline"/>
         <w:rPr>
-          <w:rFonts w:hint="eastAsia" w:ascii="宋体" w:hAnsi="宋体" w:eastAsia="宋体" w:cs="宋体"/>
+          <w:rFonts w:ascii="宋体" w:eastAsia="宋体" w:hAnsi="宋体" w:cs="宋体" w:hint="eastAsia"/>
           <w:sz w:val="24"/>
           <w:szCs w:val="24"/>
           <w:lang w:val="en-US" w:eastAsia="zh-CN"/>
@@ -248,7 +249,7 @@
       </w:pPr>
       <w:r>
         <w:rPr>
-          <w:rFonts w:ascii="宋体" w:hAnsi="宋体" w:eastAsia="宋体" w:cs="宋体"/>
+          <w:rFonts w:ascii="宋体" w:eastAsia="宋体" w:hAnsi="宋体" w:cs="宋体"/>
           <w:b/>
           <w:bCs/>
           <w:spacing w:val="-3"/>
@@ -259,7 +260,7 @@
       </w:r>
       <w:r>
         <w:rPr>
-          <w:rFonts w:hint="eastAsia" w:ascii="宋体" w:hAnsi="宋体" w:eastAsia="宋体" w:cs="宋体"/>
+          <w:rFonts w:ascii="宋体" w:eastAsia="宋体" w:hAnsi="宋体" w:cs="宋体" w:hint="eastAsia"/>
           <w:b/>
           <w:bCs/>
           <w:spacing w:val="-3"/>
@@ -271,7 +272,7 @@
       </w:r>
       <w:r>
         <w:rPr>
-          <w:rFonts w:ascii="宋体" w:hAnsi="宋体" w:eastAsia="宋体" w:cs="宋体"/>
+          <w:rFonts w:ascii="宋体" w:eastAsia="宋体" w:hAnsi="宋体" w:cs="宋体"/>
           <w:b/>
           <w:bCs/>
           <w:spacing w:val="-3"/>
@@ -282,7 +283,7 @@
       </w:r>
       <w:r>
         <w:rPr>
-          <w:rFonts w:hint="eastAsia" w:ascii="宋体" w:hAnsi="宋体" w:cs="宋体"/>
+          <w:rFonts w:ascii="宋体" w:hAnsi="宋体" w:cs="宋体" w:hint="eastAsia"/>
           <w:b/>
           <w:bCs/>
           <w:spacing w:val="-3"/>
@@ -294,7 +295,7 @@
       </w:r>
       <w:r>
         <w:rPr>
-          <w:rFonts w:ascii="宋体" w:hAnsi="宋体" w:eastAsia="宋体" w:cs="宋体"/>
+          <w:rFonts w:ascii="宋体" w:eastAsia="宋体" w:hAnsi="宋体" w:cs="宋体"/>
           <w:b/>
           <w:bCs/>
           <w:spacing w:val="-3"/>
@@ -305,7 +306,7 @@
       </w:r>
       <w:r>
         <w:rPr>
-          <w:rFonts w:hint="eastAsia" w:ascii="宋体" w:hAnsi="宋体" w:cs="宋体"/>
+          <w:rFonts w:ascii="宋体" w:hAnsi="宋体" w:cs="宋体" w:hint="eastAsia"/>
           <w:b/>
           <w:bCs/>
           <w:spacing w:val="-3"/>
@@ -318,18 +319,17 @@
     </w:p>
     <w:tbl>
       <w:tblPr>
-        <w:tblStyle w:val="21"/>
+        <w:tblStyle w:val="TableGrid"/>
         <w:tblW w:w="0" w:type="auto"/>
         <w:jc w:val="center"/>
         <w:tblBorders>
-          <w:top w:val="none" w:color="auto" w:sz="0" w:space="0"/>
-          <w:left w:val="none" w:color="auto" w:sz="0" w:space="0"/>
-          <w:bottom w:val="none" w:color="auto" w:sz="0" w:space="0"/>
-          <w:right w:val="none" w:color="auto" w:sz="0" w:space="0"/>
-          <w:insideH w:val="none" w:color="auto" w:sz="0" w:space="0"/>
-          <w:insideV w:val="none" w:color="auto" w:sz="0" w:space="0"/>
+          <w:top w:val="nil"/>
+          <w:left w:val="nil"/>
+          <w:bottom w:val="nil"/>
+          <w:right w:val="nil"/>
+          <w:insideH w:val="nil"/>
+          <w:insideV w:val="nil"/>
         </w:tblBorders>
-        <w:tblLayout w:type="autofit"/>
         <w:tblCellMar>
           <w:top w:w="0" w:type="dxa"/>
           <w:left w:w="108" w:type="dxa"/>
@@ -343,13 +343,15 @@
       </w:tblGrid>
       <w:tr>
         <w:tblPrEx>
+          <w:tblW w:w="0" w:type="auto"/>
+          <w:jc w:val="center"/>
           <w:tblBorders>
-            <w:top w:val="none" w:color="auto" w:sz="0" w:space="0"/>
-            <w:left w:val="none" w:color="auto" w:sz="0" w:space="0"/>
-            <w:bottom w:val="none" w:color="auto" w:sz="0" w:space="0"/>
-            <w:right w:val="none" w:color="auto" w:sz="0" w:space="0"/>
-            <w:insideH w:val="none" w:color="auto" w:sz="0" w:space="0"/>
-            <w:insideV w:val="none" w:color="auto" w:sz="0" w:space="0"/>
+            <w:top w:val="nil"/>
+            <w:left w:val="nil"/>
+            <w:bottom w:val="nil"/>
+            <w:right w:val="nil"/>
+            <w:insideH w:val="nil"/>
+            <w:insideV w:val="nil"/>
           </w:tblBorders>
           <w:tblCellMar>
             <w:top w:w="0" w:type="dxa"/>
@@ -359,7 +361,7 @@
           </w:tblCellMar>
         </w:tblPrEx>
         <w:trPr>
-          <w:trHeight w:val="810" w:hRule="atLeast"/>
+          <w:trHeight w:val="810"/>
           <w:jc w:val="center"/>
         </w:trPr>
         <w:tc>
@@ -398,7 +400,7 @@
             </w:r>
             <w:r>
               <w:rPr>
-                <w:rFonts w:hint="default" w:asciiTheme="minorAscii" w:hAnsiTheme="minorAscii" w:eastAsiaTheme="minorEastAsia"/>
+                <w:rFonts w:asciiTheme="minorAscii" w:eastAsiaTheme="minorEastAsia" w:hAnsiTheme="minorAscii" w:hint="default"/>
                 <w:spacing w:val="227"/>
                 <w:sz w:val="21"/>
                 <w:vertAlign w:val="baseline"/>
@@ -453,7 +455,7 @@
             </w:r>
             <w:r>
               <w:rPr>
-                <w:rFonts w:hint="eastAsia" w:asciiTheme="minorAscii" w:hAnsiTheme="minorAscii" w:eastAsiaTheme="minorEastAsia"/>
+                <w:rFonts w:asciiTheme="minorAscii" w:eastAsiaTheme="minorEastAsia" w:hAnsiTheme="minorAscii" w:hint="eastAsia"/>
                 <w:spacing w:val="227"/>
                 <w:sz w:val="21"/>
                 <w:vertAlign w:val="baseline"/>
@@ -475,14 +477,8 @@
       </w:tr>
       <w:tr>
         <w:tblPrEx>
-          <w:tblBorders>
-            <w:top w:val="none" w:color="auto" w:sz="0" w:space="0"/>
-            <w:left w:val="none" w:color="auto" w:sz="0" w:space="0"/>
-            <w:bottom w:val="none" w:color="auto" w:sz="0" w:space="0"/>
-            <w:right w:val="none" w:color="auto" w:sz="0" w:space="0"/>
-            <w:insideH w:val="none" w:color="auto" w:sz="0" w:space="0"/>
-            <w:insideV w:val="none" w:color="auto" w:sz="0" w:space="0"/>
-          </w:tblBorders>
+          <w:tblW w:w="0" w:type="auto"/>
+          <w:jc w:val="center"/>
           <w:tblCellMar>
             <w:top w:w="0" w:type="dxa"/>
             <w:left w:w="108" w:type="dxa"/>
@@ -491,7 +487,7 @@
           </w:tblCellMar>
         </w:tblPrEx>
         <w:trPr>
-          <w:trHeight w:val="810" w:hRule="atLeast"/>
+          <w:trHeight w:val="810"/>
           <w:jc w:val="center"/>
         </w:trPr>
         <w:tc>
@@ -516,7 +512,7 @@
               <w:snapToGrid w:val="0"/>
               <w:textAlignment w:val="baseline"/>
               <w:rPr>
-                <w:rFonts w:hint="default" w:ascii="Arial" w:hAnsi="Arial" w:eastAsia="Arial" w:cs="Arial"/>
+                <w:rFonts w:ascii="Arial" w:eastAsia="Arial" w:hAnsi="Arial" w:cs="Arial" w:hint="default"/>
                 <w:snapToGrid w:val="0"/>
                 <w:color w:val="000000"/>
                 <w:kern w:val="0"/>
@@ -548,7 +544,7 @@
             </w:r>
             <w:r>
               <w:rPr>
-                <w:rFonts w:hint="default" w:asciiTheme="minorAscii" w:hAnsiTheme="minorAscii" w:eastAsiaTheme="minorEastAsia"/>
+                <w:rFonts w:asciiTheme="minorAscii" w:eastAsiaTheme="minorEastAsia" w:hAnsiTheme="minorAscii" w:hint="default"/>
                 <w:spacing w:val="227"/>
                 <w:sz w:val="21"/>
                 <w:vertAlign w:val="baseline"/>
@@ -602,7 +598,7 @@
               <w:snapToGrid w:val="0"/>
               <w:textAlignment w:val="baseline"/>
               <w:rPr>
-                <w:rFonts w:hint="default" w:ascii="Arial" w:hAnsi="Arial" w:eastAsia="Arial" w:cs="Arial"/>
+                <w:rFonts w:ascii="Arial" w:eastAsia="Arial" w:hAnsi="Arial" w:cs="Arial" w:hint="default"/>
                 <w:snapToGrid w:val="0"/>
                 <w:color w:val="000000"/>
                 <w:kern w:val="0"/>
@@ -622,7 +618,7 @@
             </w:r>
             <w:r>
               <w:rPr>
-                <w:rFonts w:hint="eastAsia" w:asciiTheme="minorAscii" w:hAnsiTheme="minorAscii" w:eastAsiaTheme="minorEastAsia"/>
+                <w:rFonts w:asciiTheme="minorAscii" w:eastAsiaTheme="minorEastAsia" w:hAnsiTheme="minorAscii" w:hint="eastAsia"/>
                 <w:spacing w:val="227"/>
                 <w:sz w:val="21"/>
                 <w:vertAlign w:val="baseline"/>
@@ -644,14 +640,8 @@
       </w:tr>
       <w:tr>
         <w:tblPrEx>
-          <w:tblBorders>
-            <w:top w:val="none" w:color="auto" w:sz="0" w:space="0"/>
-            <w:left w:val="none" w:color="auto" w:sz="0" w:space="0"/>
-            <w:bottom w:val="none" w:color="auto" w:sz="0" w:space="0"/>
-            <w:right w:val="none" w:color="auto" w:sz="0" w:space="0"/>
-            <w:insideH w:val="none" w:color="auto" w:sz="0" w:space="0"/>
-            <w:insideV w:val="none" w:color="auto" w:sz="0" w:space="0"/>
-          </w:tblBorders>
+          <w:tblW w:w="0" w:type="auto"/>
+          <w:jc w:val="center"/>
           <w:tblCellMar>
             <w:top w:w="0" w:type="dxa"/>
             <w:left w:w="108" w:type="dxa"/>
@@ -660,7 +650,7 @@
           </w:tblCellMar>
         </w:tblPrEx>
         <w:trPr>
-          <w:trHeight w:val="635" w:hRule="atLeast"/>
+          <w:trHeight w:val="635"/>
           <w:jc w:val="center"/>
         </w:trPr>
         <w:tc>
@@ -711,7 +701,7 @@
             </w:r>
             <w:r>
               <w:rPr>
-                <w:rFonts w:hint="eastAsia" w:asciiTheme="minorAscii" w:hAnsiTheme="minorAscii" w:eastAsiaTheme="minorEastAsia"/>
+                <w:rFonts w:asciiTheme="minorAscii" w:eastAsiaTheme="minorEastAsia" w:hAnsiTheme="minorAscii" w:hint="eastAsia"/>
                 <w:spacing w:val="227"/>
                 <w:sz w:val="21"/>
                 <w:vertAlign w:val="baseline"/>
@@ -765,7 +755,7 @@
             </w:r>
             <w:r>
               <w:rPr>
-                <w:rFonts w:hint="eastAsia" w:asciiTheme="minorAscii" w:hAnsiTheme="minorAscii" w:eastAsiaTheme="minorEastAsia"/>
+                <w:rFonts w:asciiTheme="minorAscii" w:eastAsiaTheme="minorEastAsia" w:hAnsiTheme="minorAscii" w:hint="eastAsia"/>
                 <w:spacing w:val="227"/>
                 <w:sz w:val="21"/>
                 <w:vertAlign w:val="baseline"/>
@@ -826,14 +816,14 @@
         <w:ind w:left="3634"/>
         <w:textAlignment w:val="baseline"/>
         <w:rPr>
-          <w:rFonts w:ascii="宋体" w:hAnsi="宋体" w:eastAsia="宋体" w:cs="宋体"/>
+          <w:rFonts w:ascii="宋体" w:eastAsia="宋体" w:hAnsi="宋体" w:cs="宋体"/>
           <w:sz w:val="31"/>
           <w:szCs w:val="31"/>
         </w:rPr>
       </w:pPr>
       <w:r>
         <w:rPr>
-          <w:rFonts w:ascii="宋体" w:hAnsi="宋体" w:eastAsia="宋体" w:cs="宋体"/>
+          <w:rFonts w:ascii="宋体" w:eastAsia="宋体" w:hAnsi="宋体" w:cs="宋体"/>
           <w:b/>
           <w:bCs/>
           <w:spacing w:val="4"/>
@@ -845,16 +835,16 @@
     </w:p>
     <w:tbl>
       <w:tblPr>
-        <w:tblStyle w:val="26"/>
+        <w:tblStyle w:val="TableNormal0"/>
         <w:tblW w:w="8214" w:type="dxa"/>
         <w:jc w:val="center"/>
         <w:tblBorders>
-          <w:top w:val="single" w:color="000000" w:sz="2" w:space="0"/>
-          <w:left w:val="single" w:color="000000" w:sz="2" w:space="0"/>
-          <w:bottom w:val="single" w:color="000000" w:sz="2" w:space="0"/>
-          <w:right w:val="single" w:color="000000" w:sz="2" w:space="0"/>
-          <w:insideH w:val="single" w:color="000000" w:sz="2" w:space="0"/>
-          <w:insideV w:val="single" w:color="000000" w:sz="2" w:space="0"/>
+          <w:top w:val="single" w:sz="2" w:space="0" w:color="000000"/>
+          <w:left w:val="single" w:sz="2" w:space="0" w:color="000000"/>
+          <w:bottom w:val="single" w:sz="2" w:space="0" w:color="000000"/>
+          <w:right w:val="single" w:sz="2" w:space="0" w:color="000000"/>
+          <w:insideH w:val="single" w:sz="2" w:space="0" w:color="000000"/>
+          <w:insideV w:val="single" w:sz="2" w:space="0" w:color="000000"/>
         </w:tblBorders>
         <w:tblLayout w:type="fixed"/>
         <w:tblCellMar>
@@ -874,14 +864,17 @@
       </w:tblGrid>
       <w:tr>
         <w:tblPrEx>
+          <w:tblW w:w="8214" w:type="dxa"/>
+          <w:jc w:val="center"/>
           <w:tblBorders>
-            <w:top w:val="single" w:color="000000" w:sz="2" w:space="0"/>
-            <w:left w:val="single" w:color="000000" w:sz="2" w:space="0"/>
-            <w:bottom w:val="single" w:color="000000" w:sz="2" w:space="0"/>
-            <w:right w:val="single" w:color="000000" w:sz="2" w:space="0"/>
-            <w:insideH w:val="single" w:color="000000" w:sz="2" w:space="0"/>
-            <w:insideV w:val="single" w:color="000000" w:sz="2" w:space="0"/>
+            <w:top w:val="single" w:sz="2" w:space="0" w:color="000000"/>
+            <w:left w:val="single" w:sz="2" w:space="0" w:color="000000"/>
+            <w:bottom w:val="single" w:sz="2" w:space="0" w:color="000000"/>
+            <w:right w:val="single" w:sz="2" w:space="0" w:color="000000"/>
+            <w:insideH w:val="single" w:sz="2" w:space="0" w:color="000000"/>
+            <w:insideV w:val="single" w:sz="2" w:space="0" w:color="000000"/>
           </w:tblBorders>
+          <w:tblLayout w:type="fixed"/>
           <w:tblCellMar>
             <w:top w:w="0" w:type="dxa"/>
             <w:left w:w="0" w:type="dxa"/>
@@ -890,7 +883,7 @@
           </w:tblCellMar>
         </w:tblPrEx>
         <w:trPr>
-          <w:trHeight w:val="593" w:hRule="atLeast"/>
+          <w:trHeight w:val="593"/>
           <w:jc w:val="center"/>
         </w:trPr>
         <w:tc>
@@ -912,18 +905,18 @@
               <w:adjustRightInd w:val="0"/>
               <w:snapToGrid w:val="0"/>
               <w:spacing w:before="176" w:line="228" w:lineRule="auto"/>
-              <w:ind w:left="0" w:leftChars="0" w:right="0" w:rightChars="0" w:firstLine="0" w:firstLineChars="0"/>
+              <w:ind w:left="0" w:right="0" w:firstLine="0" w:leftChars="0" w:rightChars="0" w:firstLineChars="0"/>
               <w:jc w:val="center"/>
               <w:textAlignment w:val="baseline"/>
               <w:rPr>
-                <w:rFonts w:ascii="宋体" w:hAnsi="宋体" w:eastAsia="宋体" w:cs="宋体"/>
+                <w:rFonts w:ascii="宋体" w:eastAsia="宋体" w:hAnsi="宋体" w:cs="宋体"/>
                 <w:sz w:val="20"/>
                 <w:szCs w:val="20"/>
               </w:rPr>
             </w:pPr>
             <w:r>
               <w:rPr>
-                <w:rFonts w:hint="eastAsia" w:ascii="宋体" w:hAnsi="宋体" w:cs="宋体"/>
+                <w:rFonts w:ascii="宋体" w:hAnsi="宋体" w:cs="宋体" w:hint="eastAsia"/>
                 <w:spacing w:val="-14"/>
                 <w:sz w:val="20"/>
                 <w:szCs w:val="20"/>
@@ -933,7 +926,7 @@
             </w:r>
             <w:r>
               <w:rPr>
-                <w:rFonts w:ascii="宋体" w:hAnsi="宋体" w:eastAsia="宋体" w:cs="宋体"/>
+                <w:rFonts w:ascii="宋体" w:eastAsia="宋体" w:hAnsi="宋体" w:cs="宋体"/>
                 <w:spacing w:val="-14"/>
                 <w:sz w:val="20"/>
                 <w:szCs w:val="20"/>
@@ -961,18 +954,18 @@
               <w:adjustRightInd w:val="0"/>
               <w:snapToGrid w:val="0"/>
               <w:spacing w:before="175" w:line="227" w:lineRule="auto"/>
-              <w:ind w:left="0" w:leftChars="0" w:right="0" w:rightChars="0" w:firstLine="0" w:firstLineChars="0"/>
+              <w:ind w:left="0" w:right="0" w:firstLine="0" w:leftChars="0" w:rightChars="0" w:firstLineChars="0"/>
               <w:jc w:val="center"/>
               <w:textAlignment w:val="baseline"/>
               <w:rPr>
-                <w:rFonts w:ascii="宋体" w:hAnsi="宋体" w:eastAsia="宋体" w:cs="宋体"/>
+                <w:rFonts w:ascii="宋体" w:eastAsia="宋体" w:hAnsi="宋体" w:cs="宋体"/>
                 <w:sz w:val="20"/>
                 <w:szCs w:val="20"/>
               </w:rPr>
             </w:pPr>
             <w:r>
               <w:rPr>
-                <w:rFonts w:ascii="宋体" w:hAnsi="宋体" w:eastAsia="宋体" w:cs="宋体"/>
+                <w:rFonts w:ascii="宋体" w:eastAsia="宋体" w:hAnsi="宋体" w:cs="宋体"/>
                 <w:spacing w:val="4"/>
                 <w:sz w:val="20"/>
                 <w:szCs w:val="20"/>
@@ -1000,18 +993,18 @@
               <w:adjustRightInd w:val="0"/>
               <w:snapToGrid w:val="0"/>
               <w:spacing w:before="175" w:line="228" w:lineRule="auto"/>
-              <w:ind w:left="0" w:leftChars="0" w:right="0" w:rightChars="0" w:firstLine="0" w:firstLineChars="0"/>
+              <w:ind w:left="0" w:right="0" w:firstLine="0" w:leftChars="0" w:rightChars="0" w:firstLineChars="0"/>
               <w:jc w:val="center"/>
               <w:textAlignment w:val="baseline"/>
               <w:rPr>
-                <w:rFonts w:ascii="宋体" w:hAnsi="宋体" w:eastAsia="宋体" w:cs="宋体"/>
+                <w:rFonts w:ascii="宋体" w:eastAsia="宋体" w:hAnsi="宋体" w:cs="宋体"/>
                 <w:sz w:val="20"/>
                 <w:szCs w:val="20"/>
               </w:rPr>
             </w:pPr>
             <w:r>
               <w:rPr>
-                <w:rFonts w:ascii="宋体" w:hAnsi="宋体" w:eastAsia="宋体" w:cs="宋体"/>
+                <w:rFonts w:ascii="宋体" w:eastAsia="宋体" w:hAnsi="宋体" w:cs="宋体"/>
                 <w:spacing w:val="7"/>
                 <w:sz w:val="20"/>
                 <w:szCs w:val="20"/>
@@ -1039,11 +1032,11 @@
               <w:adjustRightInd w:val="0"/>
               <w:snapToGrid w:val="0"/>
               <w:spacing w:before="175" w:line="228" w:lineRule="auto"/>
-              <w:ind w:left="0" w:leftChars="0" w:right="0" w:rightChars="0" w:firstLine="0" w:firstLineChars="0"/>
+              <w:ind w:left="0" w:right="0" w:firstLine="0" w:leftChars="0" w:rightChars="0" w:firstLineChars="0"/>
               <w:jc w:val="center"/>
               <w:textAlignment w:val="baseline"/>
               <w:rPr>
-                <w:rFonts w:hint="eastAsia" w:ascii="宋体" w:hAnsi="宋体" w:eastAsia="宋体" w:cs="宋体"/>
+                <w:rFonts w:ascii="宋体" w:eastAsia="宋体" w:hAnsi="宋体" w:cs="宋体" w:hint="eastAsia"/>
                 <w:spacing w:val="7"/>
                 <w:sz w:val="20"/>
                 <w:szCs w:val="20"/>
@@ -1052,7 +1045,7 @@
             </w:pPr>
             <w:r>
               <w:rPr>
-                <w:rFonts w:hint="eastAsia" w:ascii="宋体" w:hAnsi="宋体" w:cs="宋体"/>
+                <w:rFonts w:ascii="宋体" w:hAnsi="宋体" w:cs="宋体" w:hint="eastAsia"/>
                 <w:spacing w:val="7"/>
                 <w:sz w:val="20"/>
                 <w:szCs w:val="20"/>
@@ -1081,11 +1074,11 @@
               <w:adjustRightInd w:val="0"/>
               <w:snapToGrid w:val="0"/>
               <w:spacing w:before="175" w:line="228" w:lineRule="auto"/>
-              <w:ind w:left="0" w:leftChars="0" w:right="0" w:rightChars="0" w:firstLine="0" w:firstLineChars="0"/>
+              <w:ind w:left="0" w:right="0" w:firstLine="0" w:leftChars="0" w:rightChars="0" w:firstLineChars="0"/>
               <w:jc w:val="center"/>
               <w:textAlignment w:val="baseline"/>
               <w:rPr>
-                <w:rFonts w:hint="default" w:ascii="宋体" w:hAnsi="宋体" w:cs="宋体"/>
+                <w:rFonts w:ascii="宋体" w:hAnsi="宋体" w:cs="宋体" w:hint="default"/>
                 <w:spacing w:val="7"/>
                 <w:sz w:val="20"/>
                 <w:szCs w:val="20"/>
@@ -1094,7 +1087,7 @@
             </w:pPr>
             <w:r>
               <w:rPr>
-                <w:rFonts w:hint="eastAsia" w:ascii="宋体" w:hAnsi="宋体" w:cs="宋体"/>
+                <w:rFonts w:ascii="宋体" w:hAnsi="宋体" w:cs="宋体" w:hint="eastAsia"/>
                 <w:spacing w:val="7"/>
                 <w:sz w:val="20"/>
                 <w:szCs w:val="20"/>
@@ -1123,18 +1116,18 @@
               <w:adjustRightInd w:val="0"/>
               <w:snapToGrid w:val="0"/>
               <w:spacing w:before="176" w:line="229" w:lineRule="auto"/>
-              <w:ind w:left="0" w:leftChars="0" w:right="0" w:rightChars="0" w:firstLine="0" w:firstLineChars="0"/>
+              <w:ind w:left="0" w:right="0" w:firstLine="0" w:leftChars="0" w:rightChars="0" w:firstLineChars="0"/>
               <w:jc w:val="center"/>
               <w:textAlignment w:val="baseline"/>
               <w:rPr>
-                <w:rFonts w:ascii="宋体" w:hAnsi="宋体" w:eastAsia="宋体" w:cs="宋体"/>
+                <w:rFonts w:ascii="宋体" w:eastAsia="宋体" w:hAnsi="宋体" w:cs="宋体"/>
                 <w:sz w:val="20"/>
                 <w:szCs w:val="20"/>
               </w:rPr>
             </w:pPr>
             <w:r>
               <w:rPr>
-                <w:rFonts w:ascii="宋体" w:hAnsi="宋体" w:eastAsia="宋体" w:cs="宋体"/>
+                <w:rFonts w:ascii="宋体" w:eastAsia="宋体" w:hAnsi="宋体" w:cs="宋体"/>
                 <w:spacing w:val="7"/>
                 <w:sz w:val="20"/>
                 <w:szCs w:val="20"/>
@@ -1146,14 +1139,9 @@
       </w:tr>
       <w:tr>
         <w:tblPrEx>
-          <w:tblBorders>
-            <w:top w:val="single" w:color="000000" w:sz="2" w:space="0"/>
-            <w:left w:val="single" w:color="000000" w:sz="2" w:space="0"/>
-            <w:bottom w:val="single" w:color="000000" w:sz="2" w:space="0"/>
-            <w:right w:val="single" w:color="000000" w:sz="2" w:space="0"/>
-            <w:insideH w:val="single" w:color="000000" w:sz="2" w:space="0"/>
-            <w:insideV w:val="single" w:color="000000" w:sz="2" w:space="0"/>
-          </w:tblBorders>
+          <w:tblW w:w="8214" w:type="dxa"/>
+          <w:jc w:val="center"/>
+          <w:tblLayout w:type="fixed"/>
           <w:tblCellMar>
             <w:top w:w="0" w:type="dxa"/>
             <w:left w:w="0" w:type="dxa"/>
@@ -1162,7 +1150,7 @@
           </w:tblCellMar>
         </w:tblPrEx>
         <w:trPr>
-          <w:trHeight w:val="516" w:hRule="atLeast"/>
+          <w:trHeight w:val="516"/>
           <w:jc w:val="center"/>
         </w:trPr>
         <w:tc>
@@ -1184,11 +1172,11 @@
               <w:adjustRightInd w:val="0"/>
               <w:snapToGrid w:val="0"/>
               <w:spacing w:before="173" w:line="267" w:lineRule="exact"/>
-              <w:ind w:left="0" w:leftChars="0" w:right="0" w:rightChars="0" w:firstLine="0" w:firstLineChars="0"/>
+              <w:ind w:left="0" w:right="0" w:firstLine="0" w:leftChars="0" w:rightChars="0" w:firstLineChars="0"/>
               <w:jc w:val="center"/>
               <w:textAlignment w:val="baseline"/>
               <w:rPr>
-                <w:rFonts w:hint="default" w:ascii="宋体" w:hAnsi="宋体" w:eastAsia="宋体" w:cs="宋体"/>
+                <w:rFonts w:ascii="宋体" w:eastAsia="宋体" w:hAnsi="宋体" w:cs="宋体" w:hint="default"/>
                 <w:sz w:val="20"/>
                 <w:szCs w:val="20"/>
                 <w:lang w:val="en-US"/>
@@ -1196,7 +1184,7 @@
             </w:pPr>
             <w:r>
               <w:rPr>
-                <w:rFonts w:ascii="宋体" w:hAnsi="宋体" w:eastAsia="宋体" w:cs="宋体"/>
+                <w:rFonts w:ascii="宋体" w:eastAsia="宋体" w:hAnsi="宋体" w:cs="宋体"/>
                 <w:spacing w:val="3"/>
                 <w:position w:val="1"/>
                 <w:sz w:val="20"/>
@@ -1206,7 +1194,7 @@
             </w:r>
             <w:r>
               <w:rPr>
-                <w:rFonts w:hint="eastAsia" w:ascii="宋体" w:hAnsi="宋体" w:cs="宋体"/>
+                <w:rFonts w:ascii="宋体" w:hAnsi="宋体" w:cs="宋体" w:hint="eastAsia"/>
                 <w:spacing w:val="3"/>
                 <w:position w:val="1"/>
                 <w:sz w:val="20"/>
@@ -1236,18 +1224,18 @@
               <w:adjustRightInd w:val="0"/>
               <w:snapToGrid w:val="0"/>
               <w:spacing w:before="173" w:line="267" w:lineRule="exact"/>
-              <w:ind w:left="0" w:leftChars="0" w:right="0" w:rightChars="0" w:firstLine="0" w:firstLineChars="0"/>
+              <w:ind w:left="0" w:right="0" w:firstLine="0" w:leftChars="0" w:rightChars="0" w:firstLineChars="0"/>
               <w:jc w:val="center"/>
               <w:textAlignment w:val="baseline"/>
               <w:rPr>
-                <w:rFonts w:ascii="宋体" w:hAnsi="宋体" w:eastAsia="宋体" w:cs="宋体"/>
+                <w:rFonts w:ascii="宋体" w:eastAsia="宋体" w:hAnsi="宋体" w:cs="宋体"/>
                 <w:sz w:val="20"/>
                 <w:szCs w:val="20"/>
               </w:rPr>
             </w:pPr>
             <w:r>
               <w:rPr>
-                <w:rFonts w:ascii="宋体" w:hAnsi="宋体" w:eastAsia="宋体" w:cs="宋体"/>
+                <w:rFonts w:ascii="宋体" w:eastAsia="宋体" w:hAnsi="宋体" w:cs="宋体"/>
                 <w:spacing w:val="4"/>
                 <w:position w:val="1"/>
                 <w:sz w:val="20"/>
@@ -1276,18 +1264,18 @@
               <w:adjustRightInd w:val="0"/>
               <w:snapToGrid w:val="0"/>
               <w:spacing w:before="172" w:line="228" w:lineRule="auto"/>
-              <w:ind w:left="0" w:leftChars="0" w:right="0" w:rightChars="0" w:firstLine="0" w:firstLineChars="0"/>
+              <w:ind w:left="0" w:right="0" w:firstLine="0" w:leftChars="0" w:rightChars="0" w:firstLineChars="0"/>
               <w:jc w:val="center"/>
               <w:textAlignment w:val="baseline"/>
               <w:rPr>
-                <w:rFonts w:ascii="宋体" w:hAnsi="宋体" w:eastAsia="宋体" w:cs="宋体"/>
+                <w:rFonts w:ascii="宋体" w:eastAsia="宋体" w:hAnsi="宋体" w:cs="宋体"/>
                 <w:sz w:val="20"/>
                 <w:szCs w:val="20"/>
               </w:rPr>
             </w:pPr>
             <w:r>
               <w:rPr>
-                <w:rFonts w:ascii="宋体" w:hAnsi="宋体" w:eastAsia="宋体" w:cs="宋体"/>
+                <w:rFonts w:ascii="宋体" w:eastAsia="宋体" w:hAnsi="宋体" w:cs="宋体"/>
                 <w:spacing w:val="200"/>
                 <w:kern w:val="0"/>
                 <w:sz w:val="20"/>
@@ -1297,7 +1285,7 @@
             </w:r>
             <w:r>
               <w:rPr>
-                <w:rFonts w:ascii="宋体" w:hAnsi="宋体" w:eastAsia="宋体" w:cs="宋体"/>
+                <w:rFonts w:ascii="宋体" w:eastAsia="宋体" w:hAnsi="宋体" w:cs="宋体"/>
                 <w:spacing w:val="0"/>
                 <w:kern w:val="0"/>
                 <w:sz w:val="20"/>
@@ -1326,11 +1314,11 @@
               <w:adjustRightInd w:val="0"/>
               <w:snapToGrid w:val="0"/>
               <w:spacing w:before="173" w:line="229" w:lineRule="auto"/>
-              <w:ind w:left="0" w:leftChars="0" w:right="0" w:rightChars="0" w:firstLine="0" w:firstLineChars="0"/>
+              <w:ind w:left="0" w:right="0" w:firstLine="0" w:leftChars="0" w:rightChars="0" w:firstLineChars="0"/>
               <w:jc w:val="center"/>
               <w:textAlignment w:val="baseline"/>
               <w:rPr>
-                <w:rFonts w:ascii="宋体" w:hAnsi="宋体" w:eastAsia="宋体" w:cs="宋体"/>
+                <w:rFonts w:ascii="宋体" w:eastAsia="宋体" w:hAnsi="宋体" w:cs="宋体"/>
                 <w:spacing w:val="200"/>
                 <w:kern w:val="0"/>
                 <w:sz w:val="20"/>
@@ -1339,7 +1327,7 @@
             </w:pPr>
             <w:r>
               <w:rPr>
-                <w:rFonts w:hint="eastAsia" w:asciiTheme="minorAscii" w:hAnsiTheme="minorAscii" w:eastAsiaTheme="minorEastAsia"/>
+                <w:rFonts w:asciiTheme="minorAscii" w:eastAsiaTheme="minorEastAsia" w:hAnsiTheme="minorAscii" w:hint="eastAsia"/>
                 <w:spacing w:val="0"/>
                 <w:kern w:val="0"/>
                 <w:sz w:val="21"/>
@@ -1369,11 +1357,11 @@
               <w:adjustRightInd w:val="0"/>
               <w:snapToGrid w:val="0"/>
               <w:spacing w:before="172" w:line="228" w:lineRule="auto"/>
-              <w:ind w:left="0" w:leftChars="0" w:right="0" w:rightChars="0" w:firstLine="0" w:firstLineChars="0"/>
+              <w:ind w:left="0" w:right="0" w:firstLine="0" w:leftChars="0" w:rightChars="0" w:firstLineChars="0"/>
               <w:jc w:val="center"/>
               <w:textAlignment w:val="baseline"/>
               <w:rPr>
-                <w:rFonts w:ascii="宋体" w:hAnsi="宋体" w:eastAsia="宋体" w:cs="宋体"/>
+                <w:rFonts w:ascii="宋体" w:eastAsia="宋体" w:hAnsi="宋体" w:cs="宋体"/>
                 <w:spacing w:val="200"/>
                 <w:kern w:val="0"/>
                 <w:sz w:val="20"/>
@@ -1382,7 +1370,7 @@
             </w:pPr>
             <w:r>
               <w:rPr>
-                <w:rFonts w:hint="eastAsia" w:ascii="宋体" w:hAnsi="宋体" w:eastAsia="宋体" w:cs="宋体"/>
+                <w:rFonts w:ascii="宋体" w:eastAsia="宋体" w:hAnsi="宋体" w:cs="宋体" w:hint="eastAsia"/>
                 <w:spacing w:val="200"/>
                 <w:kern w:val="0"/>
                 <w:sz w:val="20"/>
@@ -1392,7 +1380,7 @@
             </w:r>
             <w:r>
               <w:rPr>
-                <w:rFonts w:hint="eastAsia" w:asciiTheme="minorAscii" w:hAnsiTheme="minorAscii" w:eastAsiaTheme="minorEastAsia"/>
+                <w:rFonts w:asciiTheme="minorAscii" w:eastAsiaTheme="minorEastAsia" w:hAnsiTheme="minorAscii" w:hint="eastAsia"/>
                 <w:spacing w:val="0"/>
                 <w:kern w:val="0"/>
                 <w:sz w:val="21"/>
@@ -1422,18 +1410,18 @@
               <w:adjustRightInd w:val="0"/>
               <w:snapToGrid w:val="0"/>
               <w:spacing w:before="173" w:line="229" w:lineRule="auto"/>
-              <w:ind w:left="0" w:leftChars="0" w:right="0" w:rightChars="0" w:firstLine="0" w:firstLineChars="0"/>
+              <w:ind w:left="0" w:right="0" w:firstLine="0" w:leftChars="0" w:rightChars="0" w:firstLineChars="0"/>
               <w:jc w:val="center"/>
               <w:textAlignment w:val="baseline"/>
               <w:rPr>
-                <w:rFonts w:ascii="宋体" w:hAnsi="宋体" w:eastAsia="宋体" w:cs="宋体"/>
+                <w:rFonts w:ascii="宋体" w:eastAsia="宋体" w:hAnsi="宋体" w:cs="宋体"/>
                 <w:sz w:val="20"/>
                 <w:szCs w:val="20"/>
               </w:rPr>
             </w:pPr>
             <w:r>
               <w:rPr>
-                <w:rFonts w:hint="eastAsia" w:asciiTheme="minorAscii" w:hAnsiTheme="minorAscii" w:eastAsiaTheme="minorEastAsia"/>
+                <w:rFonts w:asciiTheme="minorAscii" w:eastAsiaTheme="minorEastAsia" w:hAnsiTheme="minorAscii" w:hint="eastAsia"/>
                 <w:spacing w:val="0"/>
                 <w:kern w:val="0"/>
                 <w:sz w:val="21"/>
@@ -1447,14 +1435,9 @@
       </w:tr>
       <w:tr>
         <w:tblPrEx>
-          <w:tblBorders>
-            <w:top w:val="single" w:color="000000" w:sz="2" w:space="0"/>
-            <w:left w:val="single" w:color="000000" w:sz="2" w:space="0"/>
-            <w:bottom w:val="single" w:color="000000" w:sz="2" w:space="0"/>
-            <w:right w:val="single" w:color="000000" w:sz="2" w:space="0"/>
-            <w:insideH w:val="single" w:color="000000" w:sz="2" w:space="0"/>
-            <w:insideV w:val="single" w:color="000000" w:sz="2" w:space="0"/>
-          </w:tblBorders>
+          <w:tblW w:w="8214" w:type="dxa"/>
+          <w:jc w:val="center"/>
+          <w:tblLayout w:type="fixed"/>
           <w:tblCellMar>
             <w:top w:w="0" w:type="dxa"/>
             <w:left w:w="0" w:type="dxa"/>
@@ -1463,7 +1446,7 @@
           </w:tblCellMar>
         </w:tblPrEx>
         <w:trPr>
-          <w:trHeight w:val="556" w:hRule="atLeast"/>
+          <w:trHeight w:val="556"/>
           <w:jc w:val="center"/>
         </w:trPr>
         <w:tc>
@@ -1472,7 +1455,7 @@
           </w:tcPr>
           <w:p>
             <w:pPr>
-              <w:pStyle w:val="27"/>
+              <w:pStyle w:val="TableText"/>
               <w:keepNext w:val="0"/>
               <w:keepLines w:val="0"/>
               <w:pageBreakBefore w:val="0"/>
@@ -1485,7 +1468,7 @@
               <w:bidi w:val="0"/>
               <w:adjustRightInd w:val="0"/>
               <w:snapToGrid w:val="0"/>
-              <w:ind w:left="0" w:leftChars="0" w:right="0" w:rightChars="0" w:firstLine="0" w:firstLineChars="0"/>
+              <w:ind w:left="0" w:right="0" w:firstLine="0" w:leftChars="0" w:rightChars="0" w:firstLineChars="0"/>
               <w:jc w:val="center"/>
               <w:textAlignment w:val="baseline"/>
             </w:pPr>
@@ -1497,7 +1480,7 @@
           </w:tcPr>
           <w:p>
             <w:pPr>
-              <w:pStyle w:val="27"/>
+              <w:pStyle w:val="TableText"/>
               <w:keepNext w:val="0"/>
               <w:keepLines w:val="0"/>
               <w:pageBreakBefore w:val="0"/>
@@ -1510,7 +1493,7 @@
               <w:bidi w:val="0"/>
               <w:adjustRightInd w:val="0"/>
               <w:snapToGrid w:val="0"/>
-              <w:ind w:left="0" w:leftChars="0" w:right="0" w:rightChars="0" w:firstLine="0" w:firstLineChars="0"/>
+              <w:ind w:left="0" w:right="0" w:firstLine="0" w:leftChars="0" w:rightChars="0" w:firstLineChars="0"/>
               <w:jc w:val="center"/>
               <w:textAlignment w:val="baseline"/>
             </w:pPr>
@@ -1522,7 +1505,7 @@
           </w:tcPr>
           <w:p>
             <w:pPr>
-              <w:pStyle w:val="27"/>
+              <w:pStyle w:val="TableText"/>
               <w:keepNext w:val="0"/>
               <w:keepLines w:val="0"/>
               <w:pageBreakBefore w:val="0"/>
@@ -1535,7 +1518,7 @@
               <w:bidi w:val="0"/>
               <w:adjustRightInd w:val="0"/>
               <w:snapToGrid w:val="0"/>
-              <w:ind w:left="0" w:leftChars="0" w:right="0" w:rightChars="0" w:firstLine="0" w:firstLineChars="0"/>
+              <w:ind w:left="0" w:right="0" w:firstLine="0" w:leftChars="0" w:rightChars="0" w:firstLineChars="0"/>
               <w:jc w:val="center"/>
               <w:textAlignment w:val="baseline"/>
             </w:pPr>
@@ -1547,7 +1530,7 @@
           </w:tcPr>
           <w:p>
             <w:pPr>
-              <w:pStyle w:val="27"/>
+              <w:pStyle w:val="TableText"/>
               <w:keepNext w:val="0"/>
               <w:keepLines w:val="0"/>
               <w:pageBreakBefore w:val="0"/>
@@ -1560,7 +1543,7 @@
               <w:bidi w:val="0"/>
               <w:adjustRightInd w:val="0"/>
               <w:snapToGrid w:val="0"/>
-              <w:ind w:left="0" w:leftChars="0" w:right="0" w:rightChars="0" w:firstLine="0" w:firstLineChars="0"/>
+              <w:ind w:left="0" w:right="0" w:firstLine="0" w:leftChars="0" w:rightChars="0" w:firstLineChars="0"/>
               <w:jc w:val="center"/>
               <w:textAlignment w:val="baseline"/>
             </w:pPr>
@@ -1572,7 +1555,7 @@
           </w:tcPr>
           <w:p>
             <w:pPr>
-              <w:pStyle w:val="27"/>
+              <w:pStyle w:val="TableText"/>
               <w:keepNext w:val="0"/>
               <w:keepLines w:val="0"/>
               <w:pageBreakBefore w:val="0"/>
@@ -1585,7 +1568,7 @@
               <w:bidi w:val="0"/>
               <w:adjustRightInd w:val="0"/>
               <w:snapToGrid w:val="0"/>
-              <w:ind w:left="0" w:leftChars="0" w:right="0" w:rightChars="0" w:firstLine="0" w:firstLineChars="0"/>
+              <w:ind w:left="0" w:right="0" w:firstLine="0" w:leftChars="0" w:rightChars="0" w:firstLineChars="0"/>
               <w:jc w:val="center"/>
               <w:textAlignment w:val="baseline"/>
             </w:pPr>
@@ -1597,7 +1580,7 @@
           </w:tcPr>
           <w:p>
             <w:pPr>
-              <w:pStyle w:val="27"/>
+              <w:pStyle w:val="TableText"/>
               <w:keepNext w:val="0"/>
               <w:keepLines w:val="0"/>
               <w:pageBreakBefore w:val="0"/>
@@ -1610,7 +1593,7 @@
               <w:bidi w:val="0"/>
               <w:adjustRightInd w:val="0"/>
               <w:snapToGrid w:val="0"/>
-              <w:ind w:left="0" w:leftChars="0" w:right="0" w:rightChars="0" w:firstLine="0" w:firstLineChars="0"/>
+              <w:ind w:left="0" w:right="0" w:firstLine="0" w:leftChars="0" w:rightChars="0" w:firstLineChars="0"/>
               <w:jc w:val="center"/>
               <w:textAlignment w:val="baseline"/>
             </w:pPr>
@@ -1619,17 +1602,18 @@
       </w:tr>
       <w:tr>
         <w:tblPrEx>
-          <w:tblBorders>
-            <w:top w:val="single" w:color="000000" w:sz="2" w:space="0"/>
-            <w:left w:val="single" w:color="000000" w:sz="2" w:space="0"/>
-            <w:bottom w:val="single" w:color="000000" w:sz="2" w:space="0"/>
-            <w:right w:val="single" w:color="000000" w:sz="2" w:space="0"/>
-            <w:insideH w:val="single" w:color="000000" w:sz="2" w:space="0"/>
-            <w:insideV w:val="single" w:color="000000" w:sz="2" w:space="0"/>
-          </w:tblBorders>
+          <w:tblW w:w="8214" w:type="dxa"/>
+          <w:jc w:val="center"/>
+          <w:tblLayout w:type="fixed"/>
+          <w:tblCellMar>
+            <w:top w:w="0" w:type="dxa"/>
+            <w:left w:w="0" w:type="dxa"/>
+            <w:bottom w:w="0" w:type="dxa"/>
+            <w:right w:w="0" w:type="dxa"/>
+          </w:tblCellMar>
         </w:tblPrEx>
         <w:trPr>
-          <w:trHeight w:val="556" w:hRule="atLeast"/>
+          <w:trHeight w:val="556"/>
           <w:jc w:val="center"/>
         </w:trPr>
         <w:tc>
@@ -1638,7 +1622,7 @@
           </w:tcPr>
           <w:p>
             <w:pPr>
-              <w:pStyle w:val="27"/>
+              <w:pStyle w:val="TableText"/>
               <w:keepNext w:val="0"/>
               <w:keepLines w:val="0"/>
               <w:pageBreakBefore w:val="0"/>
@@ -1651,7 +1635,7 @@
               <w:bidi w:val="0"/>
               <w:adjustRightInd w:val="0"/>
               <w:snapToGrid w:val="0"/>
-              <w:ind w:left="0" w:leftChars="0" w:right="0" w:rightChars="0" w:firstLine="0" w:firstLineChars="0"/>
+              <w:ind w:left="0" w:right="0" w:firstLine="0" w:leftChars="0" w:rightChars="0" w:firstLineChars="0"/>
               <w:jc w:val="center"/>
               <w:textAlignment w:val="baseline"/>
             </w:pPr>
@@ -1663,7 +1647,7 @@
           </w:tcPr>
           <w:p>
             <w:pPr>
-              <w:pStyle w:val="27"/>
+              <w:pStyle w:val="TableText"/>
               <w:keepNext w:val="0"/>
               <w:keepLines w:val="0"/>
               <w:pageBreakBefore w:val="0"/>
@@ -1676,7 +1660,7 @@
               <w:bidi w:val="0"/>
               <w:adjustRightInd w:val="0"/>
               <w:snapToGrid w:val="0"/>
-              <w:ind w:left="0" w:leftChars="0" w:right="0" w:rightChars="0" w:firstLine="0" w:firstLineChars="0"/>
+              <w:ind w:left="0" w:right="0" w:firstLine="0" w:leftChars="0" w:rightChars="0" w:firstLineChars="0"/>
               <w:jc w:val="center"/>
               <w:textAlignment w:val="baseline"/>
             </w:pPr>
@@ -1688,7 +1672,7 @@
           </w:tcPr>
           <w:p>
             <w:pPr>
-              <w:pStyle w:val="27"/>
+              <w:pStyle w:val="TableText"/>
               <w:keepNext w:val="0"/>
               <w:keepLines w:val="0"/>
               <w:pageBreakBefore w:val="0"/>
@@ -1701,7 +1685,7 @@
               <w:bidi w:val="0"/>
               <w:adjustRightInd w:val="0"/>
               <w:snapToGrid w:val="0"/>
-              <w:ind w:left="0" w:leftChars="0" w:right="0" w:rightChars="0" w:firstLine="0" w:firstLineChars="0"/>
+              <w:ind w:left="0" w:right="0" w:firstLine="0" w:leftChars="0" w:rightChars="0" w:firstLineChars="0"/>
               <w:jc w:val="center"/>
               <w:textAlignment w:val="baseline"/>
             </w:pPr>
@@ -1713,7 +1697,7 @@
           </w:tcPr>
           <w:p>
             <w:pPr>
-              <w:pStyle w:val="27"/>
+              <w:pStyle w:val="TableText"/>
               <w:keepNext w:val="0"/>
               <w:keepLines w:val="0"/>
               <w:pageBreakBefore w:val="0"/>
@@ -1726,7 +1710,7 @@
               <w:bidi w:val="0"/>
               <w:adjustRightInd w:val="0"/>
               <w:snapToGrid w:val="0"/>
-              <w:ind w:left="0" w:leftChars="0" w:right="0" w:rightChars="0" w:firstLine="0" w:firstLineChars="0"/>
+              <w:ind w:left="0" w:right="0" w:firstLine="0" w:leftChars="0" w:rightChars="0" w:firstLineChars="0"/>
               <w:jc w:val="center"/>
               <w:textAlignment w:val="baseline"/>
             </w:pPr>
@@ -1738,7 +1722,7 @@
           </w:tcPr>
           <w:p>
             <w:pPr>
-              <w:pStyle w:val="27"/>
+              <w:pStyle w:val="TableText"/>
               <w:keepNext w:val="0"/>
               <w:keepLines w:val="0"/>
               <w:pageBreakBefore w:val="0"/>
@@ -1751,7 +1735,7 @@
               <w:bidi w:val="0"/>
               <w:adjustRightInd w:val="0"/>
               <w:snapToGrid w:val="0"/>
-              <w:ind w:left="0" w:leftChars="0" w:right="0" w:rightChars="0" w:firstLine="0" w:firstLineChars="0"/>
+              <w:ind w:left="0" w:right="0" w:firstLine="0" w:leftChars="0" w:rightChars="0" w:firstLineChars="0"/>
               <w:jc w:val="center"/>
               <w:textAlignment w:val="baseline"/>
             </w:pPr>
@@ -1763,7 +1747,7 @@
           </w:tcPr>
           <w:p>
             <w:pPr>
-              <w:pStyle w:val="27"/>
+              <w:pStyle w:val="TableText"/>
               <w:keepNext w:val="0"/>
               <w:keepLines w:val="0"/>
               <w:pageBreakBefore w:val="0"/>
@@ -1776,7 +1760,7 @@
               <w:bidi w:val="0"/>
               <w:adjustRightInd w:val="0"/>
               <w:snapToGrid w:val="0"/>
-              <w:ind w:left="0" w:leftChars="0" w:right="0" w:rightChars="0" w:firstLine="0" w:firstLineChars="0"/>
+              <w:ind w:left="0" w:right="0" w:firstLine="0" w:leftChars="0" w:rightChars="0" w:firstLineChars="0"/>
               <w:jc w:val="center"/>
               <w:textAlignment w:val="baseline"/>
             </w:pPr>
@@ -1785,14 +1769,9 @@
       </w:tr>
       <w:tr>
         <w:tblPrEx>
-          <w:tblBorders>
-            <w:top w:val="single" w:color="000000" w:sz="2" w:space="0"/>
-            <w:left w:val="single" w:color="000000" w:sz="2" w:space="0"/>
-            <w:bottom w:val="single" w:color="000000" w:sz="2" w:space="0"/>
-            <w:right w:val="single" w:color="000000" w:sz="2" w:space="0"/>
-            <w:insideH w:val="single" w:color="000000" w:sz="2" w:space="0"/>
-            <w:insideV w:val="single" w:color="000000" w:sz="2" w:space="0"/>
-          </w:tblBorders>
+          <w:tblW w:w="8214" w:type="dxa"/>
+          <w:jc w:val="center"/>
+          <w:tblLayout w:type="fixed"/>
           <w:tblCellMar>
             <w:top w:w="0" w:type="dxa"/>
             <w:left w:w="0" w:type="dxa"/>
@@ -1801,7 +1780,7 @@
           </w:tblCellMar>
         </w:tblPrEx>
         <w:trPr>
-          <w:trHeight w:val="557" w:hRule="atLeast"/>
+          <w:trHeight w:val="557"/>
           <w:jc w:val="center"/>
         </w:trPr>
         <w:tc>
@@ -1810,7 +1789,7 @@
           </w:tcPr>
           <w:p>
             <w:pPr>
-              <w:pStyle w:val="27"/>
+              <w:pStyle w:val="TableText"/>
               <w:keepNext w:val="0"/>
               <w:keepLines w:val="0"/>
               <w:pageBreakBefore w:val="0"/>
@@ -1823,7 +1802,7 @@
               <w:bidi w:val="0"/>
               <w:adjustRightInd w:val="0"/>
               <w:snapToGrid w:val="0"/>
-              <w:ind w:left="0" w:leftChars="0" w:right="0" w:rightChars="0" w:firstLine="0" w:firstLineChars="0"/>
+              <w:ind w:left="0" w:right="0" w:firstLine="0" w:leftChars="0" w:rightChars="0" w:firstLineChars="0"/>
               <w:jc w:val="center"/>
               <w:textAlignment w:val="baseline"/>
             </w:pPr>
@@ -1835,7 +1814,7 @@
           </w:tcPr>
           <w:p>
             <w:pPr>
-              <w:pStyle w:val="27"/>
+              <w:pStyle w:val="TableText"/>
               <w:keepNext w:val="0"/>
               <w:keepLines w:val="0"/>
               <w:pageBreakBefore w:val="0"/>
@@ -1848,7 +1827,7 @@
               <w:bidi w:val="0"/>
               <w:adjustRightInd w:val="0"/>
               <w:snapToGrid w:val="0"/>
-              <w:ind w:left="0" w:leftChars="0" w:right="0" w:rightChars="0" w:firstLine="0" w:firstLineChars="0"/>
+              <w:ind w:left="0" w:right="0" w:firstLine="0" w:leftChars="0" w:rightChars="0" w:firstLineChars="0"/>
               <w:jc w:val="center"/>
               <w:textAlignment w:val="baseline"/>
             </w:pPr>
@@ -1860,7 +1839,7 @@
           </w:tcPr>
           <w:p>
             <w:pPr>
-              <w:pStyle w:val="27"/>
+              <w:pStyle w:val="TableText"/>
               <w:keepNext w:val="0"/>
               <w:keepLines w:val="0"/>
               <w:pageBreakBefore w:val="0"/>
@@ -1873,7 +1852,7 @@
               <w:bidi w:val="0"/>
               <w:adjustRightInd w:val="0"/>
               <w:snapToGrid w:val="0"/>
-              <w:ind w:left="0" w:leftChars="0" w:right="0" w:rightChars="0" w:firstLine="0" w:firstLineChars="0"/>
+              <w:ind w:left="0" w:right="0" w:firstLine="0" w:leftChars="0" w:rightChars="0" w:firstLineChars="0"/>
               <w:jc w:val="center"/>
               <w:textAlignment w:val="baseline"/>
             </w:pPr>
@@ -1885,7 +1864,7 @@
           </w:tcPr>
           <w:p>
             <w:pPr>
-              <w:pStyle w:val="27"/>
+              <w:pStyle w:val="TableText"/>
               <w:keepNext w:val="0"/>
               <w:keepLines w:val="0"/>
               <w:pageBreakBefore w:val="0"/>
@@ -1898,7 +1877,7 @@
               <w:bidi w:val="0"/>
               <w:adjustRightInd w:val="0"/>
               <w:snapToGrid w:val="0"/>
-              <w:ind w:left="0" w:leftChars="0" w:right="0" w:rightChars="0" w:firstLine="0" w:firstLineChars="0"/>
+              <w:ind w:left="0" w:right="0" w:firstLine="0" w:leftChars="0" w:rightChars="0" w:firstLineChars="0"/>
               <w:jc w:val="center"/>
               <w:textAlignment w:val="baseline"/>
             </w:pPr>
@@ -1910,7 +1889,7 @@
           </w:tcPr>
           <w:p>
             <w:pPr>
-              <w:pStyle w:val="27"/>
+              <w:pStyle w:val="TableText"/>
               <w:keepNext w:val="0"/>
               <w:keepLines w:val="0"/>
               <w:pageBreakBefore w:val="0"/>
@@ -1923,7 +1902,7 @@
               <w:bidi w:val="0"/>
               <w:adjustRightInd w:val="0"/>
               <w:snapToGrid w:val="0"/>
-              <w:ind w:left="0" w:leftChars="0" w:right="0" w:rightChars="0" w:firstLine="0" w:firstLineChars="0"/>
+              <w:ind w:left="0" w:right="0" w:firstLine="0" w:leftChars="0" w:rightChars="0" w:firstLineChars="0"/>
               <w:jc w:val="center"/>
               <w:textAlignment w:val="baseline"/>
             </w:pPr>
@@ -1935,7 +1914,7 @@
           </w:tcPr>
           <w:p>
             <w:pPr>
-              <w:pStyle w:val="27"/>
+              <w:pStyle w:val="TableText"/>
               <w:keepNext w:val="0"/>
               <w:keepLines w:val="0"/>
               <w:pageBreakBefore w:val="0"/>
@@ -1948,7 +1927,7 @@
               <w:bidi w:val="0"/>
               <w:adjustRightInd w:val="0"/>
               <w:snapToGrid w:val="0"/>
-              <w:ind w:left="0" w:leftChars="0" w:right="0" w:rightChars="0" w:firstLine="0" w:firstLineChars="0"/>
+              <w:ind w:left="0" w:right="0" w:firstLine="0" w:leftChars="0" w:rightChars="0" w:firstLineChars="0"/>
               <w:jc w:val="center"/>
               <w:textAlignment w:val="baseline"/>
             </w:pPr>
@@ -1980,7 +1959,7 @@
     <w:sdt>
       <w:sdtPr>
         <w:rPr>
-          <w:rFonts w:ascii="宋体" w:hAnsi="宋体" w:eastAsia="宋体" w:cs="Arial"/>
+          <w:rFonts w:ascii="宋体" w:eastAsia="宋体" w:hAnsi="宋体" w:cs="Arial"/>
           <w:snapToGrid w:val="0"/>
           <w:color w:val="000000"/>
           <w:kern w:val="0"/>
@@ -1996,7 +1975,7 @@
       </w:sdtPr>
       <w:sdtEndPr>
         <w:rPr>
-          <w:rFonts w:hint="eastAsia" w:ascii="宋体" w:hAnsi="宋体" w:eastAsia="宋体" w:cs="宋体"/>
+          <w:rFonts w:ascii="宋体" w:eastAsia="宋体" w:hAnsi="宋体" w:cs="宋体" w:hint="eastAsia"/>
           <w:snapToGrid w:val="0"/>
           <w:color w:val="000000"/>
           <w:kern w:val="0"/>
@@ -2022,18 +2001,18 @@
             <w:adjustRightInd w:val="0"/>
             <w:snapToGrid w:val="0"/>
             <w:spacing w:before="0" w:beforeLines="0" w:after="0" w:afterLines="0" w:line="240" w:lineRule="auto"/>
-            <w:ind w:left="0" w:leftChars="0" w:right="0" w:rightChars="0" w:firstLine="0" w:firstLineChars="0"/>
+            <w:ind w:left="0" w:right="0" w:firstLine="0" w:leftChars="0" w:rightChars="0" w:firstLineChars="0"/>
             <w:jc w:val="center"/>
             <w:textAlignment w:val="baseline"/>
             <w:rPr>
-              <w:rFonts w:hint="eastAsia" w:ascii="宋体" w:hAnsi="宋体" w:eastAsia="宋体" w:cs="宋体"/>
+              <w:rFonts w:ascii="宋体" w:eastAsia="宋体" w:hAnsi="宋体" w:cs="宋体" w:hint="eastAsia"/>
               <w:sz w:val="24"/>
               <w:szCs w:val="24"/>
             </w:rPr>
           </w:pPr>
           <w:r>
             <w:rPr>
-              <w:rFonts w:hint="eastAsia" w:ascii="宋体" w:hAnsi="宋体" w:eastAsia="宋体" w:cs="宋体"/>
+              <w:rFonts w:ascii="宋体" w:eastAsia="宋体" w:hAnsi="宋体" w:cs="宋体" w:hint="eastAsia"/>
               <w:sz w:val="24"/>
               <w:szCs w:val="24"/>
             </w:rPr>
@@ -2042,14 +2021,14 @@
         </w:p>
         <w:p>
           <w:pPr>
-            <w:pStyle w:val="16"/>
+            <w:pStyle w:val="TOC1"/>
             <w:tabs>
               <w:tab w:val="right" w:leader="dot" w:pos="8306"/>
             </w:tabs>
           </w:pPr>
           <w:r>
             <w:rPr>
-              <w:rFonts w:hint="eastAsia" w:ascii="宋体" w:hAnsi="宋体" w:eastAsia="宋体" w:cs="宋体"/>
+              <w:rFonts w:ascii="宋体" w:eastAsia="宋体" w:hAnsi="宋体" w:cs="宋体" w:hint="eastAsia"/>
               <w:sz w:val="24"/>
               <w:szCs w:val="24"/>
             </w:rPr>
@@ -2057,7 +2036,7 @@
           </w:r>
           <w:r>
             <w:rPr>
-              <w:rFonts w:hint="eastAsia" w:ascii="宋体" w:hAnsi="宋体" w:eastAsia="宋体" w:cs="宋体"/>
+              <w:rFonts w:ascii="宋体" w:eastAsia="宋体" w:hAnsi="宋体" w:cs="宋体" w:hint="eastAsia"/>
               <w:sz w:val="24"/>
               <w:szCs w:val="24"/>
             </w:rPr>
@@ -2065,7 +2044,7 @@
           </w:r>
           <w:r>
             <w:rPr>
-              <w:rFonts w:hint="eastAsia" w:ascii="宋体" w:hAnsi="宋体" w:eastAsia="宋体" w:cs="宋体"/>
+              <w:rFonts w:ascii="宋体" w:eastAsia="宋体" w:hAnsi="宋体" w:cs="宋体" w:hint="eastAsia"/>
               <w:sz w:val="24"/>
               <w:szCs w:val="24"/>
             </w:rPr>
@@ -2073,21 +2052,21 @@
           </w:r>
           <w:r>
             <w:rPr>
-              <w:rFonts w:hint="eastAsia" w:ascii="宋体" w:hAnsi="宋体" w:eastAsia="宋体" w:cs="宋体"/>
+              <w:rFonts w:ascii="宋体" w:eastAsia="宋体" w:hAnsi="宋体" w:cs="宋体" w:hint="eastAsia"/>
               <w:szCs w:val="24"/>
             </w:rPr>
             <w:fldChar w:fldCharType="begin"/>
           </w:r>
           <w:r>
             <w:rPr>
-              <w:rFonts w:hint="eastAsia" w:ascii="宋体" w:hAnsi="宋体" w:eastAsia="宋体" w:cs="宋体"/>
+              <w:rFonts w:ascii="宋体" w:eastAsia="宋体" w:hAnsi="宋体" w:cs="宋体" w:hint="eastAsia"/>
               <w:szCs w:val="24"/>
             </w:rPr>
             <w:instrText xml:space="preserve"> HYPERLINK \l _Toc32360 </w:instrText>
           </w:r>
           <w:r>
             <w:rPr>
-              <w:rFonts w:hint="eastAsia" w:ascii="宋体" w:hAnsi="宋体" w:eastAsia="宋体" w:cs="宋体"/>
+              <w:rFonts w:ascii="宋体" w:eastAsia="宋体" w:hAnsi="宋体" w:cs="宋体" w:hint="eastAsia"/>
               <w:szCs w:val="24"/>
             </w:rPr>
             <w:fldChar w:fldCharType="separate"/>
@@ -2119,7 +2098,7 @@
           </w:r>
           <w:r>
             <w:rPr>
-              <w:rFonts w:hint="eastAsia" w:ascii="宋体" w:hAnsi="宋体" w:eastAsia="宋体" w:cs="宋体"/>
+              <w:rFonts w:ascii="宋体" w:eastAsia="宋体" w:hAnsi="宋体" w:cs="宋体" w:hint="eastAsia"/>
               <w:szCs w:val="24"/>
             </w:rPr>
             <w:fldChar w:fldCharType="end"/>
@@ -2127,28 +2106,28 @@
         </w:p>
         <w:p>
           <w:pPr>
-            <w:pStyle w:val="16"/>
+            <w:pStyle w:val="TOC1"/>
             <w:tabs>
               <w:tab w:val="right" w:leader="dot" w:pos="8306"/>
             </w:tabs>
           </w:pPr>
           <w:r>
             <w:rPr>
-              <w:rFonts w:hint="eastAsia" w:ascii="宋体" w:hAnsi="宋体" w:eastAsia="宋体" w:cs="宋体"/>
+              <w:rFonts w:ascii="宋体" w:eastAsia="宋体" w:hAnsi="宋体" w:cs="宋体" w:hint="eastAsia"/>
               <w:szCs w:val="24"/>
             </w:rPr>
             <w:fldChar w:fldCharType="begin"/>
           </w:r>
           <w:r>
             <w:rPr>
-              <w:rFonts w:hint="eastAsia" w:ascii="宋体" w:hAnsi="宋体" w:eastAsia="宋体" w:cs="宋体"/>
+              <w:rFonts w:ascii="宋体" w:eastAsia="宋体" w:hAnsi="宋体" w:cs="宋体" w:hint="eastAsia"/>
               <w:szCs w:val="24"/>
             </w:rPr>
             <w:instrText xml:space="preserve"> HYPERLINK \l _Toc5736 </w:instrText>
           </w:r>
           <w:r>
             <w:rPr>
-              <w:rFonts w:hint="eastAsia" w:ascii="宋体" w:hAnsi="宋体" w:eastAsia="宋体" w:cs="宋体"/>
+              <w:rFonts w:ascii="宋体" w:eastAsia="宋体" w:hAnsi="宋体" w:cs="宋体" w:hint="eastAsia"/>
               <w:szCs w:val="24"/>
             </w:rPr>
             <w:fldChar w:fldCharType="separate"/>
@@ -2180,7 +2159,7 @@
           </w:r>
           <w:r>
             <w:rPr>
-              <w:rFonts w:hint="eastAsia" w:ascii="宋体" w:hAnsi="宋体" w:eastAsia="宋体" w:cs="宋体"/>
+              <w:rFonts w:ascii="宋体" w:eastAsia="宋体" w:hAnsi="宋体" w:cs="宋体" w:hint="eastAsia"/>
               <w:szCs w:val="24"/>
             </w:rPr>
             <w:fldChar w:fldCharType="end"/>
@@ -2188,28 +2167,28 @@
         </w:p>
         <w:p>
           <w:pPr>
-            <w:pStyle w:val="16"/>
+            <w:pStyle w:val="TOC1"/>
             <w:tabs>
               <w:tab w:val="right" w:leader="dot" w:pos="8306"/>
             </w:tabs>
           </w:pPr>
           <w:r>
             <w:rPr>
-              <w:rFonts w:hint="eastAsia" w:ascii="宋体" w:hAnsi="宋体" w:eastAsia="宋体" w:cs="宋体"/>
+              <w:rFonts w:ascii="宋体" w:eastAsia="宋体" w:hAnsi="宋体" w:cs="宋体" w:hint="eastAsia"/>
               <w:szCs w:val="24"/>
             </w:rPr>
             <w:fldChar w:fldCharType="begin"/>
           </w:r>
           <w:r>
             <w:rPr>
-              <w:rFonts w:hint="eastAsia" w:ascii="宋体" w:hAnsi="宋体" w:eastAsia="宋体" w:cs="宋体"/>
+              <w:rFonts w:ascii="宋体" w:eastAsia="宋体" w:hAnsi="宋体" w:cs="宋体" w:hint="eastAsia"/>
               <w:szCs w:val="24"/>
             </w:rPr>
             <w:instrText xml:space="preserve"> HYPERLINK \l _Toc29276 </w:instrText>
           </w:r>
           <w:r>
             <w:rPr>
-              <w:rFonts w:hint="eastAsia" w:ascii="宋体" w:hAnsi="宋体" w:eastAsia="宋体" w:cs="宋体"/>
+              <w:rFonts w:ascii="宋体" w:eastAsia="宋体" w:hAnsi="宋体" w:cs="宋体" w:hint="eastAsia"/>
               <w:szCs w:val="24"/>
             </w:rPr>
             <w:fldChar w:fldCharType="separate"/>
@@ -2248,7 +2227,7 @@
           </w:r>
           <w:r>
             <w:rPr>
-              <w:rFonts w:hint="eastAsia" w:ascii="宋体" w:hAnsi="宋体" w:eastAsia="宋体" w:cs="宋体"/>
+              <w:rFonts w:ascii="宋体" w:eastAsia="宋体" w:hAnsi="宋体" w:cs="宋体" w:hint="eastAsia"/>
               <w:szCs w:val="24"/>
             </w:rPr>
             <w:fldChar w:fldCharType="end"/>
@@ -2256,28 +2235,28 @@
         </w:p>
         <w:p>
           <w:pPr>
-            <w:pStyle w:val="17"/>
+            <w:pStyle w:val="TOC2"/>
             <w:tabs>
               <w:tab w:val="right" w:leader="dot" w:pos="8306"/>
             </w:tabs>
           </w:pPr>
           <w:r>
             <w:rPr>
-              <w:rFonts w:hint="eastAsia" w:ascii="宋体" w:hAnsi="宋体" w:eastAsia="宋体" w:cs="宋体"/>
+              <w:rFonts w:ascii="宋体" w:eastAsia="宋体" w:hAnsi="宋体" w:cs="宋体" w:hint="eastAsia"/>
               <w:szCs w:val="24"/>
             </w:rPr>
             <w:fldChar w:fldCharType="begin"/>
           </w:r>
           <w:r>
             <w:rPr>
-              <w:rFonts w:hint="eastAsia" w:ascii="宋体" w:hAnsi="宋体" w:eastAsia="宋体" w:cs="宋体"/>
+              <w:rFonts w:ascii="宋体" w:eastAsia="宋体" w:hAnsi="宋体" w:cs="宋体" w:hint="eastAsia"/>
               <w:szCs w:val="24"/>
             </w:rPr>
             <w:instrText xml:space="preserve"> HYPERLINK \l _Toc28437 </w:instrText>
           </w:r>
           <w:r>
             <w:rPr>
-              <w:rFonts w:hint="eastAsia" w:ascii="宋体" w:hAnsi="宋体" w:eastAsia="宋体" w:cs="宋体"/>
+              <w:rFonts w:ascii="宋体" w:eastAsia="宋体" w:hAnsi="宋体" w:cs="宋体" w:hint="eastAsia"/>
               <w:szCs w:val="24"/>
             </w:rPr>
             <w:fldChar w:fldCharType="separate"/>
@@ -2316,7 +2295,7 @@
           </w:r>
           <w:r>
             <w:rPr>
-              <w:rFonts w:hint="eastAsia" w:ascii="宋体" w:hAnsi="宋体" w:eastAsia="宋体" w:cs="宋体"/>
+              <w:rFonts w:ascii="宋体" w:eastAsia="宋体" w:hAnsi="宋体" w:cs="宋体" w:hint="eastAsia"/>
               <w:szCs w:val="24"/>
             </w:rPr>
             <w:fldChar w:fldCharType="end"/>
@@ -2324,28 +2303,28 @@
         </w:p>
         <w:p>
           <w:pPr>
-            <w:pStyle w:val="17"/>
+            <w:pStyle w:val="TOC2"/>
             <w:tabs>
               <w:tab w:val="right" w:leader="dot" w:pos="8306"/>
             </w:tabs>
           </w:pPr>
           <w:r>
             <w:rPr>
-              <w:rFonts w:hint="eastAsia" w:ascii="宋体" w:hAnsi="宋体" w:eastAsia="宋体" w:cs="宋体"/>
+              <w:rFonts w:ascii="宋体" w:eastAsia="宋体" w:hAnsi="宋体" w:cs="宋体" w:hint="eastAsia"/>
               <w:szCs w:val="24"/>
             </w:rPr>
             <w:fldChar w:fldCharType="begin"/>
           </w:r>
           <w:r>
             <w:rPr>
-              <w:rFonts w:hint="eastAsia" w:ascii="宋体" w:hAnsi="宋体" w:eastAsia="宋体" w:cs="宋体"/>
+              <w:rFonts w:ascii="宋体" w:eastAsia="宋体" w:hAnsi="宋体" w:cs="宋体" w:hint="eastAsia"/>
               <w:szCs w:val="24"/>
             </w:rPr>
             <w:instrText xml:space="preserve"> HYPERLINK \l _Toc4577 </w:instrText>
           </w:r>
           <w:r>
             <w:rPr>
-              <w:rFonts w:hint="eastAsia" w:ascii="宋体" w:hAnsi="宋体" w:eastAsia="宋体" w:cs="宋体"/>
+              <w:rFonts w:ascii="宋体" w:eastAsia="宋体" w:hAnsi="宋体" w:cs="宋体" w:hint="eastAsia"/>
               <w:szCs w:val="24"/>
             </w:rPr>
             <w:fldChar w:fldCharType="separate"/>
@@ -2384,7 +2363,7 @@
           </w:r>
           <w:r>
             <w:rPr>
-              <w:rFonts w:hint="eastAsia" w:ascii="宋体" w:hAnsi="宋体" w:eastAsia="宋体" w:cs="宋体"/>
+              <w:rFonts w:ascii="宋体" w:eastAsia="宋体" w:hAnsi="宋体" w:cs="宋体" w:hint="eastAsia"/>
               <w:szCs w:val="24"/>
             </w:rPr>
             <w:fldChar w:fldCharType="end"/>
@@ -2392,28 +2371,28 @@
         </w:p>
         <w:p>
           <w:pPr>
-            <w:pStyle w:val="16"/>
+            <w:pStyle w:val="TOC1"/>
             <w:tabs>
               <w:tab w:val="right" w:leader="dot" w:pos="8306"/>
             </w:tabs>
           </w:pPr>
           <w:r>
             <w:rPr>
-              <w:rFonts w:hint="eastAsia" w:ascii="宋体" w:hAnsi="宋体" w:eastAsia="宋体" w:cs="宋体"/>
+              <w:rFonts w:ascii="宋体" w:eastAsia="宋体" w:hAnsi="宋体" w:cs="宋体" w:hint="eastAsia"/>
               <w:szCs w:val="24"/>
             </w:rPr>
             <w:fldChar w:fldCharType="begin"/>
           </w:r>
           <w:r>
             <w:rPr>
-              <w:rFonts w:hint="eastAsia" w:ascii="宋体" w:hAnsi="宋体" w:eastAsia="宋体" w:cs="宋体"/>
+              <w:rFonts w:ascii="宋体" w:eastAsia="宋体" w:hAnsi="宋体" w:cs="宋体" w:hint="eastAsia"/>
               <w:szCs w:val="24"/>
             </w:rPr>
             <w:instrText xml:space="preserve"> HYPERLINK \l _Toc16006 </w:instrText>
           </w:r>
           <w:r>
             <w:rPr>
-              <w:rFonts w:hint="eastAsia" w:ascii="宋体" w:hAnsi="宋体" w:eastAsia="宋体" w:cs="宋体"/>
+              <w:rFonts w:ascii="宋体" w:eastAsia="宋体" w:hAnsi="宋体" w:cs="宋体" w:hint="eastAsia"/>
               <w:szCs w:val="24"/>
             </w:rPr>
             <w:fldChar w:fldCharType="separate"/>
@@ -2452,7 +2431,7 @@
           </w:r>
           <w:r>
             <w:rPr>
-              <w:rFonts w:hint="eastAsia" w:ascii="宋体" w:hAnsi="宋体" w:eastAsia="宋体" w:cs="宋体"/>
+              <w:rFonts w:ascii="宋体" w:eastAsia="宋体" w:hAnsi="宋体" w:cs="宋体" w:hint="eastAsia"/>
               <w:szCs w:val="24"/>
             </w:rPr>
             <w:fldChar w:fldCharType="end"/>
@@ -2460,28 +2439,28 @@
         </w:p>
         <w:p>
           <w:pPr>
-            <w:pStyle w:val="17"/>
+            <w:pStyle w:val="TOC2"/>
             <w:tabs>
               <w:tab w:val="right" w:leader="dot" w:pos="8306"/>
             </w:tabs>
           </w:pPr>
           <w:r>
             <w:rPr>
-              <w:rFonts w:hint="eastAsia" w:ascii="宋体" w:hAnsi="宋体" w:eastAsia="宋体" w:cs="宋体"/>
+              <w:rFonts w:ascii="宋体" w:eastAsia="宋体" w:hAnsi="宋体" w:cs="宋体" w:hint="eastAsia"/>
               <w:szCs w:val="24"/>
             </w:rPr>
             <w:fldChar w:fldCharType="begin"/>
           </w:r>
           <w:r>
             <w:rPr>
-              <w:rFonts w:hint="eastAsia" w:ascii="宋体" w:hAnsi="宋体" w:eastAsia="宋体" w:cs="宋体"/>
+              <w:rFonts w:ascii="宋体" w:eastAsia="宋体" w:hAnsi="宋体" w:cs="宋体" w:hint="eastAsia"/>
               <w:szCs w:val="24"/>
             </w:rPr>
             <w:instrText xml:space="preserve"> HYPERLINK \l _Toc6567 </w:instrText>
           </w:r>
           <w:r>
             <w:rPr>
-              <w:rFonts w:hint="eastAsia" w:ascii="宋体" w:hAnsi="宋体" w:eastAsia="宋体" w:cs="宋体"/>
+              <w:rFonts w:ascii="宋体" w:eastAsia="宋体" w:hAnsi="宋体" w:cs="宋体" w:hint="eastAsia"/>
               <w:szCs w:val="24"/>
             </w:rPr>
             <w:fldChar w:fldCharType="separate"/>
@@ -2520,7 +2499,7 @@
           </w:r>
           <w:r>
             <w:rPr>
-              <w:rFonts w:hint="eastAsia" w:ascii="宋体" w:hAnsi="宋体" w:eastAsia="宋体" w:cs="宋体"/>
+              <w:rFonts w:ascii="宋体" w:eastAsia="宋体" w:hAnsi="宋体" w:cs="宋体" w:hint="eastAsia"/>
               <w:szCs w:val="24"/>
             </w:rPr>
             <w:fldChar w:fldCharType="end"/>
@@ -2528,28 +2507,28 @@
         </w:p>
         <w:p>
           <w:pPr>
-            <w:pStyle w:val="17"/>
+            <w:pStyle w:val="TOC2"/>
             <w:tabs>
               <w:tab w:val="right" w:leader="dot" w:pos="8306"/>
             </w:tabs>
           </w:pPr>
           <w:r>
             <w:rPr>
-              <w:rFonts w:hint="eastAsia" w:ascii="宋体" w:hAnsi="宋体" w:eastAsia="宋体" w:cs="宋体"/>
+              <w:rFonts w:ascii="宋体" w:eastAsia="宋体" w:hAnsi="宋体" w:cs="宋体" w:hint="eastAsia"/>
               <w:szCs w:val="24"/>
             </w:rPr>
             <w:fldChar w:fldCharType="begin"/>
           </w:r>
           <w:r>
             <w:rPr>
-              <w:rFonts w:hint="eastAsia" w:ascii="宋体" w:hAnsi="宋体" w:eastAsia="宋体" w:cs="宋体"/>
+              <w:rFonts w:ascii="宋体" w:eastAsia="宋体" w:hAnsi="宋体" w:cs="宋体" w:hint="eastAsia"/>
               <w:szCs w:val="24"/>
             </w:rPr>
             <w:instrText xml:space="preserve"> HYPERLINK \l _Toc17538 </w:instrText>
           </w:r>
           <w:r>
             <w:rPr>
-              <w:rFonts w:hint="eastAsia" w:ascii="宋体" w:hAnsi="宋体" w:eastAsia="宋体" w:cs="宋体"/>
+              <w:rFonts w:ascii="宋体" w:eastAsia="宋体" w:hAnsi="宋体" w:cs="宋体" w:hint="eastAsia"/>
               <w:szCs w:val="24"/>
             </w:rPr>
             <w:fldChar w:fldCharType="separate"/>
@@ -2588,7 +2567,7 @@
           </w:r>
           <w:r>
             <w:rPr>
-              <w:rFonts w:hint="eastAsia" w:ascii="宋体" w:hAnsi="宋体" w:eastAsia="宋体" w:cs="宋体"/>
+              <w:rFonts w:ascii="宋体" w:eastAsia="宋体" w:hAnsi="宋体" w:cs="宋体" w:hint="eastAsia"/>
               <w:szCs w:val="24"/>
             </w:rPr>
             <w:fldChar w:fldCharType="end"/>
@@ -2596,28 +2575,28 @@
         </w:p>
         <w:p>
           <w:pPr>
-            <w:pStyle w:val="17"/>
+            <w:pStyle w:val="TOC2"/>
             <w:tabs>
               <w:tab w:val="right" w:leader="dot" w:pos="8306"/>
             </w:tabs>
           </w:pPr>
           <w:r>
             <w:rPr>
-              <w:rFonts w:hint="eastAsia" w:ascii="宋体" w:hAnsi="宋体" w:eastAsia="宋体" w:cs="宋体"/>
+              <w:rFonts w:ascii="宋体" w:eastAsia="宋体" w:hAnsi="宋体" w:cs="宋体" w:hint="eastAsia"/>
               <w:szCs w:val="24"/>
             </w:rPr>
             <w:fldChar w:fldCharType="begin"/>
           </w:r>
           <w:r>
             <w:rPr>
-              <w:rFonts w:hint="eastAsia" w:ascii="宋体" w:hAnsi="宋体" w:eastAsia="宋体" w:cs="宋体"/>
+              <w:rFonts w:ascii="宋体" w:eastAsia="宋体" w:hAnsi="宋体" w:cs="宋体" w:hint="eastAsia"/>
               <w:szCs w:val="24"/>
             </w:rPr>
             <w:instrText xml:space="preserve"> HYPERLINK \l _Toc12524 </w:instrText>
           </w:r>
           <w:r>
             <w:rPr>
-              <w:rFonts w:hint="eastAsia" w:ascii="宋体" w:hAnsi="宋体" w:eastAsia="宋体" w:cs="宋体"/>
+              <w:rFonts w:ascii="宋体" w:eastAsia="宋体" w:hAnsi="宋体" w:cs="宋体" w:hint="eastAsia"/>
               <w:szCs w:val="24"/>
             </w:rPr>
             <w:fldChar w:fldCharType="separate"/>
@@ -2656,7 +2635,7 @@
           </w:r>
           <w:r>
             <w:rPr>
-              <w:rFonts w:hint="eastAsia" w:ascii="宋体" w:hAnsi="宋体" w:eastAsia="宋体" w:cs="宋体"/>
+              <w:rFonts w:ascii="宋体" w:eastAsia="宋体" w:hAnsi="宋体" w:cs="宋体" w:hint="eastAsia"/>
               <w:szCs w:val="24"/>
             </w:rPr>
             <w:fldChar w:fldCharType="end"/>
@@ -2664,28 +2643,28 @@
         </w:p>
         <w:p>
           <w:pPr>
-            <w:pStyle w:val="17"/>
+            <w:pStyle w:val="TOC2"/>
             <w:tabs>
               <w:tab w:val="right" w:leader="dot" w:pos="8306"/>
             </w:tabs>
           </w:pPr>
           <w:r>
             <w:rPr>
-              <w:rFonts w:hint="eastAsia" w:ascii="宋体" w:hAnsi="宋体" w:eastAsia="宋体" w:cs="宋体"/>
+              <w:rFonts w:ascii="宋体" w:eastAsia="宋体" w:hAnsi="宋体" w:cs="宋体" w:hint="eastAsia"/>
               <w:szCs w:val="24"/>
             </w:rPr>
             <w:fldChar w:fldCharType="begin"/>
           </w:r>
           <w:r>
             <w:rPr>
-              <w:rFonts w:hint="eastAsia" w:ascii="宋体" w:hAnsi="宋体" w:eastAsia="宋体" w:cs="宋体"/>
+              <w:rFonts w:ascii="宋体" w:eastAsia="宋体" w:hAnsi="宋体" w:cs="宋体" w:hint="eastAsia"/>
               <w:szCs w:val="24"/>
             </w:rPr>
             <w:instrText xml:space="preserve"> HYPERLINK \l _Toc32688 </w:instrText>
           </w:r>
           <w:r>
             <w:rPr>
-              <w:rFonts w:hint="eastAsia" w:ascii="宋体" w:hAnsi="宋体" w:eastAsia="宋体" w:cs="宋体"/>
+              <w:rFonts w:ascii="宋体" w:eastAsia="宋体" w:hAnsi="宋体" w:cs="宋体" w:hint="eastAsia"/>
               <w:szCs w:val="24"/>
             </w:rPr>
             <w:fldChar w:fldCharType="separate"/>
@@ -2724,7 +2703,7 @@
           </w:r>
           <w:r>
             <w:rPr>
-              <w:rFonts w:hint="eastAsia" w:ascii="宋体" w:hAnsi="宋体" w:eastAsia="宋体" w:cs="宋体"/>
+              <w:rFonts w:ascii="宋体" w:eastAsia="宋体" w:hAnsi="宋体" w:cs="宋体" w:hint="eastAsia"/>
               <w:szCs w:val="24"/>
             </w:rPr>
             <w:fldChar w:fldCharType="end"/>
@@ -2732,28 +2711,28 @@
         </w:p>
         <w:p>
           <w:pPr>
-            <w:pStyle w:val="16"/>
+            <w:pStyle w:val="TOC1"/>
             <w:tabs>
               <w:tab w:val="right" w:leader="dot" w:pos="8306"/>
             </w:tabs>
           </w:pPr>
           <w:r>
             <w:rPr>
-              <w:rFonts w:hint="eastAsia" w:ascii="宋体" w:hAnsi="宋体" w:eastAsia="宋体" w:cs="宋体"/>
+              <w:rFonts w:ascii="宋体" w:eastAsia="宋体" w:hAnsi="宋体" w:cs="宋体" w:hint="eastAsia"/>
               <w:szCs w:val="24"/>
             </w:rPr>
             <w:fldChar w:fldCharType="begin"/>
           </w:r>
           <w:r>
             <w:rPr>
-              <w:rFonts w:hint="eastAsia" w:ascii="宋体" w:hAnsi="宋体" w:eastAsia="宋体" w:cs="宋体"/>
+              <w:rFonts w:ascii="宋体" w:eastAsia="宋体" w:hAnsi="宋体" w:cs="宋体" w:hint="eastAsia"/>
               <w:szCs w:val="24"/>
             </w:rPr>
             <w:instrText xml:space="preserve"> HYPERLINK \l _Toc1678 </w:instrText>
           </w:r>
           <w:r>
             <w:rPr>
-              <w:rFonts w:hint="eastAsia" w:ascii="宋体" w:hAnsi="宋体" w:eastAsia="宋体" w:cs="宋体"/>
+              <w:rFonts w:ascii="宋体" w:eastAsia="宋体" w:hAnsi="宋体" w:cs="宋体" w:hint="eastAsia"/>
               <w:szCs w:val="24"/>
             </w:rPr>
             <w:fldChar w:fldCharType="separate"/>
@@ -2792,7 +2771,7 @@
           </w:r>
           <w:r>
             <w:rPr>
-              <w:rFonts w:hint="eastAsia" w:ascii="宋体" w:hAnsi="宋体" w:eastAsia="宋体" w:cs="宋体"/>
+              <w:rFonts w:ascii="宋体" w:eastAsia="宋体" w:hAnsi="宋体" w:cs="宋体" w:hint="eastAsia"/>
               <w:szCs w:val="24"/>
             </w:rPr>
             <w:fldChar w:fldCharType="end"/>
@@ -2800,28 +2779,28 @@
         </w:p>
         <w:p>
           <w:pPr>
-            <w:pStyle w:val="16"/>
+            <w:pStyle w:val="TOC1"/>
             <w:tabs>
               <w:tab w:val="right" w:leader="dot" w:pos="8306"/>
             </w:tabs>
           </w:pPr>
           <w:r>
             <w:rPr>
-              <w:rFonts w:hint="eastAsia" w:ascii="宋体" w:hAnsi="宋体" w:eastAsia="宋体" w:cs="宋体"/>
+              <w:rFonts w:ascii="宋体" w:eastAsia="宋体" w:hAnsi="宋体" w:cs="宋体" w:hint="eastAsia"/>
               <w:szCs w:val="24"/>
             </w:rPr>
             <w:fldChar w:fldCharType="begin"/>
           </w:r>
           <w:r>
             <w:rPr>
-              <w:rFonts w:hint="eastAsia" w:ascii="宋体" w:hAnsi="宋体" w:eastAsia="宋体" w:cs="宋体"/>
+              <w:rFonts w:ascii="宋体" w:eastAsia="宋体" w:hAnsi="宋体" w:cs="宋体" w:hint="eastAsia"/>
               <w:szCs w:val="24"/>
             </w:rPr>
             <w:instrText xml:space="preserve"> HYPERLINK \l _Toc19172 </w:instrText>
           </w:r>
           <w:r>
             <w:rPr>
-              <w:rFonts w:hint="eastAsia" w:ascii="宋体" w:hAnsi="宋体" w:eastAsia="宋体" w:cs="宋体"/>
+              <w:rFonts w:ascii="宋体" w:eastAsia="宋体" w:hAnsi="宋体" w:cs="宋体" w:hint="eastAsia"/>
               <w:szCs w:val="24"/>
             </w:rPr>
             <w:fldChar w:fldCharType="separate"/>
@@ -2860,7 +2839,7 @@
           </w:r>
           <w:r>
             <w:rPr>
-              <w:rFonts w:hint="eastAsia" w:ascii="宋体" w:hAnsi="宋体" w:eastAsia="宋体" w:cs="宋体"/>
+              <w:rFonts w:ascii="宋体" w:eastAsia="宋体" w:hAnsi="宋体" w:cs="宋体" w:hint="eastAsia"/>
               <w:szCs w:val="24"/>
             </w:rPr>
             <w:fldChar w:fldCharType="end"/>
@@ -2868,28 +2847,28 @@
         </w:p>
         <w:p>
           <w:pPr>
-            <w:pStyle w:val="17"/>
+            <w:pStyle w:val="TOC2"/>
             <w:tabs>
               <w:tab w:val="right" w:leader="dot" w:pos="8306"/>
             </w:tabs>
           </w:pPr>
           <w:r>
             <w:rPr>
-              <w:rFonts w:hint="eastAsia" w:ascii="宋体" w:hAnsi="宋体" w:eastAsia="宋体" w:cs="宋体"/>
+              <w:rFonts w:ascii="宋体" w:eastAsia="宋体" w:hAnsi="宋体" w:cs="宋体" w:hint="eastAsia"/>
               <w:szCs w:val="24"/>
             </w:rPr>
             <w:fldChar w:fldCharType="begin"/>
           </w:r>
           <w:r>
             <w:rPr>
-              <w:rFonts w:hint="eastAsia" w:ascii="宋体" w:hAnsi="宋体" w:eastAsia="宋体" w:cs="宋体"/>
+              <w:rFonts w:ascii="宋体" w:eastAsia="宋体" w:hAnsi="宋体" w:cs="宋体" w:hint="eastAsia"/>
               <w:szCs w:val="24"/>
             </w:rPr>
             <w:instrText xml:space="preserve"> HYPERLINK \l _Toc7100 </w:instrText>
           </w:r>
           <w:r>
             <w:rPr>
-              <w:rFonts w:hint="eastAsia" w:ascii="宋体" w:hAnsi="宋体" w:eastAsia="宋体" w:cs="宋体"/>
+              <w:rFonts w:ascii="宋体" w:eastAsia="宋体" w:hAnsi="宋体" w:cs="宋体" w:hint="eastAsia"/>
               <w:szCs w:val="24"/>
             </w:rPr>
             <w:fldChar w:fldCharType="separate"/>
@@ -2928,7 +2907,7 @@
           </w:r>
           <w:r>
             <w:rPr>
-              <w:rFonts w:hint="eastAsia" w:ascii="宋体" w:hAnsi="宋体" w:eastAsia="宋体" w:cs="宋体"/>
+              <w:rFonts w:ascii="宋体" w:eastAsia="宋体" w:hAnsi="宋体" w:cs="宋体" w:hint="eastAsia"/>
               <w:szCs w:val="24"/>
             </w:rPr>
             <w:fldChar w:fldCharType="end"/>
@@ -2936,28 +2915,28 @@
         </w:p>
         <w:p>
           <w:pPr>
-            <w:pStyle w:val="17"/>
+            <w:pStyle w:val="TOC2"/>
             <w:tabs>
               <w:tab w:val="right" w:leader="dot" w:pos="8306"/>
             </w:tabs>
           </w:pPr>
           <w:r>
             <w:rPr>
-              <w:rFonts w:hint="eastAsia" w:ascii="宋体" w:hAnsi="宋体" w:eastAsia="宋体" w:cs="宋体"/>
+              <w:rFonts w:ascii="宋体" w:eastAsia="宋体" w:hAnsi="宋体" w:cs="宋体" w:hint="eastAsia"/>
               <w:szCs w:val="24"/>
             </w:rPr>
             <w:fldChar w:fldCharType="begin"/>
           </w:r>
           <w:r>
             <w:rPr>
-              <w:rFonts w:hint="eastAsia" w:ascii="宋体" w:hAnsi="宋体" w:eastAsia="宋体" w:cs="宋体"/>
+              <w:rFonts w:ascii="宋体" w:eastAsia="宋体" w:hAnsi="宋体" w:cs="宋体" w:hint="eastAsia"/>
               <w:szCs w:val="24"/>
             </w:rPr>
             <w:instrText xml:space="preserve"> HYPERLINK \l _Toc5531 </w:instrText>
           </w:r>
           <w:r>
             <w:rPr>
-              <w:rFonts w:hint="eastAsia" w:ascii="宋体" w:hAnsi="宋体" w:eastAsia="宋体" w:cs="宋体"/>
+              <w:rFonts w:ascii="宋体" w:eastAsia="宋体" w:hAnsi="宋体" w:cs="宋体" w:hint="eastAsia"/>
               <w:szCs w:val="24"/>
             </w:rPr>
             <w:fldChar w:fldCharType="separate"/>
@@ -2996,7 +2975,7 @@
           </w:r>
           <w:r>
             <w:rPr>
-              <w:rFonts w:hint="eastAsia" w:ascii="宋体" w:hAnsi="宋体" w:eastAsia="宋体" w:cs="宋体"/>
+              <w:rFonts w:ascii="宋体" w:eastAsia="宋体" w:hAnsi="宋体" w:cs="宋体" w:hint="eastAsia"/>
               <w:szCs w:val="24"/>
             </w:rPr>
             <w:fldChar w:fldCharType="end"/>
@@ -3004,28 +2983,28 @@
         </w:p>
         <w:p>
           <w:pPr>
-            <w:pStyle w:val="17"/>
+            <w:pStyle w:val="TOC2"/>
             <w:tabs>
               <w:tab w:val="right" w:leader="dot" w:pos="8306"/>
             </w:tabs>
           </w:pPr>
           <w:r>
             <w:rPr>
-              <w:rFonts w:hint="eastAsia" w:ascii="宋体" w:hAnsi="宋体" w:eastAsia="宋体" w:cs="宋体"/>
+              <w:rFonts w:ascii="宋体" w:eastAsia="宋体" w:hAnsi="宋体" w:cs="宋体" w:hint="eastAsia"/>
               <w:szCs w:val="24"/>
             </w:rPr>
             <w:fldChar w:fldCharType="begin"/>
           </w:r>
           <w:r>
             <w:rPr>
-              <w:rFonts w:hint="eastAsia" w:ascii="宋体" w:hAnsi="宋体" w:eastAsia="宋体" w:cs="宋体"/>
+              <w:rFonts w:ascii="宋体" w:eastAsia="宋体" w:hAnsi="宋体" w:cs="宋体" w:hint="eastAsia"/>
               <w:szCs w:val="24"/>
             </w:rPr>
             <w:instrText xml:space="preserve"> HYPERLINK \l _Toc20731 </w:instrText>
           </w:r>
           <w:r>
             <w:rPr>
-              <w:rFonts w:hint="eastAsia" w:ascii="宋体" w:hAnsi="宋体" w:eastAsia="宋体" w:cs="宋体"/>
+              <w:rFonts w:ascii="宋体" w:eastAsia="宋体" w:hAnsi="宋体" w:cs="宋体" w:hint="eastAsia"/>
               <w:szCs w:val="24"/>
             </w:rPr>
             <w:fldChar w:fldCharType="separate"/>
@@ -3064,7 +3043,7 @@
           </w:r>
           <w:r>
             <w:rPr>
-              <w:rFonts w:hint="eastAsia" w:ascii="宋体" w:hAnsi="宋体" w:eastAsia="宋体" w:cs="宋体"/>
+              <w:rFonts w:ascii="宋体" w:eastAsia="宋体" w:hAnsi="宋体" w:cs="宋体" w:hint="eastAsia"/>
               <w:szCs w:val="24"/>
             </w:rPr>
             <w:fldChar w:fldCharType="end"/>
@@ -3072,28 +3051,28 @@
         </w:p>
         <w:p>
           <w:pPr>
-            <w:pStyle w:val="17"/>
+            <w:pStyle w:val="TOC2"/>
             <w:tabs>
               <w:tab w:val="right" w:leader="dot" w:pos="8306"/>
             </w:tabs>
           </w:pPr>
           <w:r>
             <w:rPr>
-              <w:rFonts w:hint="eastAsia" w:ascii="宋体" w:hAnsi="宋体" w:eastAsia="宋体" w:cs="宋体"/>
+              <w:rFonts w:ascii="宋体" w:eastAsia="宋体" w:hAnsi="宋体" w:cs="宋体" w:hint="eastAsia"/>
               <w:szCs w:val="24"/>
             </w:rPr>
             <w:fldChar w:fldCharType="begin"/>
           </w:r>
           <w:r>
             <w:rPr>
-              <w:rFonts w:hint="eastAsia" w:ascii="宋体" w:hAnsi="宋体" w:eastAsia="宋体" w:cs="宋体"/>
+              <w:rFonts w:ascii="宋体" w:eastAsia="宋体" w:hAnsi="宋体" w:cs="宋体" w:hint="eastAsia"/>
               <w:szCs w:val="24"/>
             </w:rPr>
             <w:instrText xml:space="preserve"> HYPERLINK \l _Toc6480 </w:instrText>
           </w:r>
           <w:r>
             <w:rPr>
-              <w:rFonts w:hint="eastAsia" w:ascii="宋体" w:hAnsi="宋体" w:eastAsia="宋体" w:cs="宋体"/>
+              <w:rFonts w:ascii="宋体" w:eastAsia="宋体" w:hAnsi="宋体" w:cs="宋体" w:hint="eastAsia"/>
               <w:szCs w:val="24"/>
             </w:rPr>
             <w:fldChar w:fldCharType="separate"/>
@@ -3132,7 +3111,7 @@
           </w:r>
           <w:r>
             <w:rPr>
-              <w:rFonts w:hint="eastAsia" w:ascii="宋体" w:hAnsi="宋体" w:eastAsia="宋体" w:cs="宋体"/>
+              <w:rFonts w:ascii="宋体" w:eastAsia="宋体" w:hAnsi="宋体" w:cs="宋体" w:hint="eastAsia"/>
               <w:szCs w:val="24"/>
             </w:rPr>
             <w:fldChar w:fldCharType="end"/>
@@ -3140,28 +3119,28 @@
         </w:p>
         <w:p>
           <w:pPr>
-            <w:pStyle w:val="17"/>
+            <w:pStyle w:val="TOC2"/>
             <w:tabs>
               <w:tab w:val="right" w:leader="dot" w:pos="8306"/>
             </w:tabs>
           </w:pPr>
           <w:r>
             <w:rPr>
-              <w:rFonts w:hint="eastAsia" w:ascii="宋体" w:hAnsi="宋体" w:eastAsia="宋体" w:cs="宋体"/>
+              <w:rFonts w:ascii="宋体" w:eastAsia="宋体" w:hAnsi="宋体" w:cs="宋体" w:hint="eastAsia"/>
               <w:szCs w:val="24"/>
             </w:rPr>
             <w:fldChar w:fldCharType="begin"/>
           </w:r>
           <w:r>
             <w:rPr>
-              <w:rFonts w:hint="eastAsia" w:ascii="宋体" w:hAnsi="宋体" w:eastAsia="宋体" w:cs="宋体"/>
+              <w:rFonts w:ascii="宋体" w:eastAsia="宋体" w:hAnsi="宋体" w:cs="宋体" w:hint="eastAsia"/>
               <w:szCs w:val="24"/>
             </w:rPr>
             <w:instrText xml:space="preserve"> HYPERLINK \l _Toc12453 </w:instrText>
           </w:r>
           <w:r>
             <w:rPr>
-              <w:rFonts w:hint="eastAsia" w:ascii="宋体" w:hAnsi="宋体" w:eastAsia="宋体" w:cs="宋体"/>
+              <w:rFonts w:ascii="宋体" w:eastAsia="宋体" w:hAnsi="宋体" w:cs="宋体" w:hint="eastAsia"/>
               <w:szCs w:val="24"/>
             </w:rPr>
             <w:fldChar w:fldCharType="separate"/>
@@ -3200,7 +3179,7 @@
           </w:r>
           <w:r>
             <w:rPr>
-              <w:rFonts w:hint="eastAsia" w:ascii="宋体" w:hAnsi="宋体" w:eastAsia="宋体" w:cs="宋体"/>
+              <w:rFonts w:ascii="宋体" w:eastAsia="宋体" w:hAnsi="宋体" w:cs="宋体" w:hint="eastAsia"/>
               <w:szCs w:val="24"/>
             </w:rPr>
             <w:fldChar w:fldCharType="end"/>
@@ -3208,28 +3187,28 @@
         </w:p>
         <w:p>
           <w:pPr>
-            <w:pStyle w:val="17"/>
+            <w:pStyle w:val="TOC2"/>
             <w:tabs>
               <w:tab w:val="right" w:leader="dot" w:pos="8306"/>
             </w:tabs>
           </w:pPr>
           <w:r>
             <w:rPr>
-              <w:rFonts w:hint="eastAsia" w:ascii="宋体" w:hAnsi="宋体" w:eastAsia="宋体" w:cs="宋体"/>
+              <w:rFonts w:ascii="宋体" w:eastAsia="宋体" w:hAnsi="宋体" w:cs="宋体" w:hint="eastAsia"/>
               <w:szCs w:val="24"/>
             </w:rPr>
             <w:fldChar w:fldCharType="begin"/>
           </w:r>
           <w:r>
             <w:rPr>
-              <w:rFonts w:hint="eastAsia" w:ascii="宋体" w:hAnsi="宋体" w:eastAsia="宋体" w:cs="宋体"/>
+              <w:rFonts w:ascii="宋体" w:eastAsia="宋体" w:hAnsi="宋体" w:cs="宋体" w:hint="eastAsia"/>
               <w:szCs w:val="24"/>
             </w:rPr>
             <w:instrText xml:space="preserve"> HYPERLINK \l _Toc15002 </w:instrText>
           </w:r>
           <w:r>
             <w:rPr>
-              <w:rFonts w:hint="eastAsia" w:ascii="宋体" w:hAnsi="宋体" w:eastAsia="宋体" w:cs="宋体"/>
+              <w:rFonts w:ascii="宋体" w:eastAsia="宋体" w:hAnsi="宋体" w:cs="宋体" w:hint="eastAsia"/>
               <w:szCs w:val="24"/>
             </w:rPr>
             <w:fldChar w:fldCharType="separate"/>
@@ -3268,7 +3247,7 @@
           </w:r>
           <w:r>
             <w:rPr>
-              <w:rFonts w:hint="eastAsia" w:ascii="宋体" w:hAnsi="宋体" w:eastAsia="宋体" w:cs="宋体"/>
+              <w:rFonts w:ascii="宋体" w:eastAsia="宋体" w:hAnsi="宋体" w:cs="宋体" w:hint="eastAsia"/>
               <w:szCs w:val="24"/>
             </w:rPr>
             <w:fldChar w:fldCharType="end"/>
@@ -3276,28 +3255,28 @@
         </w:p>
         <w:p>
           <w:pPr>
-            <w:pStyle w:val="17"/>
+            <w:pStyle w:val="TOC2"/>
             <w:tabs>
               <w:tab w:val="right" w:leader="dot" w:pos="8306"/>
             </w:tabs>
           </w:pPr>
           <w:r>
             <w:rPr>
-              <w:rFonts w:hint="eastAsia" w:ascii="宋体" w:hAnsi="宋体" w:eastAsia="宋体" w:cs="宋体"/>
+              <w:rFonts w:ascii="宋体" w:eastAsia="宋体" w:hAnsi="宋体" w:cs="宋体" w:hint="eastAsia"/>
               <w:szCs w:val="24"/>
             </w:rPr>
             <w:fldChar w:fldCharType="begin"/>
           </w:r>
           <w:r>
             <w:rPr>
-              <w:rFonts w:hint="eastAsia" w:ascii="宋体" w:hAnsi="宋体" w:eastAsia="宋体" w:cs="宋体"/>
+              <w:rFonts w:ascii="宋体" w:eastAsia="宋体" w:hAnsi="宋体" w:cs="宋体" w:hint="eastAsia"/>
               <w:szCs w:val="24"/>
             </w:rPr>
             <w:instrText xml:space="preserve"> HYPERLINK \l _Toc2571 </w:instrText>
           </w:r>
           <w:r>
             <w:rPr>
-              <w:rFonts w:hint="eastAsia" w:ascii="宋体" w:hAnsi="宋体" w:eastAsia="宋体" w:cs="宋体"/>
+              <w:rFonts w:ascii="宋体" w:eastAsia="宋体" w:hAnsi="宋体" w:cs="宋体" w:hint="eastAsia"/>
               <w:szCs w:val="24"/>
             </w:rPr>
             <w:fldChar w:fldCharType="separate"/>
@@ -3336,7 +3315,7 @@
           </w:r>
           <w:r>
             <w:rPr>
-              <w:rFonts w:hint="eastAsia" w:ascii="宋体" w:hAnsi="宋体" w:eastAsia="宋体" w:cs="宋体"/>
+              <w:rFonts w:ascii="宋体" w:eastAsia="宋体" w:hAnsi="宋体" w:cs="宋体" w:hint="eastAsia"/>
               <w:szCs w:val="24"/>
             </w:rPr>
             <w:fldChar w:fldCharType="end"/>
@@ -3344,28 +3323,28 @@
         </w:p>
         <w:p>
           <w:pPr>
-            <w:pStyle w:val="16"/>
+            <w:pStyle w:val="TOC1"/>
             <w:tabs>
               <w:tab w:val="right" w:leader="dot" w:pos="8306"/>
             </w:tabs>
           </w:pPr>
           <w:r>
             <w:rPr>
-              <w:rFonts w:hint="eastAsia" w:ascii="宋体" w:hAnsi="宋体" w:eastAsia="宋体" w:cs="宋体"/>
+              <w:rFonts w:ascii="宋体" w:eastAsia="宋体" w:hAnsi="宋体" w:cs="宋体" w:hint="eastAsia"/>
               <w:szCs w:val="24"/>
             </w:rPr>
             <w:fldChar w:fldCharType="begin"/>
           </w:r>
           <w:r>
             <w:rPr>
-              <w:rFonts w:hint="eastAsia" w:ascii="宋体" w:hAnsi="宋体" w:eastAsia="宋体" w:cs="宋体"/>
+              <w:rFonts w:ascii="宋体" w:eastAsia="宋体" w:hAnsi="宋体" w:cs="宋体" w:hint="eastAsia"/>
               <w:szCs w:val="24"/>
             </w:rPr>
             <w:instrText xml:space="preserve"> HYPERLINK \l _Toc31803 </w:instrText>
           </w:r>
           <w:r>
             <w:rPr>
-              <w:rFonts w:hint="eastAsia" w:ascii="宋体" w:hAnsi="宋体" w:eastAsia="宋体" w:cs="宋体"/>
+              <w:rFonts w:ascii="宋体" w:eastAsia="宋体" w:hAnsi="宋体" w:cs="宋体" w:hint="eastAsia"/>
               <w:szCs w:val="24"/>
             </w:rPr>
             <w:fldChar w:fldCharType="separate"/>
@@ -3404,7 +3383,7 @@
           </w:r>
           <w:r>
             <w:rPr>
-              <w:rFonts w:hint="eastAsia" w:ascii="宋体" w:hAnsi="宋体" w:eastAsia="宋体" w:cs="宋体"/>
+              <w:rFonts w:ascii="宋体" w:eastAsia="宋体" w:hAnsi="宋体" w:cs="宋体" w:hint="eastAsia"/>
               <w:szCs w:val="24"/>
             </w:rPr>
             <w:fldChar w:fldCharType="end"/>
@@ -3412,28 +3391,28 @@
         </w:p>
         <w:p>
           <w:pPr>
-            <w:pStyle w:val="17"/>
+            <w:pStyle w:val="TOC2"/>
             <w:tabs>
               <w:tab w:val="right" w:leader="dot" w:pos="8306"/>
             </w:tabs>
           </w:pPr>
           <w:r>
             <w:rPr>
-              <w:rFonts w:hint="eastAsia" w:ascii="宋体" w:hAnsi="宋体" w:eastAsia="宋体" w:cs="宋体"/>
+              <w:rFonts w:ascii="宋体" w:eastAsia="宋体" w:hAnsi="宋体" w:cs="宋体" w:hint="eastAsia"/>
               <w:szCs w:val="24"/>
             </w:rPr>
             <w:fldChar w:fldCharType="begin"/>
           </w:r>
           <w:r>
             <w:rPr>
-              <w:rFonts w:hint="eastAsia" w:ascii="宋体" w:hAnsi="宋体" w:eastAsia="宋体" w:cs="宋体"/>
+              <w:rFonts w:ascii="宋体" w:eastAsia="宋体" w:hAnsi="宋体" w:cs="宋体" w:hint="eastAsia"/>
               <w:szCs w:val="24"/>
             </w:rPr>
             <w:instrText xml:space="preserve"> HYPERLINK \l _Toc19156 </w:instrText>
           </w:r>
           <w:r>
             <w:rPr>
-              <w:rFonts w:hint="eastAsia" w:ascii="宋体" w:hAnsi="宋体" w:eastAsia="宋体" w:cs="宋体"/>
+              <w:rFonts w:ascii="宋体" w:eastAsia="宋体" w:hAnsi="宋体" w:cs="宋体" w:hint="eastAsia"/>
               <w:szCs w:val="24"/>
             </w:rPr>
             <w:fldChar w:fldCharType="separate"/>
@@ -3472,7 +3451,7 @@
           </w:r>
           <w:r>
             <w:rPr>
-              <w:rFonts w:hint="eastAsia" w:ascii="宋体" w:hAnsi="宋体" w:eastAsia="宋体" w:cs="宋体"/>
+              <w:rFonts w:ascii="宋体" w:eastAsia="宋体" w:hAnsi="宋体" w:cs="宋体" w:hint="eastAsia"/>
               <w:szCs w:val="24"/>
             </w:rPr>
             <w:fldChar w:fldCharType="end"/>
@@ -3480,28 +3459,28 @@
         </w:p>
         <w:p>
           <w:pPr>
-            <w:pStyle w:val="17"/>
+            <w:pStyle w:val="TOC2"/>
             <w:tabs>
               <w:tab w:val="right" w:leader="dot" w:pos="8306"/>
             </w:tabs>
           </w:pPr>
           <w:r>
             <w:rPr>
-              <w:rFonts w:hint="eastAsia" w:ascii="宋体" w:hAnsi="宋体" w:eastAsia="宋体" w:cs="宋体"/>
+              <w:rFonts w:ascii="宋体" w:eastAsia="宋体" w:hAnsi="宋体" w:cs="宋体" w:hint="eastAsia"/>
               <w:szCs w:val="24"/>
             </w:rPr>
             <w:fldChar w:fldCharType="begin"/>
           </w:r>
           <w:r>
             <w:rPr>
-              <w:rFonts w:hint="eastAsia" w:ascii="宋体" w:hAnsi="宋体" w:eastAsia="宋体" w:cs="宋体"/>
+              <w:rFonts w:ascii="宋体" w:eastAsia="宋体" w:hAnsi="宋体" w:cs="宋体" w:hint="eastAsia"/>
               <w:szCs w:val="24"/>
             </w:rPr>
             <w:instrText xml:space="preserve"> HYPERLINK \l _Toc23419 </w:instrText>
           </w:r>
           <w:r>
             <w:rPr>
-              <w:rFonts w:hint="eastAsia" w:ascii="宋体" w:hAnsi="宋体" w:eastAsia="宋体" w:cs="宋体"/>
+              <w:rFonts w:ascii="宋体" w:eastAsia="宋体" w:hAnsi="宋体" w:cs="宋体" w:hint="eastAsia"/>
               <w:szCs w:val="24"/>
             </w:rPr>
             <w:fldChar w:fldCharType="separate"/>
@@ -3540,7 +3519,7 @@
           </w:r>
           <w:r>
             <w:rPr>
-              <w:rFonts w:hint="eastAsia" w:ascii="宋体" w:hAnsi="宋体" w:eastAsia="宋体" w:cs="宋体"/>
+              <w:rFonts w:ascii="宋体" w:eastAsia="宋体" w:hAnsi="宋体" w:cs="宋体" w:hint="eastAsia"/>
               <w:szCs w:val="24"/>
             </w:rPr>
             <w:fldChar w:fldCharType="end"/>
@@ -3548,28 +3527,28 @@
         </w:p>
         <w:p>
           <w:pPr>
-            <w:pStyle w:val="17"/>
+            <w:pStyle w:val="TOC2"/>
             <w:tabs>
               <w:tab w:val="right" w:leader="dot" w:pos="8306"/>
             </w:tabs>
           </w:pPr>
           <w:r>
             <w:rPr>
-              <w:rFonts w:hint="eastAsia" w:ascii="宋体" w:hAnsi="宋体" w:eastAsia="宋体" w:cs="宋体"/>
+              <w:rFonts w:ascii="宋体" w:eastAsia="宋体" w:hAnsi="宋体" w:cs="宋体" w:hint="eastAsia"/>
               <w:szCs w:val="24"/>
             </w:rPr>
             <w:fldChar w:fldCharType="begin"/>
           </w:r>
           <w:r>
             <w:rPr>
-              <w:rFonts w:hint="eastAsia" w:ascii="宋体" w:hAnsi="宋体" w:eastAsia="宋体" w:cs="宋体"/>
+              <w:rFonts w:ascii="宋体" w:eastAsia="宋体" w:hAnsi="宋体" w:cs="宋体" w:hint="eastAsia"/>
               <w:szCs w:val="24"/>
             </w:rPr>
             <w:instrText xml:space="preserve"> HYPERLINK \l _Toc12387 </w:instrText>
           </w:r>
           <w:r>
             <w:rPr>
-              <w:rFonts w:hint="eastAsia" w:ascii="宋体" w:hAnsi="宋体" w:eastAsia="宋体" w:cs="宋体"/>
+              <w:rFonts w:ascii="宋体" w:eastAsia="宋体" w:hAnsi="宋体" w:cs="宋体" w:hint="eastAsia"/>
               <w:szCs w:val="24"/>
             </w:rPr>
             <w:fldChar w:fldCharType="separate"/>
@@ -3608,7 +3587,7 @@
           </w:r>
           <w:r>
             <w:rPr>
-              <w:rFonts w:hint="eastAsia" w:ascii="宋体" w:hAnsi="宋体" w:eastAsia="宋体" w:cs="宋体"/>
+              <w:rFonts w:ascii="宋体" w:eastAsia="宋体" w:hAnsi="宋体" w:cs="宋体" w:hint="eastAsia"/>
               <w:szCs w:val="24"/>
             </w:rPr>
             <w:fldChar w:fldCharType="end"/>
@@ -3616,28 +3595,28 @@
         </w:p>
         <w:p>
           <w:pPr>
-            <w:pStyle w:val="17"/>
+            <w:pStyle w:val="TOC2"/>
             <w:tabs>
               <w:tab w:val="right" w:leader="dot" w:pos="8306"/>
             </w:tabs>
           </w:pPr>
           <w:r>
             <w:rPr>
-              <w:rFonts w:hint="eastAsia" w:ascii="宋体" w:hAnsi="宋体" w:eastAsia="宋体" w:cs="宋体"/>
+              <w:rFonts w:ascii="宋体" w:eastAsia="宋体" w:hAnsi="宋体" w:cs="宋体" w:hint="eastAsia"/>
               <w:szCs w:val="24"/>
             </w:rPr>
             <w:fldChar w:fldCharType="begin"/>
           </w:r>
           <w:r>
             <w:rPr>
-              <w:rFonts w:hint="eastAsia" w:ascii="宋体" w:hAnsi="宋体" w:eastAsia="宋体" w:cs="宋体"/>
+              <w:rFonts w:ascii="宋体" w:eastAsia="宋体" w:hAnsi="宋体" w:cs="宋体" w:hint="eastAsia"/>
               <w:szCs w:val="24"/>
             </w:rPr>
             <w:instrText xml:space="preserve"> HYPERLINK \l _Toc26757 </w:instrText>
           </w:r>
           <w:r>
             <w:rPr>
-              <w:rFonts w:hint="eastAsia" w:ascii="宋体" w:hAnsi="宋体" w:eastAsia="宋体" w:cs="宋体"/>
+              <w:rFonts w:ascii="宋体" w:eastAsia="宋体" w:hAnsi="宋体" w:cs="宋体" w:hint="eastAsia"/>
               <w:szCs w:val="24"/>
             </w:rPr>
             <w:fldChar w:fldCharType="separate"/>
@@ -3676,7 +3655,7 @@
           </w:r>
           <w:r>
             <w:rPr>
-              <w:rFonts w:hint="eastAsia" w:ascii="宋体" w:hAnsi="宋体" w:eastAsia="宋体" w:cs="宋体"/>
+              <w:rFonts w:ascii="宋体" w:eastAsia="宋体" w:hAnsi="宋体" w:cs="宋体" w:hint="eastAsia"/>
               <w:szCs w:val="24"/>
             </w:rPr>
             <w:fldChar w:fldCharType="end"/>
@@ -3684,28 +3663,28 @@
         </w:p>
         <w:p>
           <w:pPr>
-            <w:pStyle w:val="17"/>
+            <w:pStyle w:val="TOC2"/>
             <w:tabs>
               <w:tab w:val="right" w:leader="dot" w:pos="8306"/>
             </w:tabs>
           </w:pPr>
           <w:r>
             <w:rPr>
-              <w:rFonts w:hint="eastAsia" w:ascii="宋体" w:hAnsi="宋体" w:eastAsia="宋体" w:cs="宋体"/>
+              <w:rFonts w:ascii="宋体" w:eastAsia="宋体" w:hAnsi="宋体" w:cs="宋体" w:hint="eastAsia"/>
               <w:szCs w:val="24"/>
             </w:rPr>
             <w:fldChar w:fldCharType="begin"/>
           </w:r>
           <w:r>
             <w:rPr>
-              <w:rFonts w:hint="eastAsia" w:ascii="宋体" w:hAnsi="宋体" w:eastAsia="宋体" w:cs="宋体"/>
+              <w:rFonts w:ascii="宋体" w:eastAsia="宋体" w:hAnsi="宋体" w:cs="宋体" w:hint="eastAsia"/>
               <w:szCs w:val="24"/>
             </w:rPr>
             <w:instrText xml:space="preserve"> HYPERLINK \l _Toc31038 </w:instrText>
           </w:r>
           <w:r>
             <w:rPr>
-              <w:rFonts w:hint="eastAsia" w:ascii="宋体" w:hAnsi="宋体" w:eastAsia="宋体" w:cs="宋体"/>
+              <w:rFonts w:ascii="宋体" w:eastAsia="宋体" w:hAnsi="宋体" w:cs="宋体" w:hint="eastAsia"/>
               <w:szCs w:val="24"/>
             </w:rPr>
             <w:fldChar w:fldCharType="separate"/>
@@ -3744,7 +3723,7 @@
           </w:r>
           <w:r>
             <w:rPr>
-              <w:rFonts w:hint="eastAsia" w:ascii="宋体" w:hAnsi="宋体" w:eastAsia="宋体" w:cs="宋体"/>
+              <w:rFonts w:ascii="宋体" w:eastAsia="宋体" w:hAnsi="宋体" w:cs="宋体" w:hint="eastAsia"/>
               <w:szCs w:val="24"/>
             </w:rPr>
             <w:fldChar w:fldCharType="end"/>
@@ -3752,28 +3731,28 @@
         </w:p>
         <w:p>
           <w:pPr>
-            <w:pStyle w:val="17"/>
+            <w:pStyle w:val="TOC2"/>
             <w:tabs>
               <w:tab w:val="right" w:leader="dot" w:pos="8306"/>
             </w:tabs>
           </w:pPr>
           <w:r>
             <w:rPr>
-              <w:rFonts w:hint="eastAsia" w:ascii="宋体" w:hAnsi="宋体" w:eastAsia="宋体" w:cs="宋体"/>
+              <w:rFonts w:ascii="宋体" w:eastAsia="宋体" w:hAnsi="宋体" w:cs="宋体" w:hint="eastAsia"/>
               <w:szCs w:val="24"/>
             </w:rPr>
             <w:fldChar w:fldCharType="begin"/>
           </w:r>
           <w:r>
             <w:rPr>
-              <w:rFonts w:hint="eastAsia" w:ascii="宋体" w:hAnsi="宋体" w:eastAsia="宋体" w:cs="宋体"/>
+              <w:rFonts w:ascii="宋体" w:eastAsia="宋体" w:hAnsi="宋体" w:cs="宋体" w:hint="eastAsia"/>
               <w:szCs w:val="24"/>
             </w:rPr>
             <w:instrText xml:space="preserve"> HYPERLINK \l _Toc17067 </w:instrText>
           </w:r>
           <w:r>
             <w:rPr>
-              <w:rFonts w:hint="eastAsia" w:ascii="宋体" w:hAnsi="宋体" w:eastAsia="宋体" w:cs="宋体"/>
+              <w:rFonts w:ascii="宋体" w:eastAsia="宋体" w:hAnsi="宋体" w:cs="宋体" w:hint="eastAsia"/>
               <w:szCs w:val="24"/>
             </w:rPr>
             <w:fldChar w:fldCharType="separate"/>
@@ -3812,7 +3791,7 @@
           </w:r>
           <w:r>
             <w:rPr>
-              <w:rFonts w:hint="eastAsia" w:ascii="宋体" w:hAnsi="宋体" w:eastAsia="宋体" w:cs="宋体"/>
+              <w:rFonts w:ascii="宋体" w:eastAsia="宋体" w:hAnsi="宋体" w:cs="宋体" w:hint="eastAsia"/>
               <w:szCs w:val="24"/>
             </w:rPr>
             <w:fldChar w:fldCharType="end"/>
@@ -3820,28 +3799,28 @@
         </w:p>
         <w:p>
           <w:pPr>
-            <w:pStyle w:val="17"/>
+            <w:pStyle w:val="TOC2"/>
             <w:tabs>
               <w:tab w:val="right" w:leader="dot" w:pos="8306"/>
             </w:tabs>
           </w:pPr>
           <w:r>
             <w:rPr>
-              <w:rFonts w:hint="eastAsia" w:ascii="宋体" w:hAnsi="宋体" w:eastAsia="宋体" w:cs="宋体"/>
+              <w:rFonts w:ascii="宋体" w:eastAsia="宋体" w:hAnsi="宋体" w:cs="宋体" w:hint="eastAsia"/>
               <w:szCs w:val="24"/>
             </w:rPr>
             <w:fldChar w:fldCharType="begin"/>
           </w:r>
           <w:r>
             <w:rPr>
-              <w:rFonts w:hint="eastAsia" w:ascii="宋体" w:hAnsi="宋体" w:eastAsia="宋体" w:cs="宋体"/>
+              <w:rFonts w:ascii="宋体" w:eastAsia="宋体" w:hAnsi="宋体" w:cs="宋体" w:hint="eastAsia"/>
               <w:szCs w:val="24"/>
             </w:rPr>
             <w:instrText xml:space="preserve"> HYPERLINK \l _Toc16071 </w:instrText>
           </w:r>
           <w:r>
             <w:rPr>
-              <w:rFonts w:hint="eastAsia" w:ascii="宋体" w:hAnsi="宋体" w:eastAsia="宋体" w:cs="宋体"/>
+              <w:rFonts w:ascii="宋体" w:eastAsia="宋体" w:hAnsi="宋体" w:cs="宋体" w:hint="eastAsia"/>
               <w:szCs w:val="24"/>
             </w:rPr>
             <w:fldChar w:fldCharType="separate"/>
@@ -3880,7 +3859,7 @@
           </w:r>
           <w:r>
             <w:rPr>
-              <w:rFonts w:hint="eastAsia" w:ascii="宋体" w:hAnsi="宋体" w:eastAsia="宋体" w:cs="宋体"/>
+              <w:rFonts w:ascii="宋体" w:eastAsia="宋体" w:hAnsi="宋体" w:cs="宋体" w:hint="eastAsia"/>
               <w:szCs w:val="24"/>
             </w:rPr>
             <w:fldChar w:fldCharType="end"/>
@@ -3888,28 +3867,28 @@
         </w:p>
         <w:p>
           <w:pPr>
-            <w:pStyle w:val="17"/>
+            <w:pStyle w:val="TOC2"/>
             <w:tabs>
               <w:tab w:val="right" w:leader="dot" w:pos="8306"/>
             </w:tabs>
           </w:pPr>
           <w:r>
             <w:rPr>
-              <w:rFonts w:hint="eastAsia" w:ascii="宋体" w:hAnsi="宋体" w:eastAsia="宋体" w:cs="宋体"/>
+              <w:rFonts w:ascii="宋体" w:eastAsia="宋体" w:hAnsi="宋体" w:cs="宋体" w:hint="eastAsia"/>
               <w:szCs w:val="24"/>
             </w:rPr>
             <w:fldChar w:fldCharType="begin"/>
           </w:r>
           <w:r>
             <w:rPr>
-              <w:rFonts w:hint="eastAsia" w:ascii="宋体" w:hAnsi="宋体" w:eastAsia="宋体" w:cs="宋体"/>
+              <w:rFonts w:ascii="宋体" w:eastAsia="宋体" w:hAnsi="宋体" w:cs="宋体" w:hint="eastAsia"/>
               <w:szCs w:val="24"/>
             </w:rPr>
             <w:instrText xml:space="preserve"> HYPERLINK \l _Toc8118 </w:instrText>
           </w:r>
           <w:r>
             <w:rPr>
-              <w:rFonts w:hint="eastAsia" w:ascii="宋体" w:hAnsi="宋体" w:eastAsia="宋体" w:cs="宋体"/>
+              <w:rFonts w:ascii="宋体" w:eastAsia="宋体" w:hAnsi="宋体" w:cs="宋体" w:hint="eastAsia"/>
               <w:szCs w:val="24"/>
             </w:rPr>
             <w:fldChar w:fldCharType="separate"/>
@@ -3948,7 +3927,7 @@
           </w:r>
           <w:r>
             <w:rPr>
-              <w:rFonts w:hint="eastAsia" w:ascii="宋体" w:hAnsi="宋体" w:eastAsia="宋体" w:cs="宋体"/>
+              <w:rFonts w:ascii="宋体" w:eastAsia="宋体" w:hAnsi="宋体" w:cs="宋体" w:hint="eastAsia"/>
               <w:szCs w:val="24"/>
             </w:rPr>
             <w:fldChar w:fldCharType="end"/>
@@ -3956,28 +3935,28 @@
         </w:p>
         <w:p>
           <w:pPr>
-            <w:pStyle w:val="17"/>
+            <w:pStyle w:val="TOC2"/>
             <w:tabs>
               <w:tab w:val="right" w:leader="dot" w:pos="8306"/>
             </w:tabs>
           </w:pPr>
           <w:r>
             <w:rPr>
-              <w:rFonts w:hint="eastAsia" w:ascii="宋体" w:hAnsi="宋体" w:eastAsia="宋体" w:cs="宋体"/>
+              <w:rFonts w:ascii="宋体" w:eastAsia="宋体" w:hAnsi="宋体" w:cs="宋体" w:hint="eastAsia"/>
               <w:szCs w:val="24"/>
             </w:rPr>
             <w:fldChar w:fldCharType="begin"/>
           </w:r>
           <w:r>
             <w:rPr>
-              <w:rFonts w:hint="eastAsia" w:ascii="宋体" w:hAnsi="宋体" w:eastAsia="宋体" w:cs="宋体"/>
+              <w:rFonts w:ascii="宋体" w:eastAsia="宋体" w:hAnsi="宋体" w:cs="宋体" w:hint="eastAsia"/>
               <w:szCs w:val="24"/>
             </w:rPr>
             <w:instrText xml:space="preserve"> HYPERLINK \l _Toc8662 </w:instrText>
           </w:r>
           <w:r>
             <w:rPr>
-              <w:rFonts w:hint="eastAsia" w:ascii="宋体" w:hAnsi="宋体" w:eastAsia="宋体" w:cs="宋体"/>
+              <w:rFonts w:ascii="宋体" w:eastAsia="宋体" w:hAnsi="宋体" w:cs="宋体" w:hint="eastAsia"/>
               <w:szCs w:val="24"/>
             </w:rPr>
             <w:fldChar w:fldCharType="separate"/>
@@ -4016,7 +3995,7 @@
           </w:r>
           <w:r>
             <w:rPr>
-              <w:rFonts w:hint="eastAsia" w:ascii="宋体" w:hAnsi="宋体" w:eastAsia="宋体" w:cs="宋体"/>
+              <w:rFonts w:ascii="宋体" w:eastAsia="宋体" w:hAnsi="宋体" w:cs="宋体" w:hint="eastAsia"/>
               <w:szCs w:val="24"/>
             </w:rPr>
             <w:fldChar w:fldCharType="end"/>
@@ -4024,28 +4003,28 @@
         </w:p>
         <w:p>
           <w:pPr>
-            <w:pStyle w:val="16"/>
+            <w:pStyle w:val="TOC1"/>
             <w:tabs>
               <w:tab w:val="right" w:leader="dot" w:pos="8306"/>
             </w:tabs>
           </w:pPr>
           <w:r>
             <w:rPr>
-              <w:rFonts w:hint="eastAsia" w:ascii="宋体" w:hAnsi="宋体" w:eastAsia="宋体" w:cs="宋体"/>
+              <w:rFonts w:ascii="宋体" w:eastAsia="宋体" w:hAnsi="宋体" w:cs="宋体" w:hint="eastAsia"/>
               <w:szCs w:val="24"/>
             </w:rPr>
             <w:fldChar w:fldCharType="begin"/>
           </w:r>
           <w:r>
             <w:rPr>
-              <w:rFonts w:hint="eastAsia" w:ascii="宋体" w:hAnsi="宋体" w:eastAsia="宋体" w:cs="宋体"/>
+              <w:rFonts w:ascii="宋体" w:eastAsia="宋体" w:hAnsi="宋体" w:cs="宋体" w:hint="eastAsia"/>
               <w:szCs w:val="24"/>
             </w:rPr>
             <w:instrText xml:space="preserve"> HYPERLINK \l _Toc32417 </w:instrText>
           </w:r>
           <w:r>
             <w:rPr>
-              <w:rFonts w:hint="eastAsia" w:ascii="宋体" w:hAnsi="宋体" w:eastAsia="宋体" w:cs="宋体"/>
+              <w:rFonts w:ascii="宋体" w:eastAsia="宋体" w:hAnsi="宋体" w:cs="宋体" w:hint="eastAsia"/>
               <w:szCs w:val="24"/>
             </w:rPr>
             <w:fldChar w:fldCharType="separate"/>
@@ -4084,7 +4063,7 @@
           </w:r>
           <w:r>
             <w:rPr>
-              <w:rFonts w:hint="eastAsia" w:ascii="宋体" w:hAnsi="宋体" w:eastAsia="宋体" w:cs="宋体"/>
+              <w:rFonts w:ascii="宋体" w:eastAsia="宋体" w:hAnsi="宋体" w:cs="宋体" w:hint="eastAsia"/>
               <w:szCs w:val="24"/>
             </w:rPr>
             <w:fldChar w:fldCharType="end"/>
@@ -4107,7 +4086,7 @@
             <w:snapToGrid w:val="0"/>
             <w:textAlignment w:val="baseline"/>
             <w:rPr>
-              <w:rFonts w:hint="eastAsia" w:ascii="宋体" w:hAnsi="宋体" w:eastAsia="宋体" w:cs="宋体"/>
+              <w:rFonts w:ascii="宋体" w:eastAsia="宋体" w:hAnsi="宋体" w:cs="宋体" w:hint="eastAsia"/>
               <w:snapToGrid w:val="0"/>
               <w:color w:val="000000"/>
               <w:kern w:val="0"/>
@@ -4118,7 +4097,7 @@
           </w:pPr>
           <w:r>
             <w:rPr>
-              <w:rFonts w:hint="eastAsia" w:ascii="宋体" w:hAnsi="宋体" w:eastAsia="宋体" w:cs="宋体"/>
+              <w:rFonts w:ascii="宋体" w:eastAsia="宋体" w:hAnsi="宋体" w:cs="宋体" w:hint="eastAsia"/>
               <w:szCs w:val="24"/>
             </w:rPr>
             <w:fldChar w:fldCharType="end"/>
@@ -4143,7 +4122,7 @@
         <w:snapToGrid w:val="0"/>
         <w:textAlignment w:val="baseline"/>
         <w:rPr>
-          <w:rFonts w:ascii="Arial" w:hAnsi="Arial" w:eastAsia="Arial" w:cs="Arial"/>
+          <w:rFonts w:ascii="Arial" w:eastAsia="Arial" w:hAnsi="Arial" w:cs="Arial"/>
           <w:snapToGrid w:val="0"/>
           <w:color w:val="000000"/>
           <w:kern w:val="0"/>
@@ -4154,7 +4133,7 @@
       </w:pPr>
       <w:r>
         <w:rPr>
-          <w:rFonts w:ascii="Arial" w:hAnsi="Arial" w:eastAsia="Arial" w:cs="Arial"/>
+          <w:rFonts w:ascii="Arial" w:eastAsia="Arial" w:hAnsi="Arial" w:cs="Arial"/>
           <w:snapToGrid w:val="0"/>
           <w:color w:val="000000"/>
           <w:kern w:val="0"/>
@@ -4167,7 +4146,7 @@
     </w:p>
     <w:p>
       <w:pPr>
-        <w:pStyle w:val="28"/>
+        <w:pStyle w:val="1"/>
         <w:bidi w:val="0"/>
         <w:rPr>
           <w:rFonts w:hint="eastAsia"/>
@@ -4186,7 +4165,7 @@
     </w:p>
     <w:p>
       <w:pPr>
-        <w:pStyle w:val="30"/>
+        <w:pStyle w:val="2"/>
         <w:bidi w:val="0"/>
         <w:rPr>
           <w:rFonts w:hint="eastAsia"/>
@@ -4205,7 +4184,7 @@
     </w:p>
     <w:p>
       <w:pPr>
-        <w:pStyle w:val="29"/>
+        <w:pStyle w:val="a1"/>
         <w:keepNext w:val="0"/>
         <w:keepLines w:val="0"/>
         <w:pageBreakBefore w:val="0"/>
@@ -4235,7 +4214,7 @@
     </w:p>
     <w:p>
       <w:pPr>
-        <w:pStyle w:val="30"/>
+        <w:pStyle w:val="2"/>
         <w:bidi w:val="0"/>
         <w:rPr>
           <w:rFonts w:hint="eastAsia"/>
@@ -4254,7 +4233,7 @@
     </w:p>
     <w:p>
       <w:pPr>
-        <w:pStyle w:val="29"/>
+        <w:pStyle w:val="a1"/>
         <w:keepNext w:val="0"/>
         <w:keepLines w:val="0"/>
         <w:pageBreakBefore w:val="0"/>
@@ -4284,7 +4263,7 @@
     </w:p>
     <w:p>
       <w:pPr>
-        <w:pStyle w:val="28"/>
+        <w:pStyle w:val="1"/>
         <w:bidi w:val="0"/>
         <w:rPr>
           <w:rFonts w:hint="eastAsia"/>
@@ -4303,7 +4282,7 @@
     </w:p>
     <w:p>
       <w:pPr>
-        <w:pStyle w:val="29"/>
+        <w:pStyle w:val="a1"/>
         <w:keepNext w:val="0"/>
         <w:keepLines w:val="0"/>
         <w:pageBreakBefore w:val="0"/>
@@ -4333,7 +4312,7 @@
     </w:p>
     <w:p>
       <w:pPr>
-        <w:pStyle w:val="30"/>
+        <w:pStyle w:val="2"/>
         <w:bidi w:val="0"/>
         <w:rPr>
           <w:rFonts w:hint="eastAsia"/>
@@ -4352,7 +4331,7 @@
     </w:p>
     <w:p>
       <w:pPr>
-        <w:pStyle w:val="29"/>
+        <w:pStyle w:val="a1"/>
         <w:keepNext w:val="0"/>
         <w:keepLines w:val="0"/>
         <w:pageBreakBefore w:val="0"/>
@@ -4382,7 +4361,7 @@
     </w:p>
     <w:p>
       <w:pPr>
-        <w:pStyle w:val="29"/>
+        <w:pStyle w:val="a1"/>
         <w:keepNext w:val="0"/>
         <w:keepLines w:val="0"/>
         <w:pageBreakBefore w:val="0"/>
@@ -4412,7 +4391,7 @@
     </w:p>
     <w:p>
       <w:pPr>
-        <w:pStyle w:val="30"/>
+        <w:pStyle w:val="2"/>
         <w:bidi w:val="0"/>
         <w:rPr>
           <w:rFonts w:hint="eastAsia"/>
@@ -4431,7 +4410,7 @@
     </w:p>
     <w:p>
       <w:pPr>
-        <w:pStyle w:val="29"/>
+        <w:pStyle w:val="a1"/>
         <w:keepNext w:val="0"/>
         <w:keepLines w:val="0"/>
         <w:pageBreakBefore w:val="0"/>
@@ -4461,7 +4440,7 @@
     </w:p>
     <w:p>
       <w:pPr>
-        <w:pStyle w:val="30"/>
+        <w:pStyle w:val="2"/>
         <w:bidi w:val="0"/>
         <w:rPr>
           <w:rFonts w:hint="eastAsia"/>
@@ -4480,7 +4459,7 @@
     </w:p>
     <w:p>
       <w:pPr>
-        <w:pStyle w:val="29"/>
+        <w:pStyle w:val="a1"/>
         <w:keepNext w:val="0"/>
         <w:keepLines w:val="0"/>
         <w:pageBreakBefore w:val="0"/>
@@ -4510,7 +4489,7 @@
     </w:p>
     <w:p>
       <w:pPr>
-        <w:pStyle w:val="29"/>
+        <w:pStyle w:val="a1"/>
         <w:keepNext w:val="0"/>
         <w:keepLines w:val="0"/>
         <w:pageBreakBefore w:val="0"/>
@@ -4540,7 +4519,7 @@
     </w:p>
     <w:p>
       <w:pPr>
-        <w:pStyle w:val="29"/>
+        <w:pStyle w:val="a1"/>
         <w:keepNext w:val="0"/>
         <w:keepLines w:val="0"/>
         <w:pageBreakBefore w:val="0"/>
@@ -4570,7 +4549,7 @@
     </w:p>
     <w:p>
       <w:pPr>
-        <w:pStyle w:val="29"/>
+        <w:pStyle w:val="a1"/>
         <w:keepNext w:val="0"/>
         <w:keepLines w:val="0"/>
         <w:pageBreakBefore w:val="0"/>
@@ -4600,7 +4579,7 @@
     </w:p>
     <w:p>
       <w:pPr>
-        <w:pStyle w:val="30"/>
+        <w:pStyle w:val="2"/>
         <w:bidi w:val="0"/>
         <w:rPr>
           <w:rFonts w:hint="eastAsia"/>
@@ -4619,7 +4598,7 @@
     </w:p>
     <w:p>
       <w:pPr>
-        <w:pStyle w:val="29"/>
+        <w:pStyle w:val="a1"/>
         <w:keepNext w:val="0"/>
         <w:keepLines w:val="0"/>
         <w:pageBreakBefore w:val="0"/>
@@ -4649,7 +4628,7 @@
     </w:p>
     <w:p>
       <w:pPr>
-        <w:pStyle w:val="29"/>
+        <w:pStyle w:val="a1"/>
         <w:keepNext w:val="0"/>
         <w:keepLines w:val="0"/>
         <w:pageBreakBefore w:val="0"/>
@@ -4679,7 +4658,7 @@
     </w:p>
     <w:p>
       <w:pPr>
-        <w:pStyle w:val="29"/>
+        <w:pStyle w:val="a1"/>
         <w:keepNext w:val="0"/>
         <w:keepLines w:val="0"/>
         <w:pageBreakBefore w:val="0"/>
@@ -4709,7 +4688,7 @@
     </w:p>
     <w:p>
       <w:pPr>
-        <w:pStyle w:val="28"/>
+        <w:pStyle w:val="1"/>
         <w:bidi w:val="0"/>
         <w:rPr>
           <w:rFonts w:hint="eastAsia"/>
@@ -4728,7 +4707,7 @@
     </w:p>
     <w:p>
       <w:pPr>
-        <w:pStyle w:val="29"/>
+        <w:pStyle w:val="a1"/>
         <w:keepNext w:val="0"/>
         <w:keepLines w:val="0"/>
         <w:pageBreakBefore w:val="0"/>
@@ -4758,7 +4737,7 @@
     </w:p>
     <w:p>
       <w:pPr>
-        <w:pStyle w:val="28"/>
+        <w:pStyle w:val="1"/>
         <w:bidi w:val="0"/>
         <w:rPr>
           <w:rFonts w:hint="eastAsia"/>
@@ -4777,7 +4756,7 @@
     </w:p>
     <w:p>
       <w:pPr>
-        <w:pStyle w:val="30"/>
+        <w:pStyle w:val="2"/>
         <w:bidi w:val="0"/>
         <w:rPr>
           <w:rFonts w:hint="eastAsia"/>
@@ -4796,7 +4775,7 @@
     </w:p>
     <w:p>
       <w:pPr>
-        <w:pStyle w:val="29"/>
+        <w:pStyle w:val="a1"/>
         <w:keepNext w:val="0"/>
         <w:keepLines w:val="0"/>
         <w:pageBreakBefore w:val="0"/>
@@ -4826,7 +4805,7 @@
     </w:p>
     <w:p>
       <w:pPr>
-        <w:pStyle w:val="30"/>
+        <w:pStyle w:val="2"/>
         <w:bidi w:val="0"/>
         <w:rPr>
           <w:rFonts w:hint="eastAsia"/>
@@ -4845,7 +4824,7 @@
     </w:p>
     <w:p>
       <w:pPr>
-        <w:pStyle w:val="29"/>
+        <w:pStyle w:val="a1"/>
         <w:keepNext w:val="0"/>
         <w:keepLines w:val="0"/>
         <w:pageBreakBefore w:val="0"/>
@@ -4875,7 +4854,7 @@
     </w:p>
     <w:p>
       <w:pPr>
-        <w:pStyle w:val="29"/>
+        <w:pStyle w:val="a1"/>
         <w:keepNext w:val="0"/>
         <w:keepLines w:val="0"/>
         <w:pageBreakBefore w:val="0"/>
@@ -4905,7 +4884,7 @@
     </w:p>
     <w:p>
       <w:pPr>
-        <w:pStyle w:val="30"/>
+        <w:pStyle w:val="2"/>
         <w:bidi w:val="0"/>
         <w:rPr>
           <w:rFonts w:hint="eastAsia"/>
@@ -4924,7 +4903,7 @@
     </w:p>
     <w:p>
       <w:pPr>
-        <w:pStyle w:val="29"/>
+        <w:pStyle w:val="a1"/>
         <w:keepNext w:val="0"/>
         <w:keepLines w:val="0"/>
         <w:pageBreakBefore w:val="0"/>
@@ -4954,7 +4933,7 @@
     </w:p>
     <w:p>
       <w:pPr>
-        <w:pStyle w:val="30"/>
+        <w:pStyle w:val="2"/>
         <w:bidi w:val="0"/>
         <w:rPr>
           <w:rFonts w:hint="eastAsia"/>
@@ -4973,7 +4952,7 @@
     </w:p>
     <w:p>
       <w:pPr>
-        <w:pStyle w:val="29"/>
+        <w:pStyle w:val="a1"/>
         <w:keepNext w:val="0"/>
         <w:keepLines w:val="0"/>
         <w:pageBreakBefore w:val="0"/>
@@ -5003,7 +4982,7 @@
     </w:p>
     <w:p>
       <w:pPr>
-        <w:pStyle w:val="30"/>
+        <w:pStyle w:val="2"/>
         <w:bidi w:val="0"/>
         <w:rPr>
           <w:rFonts w:hint="eastAsia"/>
@@ -5022,7 +5001,7 @@
     </w:p>
     <w:p>
       <w:pPr>
-        <w:pStyle w:val="29"/>
+        <w:pStyle w:val="a1"/>
         <w:keepNext w:val="0"/>
         <w:keepLines w:val="0"/>
         <w:pageBreakBefore w:val="0"/>
@@ -5052,7 +5031,7 @@
     </w:p>
     <w:p>
       <w:pPr>
-        <w:pStyle w:val="30"/>
+        <w:pStyle w:val="2"/>
         <w:bidi w:val="0"/>
         <w:rPr>
           <w:rFonts w:hint="eastAsia"/>
@@ -5071,7 +5050,7 @@
     </w:p>
     <w:p>
       <w:pPr>
-        <w:pStyle w:val="29"/>
+        <w:pStyle w:val="a1"/>
         <w:keepNext w:val="0"/>
         <w:keepLines w:val="0"/>
         <w:pageBreakBefore w:val="0"/>
@@ -5101,7 +5080,7 @@
     </w:p>
     <w:p>
       <w:pPr>
-        <w:pStyle w:val="29"/>
+        <w:pStyle w:val="a1"/>
         <w:keepNext w:val="0"/>
         <w:keepLines w:val="0"/>
         <w:pageBreakBefore w:val="0"/>
@@ -5131,7 +5110,7 @@
     </w:p>
     <w:p>
       <w:pPr>
-        <w:pStyle w:val="30"/>
+        <w:pStyle w:val="2"/>
         <w:bidi w:val="0"/>
         <w:rPr>
           <w:rFonts w:hint="eastAsia"/>
@@ -5150,8 +5129,8 @@
     </w:p>
     <w:p>
       <w:pPr>
-        <w:pStyle w:val="29"/>
-        <w:ind w:left="0" w:leftChars="0" w:right="0" w:rightChars="0" w:firstLine="0" w:firstLineChars="0"/>
+        <w:pStyle w:val="a1"/>
+        <w:ind w:left="0" w:right="0" w:firstLine="0" w:leftChars="0" w:rightChars="0" w:firstLineChars="0"/>
         <w:jc w:val="center"/>
         <w:rPr>
           <w:rFonts w:hint="eastAsia"/>
@@ -5164,24 +5143,37 @@
           <w:lang w:val="en-US" w:eastAsia="zh-CN"/>
         </w:rPr>
         <w:object>
-          <v:shape id="_x0000_i1025" o:spt="75" type="#_x0000_t75" style="height:514.25pt;width:252.6pt;" o:ole="t" filled="f" o:preferrelative="t" stroked="f" coordsize="21600,21600">
-            <v:path/>
-            <v:fill on="f" focussize="0,0"/>
-            <v:stroke on="f"/>
-            <v:imagedata r:id="rId11" o:title=""/>
+          <v:shapetype id="_x0000_t75" coordsize="21600,21600" o:spt="75" o:preferrelative="t" path="m@4@5l@4@11@9@11@9@5xe" filled="f" stroked="f">
+            <v:stroke joinstyle="miter"/>
+            <v:formulas>
+              <v:f eqn="if lineDrawn pixelLineWidth 0"/>
+              <v:f eqn="sum @0 1 0"/>
+              <v:f eqn="sum 0 0 @1"/>
+              <v:f eqn="prod @2 1 2"/>
+              <v:f eqn="prod @3 21600 pixelWidth"/>
+              <v:f eqn="prod @3 21600 pixelHeight"/>
+              <v:f eqn="sum @0 0 1"/>
+              <v:f eqn="prod @6 1 2"/>
+              <v:f eqn="prod @7 21600 pixelWidth"/>
+              <v:f eqn="sum @8 21600 0"/>
+              <v:f eqn="prod @7 21600 pixelHeight"/>
+              <v:f eqn="sum @10 21600 0"/>
+            </v:formulas>
+            <v:path o:extrusionok="f" gradientshapeok="t" o:connecttype="rect"/>
             <o:lock v:ext="edit" aspectratio="t"/>
-            <w10:wrap type="none"/>
+          </v:shapetype>
+          <v:shape id="_x0000_i1025" type="#_x0000_t75" style="height:514.25pt;width:252.6pt" o:oleicon="f" o:ole="" coordsize="21600,21600" o:preferrelative="t" filled="f" stroked="f">
+            <v:imagedata r:id="rId7" o:title=""/>
+            <o:lock v:ext="edit" aspectratio="t"/>
             <w10:anchorlock/>
           </v:shape>
-          <o:OLEObject Type="Embed" ProgID="Visio.Drawing.15" ShapeID="_x0000_i1025" DrawAspect="Content" ObjectID="_1468075725" r:id="rId10">
-            <o:LockedField>false</o:LockedField>
-          </o:OLEObject>
+          <o:OLEObject Type="Embed" ProgID="Visio.Drawing.15" ShapeID="_x0000_i1025" DrawAspect="Content" ObjectID="_1468075725" r:id="rId8"/>
         </w:object>
       </w:r>
     </w:p>
     <w:p>
       <w:pPr>
-        <w:pStyle w:val="28"/>
+        <w:pStyle w:val="1"/>
         <w:bidi w:val="0"/>
         <w:rPr>
           <w:rFonts w:hint="eastAsia"/>
@@ -5200,7 +5192,7 @@
     </w:p>
     <w:p>
       <w:pPr>
-        <w:pStyle w:val="30"/>
+        <w:pStyle w:val="2"/>
         <w:bidi w:val="0"/>
         <w:rPr>
           <w:rFonts w:hint="eastAsia"/>
@@ -5219,7 +5211,7 @@
     </w:p>
     <w:p>
       <w:pPr>
-        <w:pStyle w:val="29"/>
+        <w:pStyle w:val="a1"/>
         <w:bidi w:val="0"/>
         <w:rPr>
           <w:rFonts w:hint="eastAsia"/>
@@ -5236,7 +5228,7 @@
     </w:p>
     <w:p>
       <w:pPr>
-        <w:pStyle w:val="29"/>
+        <w:pStyle w:val="a1"/>
         <w:keepNext w:val="0"/>
         <w:keepLines w:val="0"/>
         <w:pageBreakBefore w:val="0"/>
@@ -5254,7 +5246,7 @@
         <w:bidi w:val="0"/>
         <w:adjustRightInd w:val="0"/>
         <w:snapToGrid w:val="0"/>
-        <w:ind w:left="425" w:leftChars="0" w:hanging="425" w:firstLineChars="0"/>
+        <w:ind w:left="425" w:hanging="425" w:leftChars="0" w:firstLineChars="0"/>
         <w:textAlignment w:val="baseline"/>
         <w:rPr>
           <w:rFonts w:hint="eastAsia"/>
@@ -5271,7 +5263,7 @@
     </w:p>
     <w:p>
       <w:pPr>
-        <w:pStyle w:val="29"/>
+        <w:pStyle w:val="a1"/>
         <w:keepNext w:val="0"/>
         <w:keepLines w:val="0"/>
         <w:pageBreakBefore w:val="0"/>
@@ -5289,7 +5281,7 @@
         <w:bidi w:val="0"/>
         <w:adjustRightInd w:val="0"/>
         <w:snapToGrid w:val="0"/>
-        <w:ind w:left="425" w:leftChars="0" w:hanging="425" w:firstLineChars="0"/>
+        <w:ind w:left="425" w:hanging="425" w:leftChars="0" w:firstLineChars="0"/>
         <w:textAlignment w:val="baseline"/>
         <w:rPr>
           <w:rFonts w:hint="eastAsia"/>
@@ -5306,7 +5298,7 @@
     </w:p>
     <w:p>
       <w:pPr>
-        <w:pStyle w:val="30"/>
+        <w:pStyle w:val="2"/>
         <w:bidi w:val="0"/>
         <w:rPr>
           <w:rFonts w:hint="eastAsia"/>
@@ -5325,7 +5317,7 @@
     </w:p>
     <w:p>
       <w:pPr>
-        <w:pStyle w:val="29"/>
+        <w:pStyle w:val="a1"/>
         <w:keepNext w:val="0"/>
         <w:keepLines w:val="0"/>
         <w:pageBreakBefore w:val="0"/>
@@ -5355,7 +5347,7 @@
     </w:p>
     <w:p>
       <w:pPr>
-        <w:pStyle w:val="29"/>
+        <w:pStyle w:val="a1"/>
         <w:keepNext w:val="0"/>
         <w:keepLines w:val="0"/>
         <w:pageBreakBefore w:val="0"/>
@@ -5385,7 +5377,7 @@
     </w:p>
     <w:p>
       <w:pPr>
-        <w:pStyle w:val="29"/>
+        <w:pStyle w:val="a1"/>
         <w:keepNext w:val="0"/>
         <w:keepLines w:val="0"/>
         <w:pageBreakBefore w:val="0"/>
@@ -5415,7 +5407,7 @@
     </w:p>
     <w:p>
       <w:pPr>
-        <w:pStyle w:val="29"/>
+        <w:pStyle w:val="a1"/>
         <w:keepNext w:val="0"/>
         <w:keepLines w:val="0"/>
         <w:pageBreakBefore w:val="0"/>
@@ -5445,7 +5437,7 @@
     </w:p>
     <w:p>
       <w:pPr>
-        <w:pStyle w:val="30"/>
+        <w:pStyle w:val="2"/>
         <w:bidi w:val="0"/>
         <w:rPr>
           <w:rFonts w:hint="eastAsia"/>
@@ -5464,7 +5456,7 @@
     </w:p>
     <w:p>
       <w:pPr>
-        <w:pStyle w:val="29"/>
+        <w:pStyle w:val="a1"/>
         <w:keepNext w:val="0"/>
         <w:keepLines w:val="0"/>
         <w:pageBreakBefore w:val="0"/>
@@ -5494,7 +5486,7 @@
     </w:p>
     <w:p>
       <w:pPr>
-        <w:pStyle w:val="29"/>
+        <w:pStyle w:val="a1"/>
         <w:keepNext w:val="0"/>
         <w:keepLines w:val="0"/>
         <w:pageBreakBefore w:val="0"/>
@@ -5524,7 +5516,7 @@
     </w:p>
     <w:p>
       <w:pPr>
-        <w:pStyle w:val="29"/>
+        <w:pStyle w:val="a1"/>
         <w:keepNext w:val="0"/>
         <w:keepLines w:val="0"/>
         <w:pageBreakBefore w:val="0"/>
@@ -5554,7 +5546,7 @@
     </w:p>
     <w:p>
       <w:pPr>
-        <w:pStyle w:val="29"/>
+        <w:pStyle w:val="a1"/>
         <w:keepNext w:val="0"/>
         <w:keepLines w:val="0"/>
         <w:pageBreakBefore w:val="0"/>
@@ -5584,7 +5576,7 @@
     </w:p>
     <w:p>
       <w:pPr>
-        <w:pStyle w:val="29"/>
+        <w:pStyle w:val="a1"/>
         <w:keepNext w:val="0"/>
         <w:keepLines w:val="0"/>
         <w:pageBreakBefore w:val="0"/>
@@ -5614,7 +5606,7 @@
     </w:p>
     <w:p>
       <w:pPr>
-        <w:pStyle w:val="29"/>
+        <w:pStyle w:val="a1"/>
         <w:keepNext w:val="0"/>
         <w:keepLines w:val="0"/>
         <w:pageBreakBefore w:val="0"/>
@@ -5644,7 +5636,7 @@
     </w:p>
     <w:p>
       <w:pPr>
-        <w:pStyle w:val="29"/>
+        <w:pStyle w:val="a1"/>
         <w:keepNext w:val="0"/>
         <w:keepLines w:val="0"/>
         <w:pageBreakBefore w:val="0"/>
@@ -5674,7 +5666,7 @@
     </w:p>
     <w:p>
       <w:pPr>
-        <w:pStyle w:val="29"/>
+        <w:pStyle w:val="a1"/>
         <w:keepNext w:val="0"/>
         <w:keepLines w:val="0"/>
         <w:pageBreakBefore w:val="0"/>
@@ -5704,7 +5696,7 @@
     </w:p>
     <w:p>
       <w:pPr>
-        <w:pStyle w:val="30"/>
+        <w:pStyle w:val="2"/>
         <w:bidi w:val="0"/>
         <w:rPr>
           <w:rFonts w:hint="eastAsia"/>
@@ -5723,7 +5715,7 @@
     </w:p>
     <w:p>
       <w:pPr>
-        <w:pStyle w:val="29"/>
+        <w:pStyle w:val="a1"/>
         <w:keepNext w:val="0"/>
         <w:keepLines w:val="0"/>
         <w:pageBreakBefore w:val="0"/>
@@ -5753,7 +5745,7 @@
     </w:p>
     <w:p>
       <w:pPr>
-        <w:pStyle w:val="29"/>
+        <w:pStyle w:val="a1"/>
         <w:keepNext w:val="0"/>
         <w:keepLines w:val="0"/>
         <w:pageBreakBefore w:val="0"/>
@@ -5783,7 +5775,7 @@
     </w:p>
     <w:p>
       <w:pPr>
-        <w:pStyle w:val="30"/>
+        <w:pStyle w:val="2"/>
         <w:bidi w:val="0"/>
         <w:rPr>
           <w:rFonts w:hint="eastAsia"/>
@@ -5802,7 +5794,7 @@
     </w:p>
     <w:p>
       <w:pPr>
-        <w:pStyle w:val="29"/>
+        <w:pStyle w:val="a1"/>
         <w:keepNext w:val="0"/>
         <w:keepLines w:val="0"/>
         <w:pageBreakBefore w:val="0"/>
@@ -5832,7 +5824,7 @@
     </w:p>
     <w:p>
       <w:pPr>
-        <w:pStyle w:val="30"/>
+        <w:pStyle w:val="2"/>
         <w:bidi w:val="0"/>
         <w:rPr>
           <w:rFonts w:hint="eastAsia"/>
@@ -5851,7 +5843,7 @@
     </w:p>
     <w:p>
       <w:pPr>
-        <w:pStyle w:val="29"/>
+        <w:pStyle w:val="a1"/>
         <w:keepNext w:val="0"/>
         <w:keepLines w:val="0"/>
         <w:pageBreakBefore w:val="0"/>
@@ -5881,7 +5873,7 @@
     </w:p>
     <w:p>
       <w:pPr>
-        <w:pStyle w:val="29"/>
+        <w:pStyle w:val="a1"/>
         <w:keepNext w:val="0"/>
         <w:keepLines w:val="0"/>
         <w:pageBreakBefore w:val="0"/>
@@ -5911,7 +5903,7 @@
     </w:p>
     <w:p>
       <w:pPr>
-        <w:pStyle w:val="30"/>
+        <w:pStyle w:val="2"/>
         <w:bidi w:val="0"/>
         <w:rPr>
           <w:rFonts w:hint="eastAsia"/>
@@ -5930,7 +5922,7 @@
     </w:p>
     <w:p>
       <w:pPr>
-        <w:pStyle w:val="29"/>
+        <w:pStyle w:val="a1"/>
         <w:keepNext w:val="0"/>
         <w:keepLines w:val="0"/>
         <w:pageBreakBefore w:val="0"/>
@@ -5960,7 +5952,7 @@
     </w:p>
     <w:p>
       <w:pPr>
-        <w:pStyle w:val="30"/>
+        <w:pStyle w:val="2"/>
         <w:bidi w:val="0"/>
         <w:rPr>
           <w:rFonts w:hint="eastAsia"/>
@@ -5979,7 +5971,7 @@
     </w:p>
     <w:p>
       <w:pPr>
-        <w:pStyle w:val="29"/>
+        <w:pStyle w:val="a1"/>
         <w:keepNext w:val="0"/>
         <w:keepLines w:val="0"/>
         <w:pageBreakBefore w:val="0"/>
@@ -6009,7 +6001,7 @@
     </w:p>
     <w:p>
       <w:pPr>
-        <w:pStyle w:val="30"/>
+        <w:pStyle w:val="2"/>
         <w:bidi w:val="0"/>
         <w:rPr>
           <w:rFonts w:hint="eastAsia"/>
@@ -6028,7 +6020,7 @@
     </w:p>
     <w:p>
       <w:pPr>
-        <w:pStyle w:val="29"/>
+        <w:pStyle w:val="a1"/>
         <w:keepNext w:val="0"/>
         <w:keepLines w:val="0"/>
         <w:pageBreakBefore w:val="0"/>
@@ -6058,7 +6050,7 @@
     </w:p>
     <w:p>
       <w:pPr>
-        <w:pStyle w:val="28"/>
+        <w:pStyle w:val="1"/>
         <w:keepNext w:val="0"/>
         <w:keepLines w:val="0"/>
         <w:pageBreakBefore w:val="0"/>
@@ -6089,19 +6081,18 @@
     </w:p>
     <w:tbl>
       <w:tblPr>
-        <w:tblStyle w:val="20"/>
+        <w:tblStyle w:val="TableNormal"/>
         <w:tblW w:w="7675" w:type="dxa"/>
         <w:tblInd w:w="96" w:type="dxa"/>
         <w:tblBorders>
-          <w:top w:val="none" w:color="auto" w:sz="0" w:space="0"/>
-          <w:left w:val="none" w:color="auto" w:sz="0" w:space="0"/>
-          <w:bottom w:val="none" w:color="auto" w:sz="0" w:space="0"/>
-          <w:right w:val="none" w:color="auto" w:sz="0" w:space="0"/>
-          <w:insideH w:val="none" w:color="auto" w:sz="0" w:space="0"/>
-          <w:insideV w:val="none" w:color="auto" w:sz="0" w:space="0"/>
+          <w:top w:val="nil"/>
+          <w:left w:val="nil"/>
+          <w:bottom w:val="nil"/>
+          <w:right w:val="nil"/>
+          <w:insideH w:val="nil"/>
+          <w:insideV w:val="nil"/>
         </w:tblBorders>
         <w:shd w:val="clear" w:color="auto" w:fill="auto"/>
-        <w:tblLayout w:type="autofit"/>
         <w:tblCellMar>
           <w:top w:w="0" w:type="dxa"/>
           <w:left w:w="108" w:type="dxa"/>
@@ -6117,13 +6108,15 @@
       </w:tblGrid>
       <w:tr>
         <w:tblPrEx>
+          <w:tblW w:w="7675" w:type="dxa"/>
+          <w:tblInd w:w="96" w:type="dxa"/>
           <w:tblBorders>
-            <w:top w:val="none" w:color="auto" w:sz="0" w:space="0"/>
-            <w:left w:val="none" w:color="auto" w:sz="0" w:space="0"/>
-            <w:bottom w:val="none" w:color="auto" w:sz="0" w:space="0"/>
-            <w:right w:val="none" w:color="auto" w:sz="0" w:space="0"/>
-            <w:insideH w:val="none" w:color="auto" w:sz="0" w:space="0"/>
-            <w:insideV w:val="none" w:color="auto" w:sz="0" w:space="0"/>
+            <w:top w:val="nil"/>
+            <w:left w:val="nil"/>
+            <w:bottom w:val="nil"/>
+            <w:right w:val="nil"/>
+            <w:insideH w:val="nil"/>
+            <w:insideV w:val="nil"/>
           </w:tblBorders>
           <w:shd w:val="clear" w:color="auto" w:fill="auto"/>
           <w:tblCellMar>
@@ -6134,16 +6127,16 @@
           </w:tblCellMar>
         </w:tblPrEx>
         <w:trPr>
-          <w:trHeight w:val="493" w:hRule="atLeast"/>
+          <w:trHeight w:val="493"/>
         </w:trPr>
         <w:tc>
           <w:tcPr>
             <w:tcW w:w="1663" w:type="dxa"/>
             <w:tcBorders>
-              <w:top w:val="single" w:color="000000" w:sz="4" w:space="0"/>
-              <w:left w:val="single" w:color="000000" w:sz="4" w:space="0"/>
-              <w:bottom w:val="single" w:color="000000" w:sz="4" w:space="0"/>
-              <w:right w:val="single" w:color="000000" w:sz="4" w:space="0"/>
+              <w:top w:val="single" w:sz="4" w:space="0" w:color="000000"/>
+              <w:left w:val="single" w:sz="4" w:space="0" w:color="000000"/>
+              <w:bottom w:val="single" w:sz="4" w:space="0" w:color="000000"/>
+              <w:right w:val="single" w:sz="4" w:space="0" w:color="000000"/>
             </w:tcBorders>
             <w:shd w:val="clear" w:color="auto" w:fill="C0C0C0"/>
             <w:vAlign w:val="center"/>
@@ -6157,7 +6150,7 @@
               <w:jc w:val="center"/>
               <w:textAlignment w:val="center"/>
               <w:rPr>
-                <w:rFonts w:hint="default" w:ascii="楷体_GB2312" w:hAnsi="宋体" w:eastAsia="楷体_GB2312" w:cs="楷体_GB2312"/>
+                <w:rFonts w:ascii="楷体_GB2312" w:eastAsia="楷体_GB2312" w:hAnsi="宋体" w:cs="楷体_GB2312" w:hint="default"/>
                 <w:b/>
                 <w:bCs/>
                 <w:i w:val="0"/>
@@ -6170,7 +6163,7 @@
             </w:pPr>
             <w:r>
               <w:rPr>
-                <w:rFonts w:hint="default" w:ascii="楷体_GB2312" w:hAnsi="宋体" w:eastAsia="楷体_GB2312" w:cs="楷体_GB2312"/>
+                <w:rFonts w:ascii="楷体_GB2312" w:eastAsia="楷体_GB2312" w:hAnsi="宋体" w:cs="楷体_GB2312" w:hint="default"/>
                 <w:b/>
                 <w:bCs/>
                 <w:i w:val="0"/>
@@ -6181,7 +6174,7 @@
                 <w:sz w:val="22"/>
                 <w:szCs w:val="22"/>
                 <w:u w:val="none"/>
-                <w:lang w:val="en-US" w:eastAsia="zh-CN" w:bidi="ar"/>
+                <w:lang w:val="en-US" w:eastAsia="zh-CN"/>
               </w:rPr>
               <w:t>KPI</w:t>
             </w:r>
@@ -6191,10 +6184,10 @@
           <w:tcPr>
             <w:tcW w:w="1152" w:type="dxa"/>
             <w:tcBorders>
-              <w:top w:val="single" w:color="000000" w:sz="4" w:space="0"/>
-              <w:left w:val="single" w:color="000000" w:sz="4" w:space="0"/>
-              <w:bottom w:val="single" w:color="000000" w:sz="4" w:space="0"/>
-              <w:right w:val="single" w:color="000000" w:sz="4" w:space="0"/>
+              <w:top w:val="single" w:sz="4" w:space="0" w:color="000000"/>
+              <w:left w:val="single" w:sz="4" w:space="0" w:color="000000"/>
+              <w:bottom w:val="single" w:sz="4" w:space="0" w:color="000000"/>
+              <w:right w:val="single" w:sz="4" w:space="0" w:color="000000"/>
             </w:tcBorders>
             <w:shd w:val="clear" w:color="auto" w:fill="C0C0C0"/>
             <w:vAlign w:val="center"/>
@@ -6208,7 +6201,7 @@
               <w:jc w:val="center"/>
               <w:textAlignment w:val="center"/>
               <w:rPr>
-                <w:rFonts w:hint="default" w:ascii="楷体_GB2312" w:hAnsi="宋体" w:eastAsia="楷体_GB2312" w:cs="楷体_GB2312"/>
+                <w:rFonts w:ascii="楷体_GB2312" w:eastAsia="楷体_GB2312" w:hAnsi="宋体" w:cs="楷体_GB2312" w:hint="default"/>
                 <w:b/>
                 <w:bCs/>
                 <w:i w:val="0"/>
@@ -6221,7 +6214,7 @@
             </w:pPr>
             <w:r>
               <w:rPr>
-                <w:rFonts w:hint="default" w:ascii="楷体_GB2312" w:hAnsi="宋体" w:eastAsia="楷体_GB2312" w:cs="楷体_GB2312"/>
+                <w:rFonts w:ascii="楷体_GB2312" w:eastAsia="楷体_GB2312" w:hAnsi="宋体" w:cs="楷体_GB2312" w:hint="default"/>
                 <w:b/>
                 <w:bCs/>
                 <w:i w:val="0"/>
@@ -6232,7 +6225,7 @@
                 <w:sz w:val="22"/>
                 <w:szCs w:val="22"/>
                 <w:u w:val="none"/>
-                <w:lang w:val="en-US" w:eastAsia="zh-CN" w:bidi="ar"/>
+                <w:lang w:val="en-US" w:eastAsia="zh-CN"/>
               </w:rPr>
               <w:t>目标值</w:t>
             </w:r>
@@ -6242,10 +6235,10 @@
           <w:tcPr>
             <w:tcW w:w="3552" w:type="dxa"/>
             <w:tcBorders>
-              <w:top w:val="single" w:color="000000" w:sz="4" w:space="0"/>
-              <w:left w:val="single" w:color="000000" w:sz="4" w:space="0"/>
-              <w:bottom w:val="single" w:color="000000" w:sz="4" w:space="0"/>
-              <w:right w:val="single" w:color="000000" w:sz="4" w:space="0"/>
+              <w:top w:val="single" w:sz="4" w:space="0" w:color="000000"/>
+              <w:left w:val="single" w:sz="4" w:space="0" w:color="000000"/>
+              <w:bottom w:val="single" w:sz="4" w:space="0" w:color="000000"/>
+              <w:right w:val="single" w:sz="4" w:space="0" w:color="000000"/>
             </w:tcBorders>
             <w:shd w:val="clear" w:color="auto" w:fill="C0C0C0"/>
             <w:vAlign w:val="center"/>
@@ -6259,7 +6252,7 @@
               <w:jc w:val="center"/>
               <w:textAlignment w:val="center"/>
               <w:rPr>
-                <w:rFonts w:hint="default" w:ascii="楷体_GB2312" w:hAnsi="宋体" w:eastAsia="楷体_GB2312" w:cs="楷体_GB2312"/>
+                <w:rFonts w:ascii="楷体_GB2312" w:eastAsia="楷体_GB2312" w:hAnsi="宋体" w:cs="楷体_GB2312" w:hint="default"/>
                 <w:b/>
                 <w:bCs/>
                 <w:i w:val="0"/>
@@ -6272,7 +6265,7 @@
             </w:pPr>
             <w:r>
               <w:rPr>
-                <w:rFonts w:hint="default" w:ascii="楷体_GB2312" w:hAnsi="宋体" w:eastAsia="楷体_GB2312" w:cs="楷体_GB2312"/>
+                <w:rFonts w:ascii="楷体_GB2312" w:eastAsia="楷体_GB2312" w:hAnsi="宋体" w:cs="楷体_GB2312" w:hint="default"/>
                 <w:b/>
                 <w:bCs/>
                 <w:i w:val="0"/>
@@ -6283,7 +6276,7 @@
                 <w:sz w:val="22"/>
                 <w:szCs w:val="22"/>
                 <w:u w:val="none"/>
-                <w:lang w:val="en-US" w:eastAsia="zh-CN" w:bidi="ar"/>
+                <w:lang w:val="en-US" w:eastAsia="zh-CN"/>
               </w:rPr>
               <w:t>计算公式/方法</w:t>
             </w:r>
@@ -6293,10 +6286,10 @@
           <w:tcPr>
             <w:tcW w:w="1308" w:type="dxa"/>
             <w:tcBorders>
-              <w:top w:val="single" w:color="000000" w:sz="4" w:space="0"/>
-              <w:left w:val="single" w:color="000000" w:sz="4" w:space="0"/>
-              <w:bottom w:val="single" w:color="000000" w:sz="4" w:space="0"/>
-              <w:right w:val="single" w:color="000000" w:sz="4" w:space="0"/>
+              <w:top w:val="single" w:sz="4" w:space="0" w:color="000000"/>
+              <w:left w:val="single" w:sz="4" w:space="0" w:color="000000"/>
+              <w:bottom w:val="single" w:sz="4" w:space="0" w:color="000000"/>
+              <w:right w:val="single" w:sz="4" w:space="0" w:color="000000"/>
             </w:tcBorders>
             <w:shd w:val="clear" w:color="auto" w:fill="C0C0C0"/>
             <w:vAlign w:val="center"/>
@@ -6310,7 +6303,7 @@
               <w:jc w:val="center"/>
               <w:textAlignment w:val="center"/>
               <w:rPr>
-                <w:rFonts w:hint="default" w:ascii="楷体_GB2312" w:hAnsi="宋体" w:eastAsia="楷体_GB2312" w:cs="楷体_GB2312"/>
+                <w:rFonts w:ascii="楷体_GB2312" w:eastAsia="楷体_GB2312" w:hAnsi="宋体" w:cs="楷体_GB2312" w:hint="default"/>
                 <w:b/>
                 <w:bCs/>
                 <w:i w:val="0"/>
@@ -6323,7 +6316,7 @@
             </w:pPr>
             <w:r>
               <w:rPr>
-                <w:rFonts w:hint="default" w:ascii="楷体_GB2312" w:hAnsi="宋体" w:eastAsia="楷体_GB2312" w:cs="楷体_GB2312"/>
+                <w:rFonts w:ascii="楷体_GB2312" w:eastAsia="楷体_GB2312" w:hAnsi="宋体" w:cs="楷体_GB2312" w:hint="default"/>
                 <w:b/>
                 <w:bCs/>
                 <w:i w:val="0"/>
@@ -6334,7 +6327,7 @@
                 <w:sz w:val="22"/>
                 <w:szCs w:val="22"/>
                 <w:u w:val="none"/>
-                <w:lang w:val="en-US" w:eastAsia="zh-CN" w:bidi="ar"/>
+                <w:lang w:val="en-US" w:eastAsia="zh-CN"/>
               </w:rPr>
               <w:t>频度</w:t>
             </w:r>
@@ -6343,14 +6336,8 @@
       </w:tr>
       <w:tr>
         <w:tblPrEx>
-          <w:tblBorders>
-            <w:top w:val="none" w:color="auto" w:sz="0" w:space="0"/>
-            <w:left w:val="none" w:color="auto" w:sz="0" w:space="0"/>
-            <w:bottom w:val="none" w:color="auto" w:sz="0" w:space="0"/>
-            <w:right w:val="none" w:color="auto" w:sz="0" w:space="0"/>
-            <w:insideH w:val="none" w:color="auto" w:sz="0" w:space="0"/>
-            <w:insideV w:val="none" w:color="auto" w:sz="0" w:space="0"/>
-          </w:tblBorders>
+          <w:tblW w:w="7675" w:type="dxa"/>
+          <w:tblInd w:w="96" w:type="dxa"/>
           <w:shd w:val="clear" w:color="auto" w:fill="auto"/>
           <w:tblCellMar>
             <w:top w:w="0" w:type="dxa"/>
@@ -6360,16 +6347,16 @@
           </w:tblCellMar>
         </w:tblPrEx>
         <w:trPr>
-          <w:trHeight w:val="493" w:hRule="atLeast"/>
+          <w:trHeight w:val="493"/>
         </w:trPr>
         <w:tc>
           <w:tcPr>
             <w:tcW w:w="1663" w:type="dxa"/>
             <w:tcBorders>
-              <w:top w:val="single" w:color="000000" w:sz="4" w:space="0"/>
-              <w:left w:val="single" w:color="000000" w:sz="4" w:space="0"/>
-              <w:bottom w:val="single" w:color="000000" w:sz="4" w:space="0"/>
-              <w:right w:val="single" w:color="000000" w:sz="4" w:space="0"/>
+              <w:top w:val="single" w:sz="4" w:space="0" w:color="000000"/>
+              <w:left w:val="single" w:sz="4" w:space="0" w:color="000000"/>
+              <w:bottom w:val="single" w:sz="4" w:space="0" w:color="000000"/>
+              <w:right w:val="single" w:sz="4" w:space="0" w:color="000000"/>
             </w:tcBorders>
             <w:shd w:val="clear" w:color="auto" w:fill="auto"/>
             <w:vAlign w:val="center"/>
@@ -6380,11 +6367,11 @@
               <w:keepLines w:val="0"/>
               <w:widowControl/>
               <w:suppressLineNumbers w:val="0"/>
-              <w:ind w:left="0" w:leftChars="0" w:right="0" w:rightChars="0" w:firstLine="0" w:firstLineChars="0"/>
+              <w:ind w:left="0" w:right="0" w:firstLine="0" w:leftChars="0" w:rightChars="0" w:firstLineChars="0"/>
               <w:jc w:val="center"/>
               <w:textAlignment w:val="center"/>
               <w:rPr>
-                <w:rFonts w:hint="eastAsia" w:ascii="宋体" w:hAnsi="宋体" w:eastAsia="宋体" w:cs="宋体"/>
+                <w:rFonts w:ascii="宋体" w:eastAsia="宋体" w:hAnsi="宋体" w:cs="宋体" w:hint="eastAsia"/>
                 <w:i w:val="0"/>
                 <w:iCs w:val="0"/>
                 <w:snapToGrid w:val="0"/>
@@ -6393,12 +6380,12 @@
                 <w:sz w:val="21"/>
                 <w:szCs w:val="21"/>
                 <w:u w:val="none"/>
-                <w:lang w:val="en-US" w:eastAsia="zh-CN" w:bidi="ar"/>
+                <w:lang w:val="en-US" w:eastAsia="zh-CN"/>
               </w:rPr>
             </w:pPr>
             <w:r>
               <w:rPr>
-                <w:rFonts w:hint="eastAsia" w:ascii="宋体" w:hAnsi="宋体" w:eastAsia="宋体" w:cs="宋体"/>
+                <w:rFonts w:ascii="宋体" w:eastAsia="宋体" w:hAnsi="宋体" w:cs="宋体" w:hint="eastAsia"/>
                 <w:i w:val="0"/>
                 <w:iCs w:val="0"/>
                 <w:snapToGrid w:val="0"/>
@@ -6407,7 +6394,7 @@
                 <w:sz w:val="21"/>
                 <w:szCs w:val="21"/>
                 <w:u w:val="none"/>
-                <w:lang w:val="en-US" w:eastAsia="zh-CN" w:bidi="ar"/>
+                <w:lang w:val="en-US" w:eastAsia="zh-CN"/>
               </w:rPr>
               <w:t>客户满意度</w:t>
             </w:r>
@@ -6417,10 +6404,10 @@
           <w:tcPr>
             <w:tcW w:w="1152" w:type="dxa"/>
             <w:tcBorders>
-              <w:top w:val="single" w:color="000000" w:sz="4" w:space="0"/>
-              <w:left w:val="single" w:color="000000" w:sz="4" w:space="0"/>
-              <w:bottom w:val="single" w:color="000000" w:sz="4" w:space="0"/>
-              <w:right w:val="single" w:color="000000" w:sz="4" w:space="0"/>
+              <w:top w:val="single" w:sz="4" w:space="0" w:color="000000"/>
+              <w:left w:val="single" w:sz="4" w:space="0" w:color="000000"/>
+              <w:bottom w:val="single" w:sz="4" w:space="0" w:color="000000"/>
+              <w:right w:val="single" w:sz="4" w:space="0" w:color="000000"/>
             </w:tcBorders>
             <w:shd w:val="clear" w:color="auto" w:fill="auto"/>
             <w:vAlign w:val="center"/>
@@ -6434,7 +6421,7 @@
               <w:jc w:val="left"/>
               <w:textAlignment w:val="center"/>
               <w:rPr>
-                <w:rFonts w:hint="eastAsia" w:ascii="宋体" w:hAnsi="宋体" w:eastAsia="宋体" w:cs="宋体"/>
+                <w:rFonts w:ascii="宋体" w:eastAsia="宋体" w:hAnsi="宋体" w:cs="宋体" w:hint="eastAsia"/>
                 <w:i w:val="0"/>
                 <w:iCs w:val="0"/>
                 <w:snapToGrid w:val="0"/>
@@ -6443,12 +6430,12 @@
                 <w:sz w:val="21"/>
                 <w:szCs w:val="21"/>
                 <w:u w:val="none"/>
-                <w:lang w:val="en-US" w:eastAsia="zh-CN" w:bidi="ar"/>
+                <w:lang w:val="en-US" w:eastAsia="zh-CN"/>
               </w:rPr>
             </w:pPr>
             <w:r>
               <w:rPr>
-                <w:rFonts w:hint="eastAsia" w:ascii="宋体" w:hAnsi="宋体" w:eastAsia="宋体" w:cs="宋体"/>
+                <w:rFonts w:ascii="宋体" w:eastAsia="宋体" w:hAnsi="宋体" w:cs="宋体" w:hint="eastAsia"/>
                 <w:i w:val="0"/>
                 <w:iCs w:val="0"/>
                 <w:snapToGrid w:val="0"/>
@@ -6457,7 +6444,7 @@
                 <w:sz w:val="21"/>
                 <w:szCs w:val="21"/>
                 <w:u w:val="none"/>
-                <w:lang w:val="en-US" w:eastAsia="zh-CN" w:bidi="ar"/>
+                <w:lang w:val="en-US" w:eastAsia="zh-CN"/>
               </w:rPr>
               <w:t>≥90%</w:t>
             </w:r>
@@ -6467,10 +6454,10 @@
           <w:tcPr>
             <w:tcW w:w="3552" w:type="dxa"/>
             <w:tcBorders>
-              <w:top w:val="single" w:color="000000" w:sz="4" w:space="0"/>
-              <w:left w:val="single" w:color="000000" w:sz="4" w:space="0"/>
-              <w:bottom w:val="single" w:color="000000" w:sz="4" w:space="0"/>
-              <w:right w:val="single" w:color="000000" w:sz="4" w:space="0"/>
+              <w:top w:val="single" w:sz="4" w:space="0" w:color="000000"/>
+              <w:left w:val="single" w:sz="4" w:space="0" w:color="000000"/>
+              <w:bottom w:val="single" w:sz="4" w:space="0" w:color="000000"/>
+              <w:right w:val="single" w:sz="4" w:space="0" w:color="000000"/>
             </w:tcBorders>
             <w:shd w:val="clear" w:color="auto" w:fill="auto"/>
             <w:vAlign w:val="center"/>
@@ -6484,7 +6471,7 @@
               <w:jc w:val="left"/>
               <w:textAlignment w:val="center"/>
               <w:rPr>
-                <w:rFonts w:hint="eastAsia" w:ascii="宋体" w:hAnsi="宋体" w:eastAsia="宋体" w:cs="宋体"/>
+                <w:rFonts w:ascii="宋体" w:eastAsia="宋体" w:hAnsi="宋体" w:cs="宋体" w:hint="eastAsia"/>
                 <w:i w:val="0"/>
                 <w:iCs w:val="0"/>
                 <w:snapToGrid w:val="0"/>
@@ -6493,7 +6480,7 @@
                 <w:sz w:val="21"/>
                 <w:szCs w:val="21"/>
                 <w:u w:val="none"/>
-                <w:lang w:val="en-US" w:eastAsia="zh-CN" w:bidi="ar"/>
+                <w:lang w:val="en-US" w:eastAsia="zh-CN"/>
               </w:rPr>
             </w:pPr>
             <w:r>
@@ -6515,7 +6502,7 @@
                           </pic:cNvPicPr>
                         </pic:nvPicPr>
                         <pic:blipFill>
-                          <a:blip r:embed="rId12"/>
+                          <a:blip xmlns:r="http://schemas.openxmlformats.org/officeDocument/2006/relationships" r:embed="rId9"/>
                           <a:stretch>
                             <a:fillRect/>
                           </a:stretch>
@@ -6545,10 +6532,10 @@
           <w:tcPr>
             <w:tcW w:w="1308" w:type="dxa"/>
             <w:tcBorders>
-              <w:top w:val="single" w:color="000000" w:sz="4" w:space="0"/>
-              <w:left w:val="single" w:color="000000" w:sz="4" w:space="0"/>
-              <w:bottom w:val="single" w:color="000000" w:sz="4" w:space="0"/>
-              <w:right w:val="single" w:color="000000" w:sz="4" w:space="0"/>
+              <w:top w:val="single" w:sz="4" w:space="0" w:color="000000"/>
+              <w:left w:val="single" w:sz="4" w:space="0" w:color="000000"/>
+              <w:bottom w:val="single" w:sz="4" w:space="0" w:color="000000"/>
+              <w:right w:val="single" w:sz="4" w:space="0" w:color="000000"/>
             </w:tcBorders>
             <w:shd w:val="clear" w:color="auto" w:fill="auto"/>
             <w:vAlign w:val="center"/>
@@ -6562,7 +6549,7 @@
               <w:jc w:val="left"/>
               <w:textAlignment w:val="center"/>
               <w:rPr>
-                <w:rFonts w:hint="eastAsia" w:ascii="宋体" w:hAnsi="宋体" w:eastAsia="宋体" w:cs="宋体"/>
+                <w:rFonts w:ascii="宋体" w:eastAsia="宋体" w:hAnsi="宋体" w:cs="宋体" w:hint="eastAsia"/>
                 <w:i w:val="0"/>
                 <w:iCs w:val="0"/>
                 <w:snapToGrid w:val="0"/>
@@ -6571,12 +6558,12 @@
                 <w:sz w:val="21"/>
                 <w:szCs w:val="21"/>
                 <w:u w:val="none"/>
-                <w:lang w:val="en-US" w:eastAsia="zh-CN" w:bidi="ar"/>
+                <w:lang w:val="en-US" w:eastAsia="zh-CN"/>
               </w:rPr>
             </w:pPr>
             <w:r>
               <w:rPr>
-                <w:rFonts w:hint="eastAsia" w:ascii="宋体" w:hAnsi="宋体" w:eastAsia="宋体" w:cs="宋体"/>
+                <w:rFonts w:ascii="宋体" w:eastAsia="宋体" w:hAnsi="宋体" w:cs="宋体" w:hint="eastAsia"/>
                 <w:i w:val="0"/>
                 <w:iCs w:val="0"/>
                 <w:snapToGrid w:val="0"/>
@@ -6585,7 +6572,7 @@
                 <w:sz w:val="21"/>
                 <w:szCs w:val="21"/>
                 <w:u w:val="none"/>
-                <w:lang w:val="en-US" w:eastAsia="zh-CN" w:bidi="ar"/>
+                <w:lang w:val="en-US" w:eastAsia="zh-CN"/>
               </w:rPr>
               <w:t>半年度</w:t>
             </w:r>
@@ -6595,7 +6582,7 @@
     </w:tbl>
     <w:p>
       <w:pPr>
-        <w:pStyle w:val="28"/>
+        <w:pStyle w:val="1"/>
         <w:bidi w:val="0"/>
         <w:rPr>
           <w:rFonts w:hint="eastAsia"/>
@@ -6613,7 +6600,7 @@
     </w:p>
     <w:p>
       <w:pPr>
-        <w:pStyle w:val="29"/>
+        <w:pStyle w:val="a1"/>
         <w:keepNext w:val="0"/>
         <w:keepLines w:val="0"/>
         <w:pageBreakBefore w:val="0"/>
@@ -6643,7 +6630,7 @@
     </w:p>
     <w:p>
       <w:pPr>
-        <w:pStyle w:val="29"/>
+        <w:pStyle w:val="a1"/>
         <w:keepNext w:val="0"/>
         <w:keepLines w:val="0"/>
         <w:pageBreakBefore w:val="0"/>
@@ -6673,7 +6660,7 @@
     </w:p>
     <w:p>
       <w:pPr>
-        <w:pStyle w:val="29"/>
+        <w:pStyle w:val="a1"/>
         <w:keepNext w:val="0"/>
         <w:keepLines w:val="0"/>
         <w:pageBreakBefore w:val="0"/>
@@ -6711,73 +6698,23 @@
       </w:r>
     </w:p>
     <w:sectPr>
-      <w:headerReference r:id="rId5" w:type="default"/>
+      <w:headerReference w:type="default" r:id="rId10"/>
       <w:pgSz w:w="11906" w:h="16838"/>
       <w:pgMar w:top="1417" w:right="1800" w:bottom="1440" w:left="1800" w:header="1140" w:footer="992" w:gutter="0"/>
-      <w:cols w:space="425" w:num="1"/>
+      <w:cols w:num="1" w:space="425"/>
       <w:docGrid w:type="lines" w:linePitch="312" w:charSpace="0"/>
     </w:sectPr>
   </w:body>
 </w:document>
 </file>
 
-<file path=word/endnotes.xml><?xml version="1.0" encoding="utf-8"?>
-<w:endnotes xmlns:wpc="http://schemas.microsoft.com/office/word/2010/wordprocessingCanvas" xmlns:mc="http://schemas.openxmlformats.org/markup-compatibility/2006" xmlns:o="urn:schemas-microsoft-com:office:office" xmlns:r="http://schemas.openxmlformats.org/officeDocument/2006/relationships" xmlns:m="http://schemas.openxmlformats.org/officeDocument/2006/math" xmlns:v="urn:schemas-microsoft-com:vml" xmlns:wp14="http://schemas.microsoft.com/office/word/2010/wordprocessingDrawing" xmlns:wp="http://schemas.openxmlformats.org/drawingml/2006/wordprocessingDrawing" xmlns:w="http://schemas.openxmlformats.org/wordprocessingml/2006/main" xmlns:w14="http://schemas.microsoft.com/office/word/2010/wordml" xmlns:w15="http://schemas.microsoft.com/office/word/2012/wordml" xmlns:w10="urn:schemas-microsoft-com:office:word" xmlns:wpg="http://schemas.microsoft.com/office/word/2010/wordprocessingGroup" xmlns:wpi="http://schemas.microsoft.com/office/word/2010/wordprocessingInk" xmlns:wne="http://schemas.microsoft.com/office/word/2006/wordml" xmlns:wps="http://schemas.microsoft.com/office/word/2010/wordprocessingShape" xmlns:wpsCustomData="http://www.wps.cn/officeDocument/2013/wpsCustomData" mc:Ignorable="w14 w15 wp14">
-  <w:endnote w:type="separator" w:id="0">
-    <w:p>
-      <w:pPr>
-        <w:spacing w:line="240" w:lineRule="auto"/>
-      </w:pPr>
-      <w:r>
-        <w:separator/>
-      </w:r>
-    </w:p>
-  </w:endnote>
-  <w:endnote w:type="continuationSeparator" w:id="1">
-    <w:p>
-      <w:pPr>
-        <w:spacing w:line="240" w:lineRule="auto"/>
-      </w:pPr>
-      <w:r>
-        <w:continuationSeparator/>
-      </w:r>
-    </w:p>
-  </w:endnote>
-</w:endnotes>
-</file>
-
-<file path=word/footnotes.xml><?xml version="1.0" encoding="utf-8"?>
-<w:footnotes xmlns:wpc="http://schemas.microsoft.com/office/word/2010/wordprocessingCanvas" xmlns:mc="http://schemas.openxmlformats.org/markup-compatibility/2006" xmlns:o="urn:schemas-microsoft-com:office:office" xmlns:r="http://schemas.openxmlformats.org/officeDocument/2006/relationships" xmlns:m="http://schemas.openxmlformats.org/officeDocument/2006/math" xmlns:v="urn:schemas-microsoft-com:vml" xmlns:wp14="http://schemas.microsoft.com/office/word/2010/wordprocessingDrawing" xmlns:wp="http://schemas.openxmlformats.org/drawingml/2006/wordprocessingDrawing" xmlns:w="http://schemas.openxmlformats.org/wordprocessingml/2006/main" xmlns:w14="http://schemas.microsoft.com/office/word/2010/wordml" xmlns:w15="http://schemas.microsoft.com/office/word/2012/wordml" xmlns:w10="urn:schemas-microsoft-com:office:word" xmlns:wpg="http://schemas.microsoft.com/office/word/2010/wordprocessingGroup" xmlns:wpi="http://schemas.microsoft.com/office/word/2010/wordprocessingInk" xmlns:wne="http://schemas.microsoft.com/office/word/2006/wordml" xmlns:wps="http://schemas.microsoft.com/office/word/2010/wordprocessingShape" xmlns:wpsCustomData="http://www.wps.cn/officeDocument/2013/wpsCustomData" mc:Ignorable="w14 w15 wp14">
-  <w:footnote w:type="separator" w:id="0">
-    <w:p>
-      <w:pPr>
-        <w:spacing w:line="360" w:lineRule="auto"/>
-      </w:pPr>
-      <w:r>
-        <w:separator/>
-      </w:r>
-    </w:p>
-  </w:footnote>
-  <w:footnote w:type="continuationSeparator" w:id="1">
-    <w:p>
-      <w:pPr>
-        <w:spacing w:line="360" w:lineRule="auto"/>
-      </w:pPr>
-      <w:r>
-        <w:continuationSeparator/>
-      </w:r>
-    </w:p>
-  </w:footnote>
-</w:footnotes>
-</file>
-
 <file path=word/header1.xml><?xml version="1.0" encoding="utf-8"?>
-<w:hdr xmlns:wpc="http://schemas.microsoft.com/office/word/2010/wordprocessingCanvas" xmlns:mc="http://schemas.openxmlformats.org/markup-compatibility/2006" xmlns:o="urn:schemas-microsoft-com:office:office" xmlns:r="http://schemas.openxmlformats.org/officeDocument/2006/relationships" xmlns:m="http://schemas.openxmlformats.org/officeDocument/2006/math" xmlns:v="urn:schemas-microsoft-com:vml" xmlns:wp14="http://schemas.microsoft.com/office/word/2010/wordprocessingDrawing" xmlns:wp="http://schemas.openxmlformats.org/drawingml/2006/wordprocessingDrawing" xmlns:w10="urn:schemas-microsoft-com:office:word" xmlns:w="http://schemas.openxmlformats.org/wordprocessingml/2006/main" xmlns:w14="http://schemas.microsoft.com/office/word/2010/wordml" xmlns:w15="http://schemas.microsoft.com/office/word/2012/wordml" xmlns:wpg="http://schemas.microsoft.com/office/word/2010/wordprocessingGroup" xmlns:wpi="http://schemas.microsoft.com/office/word/2010/wordprocessingInk" xmlns:wne="http://schemas.microsoft.com/office/word/2006/wordml" xmlns:wps="http://schemas.microsoft.com/office/word/2010/wordprocessingShape" xmlns:wpsCustomData="http://www.wps.cn/officeDocument/2013/wpsCustomData" mc:Ignorable="w14 w15 wp14">
+<w:hdr xmlns:wpc="http://schemas.microsoft.com/office/word/2010/wordprocessingCanvas" xmlns:mc="http://schemas.openxmlformats.org/markup-compatibility/2006" xmlns:o="urn:schemas-microsoft-com:office:office" xmlns:r="http://schemas.openxmlformats.org/officeDocument/2006/relationships" xmlns:m="http://schemas.openxmlformats.org/officeDocument/2006/math" xmlns:v="urn:schemas-microsoft-com:vml" xmlns:wp14="http://schemas.microsoft.com/office/word/2010/wordprocessingDrawing" xmlns:wp="http://schemas.openxmlformats.org/drawingml/2006/wordprocessingDrawing" xmlns:w10="urn:schemas-microsoft-com:office:word" xmlns:w="http://schemas.openxmlformats.org/wordprocessingml/2006/main" xmlns:w14="http://schemas.microsoft.com/office/word/2010/wordml" xmlns:w15="http://schemas.microsoft.com/office/word/2012/wordml" xmlns:wne="http://schemas.microsoft.com/office/word/2006/wordml" xmlns:wpg="http://schemas.microsoft.com/office/word/2010/wordprocessingGroup" xmlns:wpi="http://schemas.microsoft.com/office/word/2010/wordprocessingInk" xmlns:wps="http://schemas.microsoft.com/office/word/2010/wordprocessingShape" mc:Ignorable="w14 w15 wp14">
   <w:p>
     <w:pPr>
-      <w:pStyle w:val="15"/>
+      <w:pStyle w:val="Header"/>
       <w:pBdr>
-        <w:bottom w:val="single" w:color="auto" w:sz="4" w:space="1"/>
+        <w:bottom w:val="single" w:sz="4" w:space="1" w:color="auto"/>
       </w:pBdr>
       <w:tabs>
         <w:tab w:val="left" w:pos="335"/>
@@ -6785,27 +6722,27 @@
       </w:tabs>
       <w:jc w:val="right"/>
       <w:rPr>
-        <w:rFonts w:hint="eastAsia" w:eastAsiaTheme="minorEastAsia"/>
+        <w:rFonts w:eastAsiaTheme="minorEastAsia" w:hint="eastAsia"/>
         <w:lang w:eastAsia="zh-CN"/>
       </w:rPr>
     </w:pPr>
     <w:r>
       <w:rPr>
-        <w:rFonts w:hint="eastAsia" w:eastAsiaTheme="minorEastAsia"/>
+        <w:rFonts w:eastAsiaTheme="minorEastAsia" w:hint="eastAsia"/>
         <w:lang w:val="en-US" w:eastAsia="zh-CN"/>
       </w:rPr>
       <w:tab/>
     </w:r>
     <w:r>
       <w:rPr>
-        <w:rFonts w:hint="eastAsia" w:eastAsiaTheme="minorEastAsia"/>
+        <w:rFonts w:eastAsiaTheme="minorEastAsia" w:hint="eastAsia"/>
         <w:lang w:val="en-US" w:eastAsia="zh-CN"/>
       </w:rPr>
       <w:tab/>
     </w:r>
     <w:r>
       <w:rPr>
-        <w:rFonts w:hint="eastAsia" w:eastAsiaTheme="minorEastAsia"/>
+        <w:rFonts w:eastAsiaTheme="minorEastAsia" w:hint="eastAsia"/>
         <w:lang w:val="en-US" w:eastAsia="zh-CN"/>
       </w:rPr>
       <w:t>江西通信产业服务有限公司</w:t>
@@ -6815,15 +6752,15 @@
 </file>
 
 <file path=word/numbering.xml><?xml version="1.0" encoding="utf-8"?>
-<w:numbering xmlns:wpc="http://schemas.microsoft.com/office/word/2010/wordprocessingCanvas" xmlns:mc="http://schemas.openxmlformats.org/markup-compatibility/2006" xmlns:o="urn:schemas-microsoft-com:office:office" xmlns:r="http://schemas.openxmlformats.org/officeDocument/2006/relationships" xmlns:m="http://schemas.openxmlformats.org/officeDocument/2006/math" xmlns:v="urn:schemas-microsoft-com:vml" xmlns:wp14="http://schemas.microsoft.com/office/word/2010/wordprocessingDrawing" xmlns:wp="http://schemas.openxmlformats.org/drawingml/2006/wordprocessingDrawing" xmlns:w10="urn:schemas-microsoft-com:office:word" xmlns:w="http://schemas.openxmlformats.org/wordprocessingml/2006/main" xmlns:w14="http://schemas.microsoft.com/office/word/2010/wordml" xmlns:wpg="http://schemas.microsoft.com/office/word/2010/wordprocessingGroup" xmlns:wpi="http://schemas.microsoft.com/office/word/2010/wordprocessingInk" xmlns:wne="http://schemas.microsoft.com/office/word/2006/wordml" xmlns:wps="http://schemas.microsoft.com/office/word/2010/wordprocessingShape" xmlns:wpsCustomData="http://www.wps.cn/officeDocument/2013/wpsCustomData" mc:Ignorable="w14 wp14">
+<w:numbering xmlns:wpc="http://schemas.microsoft.com/office/word/2010/wordprocessingCanvas" xmlns:mc="http://schemas.openxmlformats.org/markup-compatibility/2006" xmlns:o="urn:schemas-microsoft-com:office:office" xmlns:r="http://schemas.openxmlformats.org/officeDocument/2006/relationships" xmlns:m="http://schemas.openxmlformats.org/officeDocument/2006/math" xmlns:v="urn:schemas-microsoft-com:vml" xmlns:wp14="http://schemas.microsoft.com/office/word/2010/wordprocessingDrawing" xmlns:wp="http://schemas.openxmlformats.org/drawingml/2006/wordprocessingDrawing" xmlns:w10="urn:schemas-microsoft-com:office:word" xmlns:w="http://schemas.openxmlformats.org/wordprocessingml/2006/main" xmlns:w14="http://schemas.microsoft.com/office/word/2010/wordml" xmlns:w15="http://schemas.microsoft.com/office/word/2012/wordml" xmlns:wne="http://schemas.microsoft.com/office/word/2006/wordml" xmlns:wpg="http://schemas.microsoft.com/office/word/2010/wordprocessingGroup" xmlns:wpi="http://schemas.microsoft.com/office/word/2010/wordprocessingInk" xmlns:wps="http://schemas.microsoft.com/office/word/2010/wordprocessingShape" mc:Ignorable="w14 w15 wp14">
   <w:abstractNum w:abstractNumId="0">
     <w:nsid w:val="8E964DCE"/>
     <w:multiLevelType w:val="multilevel"/>
     <w:tmpl w:val="8E964DCE"/>
-    <w:lvl w:ilvl="0" w:tentative="0">
+    <w:lvl w:ilvl="0">
       <w:start w:val="1"/>
       <w:numFmt w:val="decimal"/>
-      <w:pStyle w:val="2"/>
+      <w:pStyle w:val="Heading1"/>
       <w:lvlText w:val="%1."/>
       <w:lvlJc w:val="left"/>
       <w:pPr>
@@ -6833,10 +6770,10 @@
         <w:rFonts w:hint="default"/>
       </w:rPr>
     </w:lvl>
-    <w:lvl w:ilvl="1" w:tentative="0">
+    <w:lvl w:ilvl="1">
       <w:start w:val="1"/>
       <w:numFmt w:val="decimal"/>
-      <w:pStyle w:val="3"/>
+      <w:pStyle w:val="Heading2"/>
       <w:lvlText w:val="%1.%2."/>
       <w:lvlJc w:val="left"/>
       <w:pPr>
@@ -6846,10 +6783,10 @@
         <w:rFonts w:hint="default"/>
       </w:rPr>
     </w:lvl>
-    <w:lvl w:ilvl="2" w:tentative="0">
+    <w:lvl w:ilvl="2">
       <w:start w:val="1"/>
       <w:numFmt w:val="decimal"/>
-      <w:pStyle w:val="4"/>
+      <w:pStyle w:val="Heading3"/>
       <w:lvlText w:val="%1.%2.%3."/>
       <w:lvlJc w:val="left"/>
       <w:pPr>
@@ -6859,10 +6796,10 @@
         <w:rFonts w:hint="default"/>
       </w:rPr>
     </w:lvl>
-    <w:lvl w:ilvl="3" w:tentative="0">
+    <w:lvl w:ilvl="3">
       <w:start w:val="1"/>
       <w:numFmt w:val="decimal"/>
-      <w:pStyle w:val="5"/>
+      <w:pStyle w:val="Heading4"/>
       <w:lvlText w:val="%1.%2.%3.%4."/>
       <w:lvlJc w:val="left"/>
       <w:pPr>
@@ -6872,10 +6809,10 @@
         <w:rFonts w:hint="default"/>
       </w:rPr>
     </w:lvl>
-    <w:lvl w:ilvl="4" w:tentative="0">
+    <w:lvl w:ilvl="4">
       <w:start w:val="1"/>
       <w:numFmt w:val="decimal"/>
-      <w:pStyle w:val="6"/>
+      <w:pStyle w:val="Heading5"/>
       <w:lvlText w:val="%1.%2.%3.%4.%5."/>
       <w:lvlJc w:val="left"/>
       <w:pPr>
@@ -6885,10 +6822,10 @@
         <w:rFonts w:hint="default"/>
       </w:rPr>
     </w:lvl>
-    <w:lvl w:ilvl="5" w:tentative="0">
+    <w:lvl w:ilvl="5">
       <w:start w:val="1"/>
       <w:numFmt w:val="decimal"/>
-      <w:pStyle w:val="7"/>
+      <w:pStyle w:val="Heading6"/>
       <w:lvlText w:val="%1.%2.%3.%4.%5.%6."/>
       <w:lvlJc w:val="left"/>
       <w:pPr>
@@ -6898,10 +6835,10 @@
         <w:rFonts w:hint="default"/>
       </w:rPr>
     </w:lvl>
-    <w:lvl w:ilvl="6" w:tentative="0">
+    <w:lvl w:ilvl="6">
       <w:start w:val="1"/>
       <w:numFmt w:val="decimal"/>
-      <w:pStyle w:val="8"/>
+      <w:pStyle w:val="Heading7"/>
       <w:lvlText w:val="%1.%2.%3.%4.%5.%6.%7."/>
       <w:lvlJc w:val="left"/>
       <w:pPr>
@@ -6911,10 +6848,10 @@
         <w:rFonts w:hint="default"/>
       </w:rPr>
     </w:lvl>
-    <w:lvl w:ilvl="7" w:tentative="0">
+    <w:lvl w:ilvl="7">
       <w:start w:val="1"/>
       <w:numFmt w:val="decimal"/>
-      <w:pStyle w:val="9"/>
+      <w:pStyle w:val="Heading8"/>
       <w:lvlText w:val="%1.%2.%3.%4.%5.%6.%7.%8."/>
       <w:lvlJc w:val="left"/>
       <w:pPr>
@@ -6924,10 +6861,10 @@
         <w:rFonts w:hint="default"/>
       </w:rPr>
     </w:lvl>
-    <w:lvl w:ilvl="8" w:tentative="0">
+    <w:lvl w:ilvl="8">
       <w:start w:val="1"/>
       <w:numFmt w:val="decimal"/>
-      <w:pStyle w:val="10"/>
+      <w:pStyle w:val="Heading9"/>
       <w:lvlText w:val="%1.%2.%3.%4.%5.%6.%7.%8.%9."/>
       <w:lvlJc w:val="left"/>
       <w:pPr>
@@ -6942,7 +6879,7 @@
     <w:nsid w:val="AB226B2F"/>
     <w:multiLevelType w:val="singleLevel"/>
     <w:tmpl w:val="AB226B2F"/>
-    <w:lvl w:ilvl="0" w:tentative="0">
+    <w:lvl w:ilvl="0">
       <w:start w:val="1"/>
       <w:numFmt w:val="decimal"/>
       <w:lvlText w:val="%1."/>
@@ -6965,269 +6902,267 @@
 </file>
 
 <file path=word/styles.xml><?xml version="1.0" encoding="utf-8"?>
-<w:styles xmlns:mc="http://schemas.openxmlformats.org/markup-compatibility/2006" xmlns:o="urn:schemas-microsoft-com:office:office" xmlns:r="http://schemas.openxmlformats.org/officeDocument/2006/relationships" xmlns:m="http://schemas.openxmlformats.org/officeDocument/2006/math" xmlns:v="urn:schemas-microsoft-com:vml" xmlns:w="http://schemas.openxmlformats.org/wordprocessingml/2006/main" xmlns:w14="http://schemas.microsoft.com/office/word/2010/wordml" xmlns:w10="urn:schemas-microsoft-com:office:word" xmlns:sl="http://schemas.openxmlformats.org/schemaLibrary/2006/main" xmlns:wpsCustomData="http://www.wps.cn/officeDocument/2013/wpsCustomData" mc:Ignorable="w14">
+<w:styles xmlns:mc="http://schemas.openxmlformats.org/markup-compatibility/2006" xmlns:r="http://schemas.openxmlformats.org/officeDocument/2006/relationships" xmlns:w="http://schemas.openxmlformats.org/wordprocessingml/2006/main" xmlns:w14="http://schemas.microsoft.com/office/word/2010/wordml" xmlns:w15="http://schemas.microsoft.com/office/word/2012/wordml" mc:Ignorable="w14 w15">
   <w:docDefaults>
     <w:rPrDefault>
       <w:rPr>
-        <w:rFonts w:ascii="Times New Roman" w:hAnsi="Times New Roman" w:eastAsia="宋体" w:cs="Times New Roman"/>
+        <w:rFonts w:ascii="Times New Roman" w:eastAsia="宋体" w:hAnsi="Times New Roman" w:cs="Times New Roman"/>
       </w:rPr>
     </w:rPrDefault>
     <w:pPrDefault/>
   </w:docDefaults>
-  <w:latentStyles w:count="260" w:defQFormat="0" w:defUnhideWhenUsed="1" w:defSemiHidden="1" w:defUIPriority="99" w:defLockedState="0">
-    <w:lsdException w:qFormat="1" w:unhideWhenUsed="0" w:uiPriority="0" w:semiHidden="0" w:name="Normal"/>
-    <w:lsdException w:qFormat="1" w:unhideWhenUsed="0" w:uiPriority="0" w:semiHidden="0" w:name="heading 1"/>
-    <w:lsdException w:qFormat="1" w:uiPriority="0" w:semiHidden="0" w:name="heading 2"/>
-    <w:lsdException w:qFormat="1" w:uiPriority="0" w:name="heading 3"/>
-    <w:lsdException w:qFormat="1" w:uiPriority="0" w:semiHidden="0" w:name="heading 4"/>
-    <w:lsdException w:qFormat="1" w:uiPriority="0" w:name="heading 5"/>
-    <w:lsdException w:qFormat="1" w:uiPriority="0" w:name="heading 6"/>
-    <w:lsdException w:qFormat="1" w:uiPriority="0" w:name="heading 7"/>
-    <w:lsdException w:qFormat="1" w:uiPriority="0" w:name="heading 8"/>
-    <w:lsdException w:qFormat="1" w:uiPriority="0" w:name="heading 9"/>
-    <w:lsdException w:unhideWhenUsed="0" w:uiPriority="0" w:semiHidden="0" w:name="index 1"/>
-    <w:lsdException w:unhideWhenUsed="0" w:uiPriority="0" w:semiHidden="0" w:name="index 2"/>
-    <w:lsdException w:unhideWhenUsed="0" w:uiPriority="0" w:semiHidden="0" w:name="index 3"/>
-    <w:lsdException w:unhideWhenUsed="0" w:uiPriority="0" w:semiHidden="0" w:name="index 4"/>
-    <w:lsdException w:unhideWhenUsed="0" w:uiPriority="0" w:semiHidden="0" w:name="index 5"/>
-    <w:lsdException w:unhideWhenUsed="0" w:uiPriority="0" w:semiHidden="0" w:name="index 6"/>
-    <w:lsdException w:unhideWhenUsed="0" w:uiPriority="0" w:semiHidden="0" w:name="index 7"/>
-    <w:lsdException w:unhideWhenUsed="0" w:uiPriority="0" w:semiHidden="0" w:name="index 8"/>
-    <w:lsdException w:unhideWhenUsed="0" w:uiPriority="0" w:semiHidden="0" w:name="index 9"/>
-    <w:lsdException w:qFormat="1" w:unhideWhenUsed="0" w:uiPriority="0" w:semiHidden="0" w:name="toc 1"/>
-    <w:lsdException w:qFormat="1" w:unhideWhenUsed="0" w:uiPriority="0" w:semiHidden="0" w:name="toc 2"/>
-    <w:lsdException w:qFormat="1" w:unhideWhenUsed="0" w:uiPriority="0" w:semiHidden="0" w:name="toc 3"/>
-    <w:lsdException w:unhideWhenUsed="0" w:uiPriority="0" w:semiHidden="0" w:name="toc 4"/>
-    <w:lsdException w:unhideWhenUsed="0" w:uiPriority="0" w:semiHidden="0" w:name="toc 5"/>
-    <w:lsdException w:unhideWhenUsed="0" w:uiPriority="0" w:semiHidden="0" w:name="toc 6"/>
-    <w:lsdException w:unhideWhenUsed="0" w:uiPriority="0" w:semiHidden="0" w:name="toc 7"/>
-    <w:lsdException w:unhideWhenUsed="0" w:uiPriority="0" w:semiHidden="0" w:name="toc 8"/>
-    <w:lsdException w:unhideWhenUsed="0" w:uiPriority="0" w:semiHidden="0" w:name="toc 9"/>
-    <w:lsdException w:unhideWhenUsed="0" w:uiPriority="0" w:semiHidden="0" w:name="Normal Indent"/>
-    <w:lsdException w:unhideWhenUsed="0" w:uiPriority="0" w:semiHidden="0" w:name="footnote text"/>
-    <w:lsdException w:qFormat="1" w:unhideWhenUsed="0" w:uiPriority="0" w:semiHidden="0" w:name="annotation text"/>
-    <w:lsdException w:qFormat="1" w:unhideWhenUsed="0" w:uiPriority="0" w:semiHidden="0" w:name="header"/>
-    <w:lsdException w:qFormat="1" w:unhideWhenUsed="0" w:uiPriority="0" w:semiHidden="0" w:name="footer"/>
-    <w:lsdException w:unhideWhenUsed="0" w:uiPriority="0" w:semiHidden="0" w:name="index heading"/>
-    <w:lsdException w:qFormat="1" w:uiPriority="0" w:name="caption"/>
-    <w:lsdException w:unhideWhenUsed="0" w:uiPriority="0" w:semiHidden="0" w:name="table of figures"/>
-    <w:lsdException w:unhideWhenUsed="0" w:uiPriority="0" w:semiHidden="0" w:name="envelope address"/>
-    <w:lsdException w:unhideWhenUsed="0" w:uiPriority="0" w:semiHidden="0" w:name="envelope return"/>
-    <w:lsdException w:unhideWhenUsed="0" w:uiPriority="0" w:semiHidden="0" w:name="footnote reference"/>
-    <w:lsdException w:unhideWhenUsed="0" w:uiPriority="0" w:semiHidden="0" w:name="annotation reference"/>
-    <w:lsdException w:unhideWhenUsed="0" w:uiPriority="0" w:semiHidden="0" w:name="line number"/>
-    <w:lsdException w:unhideWhenUsed="0" w:uiPriority="0" w:semiHidden="0" w:name="page number"/>
-    <w:lsdException w:unhideWhenUsed="0" w:uiPriority="0" w:semiHidden="0" w:name="endnote reference"/>
-    <w:lsdException w:unhideWhenUsed="0" w:uiPriority="0" w:semiHidden="0" w:name="endnote text"/>
-    <w:lsdException w:unhideWhenUsed="0" w:uiPriority="0" w:semiHidden="0" w:name="table of authorities"/>
-    <w:lsdException w:unhideWhenUsed="0" w:uiPriority="0" w:semiHidden="0" w:name="macro"/>
-    <w:lsdException w:unhideWhenUsed="0" w:uiPriority="0" w:semiHidden="0" w:name="toa heading"/>
-    <w:lsdException w:unhideWhenUsed="0" w:uiPriority="0" w:semiHidden="0" w:name="List"/>
-    <w:lsdException w:unhideWhenUsed="0" w:uiPriority="0" w:semiHidden="0" w:name="List Bullet"/>
-    <w:lsdException w:unhideWhenUsed="0" w:uiPriority="0" w:semiHidden="0" w:name="List Number"/>
-    <w:lsdException w:unhideWhenUsed="0" w:uiPriority="0" w:semiHidden="0" w:name="List 2"/>
-    <w:lsdException w:unhideWhenUsed="0" w:uiPriority="0" w:semiHidden="0" w:name="List 3"/>
-    <w:lsdException w:unhideWhenUsed="0" w:uiPriority="0" w:semiHidden="0" w:name="List 4"/>
-    <w:lsdException w:unhideWhenUsed="0" w:uiPriority="0" w:semiHidden="0" w:name="List 5"/>
-    <w:lsdException w:unhideWhenUsed="0" w:uiPriority="0" w:semiHidden="0" w:name="List Bullet 2"/>
-    <w:lsdException w:unhideWhenUsed="0" w:uiPriority="0" w:semiHidden="0" w:name="List Bullet 3"/>
-    <w:lsdException w:unhideWhenUsed="0" w:uiPriority="0" w:semiHidden="0" w:name="List Bullet 4"/>
-    <w:lsdException w:unhideWhenUsed="0" w:uiPriority="0" w:semiHidden="0" w:name="List Bullet 5"/>
-    <w:lsdException w:unhideWhenUsed="0" w:uiPriority="0" w:semiHidden="0" w:name="List Number 2"/>
-    <w:lsdException w:unhideWhenUsed="0" w:uiPriority="0" w:semiHidden="0" w:name="List Number 3"/>
-    <w:lsdException w:unhideWhenUsed="0" w:uiPriority="0" w:semiHidden="0" w:name="List Number 4"/>
-    <w:lsdException w:unhideWhenUsed="0" w:uiPriority="0" w:semiHidden="0" w:name="List Number 5"/>
-    <w:lsdException w:qFormat="1" w:unhideWhenUsed="0" w:uiPriority="0" w:semiHidden="0" w:name="Title"/>
-    <w:lsdException w:unhideWhenUsed="0" w:uiPriority="0" w:semiHidden="0" w:name="Closing"/>
-    <w:lsdException w:unhideWhenUsed="0" w:uiPriority="0" w:semiHidden="0" w:name="Signature"/>
-    <w:lsdException w:qFormat="1" w:unhideWhenUsed="0" w:uiPriority="0" w:name="Default Paragraph Font"/>
-    <w:lsdException w:qFormat="1" w:unhideWhenUsed="0" w:uiPriority="0" w:name="Body Text"/>
-    <w:lsdException w:unhideWhenUsed="0" w:uiPriority="0" w:semiHidden="0" w:name="Body Text Indent"/>
-    <w:lsdException w:unhideWhenUsed="0" w:uiPriority="0" w:semiHidden="0" w:name="List Continue"/>
-    <w:lsdException w:unhideWhenUsed="0" w:uiPriority="0" w:semiHidden="0" w:name="List Continue 2"/>
-    <w:lsdException w:unhideWhenUsed="0" w:uiPriority="0" w:semiHidden="0" w:name="List Continue 3"/>
-    <w:lsdException w:unhideWhenUsed="0" w:uiPriority="0" w:semiHidden="0" w:name="List Continue 4"/>
-    <w:lsdException w:unhideWhenUsed="0" w:uiPriority="0" w:semiHidden="0" w:name="List Continue 5"/>
-    <w:lsdException w:unhideWhenUsed="0" w:uiPriority="0" w:semiHidden="0" w:name="Message Header"/>
-    <w:lsdException w:qFormat="1" w:unhideWhenUsed="0" w:uiPriority="0" w:semiHidden="0" w:name="Subtitle"/>
-    <w:lsdException w:unhideWhenUsed="0" w:uiPriority="0" w:semiHidden="0" w:name="Salutation"/>
-    <w:lsdException w:unhideWhenUsed="0" w:uiPriority="0" w:semiHidden="0" w:name="Date"/>
-    <w:lsdException w:unhideWhenUsed="0" w:uiPriority="0" w:semiHidden="0" w:name="Body Text First Indent"/>
-    <w:lsdException w:unhideWhenUsed="0" w:uiPriority="0" w:semiHidden="0" w:name="Body Text First Indent 2"/>
-    <w:lsdException w:uiPriority="99" w:name="Note Heading"/>
-    <w:lsdException w:unhideWhenUsed="0" w:uiPriority="0" w:semiHidden="0" w:name="Body Text 2"/>
-    <w:lsdException w:unhideWhenUsed="0" w:uiPriority="0" w:semiHidden="0" w:name="Body Text 3"/>
-    <w:lsdException w:unhideWhenUsed="0" w:uiPriority="0" w:semiHidden="0" w:name="Body Text Indent 2"/>
-    <w:lsdException w:unhideWhenUsed="0" w:uiPriority="0" w:semiHidden="0" w:name="Body Text Indent 3"/>
-    <w:lsdException w:unhideWhenUsed="0" w:uiPriority="0" w:semiHidden="0" w:name="Block Text"/>
-    <w:lsdException w:unhideWhenUsed="0" w:uiPriority="0" w:semiHidden="0" w:name="Hyperlink"/>
-    <w:lsdException w:unhideWhenUsed="0" w:uiPriority="0" w:semiHidden="0" w:name="FollowedHyperlink"/>
-    <w:lsdException w:qFormat="1" w:unhideWhenUsed="0" w:uiPriority="0" w:semiHidden="0" w:name="Strong"/>
-    <w:lsdException w:qFormat="1" w:unhideWhenUsed="0" w:uiPriority="0" w:semiHidden="0" w:name="Emphasis"/>
-    <w:lsdException w:unhideWhenUsed="0" w:uiPriority="0" w:semiHidden="0" w:name="Document Map"/>
-    <w:lsdException w:unhideWhenUsed="0" w:uiPriority="0" w:semiHidden="0" w:name="Plain Text"/>
-    <w:lsdException w:unhideWhenUsed="0" w:uiPriority="0" w:semiHidden="0" w:name="E-mail Signature"/>
-    <w:lsdException w:qFormat="1" w:unhideWhenUsed="0" w:uiPriority="0" w:semiHidden="0" w:name="Normal (Web)"/>
-    <w:lsdException w:unhideWhenUsed="0" w:uiPriority="0" w:semiHidden="0" w:name="HTML Acronym"/>
-    <w:lsdException w:unhideWhenUsed="0" w:uiPriority="0" w:semiHidden="0" w:name="HTML Address"/>
-    <w:lsdException w:unhideWhenUsed="0" w:uiPriority="0" w:semiHidden="0" w:name="HTML Cite"/>
-    <w:lsdException w:unhideWhenUsed="0" w:uiPriority="0" w:semiHidden="0" w:name="HTML Code"/>
-    <w:lsdException w:unhideWhenUsed="0" w:uiPriority="0" w:semiHidden="0" w:name="HTML Definition"/>
-    <w:lsdException w:unhideWhenUsed="0" w:uiPriority="0" w:semiHidden="0" w:name="HTML Keyboard"/>
-    <w:lsdException w:unhideWhenUsed="0" w:uiPriority="0" w:semiHidden="0" w:name="HTML Preformatted"/>
-    <w:lsdException w:unhideWhenUsed="0" w:uiPriority="0" w:semiHidden="0" w:name="HTML Sample"/>
-    <w:lsdException w:unhideWhenUsed="0" w:uiPriority="0" w:semiHidden="0" w:name="HTML Typewriter"/>
-    <w:lsdException w:unhideWhenUsed="0" w:uiPriority="0" w:semiHidden="0" w:name="HTML Variable"/>
-    <w:lsdException w:qFormat="1" w:unhideWhenUsed="0" w:uiPriority="0" w:name="Normal Table"/>
-    <w:lsdException w:unhideWhenUsed="0" w:uiPriority="0" w:semiHidden="0" w:name="annotation subject"/>
-    <w:lsdException w:unhideWhenUsed="0" w:uiPriority="0" w:semiHidden="0" w:name="Table Simple 1"/>
-    <w:lsdException w:unhideWhenUsed="0" w:uiPriority="0" w:semiHidden="0" w:name="Table Simple 2"/>
-    <w:lsdException w:unhideWhenUsed="0" w:uiPriority="0" w:semiHidden="0" w:name="Table Simple 3"/>
-    <w:lsdException w:unhideWhenUsed="0" w:uiPriority="0" w:semiHidden="0" w:name="Table Classic 1"/>
-    <w:lsdException w:unhideWhenUsed="0" w:uiPriority="0" w:semiHidden="0" w:name="Table Classic 2"/>
-    <w:lsdException w:unhideWhenUsed="0" w:uiPriority="0" w:semiHidden="0" w:name="Table Classic 3"/>
-    <w:lsdException w:unhideWhenUsed="0" w:uiPriority="0" w:semiHidden="0" w:name="Table Classic 4"/>
-    <w:lsdException w:unhideWhenUsed="0" w:uiPriority="0" w:semiHidden="0" w:name="Table Colorful 1"/>
-    <w:lsdException w:unhideWhenUsed="0" w:uiPriority="0" w:semiHidden="0" w:name="Table Colorful 2"/>
-    <w:lsdException w:unhideWhenUsed="0" w:uiPriority="0" w:semiHidden="0" w:name="Table Colorful 3"/>
-    <w:lsdException w:unhideWhenUsed="0" w:uiPriority="0" w:semiHidden="0" w:name="Table Columns 1"/>
-    <w:lsdException w:unhideWhenUsed="0" w:uiPriority="0" w:semiHidden="0" w:name="Table Columns 2"/>
-    <w:lsdException w:unhideWhenUsed="0" w:uiPriority="0" w:semiHidden="0" w:name="Table Columns 3"/>
-    <w:lsdException w:unhideWhenUsed="0" w:uiPriority="0" w:semiHidden="0" w:name="Table Columns 4"/>
-    <w:lsdException w:unhideWhenUsed="0" w:uiPriority="0" w:semiHidden="0" w:name="Table Columns 5"/>
-    <w:lsdException w:unhideWhenUsed="0" w:uiPriority="0" w:semiHidden="0" w:name="Table Grid 1"/>
-    <w:lsdException w:unhideWhenUsed="0" w:uiPriority="0" w:semiHidden="0" w:name="Table Grid 2"/>
-    <w:lsdException w:unhideWhenUsed="0" w:uiPriority="0" w:semiHidden="0" w:name="Table Grid 3"/>
-    <w:lsdException w:unhideWhenUsed="0" w:uiPriority="0" w:semiHidden="0" w:name="Table Grid 4"/>
-    <w:lsdException w:unhideWhenUsed="0" w:uiPriority="0" w:semiHidden="0" w:name="Table Grid 5"/>
-    <w:lsdException w:unhideWhenUsed="0" w:uiPriority="0" w:semiHidden="0" w:name="Table Grid 6"/>
-    <w:lsdException w:unhideWhenUsed="0" w:uiPriority="0" w:semiHidden="0" w:name="Table Grid 7"/>
-    <w:lsdException w:unhideWhenUsed="0" w:uiPriority="0" w:semiHidden="0" w:name="Table Grid 8"/>
-    <w:lsdException w:unhideWhenUsed="0" w:uiPriority="0" w:semiHidden="0" w:name="Table List 1"/>
-    <w:lsdException w:unhideWhenUsed="0" w:uiPriority="0" w:semiHidden="0" w:name="Table List 2"/>
-    <w:lsdException w:unhideWhenUsed="0" w:uiPriority="0" w:semiHidden="0" w:name="Table List 3"/>
-    <w:lsdException w:unhideWhenUsed="0" w:uiPriority="0" w:semiHidden="0" w:name="Table List 4"/>
-    <w:lsdException w:unhideWhenUsed="0" w:uiPriority="0" w:semiHidden="0" w:name="Table List 5"/>
-    <w:lsdException w:unhideWhenUsed="0" w:uiPriority="0" w:semiHidden="0" w:name="Table List 6"/>
-    <w:lsdException w:unhideWhenUsed="0" w:uiPriority="0" w:semiHidden="0" w:name="Table List 7"/>
-    <w:lsdException w:unhideWhenUsed="0" w:uiPriority="0" w:semiHidden="0" w:name="Table List 8"/>
-    <w:lsdException w:unhideWhenUsed="0" w:uiPriority="0" w:semiHidden="0" w:name="Table 3D effects 1"/>
-    <w:lsdException w:unhideWhenUsed="0" w:uiPriority="0" w:semiHidden="0" w:name="Table 3D effects 2"/>
-    <w:lsdException w:unhideWhenUsed="0" w:uiPriority="0" w:semiHidden="0" w:name="Table 3D effects 3"/>
-    <w:lsdException w:unhideWhenUsed="0" w:uiPriority="0" w:semiHidden="0" w:name="Table Contemporary"/>
-    <w:lsdException w:unhideWhenUsed="0" w:uiPriority="0" w:semiHidden="0" w:name="Table Elegant"/>
-    <w:lsdException w:unhideWhenUsed="0" w:uiPriority="0" w:semiHidden="0" w:name="Table Professional"/>
-    <w:lsdException w:unhideWhenUsed="0" w:uiPriority="0" w:semiHidden="0" w:name="Table Subtle 1"/>
-    <w:lsdException w:unhideWhenUsed="0" w:uiPriority="0" w:semiHidden="0" w:name="Table Subtle 2"/>
-    <w:lsdException w:unhideWhenUsed="0" w:uiPriority="0" w:semiHidden="0" w:name="Table Web 1"/>
-    <w:lsdException w:unhideWhenUsed="0" w:uiPriority="0" w:semiHidden="0" w:name="Table Web 2"/>
-    <w:lsdException w:unhideWhenUsed="0" w:uiPriority="0" w:semiHidden="0" w:name="Table Web 3"/>
-    <w:lsdException w:unhideWhenUsed="0" w:uiPriority="0" w:semiHidden="0" w:name="Balloon Text"/>
-    <w:lsdException w:qFormat="1" w:unhideWhenUsed="0" w:uiPriority="0" w:semiHidden="0" w:name="Table Grid"/>
-    <w:lsdException w:unhideWhenUsed="0" w:uiPriority="0" w:semiHidden="0" w:name="Table Theme"/>
-    <w:lsdException w:unhideWhenUsed="0" w:uiPriority="60" w:semiHidden="0" w:name="Light Shading"/>
-    <w:lsdException w:unhideWhenUsed="0" w:uiPriority="61" w:semiHidden="0" w:name="Light List"/>
-    <w:lsdException w:unhideWhenUsed="0" w:uiPriority="62" w:semiHidden="0" w:name="Light Grid"/>
-    <w:lsdException w:unhideWhenUsed="0" w:uiPriority="63" w:semiHidden="0" w:name="Medium Shading 1"/>
-    <w:lsdException w:unhideWhenUsed="0" w:uiPriority="64" w:semiHidden="0" w:name="Medium Shading 2"/>
-    <w:lsdException w:unhideWhenUsed="0" w:uiPriority="65" w:semiHidden="0" w:name="Medium List 1"/>
-    <w:lsdException w:unhideWhenUsed="0" w:uiPriority="66" w:semiHidden="0" w:name="Medium List 2"/>
-    <w:lsdException w:unhideWhenUsed="0" w:uiPriority="67" w:semiHidden="0" w:name="Medium Grid 1"/>
-    <w:lsdException w:unhideWhenUsed="0" w:uiPriority="68" w:semiHidden="0" w:name="Medium Grid 2"/>
-    <w:lsdException w:unhideWhenUsed="0" w:uiPriority="69" w:semiHidden="0" w:name="Medium Grid 3"/>
-    <w:lsdException w:unhideWhenUsed="0" w:uiPriority="70" w:semiHidden="0" w:name="Dark List"/>
-    <w:lsdException w:unhideWhenUsed="0" w:uiPriority="71" w:semiHidden="0" w:name="Colorful Shading"/>
-    <w:lsdException w:unhideWhenUsed="0" w:uiPriority="72" w:semiHidden="0" w:name="Colorful List"/>
-    <w:lsdException w:unhideWhenUsed="0" w:uiPriority="73" w:semiHidden="0" w:name="Colorful Grid"/>
-    <w:lsdException w:unhideWhenUsed="0" w:uiPriority="60" w:semiHidden="0" w:name="Light Shading Accent 1"/>
-    <w:lsdException w:unhideWhenUsed="0" w:uiPriority="61" w:semiHidden="0" w:name="Light List Accent 1"/>
-    <w:lsdException w:unhideWhenUsed="0" w:uiPriority="62" w:semiHidden="0" w:name="Light Grid Accent 1"/>
-    <w:lsdException w:unhideWhenUsed="0" w:uiPriority="63" w:semiHidden="0" w:name="Medium Shading 1 Accent 1"/>
-    <w:lsdException w:unhideWhenUsed="0" w:uiPriority="64" w:semiHidden="0" w:name="Medium Shading 2 Accent 1"/>
-    <w:lsdException w:unhideWhenUsed="0" w:uiPriority="65" w:semiHidden="0" w:name="Medium List 1 Accent 1"/>
-    <w:lsdException w:unhideWhenUsed="0" w:uiPriority="66" w:semiHidden="0" w:name="Medium List 2 Accent 1"/>
-    <w:lsdException w:unhideWhenUsed="0" w:uiPriority="67" w:semiHidden="0" w:name="Medium Grid 1 Accent 1"/>
-    <w:lsdException w:unhideWhenUsed="0" w:uiPriority="68" w:semiHidden="0" w:name="Medium Grid 2 Accent 1"/>
-    <w:lsdException w:unhideWhenUsed="0" w:uiPriority="69" w:semiHidden="0" w:name="Medium Grid 3 Accent 1"/>
-    <w:lsdException w:unhideWhenUsed="0" w:uiPriority="70" w:semiHidden="0" w:name="Dark List Accent 1"/>
-    <w:lsdException w:unhideWhenUsed="0" w:uiPriority="71" w:semiHidden="0" w:name="Colorful Shading Accent 1"/>
-    <w:lsdException w:unhideWhenUsed="0" w:uiPriority="72" w:semiHidden="0" w:name="Colorful List Accent 1"/>
-    <w:lsdException w:unhideWhenUsed="0" w:uiPriority="73" w:semiHidden="0" w:name="Colorful Grid Accent 1"/>
-    <w:lsdException w:unhideWhenUsed="0" w:uiPriority="60" w:semiHidden="0" w:name="Light Shading Accent 2"/>
-    <w:lsdException w:unhideWhenUsed="0" w:uiPriority="61" w:semiHidden="0" w:name="Light List Accent 2"/>
-    <w:lsdException w:unhideWhenUsed="0" w:uiPriority="62" w:semiHidden="0" w:name="Light Grid Accent 2"/>
-    <w:lsdException w:unhideWhenUsed="0" w:uiPriority="63" w:semiHidden="0" w:name="Medium Shading 1 Accent 2"/>
-    <w:lsdException w:unhideWhenUsed="0" w:uiPriority="64" w:semiHidden="0" w:name="Medium Shading 2 Accent 2"/>
-    <w:lsdException w:unhideWhenUsed="0" w:uiPriority="65" w:semiHidden="0" w:name="Medium List 1 Accent 2"/>
-    <w:lsdException w:unhideWhenUsed="0" w:uiPriority="66" w:semiHidden="0" w:name="Medium List 2 Accent 2"/>
-    <w:lsdException w:unhideWhenUsed="0" w:uiPriority="67" w:semiHidden="0" w:name="Medium Grid 1 Accent 2"/>
-    <w:lsdException w:unhideWhenUsed="0" w:uiPriority="68" w:semiHidden="0" w:name="Medium Grid 2 Accent 2"/>
-    <w:lsdException w:unhideWhenUsed="0" w:uiPriority="69" w:semiHidden="0" w:name="Medium Grid 3 Accent 2"/>
-    <w:lsdException w:unhideWhenUsed="0" w:uiPriority="70" w:semiHidden="0" w:name="Dark List Accent 2"/>
-    <w:lsdException w:unhideWhenUsed="0" w:uiPriority="71" w:semiHidden="0" w:name="Colorful Shading Accent 2"/>
-    <w:lsdException w:unhideWhenUsed="0" w:uiPriority="72" w:semiHidden="0" w:name="Colorful List Accent 2"/>
-    <w:lsdException w:unhideWhenUsed="0" w:uiPriority="73" w:semiHidden="0" w:name="Colorful Grid Accent 2"/>
-    <w:lsdException w:unhideWhenUsed="0" w:uiPriority="60" w:semiHidden="0" w:name="Light Shading Accent 3"/>
-    <w:lsdException w:unhideWhenUsed="0" w:uiPriority="61" w:semiHidden="0" w:name="Light List Accent 3"/>
-    <w:lsdException w:unhideWhenUsed="0" w:uiPriority="62" w:semiHidden="0" w:name="Light Grid Accent 3"/>
-    <w:lsdException w:unhideWhenUsed="0" w:uiPriority="63" w:semiHidden="0" w:name="Medium Shading 1 Accent 3"/>
-    <w:lsdException w:unhideWhenUsed="0" w:uiPriority="64" w:semiHidden="0" w:name="Medium Shading 2 Accent 3"/>
-    <w:lsdException w:unhideWhenUsed="0" w:uiPriority="65" w:semiHidden="0" w:name="Medium List 1 Accent 3"/>
-    <w:lsdException w:unhideWhenUsed="0" w:uiPriority="66" w:semiHidden="0" w:name="Medium List 2 Accent 3"/>
-    <w:lsdException w:unhideWhenUsed="0" w:uiPriority="67" w:semiHidden="0" w:name="Medium Grid 1 Accent 3"/>
-    <w:lsdException w:unhideWhenUsed="0" w:uiPriority="68" w:semiHidden="0" w:name="Medium Grid 2 Accent 3"/>
-    <w:lsdException w:unhideWhenUsed="0" w:uiPriority="69" w:semiHidden="0" w:name="Medium Grid 3 Accent 3"/>
-    <w:lsdException w:unhideWhenUsed="0" w:uiPriority="70" w:semiHidden="0" w:name="Dark List Accent 3"/>
-    <w:lsdException w:unhideWhenUsed="0" w:uiPriority="71" w:semiHidden="0" w:name="Colorful Shading Accent 3"/>
-    <w:lsdException w:unhideWhenUsed="0" w:uiPriority="72" w:semiHidden="0" w:name="Colorful List Accent 3"/>
-    <w:lsdException w:unhideWhenUsed="0" w:uiPriority="73" w:semiHidden="0" w:name="Colorful Grid Accent 3"/>
-    <w:lsdException w:unhideWhenUsed="0" w:uiPriority="60" w:semiHidden="0" w:name="Light Shading Accent 4"/>
-    <w:lsdException w:unhideWhenUsed="0" w:uiPriority="61" w:semiHidden="0" w:name="Light List Accent 4"/>
-    <w:lsdException w:unhideWhenUsed="0" w:uiPriority="62" w:semiHidden="0" w:name="Light Grid Accent 4"/>
-    <w:lsdException w:unhideWhenUsed="0" w:uiPriority="63" w:semiHidden="0" w:name="Medium Shading 1 Accent 4"/>
-    <w:lsdException w:unhideWhenUsed="0" w:uiPriority="64" w:semiHidden="0" w:name="Medium Shading 2 Accent 4"/>
-    <w:lsdException w:unhideWhenUsed="0" w:uiPriority="65" w:semiHidden="0" w:name="Medium List 1 Accent 4"/>
-    <w:lsdException w:unhideWhenUsed="0" w:uiPriority="66" w:semiHidden="0" w:name="Medium List 2 Accent 4"/>
-    <w:lsdException w:unhideWhenUsed="0" w:uiPriority="67" w:semiHidden="0" w:name="Medium Grid 1 Accent 4"/>
-    <w:lsdException w:unhideWhenUsed="0" w:uiPriority="68" w:semiHidden="0" w:name="Medium Grid 2 Accent 4"/>
-    <w:lsdException w:unhideWhenUsed="0" w:uiPriority="69" w:semiHidden="0" w:name="Medium Grid 3 Accent 4"/>
-    <w:lsdException w:unhideWhenUsed="0" w:uiPriority="70" w:semiHidden="0" w:name="Dark List Accent 4"/>
-    <w:lsdException w:unhideWhenUsed="0" w:uiPriority="71" w:semiHidden="0" w:name="Colorful Shading Accent 4"/>
-    <w:lsdException w:unhideWhenUsed="0" w:uiPriority="72" w:semiHidden="0" w:name="Colorful List Accent 4"/>
-    <w:lsdException w:unhideWhenUsed="0" w:uiPriority="73" w:semiHidden="0" w:name="Colorful Grid Accent 4"/>
-    <w:lsdException w:unhideWhenUsed="0" w:uiPriority="60" w:semiHidden="0" w:name="Light Shading Accent 5"/>
-    <w:lsdException w:unhideWhenUsed="0" w:uiPriority="61" w:semiHidden="0" w:name="Light List Accent 5"/>
-    <w:lsdException w:unhideWhenUsed="0" w:uiPriority="62" w:semiHidden="0" w:name="Light Grid Accent 5"/>
-    <w:lsdException w:unhideWhenUsed="0" w:uiPriority="63" w:semiHidden="0" w:name="Medium Shading 1 Accent 5"/>
-    <w:lsdException w:unhideWhenUsed="0" w:uiPriority="64" w:semiHidden="0" w:name="Medium Shading 2 Accent 5"/>
-    <w:lsdException w:unhideWhenUsed="0" w:uiPriority="65" w:semiHidden="0" w:name="Medium List 1 Accent 5"/>
-    <w:lsdException w:unhideWhenUsed="0" w:uiPriority="66" w:semiHidden="0" w:name="Medium List 2 Accent 5"/>
-    <w:lsdException w:unhideWhenUsed="0" w:uiPriority="67" w:semiHidden="0" w:name="Medium Grid 1 Accent 5"/>
-    <w:lsdException w:unhideWhenUsed="0" w:uiPriority="68" w:semiHidden="0" w:name="Medium Grid 2 Accent 5"/>
-    <w:lsdException w:unhideWhenUsed="0" w:uiPriority="69" w:semiHidden="0" w:name="Medium Grid 3 Accent 5"/>
-    <w:lsdException w:unhideWhenUsed="0" w:uiPriority="70" w:semiHidden="0" w:name="Dark List Accent 5"/>
-    <w:lsdException w:unhideWhenUsed="0" w:uiPriority="71" w:semiHidden="0" w:name="Colorful Shading Accent 5"/>
-    <w:lsdException w:unhideWhenUsed="0" w:uiPriority="72" w:semiHidden="0" w:name="Colorful List Accent 5"/>
-    <w:lsdException w:unhideWhenUsed="0" w:uiPriority="73" w:semiHidden="0" w:name="Colorful Grid Accent 5"/>
-    <w:lsdException w:unhideWhenUsed="0" w:uiPriority="60" w:semiHidden="0" w:name="Light Shading Accent 6"/>
-    <w:lsdException w:unhideWhenUsed="0" w:uiPriority="61" w:semiHidden="0" w:name="Light List Accent 6"/>
-    <w:lsdException w:unhideWhenUsed="0" w:uiPriority="62" w:semiHidden="0" w:name="Light Grid Accent 6"/>
-    <w:lsdException w:unhideWhenUsed="0" w:uiPriority="63" w:semiHidden="0" w:name="Medium Shading 1 Accent 6"/>
-    <w:lsdException w:unhideWhenUsed="0" w:uiPriority="64" w:semiHidden="0" w:name="Medium Shading 2 Accent 6"/>
-    <w:lsdException w:unhideWhenUsed="0" w:uiPriority="65" w:semiHidden="0" w:name="Medium List 1 Accent 6"/>
-    <w:lsdException w:unhideWhenUsed="0" w:uiPriority="66" w:semiHidden="0" w:name="Medium List 2 Accent 6"/>
-    <w:lsdException w:unhideWhenUsed="0" w:uiPriority="67" w:semiHidden="0" w:name="Medium Grid 1 Accent 6"/>
-    <w:lsdException w:unhideWhenUsed="0" w:uiPriority="68" w:semiHidden="0" w:name="Medium Grid 2 Accent 6"/>
-    <w:lsdException w:unhideWhenUsed="0" w:uiPriority="69" w:semiHidden="0" w:name="Medium Grid 3 Accent 6"/>
-    <w:lsdException w:unhideWhenUsed="0" w:uiPriority="70" w:semiHidden="0" w:name="Dark List Accent 6"/>
-    <w:lsdException w:unhideWhenUsed="0" w:uiPriority="71" w:semiHidden="0" w:name="Colorful Shading Accent 6"/>
-    <w:lsdException w:unhideWhenUsed="0" w:uiPriority="72" w:semiHidden="0" w:name="Colorful List Accent 6"/>
-    <w:lsdException w:unhideWhenUsed="0" w:uiPriority="73" w:semiHidden="0" w:name="Colorful Grid Accent 6"/>
+  <w:latentStyles w:defLockedState="0" w:defUIPriority="99" w:defSemiHidden="1" w:defUnhideWhenUsed="1" w:defQFormat="0" w:count="260">
+    <w:lsdException w:name="Normal" w:semiHidden="0" w:uiPriority="0" w:unhideWhenUsed="0" w:qFormat="1"/>
+    <w:lsdException w:name="heading 1" w:semiHidden="0" w:uiPriority="0" w:unhideWhenUsed="0" w:qFormat="1"/>
+    <w:lsdException w:name="heading 2" w:semiHidden="0" w:uiPriority="0" w:qFormat="1"/>
+    <w:lsdException w:name="heading 3" w:uiPriority="0" w:qFormat="1"/>
+    <w:lsdException w:name="heading 4" w:semiHidden="0" w:uiPriority="0" w:qFormat="1"/>
+    <w:lsdException w:name="heading 5" w:uiPriority="0" w:qFormat="1"/>
+    <w:lsdException w:name="heading 6" w:uiPriority="0" w:qFormat="1"/>
+    <w:lsdException w:name="heading 7" w:uiPriority="0" w:qFormat="1"/>
+    <w:lsdException w:name="heading 8" w:uiPriority="0" w:qFormat="1"/>
+    <w:lsdException w:name="heading 9" w:uiPriority="0" w:qFormat="1"/>
+    <w:lsdException w:name="index 1" w:semiHidden="0" w:uiPriority="0" w:unhideWhenUsed="0"/>
+    <w:lsdException w:name="index 2" w:semiHidden="0" w:uiPriority="0" w:unhideWhenUsed="0"/>
+    <w:lsdException w:name="index 3" w:semiHidden="0" w:uiPriority="0" w:unhideWhenUsed="0"/>
+    <w:lsdException w:name="index 4" w:semiHidden="0" w:uiPriority="0" w:unhideWhenUsed="0"/>
+    <w:lsdException w:name="index 5" w:semiHidden="0" w:uiPriority="0" w:unhideWhenUsed="0"/>
+    <w:lsdException w:name="index 6" w:semiHidden="0" w:uiPriority="0" w:unhideWhenUsed="0"/>
+    <w:lsdException w:name="index 7" w:semiHidden="0" w:uiPriority="0" w:unhideWhenUsed="0"/>
+    <w:lsdException w:name="index 8" w:semiHidden="0" w:uiPriority="0" w:unhideWhenUsed="0"/>
+    <w:lsdException w:name="index 9" w:semiHidden="0" w:uiPriority="0" w:unhideWhenUsed="0"/>
+    <w:lsdException w:name="toc 1" w:semiHidden="0" w:uiPriority="0" w:unhideWhenUsed="0" w:qFormat="1"/>
+    <w:lsdException w:name="toc 2" w:semiHidden="0" w:uiPriority="0" w:unhideWhenUsed="0" w:qFormat="1"/>
+    <w:lsdException w:name="toc 3" w:semiHidden="0" w:uiPriority="0" w:unhideWhenUsed="0" w:qFormat="1"/>
+    <w:lsdException w:name="toc 4" w:semiHidden="0" w:uiPriority="0" w:unhideWhenUsed="0"/>
+    <w:lsdException w:name="toc 5" w:semiHidden="0" w:uiPriority="0" w:unhideWhenUsed="0"/>
+    <w:lsdException w:name="toc 6" w:semiHidden="0" w:uiPriority="0" w:unhideWhenUsed="0"/>
+    <w:lsdException w:name="toc 7" w:semiHidden="0" w:uiPriority="0" w:unhideWhenUsed="0"/>
+    <w:lsdException w:name="toc 8" w:semiHidden="0" w:uiPriority="0" w:unhideWhenUsed="0"/>
+    <w:lsdException w:name="toc 9" w:semiHidden="0" w:uiPriority="0" w:unhideWhenUsed="0"/>
+    <w:lsdException w:name="Normal Indent" w:semiHidden="0" w:uiPriority="0" w:unhideWhenUsed="0"/>
+    <w:lsdException w:name="footnote text" w:semiHidden="0" w:uiPriority="0" w:unhideWhenUsed="0"/>
+    <w:lsdException w:name="annotation text" w:semiHidden="0" w:uiPriority="0" w:unhideWhenUsed="0" w:qFormat="1"/>
+    <w:lsdException w:name="header" w:semiHidden="0" w:uiPriority="0" w:unhideWhenUsed="0" w:qFormat="1"/>
+    <w:lsdException w:name="footer" w:semiHidden="0" w:uiPriority="0" w:unhideWhenUsed="0" w:qFormat="1"/>
+    <w:lsdException w:name="index heading" w:semiHidden="0" w:uiPriority="0" w:unhideWhenUsed="0"/>
+    <w:lsdException w:name="caption" w:uiPriority="0" w:qFormat="1"/>
+    <w:lsdException w:name="table of figures" w:semiHidden="0" w:uiPriority="0" w:unhideWhenUsed="0"/>
+    <w:lsdException w:name="envelope address" w:semiHidden="0" w:uiPriority="0" w:unhideWhenUsed="0"/>
+    <w:lsdException w:name="envelope return" w:semiHidden="0" w:uiPriority="0" w:unhideWhenUsed="0"/>
+    <w:lsdException w:name="footnote reference" w:semiHidden="0" w:uiPriority="0" w:unhideWhenUsed="0"/>
+    <w:lsdException w:name="annotation reference" w:semiHidden="0" w:uiPriority="0" w:unhideWhenUsed="0"/>
+    <w:lsdException w:name="line number" w:semiHidden="0" w:uiPriority="0" w:unhideWhenUsed="0"/>
+    <w:lsdException w:name="page number" w:semiHidden="0" w:uiPriority="0" w:unhideWhenUsed="0"/>
+    <w:lsdException w:name="endnote reference" w:semiHidden="0" w:uiPriority="0" w:unhideWhenUsed="0"/>
+    <w:lsdException w:name="endnote text" w:semiHidden="0" w:uiPriority="0" w:unhideWhenUsed="0"/>
+    <w:lsdException w:name="table of authorities" w:semiHidden="0" w:uiPriority="0" w:unhideWhenUsed="0"/>
+    <w:lsdException w:name="macro" w:semiHidden="0" w:uiPriority="0" w:unhideWhenUsed="0"/>
+    <w:lsdException w:name="toa heading" w:semiHidden="0" w:uiPriority="0" w:unhideWhenUsed="0"/>
+    <w:lsdException w:name="List" w:semiHidden="0" w:uiPriority="0" w:unhideWhenUsed="0"/>
+    <w:lsdException w:name="List Bullet" w:semiHidden="0" w:uiPriority="0" w:unhideWhenUsed="0"/>
+    <w:lsdException w:name="List Number" w:semiHidden="0" w:uiPriority="0" w:unhideWhenUsed="0"/>
+    <w:lsdException w:name="List 2" w:semiHidden="0" w:uiPriority="0" w:unhideWhenUsed="0"/>
+    <w:lsdException w:name="List 3" w:semiHidden="0" w:uiPriority="0" w:unhideWhenUsed="0"/>
+    <w:lsdException w:name="List 4" w:semiHidden="0" w:uiPriority="0" w:unhideWhenUsed="0"/>
+    <w:lsdException w:name="List 5" w:semiHidden="0" w:uiPriority="0" w:unhideWhenUsed="0"/>
+    <w:lsdException w:name="List Bullet 2" w:semiHidden="0" w:uiPriority="0" w:unhideWhenUsed="0"/>
+    <w:lsdException w:name="List Bullet 3" w:semiHidden="0" w:uiPriority="0" w:unhideWhenUsed="0"/>
+    <w:lsdException w:name="List Bullet 4" w:semiHidden="0" w:uiPriority="0" w:unhideWhenUsed="0"/>
+    <w:lsdException w:name="List Bullet 5" w:semiHidden="0" w:uiPriority="0" w:unhideWhenUsed="0"/>
+    <w:lsdException w:name="List Number 2" w:semiHidden="0" w:uiPriority="0" w:unhideWhenUsed="0"/>
+    <w:lsdException w:name="List Number 3" w:semiHidden="0" w:uiPriority="0" w:unhideWhenUsed="0"/>
+    <w:lsdException w:name="List Number 4" w:semiHidden="0" w:uiPriority="0" w:unhideWhenUsed="0"/>
+    <w:lsdException w:name="List Number 5" w:semiHidden="0" w:uiPriority="0" w:unhideWhenUsed="0"/>
+    <w:lsdException w:name="Title" w:semiHidden="0" w:uiPriority="0" w:unhideWhenUsed="0" w:qFormat="1"/>
+    <w:lsdException w:name="Closing" w:semiHidden="0" w:uiPriority="0" w:unhideWhenUsed="0"/>
+    <w:lsdException w:name="Signature" w:semiHidden="0" w:uiPriority="0" w:unhideWhenUsed="0"/>
+    <w:lsdException w:name="Default Paragraph Font" w:uiPriority="0" w:unhideWhenUsed="0" w:qFormat="1"/>
+    <w:lsdException w:name="Body Text" w:uiPriority="0" w:unhideWhenUsed="0" w:qFormat="1"/>
+    <w:lsdException w:name="Body Text Indent" w:semiHidden="0" w:uiPriority="0" w:unhideWhenUsed="0"/>
+    <w:lsdException w:name="List Continue" w:semiHidden="0" w:uiPriority="0" w:unhideWhenUsed="0"/>
+    <w:lsdException w:name="List Continue 2" w:semiHidden="0" w:uiPriority="0" w:unhideWhenUsed="0"/>
+    <w:lsdException w:name="List Continue 3" w:semiHidden="0" w:uiPriority="0" w:unhideWhenUsed="0"/>
+    <w:lsdException w:name="List Continue 4" w:semiHidden="0" w:uiPriority="0" w:unhideWhenUsed="0"/>
+    <w:lsdException w:name="List Continue 5" w:semiHidden="0" w:uiPriority="0" w:unhideWhenUsed="0"/>
+    <w:lsdException w:name="Message Header" w:semiHidden="0" w:uiPriority="0" w:unhideWhenUsed="0"/>
+    <w:lsdException w:name="Subtitle" w:semiHidden="0" w:uiPriority="0" w:unhideWhenUsed="0" w:qFormat="1"/>
+    <w:lsdException w:name="Salutation" w:semiHidden="0" w:uiPriority="0" w:unhideWhenUsed="0"/>
+    <w:lsdException w:name="Date" w:semiHidden="0" w:uiPriority="0" w:unhideWhenUsed="0"/>
+    <w:lsdException w:name="Body Text First Indent" w:semiHidden="0" w:uiPriority="0" w:unhideWhenUsed="0"/>
+    <w:lsdException w:name="Body Text First Indent 2" w:semiHidden="0" w:uiPriority="0" w:unhideWhenUsed="0"/>
+    <w:lsdException w:name="Body Text 2" w:semiHidden="0" w:uiPriority="0" w:unhideWhenUsed="0"/>
+    <w:lsdException w:name="Body Text 3" w:semiHidden="0" w:uiPriority="0" w:unhideWhenUsed="0"/>
+    <w:lsdException w:name="Body Text Indent 2" w:semiHidden="0" w:uiPriority="0" w:unhideWhenUsed="0"/>
+    <w:lsdException w:name="Body Text Indent 3" w:semiHidden="0" w:uiPriority="0" w:unhideWhenUsed="0"/>
+    <w:lsdException w:name="Block Text" w:semiHidden="0" w:uiPriority="0" w:unhideWhenUsed="0"/>
+    <w:lsdException w:name="Hyperlink" w:semiHidden="0" w:uiPriority="0" w:unhideWhenUsed="0"/>
+    <w:lsdException w:name="FollowedHyperlink" w:semiHidden="0" w:uiPriority="0" w:unhideWhenUsed="0"/>
+    <w:lsdException w:name="Strong" w:semiHidden="0" w:uiPriority="0" w:unhideWhenUsed="0" w:qFormat="1"/>
+    <w:lsdException w:name="Emphasis" w:semiHidden="0" w:uiPriority="0" w:unhideWhenUsed="0" w:qFormat="1"/>
+    <w:lsdException w:name="Document Map" w:semiHidden="0" w:uiPriority="0" w:unhideWhenUsed="0"/>
+    <w:lsdException w:name="Plain Text" w:semiHidden="0" w:uiPriority="0" w:unhideWhenUsed="0"/>
+    <w:lsdException w:name="E-mail Signature" w:semiHidden="0" w:uiPriority="0" w:unhideWhenUsed="0"/>
+    <w:lsdException w:name="Normal (Web)" w:semiHidden="0" w:uiPriority="0" w:unhideWhenUsed="0" w:qFormat="1"/>
+    <w:lsdException w:name="HTML Acronym" w:semiHidden="0" w:uiPriority="0" w:unhideWhenUsed="0"/>
+    <w:lsdException w:name="HTML Address" w:semiHidden="0" w:uiPriority="0" w:unhideWhenUsed="0"/>
+    <w:lsdException w:name="HTML Cite" w:semiHidden="0" w:uiPriority="0" w:unhideWhenUsed="0"/>
+    <w:lsdException w:name="HTML Code" w:semiHidden="0" w:uiPriority="0" w:unhideWhenUsed="0"/>
+    <w:lsdException w:name="HTML Definition" w:semiHidden="0" w:uiPriority="0" w:unhideWhenUsed="0"/>
+    <w:lsdException w:name="HTML Keyboard" w:semiHidden="0" w:uiPriority="0" w:unhideWhenUsed="0"/>
+    <w:lsdException w:name="HTML Preformatted" w:semiHidden="0" w:uiPriority="0" w:unhideWhenUsed="0"/>
+    <w:lsdException w:name="HTML Sample" w:semiHidden="0" w:uiPriority="0" w:unhideWhenUsed="0"/>
+    <w:lsdException w:name="HTML Typewriter" w:semiHidden="0" w:uiPriority="0" w:unhideWhenUsed="0"/>
+    <w:lsdException w:name="HTML Variable" w:semiHidden="0" w:uiPriority="0" w:unhideWhenUsed="0"/>
+    <w:lsdException w:name="Normal Table" w:uiPriority="0" w:unhideWhenUsed="0" w:qFormat="1"/>
+    <w:lsdException w:name="annotation subject" w:semiHidden="0" w:uiPriority="0" w:unhideWhenUsed="0"/>
+    <w:lsdException w:name="Table Simple 1" w:semiHidden="0" w:uiPriority="0" w:unhideWhenUsed="0"/>
+    <w:lsdException w:name="Table Simple 2" w:semiHidden="0" w:uiPriority="0" w:unhideWhenUsed="0"/>
+    <w:lsdException w:name="Table Simple 3" w:semiHidden="0" w:uiPriority="0" w:unhideWhenUsed="0"/>
+    <w:lsdException w:name="Table Classic 1" w:semiHidden="0" w:uiPriority="0" w:unhideWhenUsed="0"/>
+    <w:lsdException w:name="Table Classic 2" w:semiHidden="0" w:uiPriority="0" w:unhideWhenUsed="0"/>
+    <w:lsdException w:name="Table Classic 3" w:semiHidden="0" w:uiPriority="0" w:unhideWhenUsed="0"/>
+    <w:lsdException w:name="Table Classic 4" w:semiHidden="0" w:uiPriority="0" w:unhideWhenUsed="0"/>
+    <w:lsdException w:name="Table Colorful 1" w:semiHidden="0" w:uiPriority="0" w:unhideWhenUsed="0"/>
+    <w:lsdException w:name="Table Colorful 2" w:semiHidden="0" w:uiPriority="0" w:unhideWhenUsed="0"/>
+    <w:lsdException w:name="Table Colorful 3" w:semiHidden="0" w:uiPriority="0" w:unhideWhenUsed="0"/>
+    <w:lsdException w:name="Table Columns 1" w:semiHidden="0" w:uiPriority="0" w:unhideWhenUsed="0"/>
+    <w:lsdException w:name="Table Columns 2" w:semiHidden="0" w:uiPriority="0" w:unhideWhenUsed="0"/>
+    <w:lsdException w:name="Table Columns 3" w:semiHidden="0" w:uiPriority="0" w:unhideWhenUsed="0"/>
+    <w:lsdException w:name="Table Columns 4" w:semiHidden="0" w:uiPriority="0" w:unhideWhenUsed="0"/>
+    <w:lsdException w:name="Table Columns 5" w:semiHidden="0" w:uiPriority="0" w:unhideWhenUsed="0"/>
+    <w:lsdException w:name="Table Grid 1" w:semiHidden="0" w:uiPriority="0" w:unhideWhenUsed="0"/>
+    <w:lsdException w:name="Table Grid 2" w:semiHidden="0" w:uiPriority="0" w:unhideWhenUsed="0"/>
+    <w:lsdException w:name="Table Grid 3" w:semiHidden="0" w:uiPriority="0" w:unhideWhenUsed="0"/>
+    <w:lsdException w:name="Table Grid 4" w:semiHidden="0" w:uiPriority="0" w:unhideWhenUsed="0"/>
+    <w:lsdException w:name="Table Grid 5" w:semiHidden="0" w:uiPriority="0" w:unhideWhenUsed="0"/>
+    <w:lsdException w:name="Table Grid 6" w:semiHidden="0" w:uiPriority="0" w:unhideWhenUsed="0"/>
+    <w:lsdException w:name="Table Grid 7" w:semiHidden="0" w:uiPriority="0" w:unhideWhenUsed="0"/>
+    <w:lsdException w:name="Table Grid 8" w:semiHidden="0" w:uiPriority="0" w:unhideWhenUsed="0"/>
+    <w:lsdException w:name="Table List 1" w:semiHidden="0" w:uiPriority="0" w:unhideWhenUsed="0"/>
+    <w:lsdException w:name="Table List 2" w:semiHidden="0" w:uiPriority="0" w:unhideWhenUsed="0"/>
+    <w:lsdException w:name="Table List 3" w:semiHidden="0" w:uiPriority="0" w:unhideWhenUsed="0"/>
+    <w:lsdException w:name="Table List 4" w:semiHidden="0" w:uiPriority="0" w:unhideWhenUsed="0"/>
+    <w:lsdException w:name="Table List 5" w:semiHidden="0" w:uiPriority="0" w:unhideWhenUsed="0"/>
+    <w:lsdException w:name="Table List 6" w:semiHidden="0" w:uiPriority="0" w:unhideWhenUsed="0"/>
+    <w:lsdException w:name="Table List 7" w:semiHidden="0" w:uiPriority="0" w:unhideWhenUsed="0"/>
+    <w:lsdException w:name="Table List 8" w:semiHidden="0" w:uiPriority="0" w:unhideWhenUsed="0"/>
+    <w:lsdException w:name="Table 3D effects 1" w:semiHidden="0" w:uiPriority="0" w:unhideWhenUsed="0"/>
+    <w:lsdException w:name="Table 3D effects 2" w:semiHidden="0" w:uiPriority="0" w:unhideWhenUsed="0"/>
+    <w:lsdException w:name="Table 3D effects 3" w:semiHidden="0" w:uiPriority="0" w:unhideWhenUsed="0"/>
+    <w:lsdException w:name="Table Contemporary" w:semiHidden="0" w:uiPriority="0" w:unhideWhenUsed="0"/>
+    <w:lsdException w:name="Table Elegant" w:semiHidden="0" w:uiPriority="0" w:unhideWhenUsed="0"/>
+    <w:lsdException w:name="Table Professional" w:semiHidden="0" w:uiPriority="0" w:unhideWhenUsed="0"/>
+    <w:lsdException w:name="Table Subtle 1" w:semiHidden="0" w:uiPriority="0" w:unhideWhenUsed="0"/>
+    <w:lsdException w:name="Table Subtle 2" w:semiHidden="0" w:uiPriority="0" w:unhideWhenUsed="0"/>
+    <w:lsdException w:name="Table Web 1" w:semiHidden="0" w:uiPriority="0" w:unhideWhenUsed="0"/>
+    <w:lsdException w:name="Table Web 2" w:semiHidden="0" w:uiPriority="0" w:unhideWhenUsed="0"/>
+    <w:lsdException w:name="Table Web 3" w:semiHidden="0" w:uiPriority="0" w:unhideWhenUsed="0"/>
+    <w:lsdException w:name="Balloon Text" w:semiHidden="0" w:uiPriority="0" w:unhideWhenUsed="0"/>
+    <w:lsdException w:name="Table Grid" w:semiHidden="0" w:uiPriority="0" w:unhideWhenUsed="0" w:qFormat="1"/>
+    <w:lsdException w:name="Table Theme" w:semiHidden="0" w:uiPriority="0" w:unhideWhenUsed="0"/>
+    <w:lsdException w:name="Light Shading" w:semiHidden="0" w:uiPriority="60" w:unhideWhenUsed="0"/>
+    <w:lsdException w:name="Light List" w:semiHidden="0" w:uiPriority="61" w:unhideWhenUsed="0"/>
+    <w:lsdException w:name="Light Grid" w:semiHidden="0" w:uiPriority="62" w:unhideWhenUsed="0"/>
+    <w:lsdException w:name="Medium Shading 1" w:semiHidden="0" w:uiPriority="63" w:unhideWhenUsed="0"/>
+    <w:lsdException w:name="Medium Shading 2" w:semiHidden="0" w:uiPriority="64" w:unhideWhenUsed="0"/>
+    <w:lsdException w:name="Medium List 1" w:semiHidden="0" w:uiPriority="65" w:unhideWhenUsed="0"/>
+    <w:lsdException w:name="Medium List 2" w:semiHidden="0" w:uiPriority="66" w:unhideWhenUsed="0"/>
+    <w:lsdException w:name="Medium Grid 1" w:semiHidden="0" w:uiPriority="67" w:unhideWhenUsed="0"/>
+    <w:lsdException w:name="Medium Grid 2" w:semiHidden="0" w:uiPriority="68" w:unhideWhenUsed="0"/>
+    <w:lsdException w:name="Medium Grid 3" w:semiHidden="0" w:uiPriority="69" w:unhideWhenUsed="0"/>
+    <w:lsdException w:name="Dark List" w:semiHidden="0" w:uiPriority="70" w:unhideWhenUsed="0"/>
+    <w:lsdException w:name="Colorful Shading" w:semiHidden="0" w:uiPriority="71" w:unhideWhenUsed="0"/>
+    <w:lsdException w:name="Colorful List" w:semiHidden="0" w:uiPriority="72" w:unhideWhenUsed="0"/>
+    <w:lsdException w:name="Colorful Grid" w:semiHidden="0" w:uiPriority="73" w:unhideWhenUsed="0"/>
+    <w:lsdException w:name="Light Shading Accent 1" w:semiHidden="0" w:uiPriority="60" w:unhideWhenUsed="0"/>
+    <w:lsdException w:name="Light List Accent 1" w:semiHidden="0" w:uiPriority="61" w:unhideWhenUsed="0"/>
+    <w:lsdException w:name="Light Grid Accent 1" w:semiHidden="0" w:uiPriority="62" w:unhideWhenUsed="0"/>
+    <w:lsdException w:name="Medium Shading 1 Accent 1" w:semiHidden="0" w:uiPriority="63" w:unhideWhenUsed="0"/>
+    <w:lsdException w:name="Medium Shading 2 Accent 1" w:semiHidden="0" w:uiPriority="64" w:unhideWhenUsed="0"/>
+    <w:lsdException w:name="Medium List 1 Accent 1" w:semiHidden="0" w:uiPriority="65" w:unhideWhenUsed="0"/>
+    <w:lsdException w:name="Medium List 2 Accent 1" w:semiHidden="0" w:uiPriority="66" w:unhideWhenUsed="0"/>
+    <w:lsdException w:name="Medium Grid 1 Accent 1" w:semiHidden="0" w:uiPriority="67" w:unhideWhenUsed="0"/>
+    <w:lsdException w:name="Medium Grid 2 Accent 1" w:semiHidden="0" w:uiPriority="68" w:unhideWhenUsed="0"/>
+    <w:lsdException w:name="Medium Grid 3 Accent 1" w:semiHidden="0" w:uiPriority="69" w:unhideWhenUsed="0"/>
+    <w:lsdException w:name="Dark List Accent 1" w:semiHidden="0" w:uiPriority="70" w:unhideWhenUsed="0"/>
+    <w:lsdException w:name="Colorful Shading Accent 1" w:semiHidden="0" w:uiPriority="71" w:unhideWhenUsed="0"/>
+    <w:lsdException w:name="Colorful List Accent 1" w:semiHidden="0" w:uiPriority="72" w:unhideWhenUsed="0"/>
+    <w:lsdException w:name="Colorful Grid Accent 1" w:semiHidden="0" w:uiPriority="73" w:unhideWhenUsed="0"/>
+    <w:lsdException w:name="Light Shading Accent 2" w:semiHidden="0" w:uiPriority="60" w:unhideWhenUsed="0"/>
+    <w:lsdException w:name="Light List Accent 2" w:semiHidden="0" w:uiPriority="61" w:unhideWhenUsed="0"/>
+    <w:lsdException w:name="Light Grid Accent 2" w:semiHidden="0" w:uiPriority="62" w:unhideWhenUsed="0"/>
+    <w:lsdException w:name="Medium Shading 1 Accent 2" w:semiHidden="0" w:uiPriority="63" w:unhideWhenUsed="0"/>
+    <w:lsdException w:name="Medium Shading 2 Accent 2" w:semiHidden="0" w:uiPriority="64" w:unhideWhenUsed="0"/>
+    <w:lsdException w:name="Medium List 1 Accent 2" w:semiHidden="0" w:uiPriority="65" w:unhideWhenUsed="0"/>
+    <w:lsdException w:name="Medium List 2 Accent 2" w:semiHidden="0" w:uiPriority="66" w:unhideWhenUsed="0"/>
+    <w:lsdException w:name="Medium Grid 1 Accent 2" w:semiHidden="0" w:uiPriority="67" w:unhideWhenUsed="0"/>
+    <w:lsdException w:name="Medium Grid 2 Accent 2" w:semiHidden="0" w:uiPriority="68" w:unhideWhenUsed="0"/>
+    <w:lsdException w:name="Medium Grid 3 Accent 2" w:semiHidden="0" w:uiPriority="69" w:unhideWhenUsed="0"/>
+    <w:lsdException w:name="Dark List Accent 2" w:semiHidden="0" w:uiPriority="70" w:unhideWhenUsed="0"/>
+    <w:lsdException w:name="Colorful Shading Accent 2" w:semiHidden="0" w:uiPriority="71" w:unhideWhenUsed="0"/>
+    <w:lsdException w:name="Colorful List Accent 2" w:semiHidden="0" w:uiPriority="72" w:unhideWhenUsed="0"/>
+    <w:lsdException w:name="Colorful Grid Accent 2" w:semiHidden="0" w:uiPriority="73" w:unhideWhenUsed="0"/>
+    <w:lsdException w:name="Light Shading Accent 3" w:semiHidden="0" w:uiPriority="60" w:unhideWhenUsed="0"/>
+    <w:lsdException w:name="Light List Accent 3" w:semiHidden="0" w:uiPriority="61" w:unhideWhenUsed="0"/>
+    <w:lsdException w:name="Light Grid Accent 3" w:semiHidden="0" w:uiPriority="62" w:unhideWhenUsed="0"/>
+    <w:lsdException w:name="Medium Shading 1 Accent 3" w:semiHidden="0" w:uiPriority="63" w:unhideWhenUsed="0"/>
+    <w:lsdException w:name="Medium Shading 2 Accent 3" w:semiHidden="0" w:uiPriority="64" w:unhideWhenUsed="0"/>
+    <w:lsdException w:name="Medium List 1 Accent 3" w:semiHidden="0" w:uiPriority="65" w:unhideWhenUsed="0"/>
+    <w:lsdException w:name="Medium List 2 Accent 3" w:semiHidden="0" w:uiPriority="66" w:unhideWhenUsed="0"/>
+    <w:lsdException w:name="Medium Grid 1 Accent 3" w:semiHidden="0" w:uiPriority="67" w:unhideWhenUsed="0"/>
+    <w:lsdException w:name="Medium Grid 2 Accent 3" w:semiHidden="0" w:uiPriority="68" w:unhideWhenUsed="0"/>
+    <w:lsdException w:name="Medium Grid 3 Accent 3" w:semiHidden="0" w:uiPriority="69" w:unhideWhenUsed="0"/>
+    <w:lsdException w:name="Dark List Accent 3" w:semiHidden="0" w:uiPriority="70" w:unhideWhenUsed="0"/>
+    <w:lsdException w:name="Colorful Shading Accent 3" w:semiHidden="0" w:uiPriority="71" w:unhideWhenUsed="0"/>
+    <w:lsdException w:name="Colorful List Accent 3" w:semiHidden="0" w:uiPriority="72" w:unhideWhenUsed="0"/>
+    <w:lsdException w:name="Colorful Grid Accent 3" w:semiHidden="0" w:uiPriority="73" w:unhideWhenUsed="0"/>
+    <w:lsdException w:name="Light Shading Accent 4" w:semiHidden="0" w:uiPriority="60" w:unhideWhenUsed="0"/>
+    <w:lsdException w:name="Light List Accent 4" w:semiHidden="0" w:uiPriority="61" w:unhideWhenUsed="0"/>
+    <w:lsdException w:name="Light Grid Accent 4" w:semiHidden="0" w:uiPriority="62" w:unhideWhenUsed="0"/>
+    <w:lsdException w:name="Medium Shading 1 Accent 4" w:semiHidden="0" w:uiPriority="63" w:unhideWhenUsed="0"/>
+    <w:lsdException w:name="Medium Shading 2 Accent 4" w:semiHidden="0" w:uiPriority="64" w:unhideWhenUsed="0"/>
+    <w:lsdException w:name="Medium List 1 Accent 4" w:semiHidden="0" w:uiPriority="65" w:unhideWhenUsed="0"/>
+    <w:lsdException w:name="Medium List 2 Accent 4" w:semiHidden="0" w:uiPriority="66" w:unhideWhenUsed="0"/>
+    <w:lsdException w:name="Medium Grid 1 Accent 4" w:semiHidden="0" w:uiPriority="67" w:unhideWhenUsed="0"/>
+    <w:lsdException w:name="Medium Grid 2 Accent 4" w:semiHidden="0" w:uiPriority="68" w:unhideWhenUsed="0"/>
+    <w:lsdException w:name="Medium Grid 3 Accent 4" w:semiHidden="0" w:uiPriority="69" w:unhideWhenUsed="0"/>
+    <w:lsdException w:name="Dark List Accent 4" w:semiHidden="0" w:uiPriority="70" w:unhideWhenUsed="0"/>
+    <w:lsdException w:name="Colorful Shading Accent 4" w:semiHidden="0" w:uiPriority="71" w:unhideWhenUsed="0"/>
+    <w:lsdException w:name="Colorful List Accent 4" w:semiHidden="0" w:uiPriority="72" w:unhideWhenUsed="0"/>
+    <w:lsdException w:name="Colorful Grid Accent 4" w:semiHidden="0" w:uiPriority="73" w:unhideWhenUsed="0"/>
+    <w:lsdException w:name="Light Shading Accent 5" w:semiHidden="0" w:uiPriority="60" w:unhideWhenUsed="0"/>
+    <w:lsdException w:name="Light List Accent 5" w:semiHidden="0" w:uiPriority="61" w:unhideWhenUsed="0"/>
+    <w:lsdException w:name="Light Grid Accent 5" w:semiHidden="0" w:uiPriority="62" w:unhideWhenUsed="0"/>
+    <w:lsdException w:name="Medium Shading 1 Accent 5" w:semiHidden="0" w:uiPriority="63" w:unhideWhenUsed="0"/>
+    <w:lsdException w:name="Medium Shading 2 Accent 5" w:semiHidden="0" w:uiPriority="64" w:unhideWhenUsed="0"/>
+    <w:lsdException w:name="Medium List 1 Accent 5" w:semiHidden="0" w:uiPriority="65" w:unhideWhenUsed="0"/>
+    <w:lsdException w:name="Medium List 2 Accent 5" w:semiHidden="0" w:uiPriority="66" w:unhideWhenUsed="0"/>
+    <w:lsdException w:name="Medium Grid 1 Accent 5" w:semiHidden="0" w:uiPriority="67" w:unhideWhenUsed="0"/>
+    <w:lsdException w:name="Medium Grid 2 Accent 5" w:semiHidden="0" w:uiPriority="68" w:unhideWhenUsed="0"/>
+    <w:lsdException w:name="Medium Grid 3 Accent 5" w:semiHidden="0" w:uiPriority="69" w:unhideWhenUsed="0"/>
+    <w:lsdException w:name="Dark List Accent 5" w:semiHidden="0" w:uiPriority="70" w:unhideWhenUsed="0"/>
+    <w:lsdException w:name="Colorful Shading Accent 5" w:semiHidden="0" w:uiPriority="71" w:unhideWhenUsed="0"/>
+    <w:lsdException w:name="Colorful List Accent 5" w:semiHidden="0" w:uiPriority="72" w:unhideWhenUsed="0"/>
+    <w:lsdException w:name="Colorful Grid Accent 5" w:semiHidden="0" w:uiPriority="73" w:unhideWhenUsed="0"/>
+    <w:lsdException w:name="Light Shading Accent 6" w:semiHidden="0" w:uiPriority="60" w:unhideWhenUsed="0"/>
+    <w:lsdException w:name="Light List Accent 6" w:semiHidden="0" w:uiPriority="61" w:unhideWhenUsed="0"/>
+    <w:lsdException w:name="Light Grid Accent 6" w:semiHidden="0" w:uiPriority="62" w:unhideWhenUsed="0"/>
+    <w:lsdException w:name="Medium Shading 1 Accent 6" w:semiHidden="0" w:uiPriority="63" w:unhideWhenUsed="0"/>
+    <w:lsdException w:name="Medium Shading 2 Accent 6" w:semiHidden="0" w:uiPriority="64" w:unhideWhenUsed="0"/>
+    <w:lsdException w:name="Medium List 1 Accent 6" w:semiHidden="0" w:uiPriority="65" w:unhideWhenUsed="0"/>
+    <w:lsdException w:name="Medium List 2 Accent 6" w:semiHidden="0" w:uiPriority="66" w:unhideWhenUsed="0"/>
+    <w:lsdException w:name="Medium Grid 1 Accent 6" w:semiHidden="0" w:uiPriority="67" w:unhideWhenUsed="0"/>
+    <w:lsdException w:name="Medium Grid 2 Accent 6" w:semiHidden="0" w:uiPriority="68" w:unhideWhenUsed="0"/>
+    <w:lsdException w:name="Medium Grid 3 Accent 6" w:semiHidden="0" w:uiPriority="69" w:unhideWhenUsed="0"/>
+    <w:lsdException w:name="Dark List Accent 6" w:semiHidden="0" w:uiPriority="70" w:unhideWhenUsed="0"/>
+    <w:lsdException w:name="Colorful Shading Accent 6" w:semiHidden="0" w:uiPriority="71" w:unhideWhenUsed="0"/>
+    <w:lsdException w:name="Colorful List Accent 6" w:semiHidden="0" w:uiPriority="72" w:unhideWhenUsed="0"/>
+    <w:lsdException w:name="Colorful Grid Accent 6" w:semiHidden="0" w:uiPriority="73" w:unhideWhenUsed="0"/>
   </w:latentStyles>
-  <w:style w:type="paragraph" w:default="1" w:styleId="1">
+  <w:style w:type="paragraph" w:default="1" w:styleId="Normal">
     <w:name w:val="Normal"/>
     <w:qFormat/>
-    <w:uiPriority w:val="0"/>
     <w:pPr>
       <w:kinsoku w:val="0"/>
       <w:autoSpaceDE w:val="0"/>
@@ -7239,7 +7174,7 @@
       <w:textAlignment w:val="baseline"/>
     </w:pPr>
     <w:rPr>
-      <w:rFonts w:ascii="Arial" w:hAnsi="Arial" w:eastAsia="宋体" w:cs="Arial"/>
+      <w:rFonts w:ascii="Arial" w:eastAsia="宋体" w:hAnsi="Arial" w:cs="Arial"/>
       <w:snapToGrid w:val="0"/>
       <w:color w:val="000000"/>
       <w:kern w:val="0"/>
@@ -7248,12 +7183,11 @@
       <w:lang w:val="en-US" w:eastAsia="en-US" w:bidi="ar-SA"/>
     </w:rPr>
   </w:style>
-  <w:style w:type="paragraph" w:styleId="2">
+  <w:style w:type="paragraph" w:styleId="Heading1">
     <w:name w:val="heading 1"/>
-    <w:basedOn w:val="1"/>
-    <w:next w:val="1"/>
+    <w:basedOn w:val="Normal"/>
+    <w:next w:val="Normal"/>
     <w:qFormat/>
-    <w:uiPriority w:val="0"/>
     <w:pPr>
       <w:keepNext/>
       <w:keepLines/>
@@ -7271,13 +7205,12 @@
       <w:sz w:val="44"/>
     </w:rPr>
   </w:style>
-  <w:style w:type="paragraph" w:styleId="3">
+  <w:style w:type="paragraph" w:styleId="Heading2">
     <w:name w:val="heading 2"/>
-    <w:basedOn w:val="1"/>
-    <w:next w:val="1"/>
+    <w:basedOn w:val="Normal"/>
+    <w:next w:val="Normal"/>
     <w:unhideWhenUsed/>
     <w:qFormat/>
-    <w:uiPriority w:val="0"/>
     <w:pPr>
       <w:keepNext/>
       <w:keepLines/>
@@ -7290,19 +7223,18 @@
       <w:outlineLvl w:val="1"/>
     </w:pPr>
     <w:rPr>
-      <w:rFonts w:ascii="Arial" w:hAnsi="Arial" w:eastAsia="黑体"/>
+      <w:rFonts w:ascii="Arial" w:eastAsia="黑体" w:hAnsi="Arial"/>
       <w:b/>
       <w:sz w:val="32"/>
     </w:rPr>
   </w:style>
-  <w:style w:type="paragraph" w:styleId="4">
+  <w:style w:type="paragraph" w:styleId="Heading3">
     <w:name w:val="heading 3"/>
-    <w:basedOn w:val="1"/>
-    <w:next w:val="1"/>
+    <w:basedOn w:val="Normal"/>
+    <w:next w:val="Normal"/>
     <w:semiHidden/>
     <w:unhideWhenUsed/>
     <w:qFormat/>
-    <w:uiPriority w:val="0"/>
     <w:pPr>
       <w:keepNext/>
       <w:keepLines/>
@@ -7319,13 +7251,12 @@
       <w:sz w:val="32"/>
     </w:rPr>
   </w:style>
-  <w:style w:type="paragraph" w:styleId="5">
+  <w:style w:type="paragraph" w:styleId="Heading4">
     <w:name w:val="heading 4"/>
-    <w:basedOn w:val="1"/>
-    <w:next w:val="1"/>
+    <w:basedOn w:val="Normal"/>
+    <w:next w:val="Normal"/>
     <w:unhideWhenUsed/>
     <w:qFormat/>
-    <w:uiPriority w:val="0"/>
     <w:pPr>
       <w:keepNext/>
       <w:keepLines/>
@@ -7338,19 +7269,18 @@
       <w:outlineLvl w:val="3"/>
     </w:pPr>
     <w:rPr>
-      <w:rFonts w:ascii="Arial" w:hAnsi="Arial" w:eastAsia="黑体"/>
+      <w:rFonts w:ascii="Arial" w:eastAsia="黑体" w:hAnsi="Arial"/>
       <w:b/>
       <w:sz w:val="28"/>
     </w:rPr>
   </w:style>
-  <w:style w:type="paragraph" w:styleId="6">
+  <w:style w:type="paragraph" w:styleId="Heading5">
     <w:name w:val="heading 5"/>
-    <w:basedOn w:val="1"/>
-    <w:next w:val="1"/>
+    <w:basedOn w:val="Normal"/>
+    <w:next w:val="Normal"/>
     <w:semiHidden/>
     <w:unhideWhenUsed/>
     <w:qFormat/>
-    <w:uiPriority w:val="0"/>
     <w:pPr>
       <w:keepNext/>
       <w:keepLines/>
@@ -7367,14 +7297,13 @@
       <w:sz w:val="28"/>
     </w:rPr>
   </w:style>
-  <w:style w:type="paragraph" w:styleId="7">
+  <w:style w:type="paragraph" w:styleId="Heading6">
     <w:name w:val="heading 6"/>
-    <w:basedOn w:val="1"/>
-    <w:next w:val="1"/>
+    <w:basedOn w:val="Normal"/>
+    <w:next w:val="Normal"/>
     <w:semiHidden/>
     <w:unhideWhenUsed/>
     <w:qFormat/>
-    <w:uiPriority w:val="0"/>
     <w:pPr>
       <w:keepNext/>
       <w:keepLines/>
@@ -7387,19 +7316,18 @@
       <w:outlineLvl w:val="5"/>
     </w:pPr>
     <w:rPr>
-      <w:rFonts w:ascii="Arial" w:hAnsi="Arial" w:eastAsia="黑体"/>
+      <w:rFonts w:ascii="Arial" w:eastAsia="黑体" w:hAnsi="Arial"/>
       <w:b/>
       <w:sz w:val="24"/>
     </w:rPr>
   </w:style>
-  <w:style w:type="paragraph" w:styleId="8">
+  <w:style w:type="paragraph" w:styleId="Heading7">
     <w:name w:val="heading 7"/>
-    <w:basedOn w:val="1"/>
-    <w:next w:val="1"/>
+    <w:basedOn w:val="Normal"/>
+    <w:next w:val="Normal"/>
     <w:semiHidden/>
     <w:unhideWhenUsed/>
     <w:qFormat/>
-    <w:uiPriority w:val="0"/>
     <w:pPr>
       <w:keepNext/>
       <w:keepLines/>
@@ -7416,14 +7344,13 @@
       <w:sz w:val="24"/>
     </w:rPr>
   </w:style>
-  <w:style w:type="paragraph" w:styleId="9">
+  <w:style w:type="paragraph" w:styleId="Heading8">
     <w:name w:val="heading 8"/>
-    <w:basedOn w:val="1"/>
-    <w:next w:val="1"/>
+    <w:basedOn w:val="Normal"/>
+    <w:next w:val="Normal"/>
     <w:semiHidden/>
     <w:unhideWhenUsed/>
     <w:qFormat/>
-    <w:uiPriority w:val="0"/>
     <w:pPr>
       <w:keepNext/>
       <w:keepLines/>
@@ -7436,18 +7363,17 @@
       <w:outlineLvl w:val="7"/>
     </w:pPr>
     <w:rPr>
-      <w:rFonts w:ascii="Arial" w:hAnsi="Arial" w:eastAsia="黑体"/>
+      <w:rFonts w:ascii="Arial" w:eastAsia="黑体" w:hAnsi="Arial"/>
       <w:sz w:val="24"/>
     </w:rPr>
   </w:style>
-  <w:style w:type="paragraph" w:styleId="10">
+  <w:style w:type="paragraph" w:styleId="Heading9">
     <w:name w:val="heading 9"/>
-    <w:basedOn w:val="1"/>
-    <w:next w:val="1"/>
+    <w:basedOn w:val="Normal"/>
+    <w:next w:val="Normal"/>
     <w:semiHidden/>
     <w:unhideWhenUsed/>
     <w:qFormat/>
-    <w:uiPriority w:val="0"/>
     <w:pPr>
       <w:keepNext/>
       <w:keepLines/>
@@ -7460,21 +7386,19 @@
       <w:outlineLvl w:val="8"/>
     </w:pPr>
     <w:rPr>
-      <w:rFonts w:ascii="Arial" w:hAnsi="Arial" w:eastAsia="黑体"/>
+      <w:rFonts w:ascii="Arial" w:eastAsia="黑体" w:hAnsi="Arial"/>
       <w:sz w:val="21"/>
     </w:rPr>
   </w:style>
-  <w:style w:type="character" w:default="1" w:styleId="22">
+  <w:style w:type="character" w:default="1" w:styleId="DefaultParagraphFont">
     <w:name w:val="Default Paragraph Font"/>
     <w:semiHidden/>
     <w:qFormat/>
-    <w:uiPriority w:val="0"/>
   </w:style>
-  <w:style w:type="table" w:default="1" w:styleId="20">
+  <w:style w:type="table" w:default="1" w:styleId="TableNormal">
     <w:name w:val="Normal Table"/>
     <w:semiHidden/>
     <w:qFormat/>
-    <w:uiPriority w:val="0"/>
     <w:tblPr>
       <w:tblCellMar>
         <w:top w:w="0" w:type="dxa"/>
@@ -7484,43 +7408,39 @@
       </w:tblCellMar>
     </w:tblPr>
   </w:style>
-  <w:style w:type="paragraph" w:styleId="11">
+  <w:style w:type="paragraph" w:styleId="CommentText">
     <w:name w:val="annotation text"/>
-    <w:basedOn w:val="1"/>
+    <w:basedOn w:val="Normal"/>
     <w:qFormat/>
-    <w:uiPriority w:val="0"/>
     <w:pPr>
       <w:jc w:val="left"/>
     </w:pPr>
   </w:style>
-  <w:style w:type="paragraph" w:styleId="12">
+  <w:style w:type="paragraph" w:styleId="BodyText">
     <w:name w:val="Body Text"/>
-    <w:basedOn w:val="1"/>
+    <w:basedOn w:val="Normal"/>
     <w:semiHidden/>
     <w:qFormat/>
-    <w:uiPriority w:val="0"/>
     <w:rPr>
-      <w:rFonts w:ascii="Arial" w:hAnsi="Arial" w:eastAsia="Arial" w:cs="Arial"/>
+      <w:rFonts w:ascii="Arial" w:eastAsia="Arial" w:hAnsi="Arial" w:cs="Arial"/>
       <w:sz w:val="21"/>
       <w:szCs w:val="21"/>
       <w:lang w:val="en-US" w:eastAsia="en-US" w:bidi="ar-SA"/>
     </w:rPr>
   </w:style>
-  <w:style w:type="paragraph" w:styleId="13">
+  <w:style w:type="paragraph" w:styleId="TOC3">
     <w:name w:val="toc 3"/>
-    <w:basedOn w:val="1"/>
-    <w:next w:val="1"/>
+    <w:basedOn w:val="Normal"/>
+    <w:next w:val="Normal"/>
     <w:qFormat/>
-    <w:uiPriority w:val="0"/>
     <w:pPr>
       <w:ind w:left="840" w:leftChars="400"/>
     </w:pPr>
   </w:style>
-  <w:style w:type="paragraph" w:styleId="14">
+  <w:style w:type="paragraph" w:styleId="Footer">
     <w:name w:val="footer"/>
-    <w:basedOn w:val="1"/>
+    <w:basedOn w:val="Normal"/>
     <w:qFormat/>
-    <w:uiPriority w:val="0"/>
     <w:pPr>
       <w:tabs>
         <w:tab w:val="center" w:pos="4153"/>
@@ -7533,17 +7453,16 @@
       <w:sz w:val="18"/>
     </w:rPr>
   </w:style>
-  <w:style w:type="paragraph" w:styleId="15">
+  <w:style w:type="paragraph" w:styleId="Header">
     <w:name w:val="header"/>
-    <w:basedOn w:val="1"/>
+    <w:basedOn w:val="Normal"/>
     <w:qFormat/>
-    <w:uiPriority w:val="0"/>
     <w:pPr>
       <w:pBdr>
-        <w:top w:val="none" w:color="auto" w:sz="0" w:space="0"/>
-        <w:left w:val="none" w:color="auto" w:sz="0" w:space="0"/>
-        <w:bottom w:val="none" w:color="auto" w:sz="0" w:space="0"/>
-        <w:right w:val="none" w:color="auto" w:sz="0" w:space="0"/>
+        <w:top w:val="nil"/>
+        <w:left w:val="nil"/>
+        <w:bottom w:val="nil"/>
+        <w:right w:val="nil"/>
       </w:pBdr>
       <w:tabs>
         <w:tab w:val="center" w:pos="4153"/>
@@ -7558,41 +7477,37 @@
       <w:sz w:val="18"/>
     </w:rPr>
   </w:style>
-  <w:style w:type="paragraph" w:styleId="16">
+  <w:style w:type="paragraph" w:styleId="TOC1">
     <w:name w:val="toc 1"/>
-    <w:basedOn w:val="1"/>
-    <w:next w:val="1"/>
+    <w:basedOn w:val="Normal"/>
+    <w:next w:val="Normal"/>
     <w:qFormat/>
-    <w:uiPriority w:val="0"/>
     <w:rPr>
-      <w:rFonts w:ascii="Arial" w:hAnsi="Arial" w:eastAsia="Microsoft JhengHei"/>
+      <w:rFonts w:ascii="Arial" w:eastAsia="Microsoft JhengHei" w:hAnsi="Arial"/>
       <w:sz w:val="24"/>
     </w:rPr>
   </w:style>
-  <w:style w:type="paragraph" w:styleId="17">
+  <w:style w:type="paragraph" w:styleId="TOC2">
     <w:name w:val="toc 2"/>
-    <w:basedOn w:val="1"/>
-    <w:next w:val="1"/>
+    <w:basedOn w:val="Normal"/>
+    <w:next w:val="Normal"/>
     <w:qFormat/>
-    <w:uiPriority w:val="0"/>
     <w:pPr>
       <w:ind w:left="420" w:leftChars="200"/>
     </w:pPr>
   </w:style>
-  <w:style w:type="paragraph" w:styleId="18">
+  <w:style w:type="paragraph" w:styleId="NormalWeb">
     <w:name w:val="Normal (Web)"/>
-    <w:basedOn w:val="1"/>
+    <w:basedOn w:val="Normal"/>
     <w:qFormat/>
-    <w:uiPriority w:val="0"/>
     <w:rPr>
       <w:sz w:val="24"/>
     </w:rPr>
   </w:style>
-  <w:style w:type="paragraph" w:styleId="19">
+  <w:style w:type="paragraph" w:styleId="Title">
     <w:name w:val="Title"/>
-    <w:basedOn w:val="1"/>
+    <w:basedOn w:val="Normal"/>
     <w:qFormat/>
-    <w:uiPriority w:val="0"/>
     <w:pPr>
       <w:spacing w:before="240" w:beforeLines="0" w:beforeAutospacing="0" w:after="60" w:afterLines="0" w:afterAutospacing="0"/>
       <w:jc w:val="center"/>
@@ -7604,73 +7519,68 @@
       <w:sz w:val="32"/>
     </w:rPr>
   </w:style>
-  <w:style w:type="table" w:styleId="21">
+  <w:style w:type="table" w:styleId="TableGrid">
     <w:name w:val="Table Grid"/>
-    <w:basedOn w:val="20"/>
+    <w:basedOn w:val="TableNormal"/>
     <w:qFormat/>
-    <w:uiPriority w:val="0"/>
     <w:pPr>
       <w:widowControl w:val="0"/>
       <w:jc w:val="both"/>
     </w:pPr>
     <w:tblPr>
       <w:tblBorders>
-        <w:top w:val="single" w:color="auto" w:sz="4" w:space="0"/>
-        <w:left w:val="single" w:color="auto" w:sz="4" w:space="0"/>
-        <w:bottom w:val="single" w:color="auto" w:sz="4" w:space="0"/>
-        <w:right w:val="single" w:color="auto" w:sz="4" w:space="0"/>
-        <w:insideH w:val="single" w:color="auto" w:sz="4" w:space="0"/>
-        <w:insideV w:val="single" w:color="auto" w:sz="4" w:space="0"/>
+        <w:top w:val="single" w:sz="4" w:space="0" w:color="auto"/>
+        <w:left w:val="single" w:sz="4" w:space="0" w:color="auto"/>
+        <w:bottom w:val="single" w:sz="4" w:space="0" w:color="auto"/>
+        <w:right w:val="single" w:sz="4" w:space="0" w:color="auto"/>
+        <w:insideH w:val="single" w:sz="4" w:space="0" w:color="auto"/>
+        <w:insideV w:val="single" w:sz="4" w:space="0" w:color="auto"/>
       </w:tblBorders>
     </w:tblPr>
   </w:style>
-  <w:style w:type="character" w:styleId="23">
+  <w:style w:type="character" w:styleId="Strong">
     <w:name w:val="Strong"/>
-    <w:basedOn w:val="22"/>
+    <w:basedOn w:val="DefaultParagraphFont"/>
     <w:qFormat/>
-    <w:uiPriority w:val="0"/>
     <w:rPr>
       <w:b/>
     </w:rPr>
   </w:style>
-  <w:style w:type="paragraph" w:customStyle="1" w:styleId="24">
+  <w:style w:type="paragraph" w:customStyle="1" w:styleId="a">
     <w:name w:val="柴_公司名"/>
-    <w:basedOn w:val="19"/>
+    <w:basedOn w:val="Title"/>
     <w:qFormat/>
-    <w:uiPriority w:val="0"/>
     <w:pPr>
       <w:spacing w:after="600" w:afterLines="600"/>
     </w:pPr>
     <w:rPr>
-      <w:rFonts w:hint="eastAsia" w:ascii="宋体" w:hAnsi="宋体" w:eastAsia="宋体" w:cs="宋体"/>
+      <w:rFonts w:ascii="宋体" w:eastAsia="宋体" w:hAnsi="宋体" w:cs="宋体" w:hint="eastAsia"/>
       <w:bCs/>
       <w:spacing w:val="-6"/>
       <w:sz w:val="52"/>
       <w:szCs w:val="52"/>
     </w:rPr>
   </w:style>
-  <w:style w:type="paragraph" w:customStyle="1" w:styleId="25">
+  <w:style w:type="paragraph" w:customStyle="1" w:styleId="a0">
     <w:name w:val="柴_文档名"/>
-    <w:basedOn w:val="19"/>
+    <w:basedOn w:val="Title"/>
     <w:qFormat/>
-    <w:uiPriority w:val="0"/>
     <w:pPr>
       <w:spacing w:after="900" w:afterLines="900"/>
     </w:pPr>
     <w:rPr>
-      <w:rFonts w:ascii="黑体" w:hAnsi="黑体" w:eastAsia="黑体" w:cs="黑体"/>
+      <w:rFonts w:ascii="黑体" w:eastAsia="黑体" w:hAnsi="黑体" w:cs="黑体"/>
       <w:bCs/>
       <w:spacing w:val="-7"/>
       <w:sz w:val="52"/>
       <w:szCs w:val="52"/>
     </w:rPr>
   </w:style>
-  <w:style w:type="table" w:customStyle="1" w:styleId="26">
+  <w:style w:type="table" w:customStyle="1" w:styleId="TableNormal0">
     <w:name w:val="Table Normal_0"/>
     <w:semiHidden/>
     <w:unhideWhenUsed/>
     <w:qFormat/>
-    <w:uiPriority w:val="0"/>
     <w:tblPr>
       <w:tblCellMar>
         <w:top w:w="0" w:type="dxa"/>
@@ -7680,87 +7590,81 @@
       </w:tblCellMar>
     </w:tblPr>
   </w:style>
-  <w:style w:type="paragraph" w:customStyle="1" w:styleId="27">
+  <w:style w:type="paragraph" w:customStyle="1" w:styleId="TableText">
     <w:name w:val="Table Text"/>
-    <w:basedOn w:val="1"/>
+    <w:basedOn w:val="Normal"/>
     <w:semiHidden/>
     <w:qFormat/>
-    <w:uiPriority w:val="0"/>
     <w:rPr>
-      <w:rFonts w:ascii="宋体" w:hAnsi="宋体" w:eastAsia="宋体" w:cs="宋体"/>
+      <w:rFonts w:ascii="宋体" w:eastAsia="宋体" w:hAnsi="宋体" w:cs="宋体"/>
       <w:sz w:val="21"/>
       <w:szCs w:val="21"/>
       <w:lang w:val="en-US" w:eastAsia="en-US" w:bidi="ar-SA"/>
     </w:rPr>
   </w:style>
-  <w:style w:type="paragraph" w:customStyle="1" w:styleId="28">
+  <w:style w:type="paragraph" w:customStyle="1" w:styleId="1">
     <w:name w:val="柴_标题1"/>
-    <w:basedOn w:val="2"/>
-    <w:next w:val="29"/>
-    <w:link w:val="38"/>
+    <w:basedOn w:val="Heading1"/>
+    <w:next w:val="a1"/>
+    <w:link w:val="1Char"/>
     <w:qFormat/>
-    <w:uiPriority w:val="0"/>
     <w:pPr>
       <w:spacing w:before="100" w:after="90" w:line="360" w:lineRule="auto"/>
     </w:pPr>
     <w:rPr>
-      <w:rFonts w:ascii="Arial" w:hAnsi="Arial" w:eastAsia="宋体"/>
+      <w:rFonts w:ascii="Arial" w:eastAsia="宋体" w:hAnsi="Arial"/>
       <w:sz w:val="32"/>
     </w:rPr>
   </w:style>
-  <w:style w:type="paragraph" w:customStyle="1" w:styleId="29">
+  <w:style w:type="paragraph" w:customStyle="1" w:styleId="a1">
     <w:name w:val="柴_正文"/>
-    <w:basedOn w:val="12"/>
-    <w:link w:val="42"/>
+    <w:basedOn w:val="BodyText"/>
+    <w:link w:val="Char"/>
     <w:qFormat/>
-    <w:uiPriority w:val="0"/>
     <w:pPr>
       <w:spacing w:line="360" w:lineRule="auto"/>
       <w:ind w:firstLine="470" w:firstLineChars="200"/>
     </w:pPr>
     <w:rPr>
-      <w:rFonts w:ascii="Arial" w:hAnsi="Arial" w:eastAsia="宋体"/>
+      <w:rFonts w:ascii="Arial" w:eastAsia="宋体" w:hAnsi="Arial"/>
       <w:sz w:val="24"/>
       <w:lang w:eastAsia="zh-CN"/>
     </w:rPr>
   </w:style>
-  <w:style w:type="paragraph" w:customStyle="1" w:styleId="30">
+  <w:style w:type="paragraph" w:customStyle="1" w:styleId="2">
     <w:name w:val="柴_标题2"/>
-    <w:basedOn w:val="3"/>
-    <w:next w:val="29"/>
+    <w:basedOn w:val="Heading2"/>
+    <w:next w:val="a1"/>
     <w:qFormat/>
-    <w:uiPriority w:val="0"/>
     <w:pPr>
       <w:spacing w:line="360" w:lineRule="auto"/>
     </w:pPr>
     <w:rPr>
-      <w:rFonts w:ascii="Arial" w:hAnsi="Arial" w:eastAsia="宋体"/>
+      <w:rFonts w:ascii="Arial" w:eastAsia="宋体" w:hAnsi="Arial"/>
       <w:sz w:val="28"/>
     </w:rPr>
   </w:style>
-  <w:style w:type="paragraph" w:customStyle="1" w:styleId="31">
+  <w:style w:type="paragraph" w:customStyle="1" w:styleId="3">
     <w:name w:val="柴_标题3"/>
-    <w:basedOn w:val="4"/>
-    <w:next w:val="29"/>
+    <w:basedOn w:val="Heading3"/>
+    <w:next w:val="a1"/>
     <w:qFormat/>
-    <w:uiPriority w:val="0"/>
     <w:pPr>
       <w:spacing w:line="360" w:lineRule="auto"/>
       <w:ind w:left="0" w:firstLine="472" w:firstLineChars="200"/>
     </w:pPr>
     <w:rPr>
-      <w:rFonts w:ascii="宋体" w:hAnsi="宋体" w:eastAsia="宋体" w:cs="宋体"/>
+      <w:rFonts w:ascii="宋体" w:eastAsia="宋体" w:hAnsi="宋体" w:cs="宋体"/>
       <w:spacing w:val="-2"/>
       <w:sz w:val="24"/>
       <w:szCs w:val="24"/>
     </w:rPr>
   </w:style>
-  <w:style w:type="paragraph" w:customStyle="1" w:styleId="32">
+  <w:style w:type="paragraph" w:customStyle="1" w:styleId="a2">
     <w:name w:val="柴_目录"/>
-    <w:basedOn w:val="1"/>
-    <w:next w:val="12"/>
+    <w:basedOn w:val="Normal"/>
+    <w:next w:val="BodyText"/>
     <w:qFormat/>
-    <w:uiPriority w:val="0"/>
     <w:pPr>
       <w:tabs>
         <w:tab w:val="right" w:leader="dot" w:pos="8442"/>
@@ -7768,64 +7672,59 @@
       <w:ind w:left="0" w:leftChars="0"/>
     </w:pPr>
     <w:rPr>
-      <w:rFonts w:ascii="Arial" w:hAnsi="Arial" w:eastAsia="Microsoft JhengHei"/>
+      <w:rFonts w:ascii="Arial" w:eastAsia="Microsoft JhengHei" w:hAnsi="Arial"/>
       <w:sz w:val="24"/>
     </w:rPr>
   </w:style>
-  <w:style w:type="paragraph" w:customStyle="1" w:styleId="33">
+  <w:style w:type="paragraph" w:customStyle="1" w:styleId="WPSOffice1">
     <w:name w:val="WPSOffice手动目录 1"/>
     <w:qFormat/>
-    <w:uiPriority w:val="0"/>
     <w:pPr>
       <w:ind w:leftChars="0"/>
     </w:pPr>
     <w:rPr>
-      <w:rFonts w:ascii="Times New Roman" w:hAnsi="Times New Roman" w:eastAsia="宋体" w:cs="Times New Roman"/>
+      <w:rFonts w:ascii="Times New Roman" w:eastAsia="宋体" w:hAnsi="Times New Roman" w:cs="Times New Roman"/>
       <w:sz w:val="20"/>
       <w:szCs w:val="20"/>
     </w:rPr>
   </w:style>
-  <w:style w:type="paragraph" w:customStyle="1" w:styleId="34">
+  <w:style w:type="paragraph" w:customStyle="1" w:styleId="WPSOffice2">
     <w:name w:val="WPSOffice手动目录 2"/>
     <w:qFormat/>
-    <w:uiPriority w:val="0"/>
     <w:pPr>
       <w:ind w:leftChars="200"/>
     </w:pPr>
     <w:rPr>
-      <w:rFonts w:ascii="Times New Roman" w:hAnsi="Times New Roman" w:eastAsia="宋体" w:cs="Times New Roman"/>
+      <w:rFonts w:ascii="Times New Roman" w:eastAsia="宋体" w:hAnsi="Times New Roman" w:cs="Times New Roman"/>
       <w:sz w:val="20"/>
       <w:szCs w:val="20"/>
     </w:rPr>
   </w:style>
-  <w:style w:type="paragraph" w:customStyle="1" w:styleId="35">
+  <w:style w:type="paragraph" w:customStyle="1" w:styleId="WPSOffice3">
     <w:name w:val="WPSOffice手动目录 3"/>
     <w:qFormat/>
-    <w:uiPriority w:val="0"/>
     <w:pPr>
       <w:ind w:leftChars="400"/>
     </w:pPr>
     <w:rPr>
-      <w:rFonts w:ascii="Times New Roman" w:hAnsi="Times New Roman" w:eastAsia="宋体" w:cs="Times New Roman"/>
+      <w:rFonts w:ascii="Times New Roman" w:eastAsia="宋体" w:hAnsi="Times New Roman" w:cs="Times New Roman"/>
       <w:sz w:val="20"/>
       <w:szCs w:val="20"/>
     </w:rPr>
   </w:style>
-  <w:style w:type="paragraph" w:customStyle="1" w:styleId="36">
+  <w:style w:type="paragraph" w:customStyle="1" w:styleId="Compact">
     <w:name w:val="Compact"/>
-    <w:basedOn w:val="12"/>
+    <w:basedOn w:val="BodyText"/>
     <w:qFormat/>
-    <w:uiPriority w:val="0"/>
     <w:pPr>
       <w:spacing w:before="36" w:after="36"/>
     </w:pPr>
   </w:style>
-  <w:style w:type="table" w:customStyle="1" w:styleId="37">
+  <w:style w:type="table" w:customStyle="1" w:styleId="Table">
     <w:name w:val="Table"/>
     <w:semiHidden/>
     <w:unhideWhenUsed/>
     <w:qFormat/>
-    <w:uiPriority w:val="0"/>
     <w:tblPr>
       <w:tblCellMar>
         <w:top w:w="0" w:type="dxa"/>
@@ -7837,28 +7736,26 @@
     <w:tblStylePr w:type="firstRow">
       <w:tcPr>
         <w:tcBorders>
-          <w:bottom w:val="single" w:color="auto" w:sz="0" w:space="0"/>
+          <w:bottom w:val="single" w:sz="0" w:space="0" w:color="auto"/>
         </w:tcBorders>
         <w:vAlign w:val="bottom"/>
       </w:tcPr>
     </w:tblStylePr>
   </w:style>
-  <w:style w:type="character" w:customStyle="1" w:styleId="38">
+  <w:style w:type="character" w:customStyle="1" w:styleId="1Char">
     <w:name w:val="柴_标题1 Char"/>
-    <w:link w:val="28"/>
+    <w:link w:val="1"/>
     <w:qFormat/>
-    <w:uiPriority w:val="0"/>
     <w:rPr>
-      <w:rFonts w:ascii="Arial" w:hAnsi="Arial" w:eastAsia="宋体"/>
+      <w:rFonts w:ascii="Arial" w:eastAsia="宋体" w:hAnsi="Arial"/>
       <w:sz w:val="32"/>
     </w:rPr>
   </w:style>
-  <w:style w:type="table" w:customStyle="1" w:styleId="39">
+  <w:style w:type="table" w:customStyle="1" w:styleId="TableNormal1">
     <w:name w:val="Table Normal_1"/>
     <w:semiHidden/>
     <w:unhideWhenUsed/>
     <w:qFormat/>
-    <w:uiPriority w:val="0"/>
     <w:tblPr>
       <w:tblCellMar>
         <w:top w:w="0" w:type="dxa"/>
@@ -7868,11 +7765,10 @@
       </w:tblCellMar>
     </w:tblPr>
   </w:style>
-  <w:style w:type="paragraph" w:customStyle="1" w:styleId="40">
+  <w:style w:type="paragraph" w:customStyle="1" w:styleId="a3">
     <w:name w:val="柴_正文_无缩进"/>
-    <w:basedOn w:val="1"/>
+    <w:basedOn w:val="Normal"/>
     <w:qFormat/>
-    <w:uiPriority w:val="0"/>
     <w:pPr>
       <w:ind w:firstLine="0" w:firstLineChars="0"/>
     </w:pPr>
@@ -7882,31 +7778,29 @@
       <w:lang w:eastAsia="zh-CN"/>
     </w:rPr>
   </w:style>
-  <w:style w:type="paragraph" w:customStyle="1" w:styleId="41">
+  <w:style w:type="paragraph" w:customStyle="1" w:styleId="4">
     <w:name w:val="柴_标题4"/>
-    <w:basedOn w:val="5"/>
-    <w:next w:val="1"/>
+    <w:basedOn w:val="Heading4"/>
+    <w:next w:val="Normal"/>
     <w:qFormat/>
-    <w:uiPriority w:val="0"/>
     <w:pPr>
       <w:widowControl w:val="0"/>
       <w:spacing w:before="160" w:line="360" w:lineRule="auto"/>
-      <w:ind w:left="981" w:leftChars="300" w:hanging="862"/>
+      <w:ind w:left="981" w:hanging="862" w:leftChars="300"/>
     </w:pPr>
     <w:rPr>
-      <w:rFonts w:hint="eastAsia" w:ascii="Calibri" w:hAnsi="Calibri" w:eastAsia="宋体" w:cs="宋体"/>
+      <w:rFonts w:ascii="Calibri" w:eastAsia="宋体" w:hAnsi="Calibri" w:cs="宋体" w:hint="eastAsia"/>
       <w:sz w:val="24"/>
       <w:szCs w:val="24"/>
       <w:lang w:eastAsia="zh-CN" w:bidi="zh-CN"/>
     </w:rPr>
   </w:style>
-  <w:style w:type="character" w:customStyle="1" w:styleId="42">
+  <w:style w:type="character" w:customStyle="1" w:styleId="Char">
     <w:name w:val="柴_正文 Char"/>
-    <w:link w:val="29"/>
+    <w:link w:val="a1"/>
     <w:qFormat/>
-    <w:uiPriority w:val="0"/>
     <w:rPr>
-      <w:rFonts w:ascii="Arial" w:hAnsi="Arial" w:eastAsia="宋体"/>
+      <w:rFonts w:ascii="Arial" w:eastAsia="宋体" w:hAnsi="Arial"/>
       <w:sz w:val="24"/>
       <w:lang w:eastAsia="zh-CN"/>
     </w:rPr>

--- a/4.质量管理/1.流程制度规范类文件/JXTX-04-03-客户满意度调查管理制度.docx
+++ b/4.质量管理/1.流程制度规范类文件/JXTX-04-03-客户满意度调查管理制度.docx
@@ -1,11 +1,10 @@
 
 <file path=word/document.xml><?xml version="1.0" encoding="utf-8"?>
-<w:document xmlns:wpc="http://schemas.microsoft.com/office/word/2010/wordprocessingCanvas" xmlns:mc="http://schemas.openxmlformats.org/markup-compatibility/2006" xmlns:o="urn:schemas-microsoft-com:office:office" xmlns:r="http://schemas.openxmlformats.org/officeDocument/2006/relationships" xmlns:m="http://schemas.openxmlformats.org/officeDocument/2006/math" xmlns:v="urn:schemas-microsoft-com:vml" xmlns:wp14="http://schemas.microsoft.com/office/word/2010/wordprocessingDrawing" xmlns:wp="http://schemas.openxmlformats.org/drawingml/2006/wordprocessingDrawing" xmlns:w10="urn:schemas-microsoft-com:office:word" xmlns:w="http://schemas.openxmlformats.org/wordprocessingml/2006/main" xmlns:w14="http://schemas.microsoft.com/office/word/2010/wordml" xmlns:w15="http://schemas.microsoft.com/office/word/2012/wordml" xmlns:wne="http://schemas.microsoft.com/office/word/2006/wordml" xmlns:wpg="http://schemas.microsoft.com/office/word/2010/wordprocessingGroup" xmlns:wpi="http://schemas.microsoft.com/office/word/2010/wordprocessingInk" xmlns:wps="http://schemas.microsoft.com/office/word/2010/wordprocessingShape" mc:Ignorable="w14 w15 wp14">
-  <!-- Generated by Aspose.Words for .NET 13.3.0.1 -->
+<w:document xmlns:wpc="http://schemas.microsoft.com/office/word/2010/wordprocessingCanvas" xmlns:mc="http://schemas.openxmlformats.org/markup-compatibility/2006" xmlns:o="urn:schemas-microsoft-com:office:office" xmlns:r="http://schemas.openxmlformats.org/officeDocument/2006/relationships" xmlns:m="http://schemas.openxmlformats.org/officeDocument/2006/math" xmlns:v="urn:schemas-microsoft-com:vml" xmlns:wp14="http://schemas.microsoft.com/office/word/2010/wordprocessingDrawing" xmlns:wp="http://schemas.openxmlformats.org/drawingml/2006/wordprocessingDrawing" xmlns:w="http://schemas.openxmlformats.org/wordprocessingml/2006/main" xmlns:w14="http://schemas.microsoft.com/office/word/2010/wordml" xmlns:w10="urn:schemas-microsoft-com:office:word" xmlns:w15="http://schemas.microsoft.com/office/word/2012/wordml" xmlns:wpg="http://schemas.microsoft.com/office/word/2010/wordprocessingGroup" xmlns:wpi="http://schemas.microsoft.com/office/word/2010/wordprocessingInk" xmlns:wne="http://schemas.microsoft.com/office/word/2006/wordml" xmlns:wps="http://schemas.microsoft.com/office/word/2010/wordprocessingShape" xmlns:wpsCustomData="http://www.wps.cn/officeDocument/2013/wpsCustomData" mc:Ignorable="w14 w15 wp14">
   <w:body>
     <w:p>
       <w:pPr>
-        <w:pStyle w:val="a"/>
+        <w:pStyle w:val="24"/>
         <w:keepNext w:val="0"/>
         <w:keepLines w:val="0"/>
         <w:pageBreakBefore w:val="0"/>
@@ -22,10 +21,10 @@
         <w:spacing w:before="3120" w:beforeLines="1000"/>
         <w:textAlignment w:val="baseline"/>
       </w:pPr>
-      <w:bookmarkStart w:id="0" w:name="_Toc32360"/>
+      <w:bookmarkStart w:id="0" w:name="_Toc12611"/>
       <w:r>
         <w:drawing>
-          <wp:anchor distT="0" distB="0" distL="114300" distR="114300" simplePos="0" relativeHeight="251660288" behindDoc="1" locked="0" layoutInCell="1" allowOverlap="1">
+          <wp:anchor distT="0" distB="0" distL="114300" distR="114300" simplePos="0" relativeHeight="251661312" behindDoc="1" locked="0" layoutInCell="1" allowOverlap="1">
             <wp:simplePos x="0" y="0"/>
             <wp:positionH relativeFrom="column">
               <wp:posOffset>-19050</wp:posOffset>
@@ -50,7 +49,7 @@
                     </pic:cNvPicPr>
                   </pic:nvPicPr>
                   <pic:blipFill>
-                    <a:blip xmlns:r="http://schemas.openxmlformats.org/officeDocument/2006/relationships" r:embed="rId4"/>
+                    <a:blip r:embed="rId7"/>
                     <a:stretch>
                       <a:fillRect/>
                     </a:stretch>
@@ -76,7 +75,7 @@
       </w:r>
       <w:r>
         <w:drawing>
-          <wp:anchor distT="0" distB="0" distL="114300" distR="114300" simplePos="0" relativeHeight="251659264" behindDoc="1" locked="0" layoutInCell="1" allowOverlap="1">
+          <wp:anchor distT="0" distB="0" distL="114300" distR="114300" simplePos="0" relativeHeight="251660288" behindDoc="1" locked="0" layoutInCell="1" allowOverlap="1">
             <wp:simplePos x="0" y="0"/>
             <wp:positionH relativeFrom="column">
               <wp:posOffset>0</wp:posOffset>
@@ -101,7 +100,7 @@
                     </pic:cNvPicPr>
                   </pic:nvPicPr>
                   <pic:blipFill>
-                    <a:blip xmlns:r="http://schemas.openxmlformats.org/officeDocument/2006/relationships" r:embed="rId5"/>
+                    <a:blip r:embed="rId8"/>
                     <a:stretch>
                       <a:fillRect/>
                     </a:stretch>
@@ -131,7 +130,7 @@
           <w:lang w:val="en-US" w:eastAsia="zh-CN"/>
         </w:rPr>
         <w:drawing>
-          <wp:anchor distT="0" distB="0" distL="114300" distR="114300" simplePos="0" relativeHeight="251658240" behindDoc="1" locked="0" layoutInCell="1" allowOverlap="1">
+          <wp:anchor distT="0" distB="0" distL="114300" distR="114300" simplePos="0" relativeHeight="251659264" behindDoc="1" locked="0" layoutInCell="1" allowOverlap="1">
             <wp:simplePos x="0" y="0"/>
             <wp:positionH relativeFrom="column">
               <wp:posOffset>635</wp:posOffset>
@@ -156,7 +155,7 @@
                     </pic:cNvPicPr>
                   </pic:nvPicPr>
                   <pic:blipFill>
-                    <a:blip xmlns:r="http://schemas.openxmlformats.org/officeDocument/2006/relationships" r:embed="rId6">
+                    <a:blip r:embed="rId9">
                       <a:alphaModFix amt="58000"/>
                       <a:lum contrast="-52000"/>
                     </a:blip>
@@ -190,7 +189,7 @@
     </w:p>
     <w:p>
       <w:pPr>
-        <w:pStyle w:val="a0"/>
+        <w:pStyle w:val="25"/>
         <w:keepNext w:val="0"/>
         <w:keepLines w:val="0"/>
         <w:pageBreakBefore w:val="0"/>
@@ -211,7 +210,7 @@
           <w:lang w:val="en-US" w:eastAsia="zh-CN"/>
         </w:rPr>
       </w:pPr>
-      <w:bookmarkStart w:id="1" w:name="_Toc5736"/>
+      <w:bookmarkStart w:id="1" w:name="_Toc16914"/>
       <w:r>
         <w:rPr>
           <w:rFonts w:hint="eastAsia"/>
@@ -237,11 +236,11 @@
         <w:adjustRightInd w:val="0"/>
         <w:snapToGrid w:val="0"/>
         <w:spacing w:after="624" w:afterLines="200" w:line="219" w:lineRule="auto"/>
-        <w:ind w:left="0" w:right="0" w:firstLine="0" w:leftChars="0" w:rightChars="0" w:firstLineChars="0"/>
+        <w:ind w:left="0" w:leftChars="0" w:right="0" w:rightChars="0" w:firstLine="0" w:firstLineChars="0"/>
         <w:jc w:val="center"/>
         <w:textAlignment w:val="baseline"/>
         <w:rPr>
-          <w:rFonts w:ascii="宋体" w:eastAsia="宋体" w:hAnsi="宋体" w:cs="宋体" w:hint="eastAsia"/>
+          <w:rFonts w:hint="eastAsia" w:ascii="宋体" w:hAnsi="宋体" w:eastAsia="宋体" w:cs="宋体"/>
           <w:sz w:val="24"/>
           <w:szCs w:val="24"/>
           <w:lang w:val="en-US" w:eastAsia="zh-CN"/>
@@ -249,7 +248,7 @@
       </w:pPr>
       <w:r>
         <w:rPr>
-          <w:rFonts w:ascii="宋体" w:eastAsia="宋体" w:hAnsi="宋体" w:cs="宋体"/>
+          <w:rFonts w:ascii="宋体" w:hAnsi="宋体" w:eastAsia="宋体" w:cs="宋体"/>
           <w:b/>
           <w:bCs/>
           <w:spacing w:val="-3"/>
@@ -260,7 +259,7 @@
       </w:r>
       <w:r>
         <w:rPr>
-          <w:rFonts w:ascii="宋体" w:eastAsia="宋体" w:hAnsi="宋体" w:cs="宋体" w:hint="eastAsia"/>
+          <w:rFonts w:hint="eastAsia" w:ascii="宋体" w:hAnsi="宋体" w:eastAsia="宋体" w:cs="宋体"/>
           <w:b/>
           <w:bCs/>
           <w:spacing w:val="-3"/>
@@ -272,7 +271,7 @@
       </w:r>
       <w:r>
         <w:rPr>
-          <w:rFonts w:ascii="宋体" w:eastAsia="宋体" w:hAnsi="宋体" w:cs="宋体"/>
+          <w:rFonts w:ascii="宋体" w:hAnsi="宋体" w:eastAsia="宋体" w:cs="宋体"/>
           <w:b/>
           <w:bCs/>
           <w:spacing w:val="-3"/>
@@ -283,7 +282,7 @@
       </w:r>
       <w:r>
         <w:rPr>
-          <w:rFonts w:ascii="宋体" w:hAnsi="宋体" w:cs="宋体" w:hint="eastAsia"/>
+          <w:rFonts w:hint="eastAsia" w:ascii="宋体" w:hAnsi="宋体" w:cs="宋体"/>
           <w:b/>
           <w:bCs/>
           <w:spacing w:val="-3"/>
@@ -295,7 +294,7 @@
       </w:r>
       <w:r>
         <w:rPr>
-          <w:rFonts w:ascii="宋体" w:eastAsia="宋体" w:hAnsi="宋体" w:cs="宋体"/>
+          <w:rFonts w:ascii="宋体" w:hAnsi="宋体" w:eastAsia="宋体" w:cs="宋体"/>
           <w:b/>
           <w:bCs/>
           <w:spacing w:val="-3"/>
@@ -306,7 +305,7 @@
       </w:r>
       <w:r>
         <w:rPr>
-          <w:rFonts w:ascii="宋体" w:hAnsi="宋体" w:cs="宋体" w:hint="eastAsia"/>
+          <w:rFonts w:hint="eastAsia" w:ascii="宋体" w:hAnsi="宋体" w:cs="宋体"/>
           <w:b/>
           <w:bCs/>
           <w:spacing w:val="-3"/>
@@ -319,17 +318,18 @@
     </w:p>
     <w:tbl>
       <w:tblPr>
-        <w:tblStyle w:val="TableGrid"/>
+        <w:tblStyle w:val="21"/>
         <w:tblW w:w="0" w:type="auto"/>
         <w:jc w:val="center"/>
         <w:tblBorders>
-          <w:top w:val="nil"/>
-          <w:left w:val="nil"/>
-          <w:bottom w:val="nil"/>
-          <w:right w:val="nil"/>
-          <w:insideH w:val="nil"/>
-          <w:insideV w:val="nil"/>
+          <w:top w:val="none" w:color="auto" w:sz="0" w:space="0"/>
+          <w:left w:val="none" w:color="auto" w:sz="0" w:space="0"/>
+          <w:bottom w:val="none" w:color="auto" w:sz="0" w:space="0"/>
+          <w:right w:val="none" w:color="auto" w:sz="0" w:space="0"/>
+          <w:insideH w:val="none" w:color="auto" w:sz="0" w:space="0"/>
+          <w:insideV w:val="none" w:color="auto" w:sz="0" w:space="0"/>
         </w:tblBorders>
+        <w:tblLayout w:type="autofit"/>
         <w:tblCellMar>
           <w:top w:w="0" w:type="dxa"/>
           <w:left w:w="108" w:type="dxa"/>
@@ -343,15 +343,13 @@
       </w:tblGrid>
       <w:tr>
         <w:tblPrEx>
-          <w:tblW w:w="0" w:type="auto"/>
-          <w:jc w:val="center"/>
           <w:tblBorders>
-            <w:top w:val="nil"/>
-            <w:left w:val="nil"/>
-            <w:bottom w:val="nil"/>
-            <w:right w:val="nil"/>
-            <w:insideH w:val="nil"/>
-            <w:insideV w:val="nil"/>
+            <w:top w:val="none" w:color="auto" w:sz="0" w:space="0"/>
+            <w:left w:val="none" w:color="auto" w:sz="0" w:space="0"/>
+            <w:bottom w:val="none" w:color="auto" w:sz="0" w:space="0"/>
+            <w:right w:val="none" w:color="auto" w:sz="0" w:space="0"/>
+            <w:insideH w:val="none" w:color="auto" w:sz="0" w:space="0"/>
+            <w:insideV w:val="none" w:color="auto" w:sz="0" w:space="0"/>
           </w:tblBorders>
           <w:tblCellMar>
             <w:top w:w="0" w:type="dxa"/>
@@ -361,7 +359,7 @@
           </w:tblCellMar>
         </w:tblPrEx>
         <w:trPr>
-          <w:trHeight w:val="810"/>
+          <w:trHeight w:val="810" w:hRule="atLeast"/>
           <w:jc w:val="center"/>
         </w:trPr>
         <w:tc>
@@ -400,7 +398,7 @@
             </w:r>
             <w:r>
               <w:rPr>
-                <w:rFonts w:asciiTheme="minorAscii" w:eastAsiaTheme="minorEastAsia" w:hAnsiTheme="minorAscii" w:hint="default"/>
+                <w:rFonts w:hint="default" w:asciiTheme="minorAscii" w:hAnsiTheme="minorAscii" w:eastAsiaTheme="minorEastAsia"/>
                 <w:spacing w:val="227"/>
                 <w:sz w:val="21"/>
                 <w:vertAlign w:val="baseline"/>
@@ -455,7 +453,7 @@
             </w:r>
             <w:r>
               <w:rPr>
-                <w:rFonts w:asciiTheme="minorAscii" w:eastAsiaTheme="minorEastAsia" w:hAnsiTheme="minorAscii" w:hint="eastAsia"/>
+                <w:rFonts w:hint="eastAsia" w:asciiTheme="minorAscii" w:hAnsiTheme="minorAscii" w:eastAsiaTheme="minorEastAsia"/>
                 <w:spacing w:val="227"/>
                 <w:sz w:val="21"/>
                 <w:vertAlign w:val="baseline"/>
@@ -477,8 +475,14 @@
       </w:tr>
       <w:tr>
         <w:tblPrEx>
-          <w:tblW w:w="0" w:type="auto"/>
-          <w:jc w:val="center"/>
+          <w:tblBorders>
+            <w:top w:val="none" w:color="auto" w:sz="0" w:space="0"/>
+            <w:left w:val="none" w:color="auto" w:sz="0" w:space="0"/>
+            <w:bottom w:val="none" w:color="auto" w:sz="0" w:space="0"/>
+            <w:right w:val="none" w:color="auto" w:sz="0" w:space="0"/>
+            <w:insideH w:val="none" w:color="auto" w:sz="0" w:space="0"/>
+            <w:insideV w:val="none" w:color="auto" w:sz="0" w:space="0"/>
+          </w:tblBorders>
           <w:tblCellMar>
             <w:top w:w="0" w:type="dxa"/>
             <w:left w:w="108" w:type="dxa"/>
@@ -487,7 +491,7 @@
           </w:tblCellMar>
         </w:tblPrEx>
         <w:trPr>
-          <w:trHeight w:val="810"/>
+          <w:trHeight w:val="810" w:hRule="atLeast"/>
           <w:jc w:val="center"/>
         </w:trPr>
         <w:tc>
@@ -512,7 +516,7 @@
               <w:snapToGrid w:val="0"/>
               <w:textAlignment w:val="baseline"/>
               <w:rPr>
-                <w:rFonts w:ascii="Arial" w:eastAsia="Arial" w:hAnsi="Arial" w:cs="Arial" w:hint="default"/>
+                <w:rFonts w:hint="default" w:ascii="Arial" w:hAnsi="Arial" w:eastAsia="Arial" w:cs="Arial"/>
                 <w:snapToGrid w:val="0"/>
                 <w:color w:val="000000"/>
                 <w:kern w:val="0"/>
@@ -544,7 +548,7 @@
             </w:r>
             <w:r>
               <w:rPr>
-                <w:rFonts w:asciiTheme="minorAscii" w:eastAsiaTheme="minorEastAsia" w:hAnsiTheme="minorAscii" w:hint="default"/>
+                <w:rFonts w:hint="default" w:asciiTheme="minorAscii" w:hAnsiTheme="minorAscii" w:eastAsiaTheme="minorEastAsia"/>
                 <w:spacing w:val="227"/>
                 <w:sz w:val="21"/>
                 <w:vertAlign w:val="baseline"/>
@@ -598,7 +602,7 @@
               <w:snapToGrid w:val="0"/>
               <w:textAlignment w:val="baseline"/>
               <w:rPr>
-                <w:rFonts w:ascii="Arial" w:eastAsia="Arial" w:hAnsi="Arial" w:cs="Arial" w:hint="default"/>
+                <w:rFonts w:hint="default" w:ascii="Arial" w:hAnsi="Arial" w:eastAsia="Arial" w:cs="Arial"/>
                 <w:snapToGrid w:val="0"/>
                 <w:color w:val="000000"/>
                 <w:kern w:val="0"/>
@@ -618,7 +622,7 @@
             </w:r>
             <w:r>
               <w:rPr>
-                <w:rFonts w:asciiTheme="minorAscii" w:eastAsiaTheme="minorEastAsia" w:hAnsiTheme="minorAscii" w:hint="eastAsia"/>
+                <w:rFonts w:hint="eastAsia" w:asciiTheme="minorAscii" w:hAnsiTheme="minorAscii" w:eastAsiaTheme="minorEastAsia"/>
                 <w:spacing w:val="227"/>
                 <w:sz w:val="21"/>
                 <w:vertAlign w:val="baseline"/>
@@ -640,8 +644,14 @@
       </w:tr>
       <w:tr>
         <w:tblPrEx>
-          <w:tblW w:w="0" w:type="auto"/>
-          <w:jc w:val="center"/>
+          <w:tblBorders>
+            <w:top w:val="none" w:color="auto" w:sz="0" w:space="0"/>
+            <w:left w:val="none" w:color="auto" w:sz="0" w:space="0"/>
+            <w:bottom w:val="none" w:color="auto" w:sz="0" w:space="0"/>
+            <w:right w:val="none" w:color="auto" w:sz="0" w:space="0"/>
+            <w:insideH w:val="none" w:color="auto" w:sz="0" w:space="0"/>
+            <w:insideV w:val="none" w:color="auto" w:sz="0" w:space="0"/>
+          </w:tblBorders>
           <w:tblCellMar>
             <w:top w:w="0" w:type="dxa"/>
             <w:left w:w="108" w:type="dxa"/>
@@ -650,7 +660,7 @@
           </w:tblCellMar>
         </w:tblPrEx>
         <w:trPr>
-          <w:trHeight w:val="635"/>
+          <w:trHeight w:val="635" w:hRule="atLeast"/>
           <w:jc w:val="center"/>
         </w:trPr>
         <w:tc>
@@ -701,7 +711,7 @@
             </w:r>
             <w:r>
               <w:rPr>
-                <w:rFonts w:asciiTheme="minorAscii" w:eastAsiaTheme="minorEastAsia" w:hAnsiTheme="minorAscii" w:hint="eastAsia"/>
+                <w:rFonts w:hint="eastAsia" w:asciiTheme="minorAscii" w:hAnsiTheme="minorAscii" w:eastAsiaTheme="minorEastAsia"/>
                 <w:spacing w:val="227"/>
                 <w:sz w:val="21"/>
                 <w:vertAlign w:val="baseline"/>
@@ -755,7 +765,7 @@
             </w:r>
             <w:r>
               <w:rPr>
-                <w:rFonts w:asciiTheme="minorAscii" w:eastAsiaTheme="minorEastAsia" w:hAnsiTheme="minorAscii" w:hint="eastAsia"/>
+                <w:rFonts w:hint="eastAsia" w:asciiTheme="minorAscii" w:hAnsiTheme="minorAscii" w:eastAsiaTheme="minorEastAsia"/>
                 <w:spacing w:val="227"/>
                 <w:sz w:val="21"/>
                 <w:vertAlign w:val="baseline"/>
@@ -816,14 +826,14 @@
         <w:ind w:left="3634"/>
         <w:textAlignment w:val="baseline"/>
         <w:rPr>
-          <w:rFonts w:ascii="宋体" w:eastAsia="宋体" w:hAnsi="宋体" w:cs="宋体"/>
+          <w:rFonts w:ascii="宋体" w:hAnsi="宋体" w:eastAsia="宋体" w:cs="宋体"/>
           <w:sz w:val="31"/>
           <w:szCs w:val="31"/>
         </w:rPr>
       </w:pPr>
       <w:r>
         <w:rPr>
-          <w:rFonts w:ascii="宋体" w:eastAsia="宋体" w:hAnsi="宋体" w:cs="宋体"/>
+          <w:rFonts w:ascii="宋体" w:hAnsi="宋体" w:eastAsia="宋体" w:cs="宋体"/>
           <w:b/>
           <w:bCs/>
           <w:spacing w:val="4"/>
@@ -835,16 +845,16 @@
     </w:p>
     <w:tbl>
       <w:tblPr>
-        <w:tblStyle w:val="TableNormal0"/>
+        <w:tblStyle w:val="26"/>
         <w:tblW w:w="8214" w:type="dxa"/>
         <w:jc w:val="center"/>
         <w:tblBorders>
-          <w:top w:val="single" w:sz="2" w:space="0" w:color="000000"/>
-          <w:left w:val="single" w:sz="2" w:space="0" w:color="000000"/>
-          <w:bottom w:val="single" w:sz="2" w:space="0" w:color="000000"/>
-          <w:right w:val="single" w:sz="2" w:space="0" w:color="000000"/>
-          <w:insideH w:val="single" w:sz="2" w:space="0" w:color="000000"/>
-          <w:insideV w:val="single" w:sz="2" w:space="0" w:color="000000"/>
+          <w:top w:val="single" w:color="000000" w:sz="2" w:space="0"/>
+          <w:left w:val="single" w:color="000000" w:sz="2" w:space="0"/>
+          <w:bottom w:val="single" w:color="000000" w:sz="2" w:space="0"/>
+          <w:right w:val="single" w:color="000000" w:sz="2" w:space="0"/>
+          <w:insideH w:val="single" w:color="000000" w:sz="2" w:space="0"/>
+          <w:insideV w:val="single" w:color="000000" w:sz="2" w:space="0"/>
         </w:tblBorders>
         <w:tblLayout w:type="fixed"/>
         <w:tblCellMar>
@@ -864,17 +874,14 @@
       </w:tblGrid>
       <w:tr>
         <w:tblPrEx>
-          <w:tblW w:w="8214" w:type="dxa"/>
-          <w:jc w:val="center"/>
           <w:tblBorders>
-            <w:top w:val="single" w:sz="2" w:space="0" w:color="000000"/>
-            <w:left w:val="single" w:sz="2" w:space="0" w:color="000000"/>
-            <w:bottom w:val="single" w:sz="2" w:space="0" w:color="000000"/>
-            <w:right w:val="single" w:sz="2" w:space="0" w:color="000000"/>
-            <w:insideH w:val="single" w:sz="2" w:space="0" w:color="000000"/>
-            <w:insideV w:val="single" w:sz="2" w:space="0" w:color="000000"/>
+            <w:top w:val="single" w:color="000000" w:sz="2" w:space="0"/>
+            <w:left w:val="single" w:color="000000" w:sz="2" w:space="0"/>
+            <w:bottom w:val="single" w:color="000000" w:sz="2" w:space="0"/>
+            <w:right w:val="single" w:color="000000" w:sz="2" w:space="0"/>
+            <w:insideH w:val="single" w:color="000000" w:sz="2" w:space="0"/>
+            <w:insideV w:val="single" w:color="000000" w:sz="2" w:space="0"/>
           </w:tblBorders>
-          <w:tblLayout w:type="fixed"/>
           <w:tblCellMar>
             <w:top w:w="0" w:type="dxa"/>
             <w:left w:w="0" w:type="dxa"/>
@@ -883,7 +890,7 @@
           </w:tblCellMar>
         </w:tblPrEx>
         <w:trPr>
-          <w:trHeight w:val="593"/>
+          <w:trHeight w:val="593" w:hRule="atLeast"/>
           <w:jc w:val="center"/>
         </w:trPr>
         <w:tc>
@@ -905,18 +912,18 @@
               <w:adjustRightInd w:val="0"/>
               <w:snapToGrid w:val="0"/>
               <w:spacing w:before="176" w:line="228" w:lineRule="auto"/>
-              <w:ind w:left="0" w:right="0" w:firstLine="0" w:leftChars="0" w:rightChars="0" w:firstLineChars="0"/>
+              <w:ind w:left="0" w:leftChars="0" w:right="0" w:rightChars="0" w:firstLine="0" w:firstLineChars="0"/>
               <w:jc w:val="center"/>
               <w:textAlignment w:val="baseline"/>
               <w:rPr>
-                <w:rFonts w:ascii="宋体" w:eastAsia="宋体" w:hAnsi="宋体" w:cs="宋体"/>
+                <w:rFonts w:ascii="宋体" w:hAnsi="宋体" w:eastAsia="宋体" w:cs="宋体"/>
                 <w:sz w:val="20"/>
                 <w:szCs w:val="20"/>
               </w:rPr>
             </w:pPr>
             <w:r>
               <w:rPr>
-                <w:rFonts w:ascii="宋体" w:hAnsi="宋体" w:cs="宋体" w:hint="eastAsia"/>
+                <w:rFonts w:hint="eastAsia" w:ascii="宋体" w:hAnsi="宋体" w:cs="宋体"/>
                 <w:spacing w:val="-14"/>
                 <w:sz w:val="20"/>
                 <w:szCs w:val="20"/>
@@ -926,7 +933,7 @@
             </w:r>
             <w:r>
               <w:rPr>
-                <w:rFonts w:ascii="宋体" w:eastAsia="宋体" w:hAnsi="宋体" w:cs="宋体"/>
+                <w:rFonts w:ascii="宋体" w:hAnsi="宋体" w:eastAsia="宋体" w:cs="宋体"/>
                 <w:spacing w:val="-14"/>
                 <w:sz w:val="20"/>
                 <w:szCs w:val="20"/>
@@ -954,18 +961,18 @@
               <w:adjustRightInd w:val="0"/>
               <w:snapToGrid w:val="0"/>
               <w:spacing w:before="175" w:line="227" w:lineRule="auto"/>
-              <w:ind w:left="0" w:right="0" w:firstLine="0" w:leftChars="0" w:rightChars="0" w:firstLineChars="0"/>
+              <w:ind w:left="0" w:leftChars="0" w:right="0" w:rightChars="0" w:firstLine="0" w:firstLineChars="0"/>
               <w:jc w:val="center"/>
               <w:textAlignment w:val="baseline"/>
               <w:rPr>
-                <w:rFonts w:ascii="宋体" w:eastAsia="宋体" w:hAnsi="宋体" w:cs="宋体"/>
+                <w:rFonts w:ascii="宋体" w:hAnsi="宋体" w:eastAsia="宋体" w:cs="宋体"/>
                 <w:sz w:val="20"/>
                 <w:szCs w:val="20"/>
               </w:rPr>
             </w:pPr>
             <w:r>
               <w:rPr>
-                <w:rFonts w:ascii="宋体" w:eastAsia="宋体" w:hAnsi="宋体" w:cs="宋体"/>
+                <w:rFonts w:ascii="宋体" w:hAnsi="宋体" w:eastAsia="宋体" w:cs="宋体"/>
                 <w:spacing w:val="4"/>
                 <w:sz w:val="20"/>
                 <w:szCs w:val="20"/>
@@ -993,18 +1000,18 @@
               <w:adjustRightInd w:val="0"/>
               <w:snapToGrid w:val="0"/>
               <w:spacing w:before="175" w:line="228" w:lineRule="auto"/>
-              <w:ind w:left="0" w:right="0" w:firstLine="0" w:leftChars="0" w:rightChars="0" w:firstLineChars="0"/>
+              <w:ind w:left="0" w:leftChars="0" w:right="0" w:rightChars="0" w:firstLine="0" w:firstLineChars="0"/>
               <w:jc w:val="center"/>
               <w:textAlignment w:val="baseline"/>
               <w:rPr>
-                <w:rFonts w:ascii="宋体" w:eastAsia="宋体" w:hAnsi="宋体" w:cs="宋体"/>
+                <w:rFonts w:ascii="宋体" w:hAnsi="宋体" w:eastAsia="宋体" w:cs="宋体"/>
                 <w:sz w:val="20"/>
                 <w:szCs w:val="20"/>
               </w:rPr>
             </w:pPr>
             <w:r>
               <w:rPr>
-                <w:rFonts w:ascii="宋体" w:eastAsia="宋体" w:hAnsi="宋体" w:cs="宋体"/>
+                <w:rFonts w:ascii="宋体" w:hAnsi="宋体" w:eastAsia="宋体" w:cs="宋体"/>
                 <w:spacing w:val="7"/>
                 <w:sz w:val="20"/>
                 <w:szCs w:val="20"/>
@@ -1032,11 +1039,11 @@
               <w:adjustRightInd w:val="0"/>
               <w:snapToGrid w:val="0"/>
               <w:spacing w:before="175" w:line="228" w:lineRule="auto"/>
-              <w:ind w:left="0" w:right="0" w:firstLine="0" w:leftChars="0" w:rightChars="0" w:firstLineChars="0"/>
+              <w:ind w:left="0" w:leftChars="0" w:right="0" w:rightChars="0" w:firstLine="0" w:firstLineChars="0"/>
               <w:jc w:val="center"/>
               <w:textAlignment w:val="baseline"/>
               <w:rPr>
-                <w:rFonts w:ascii="宋体" w:eastAsia="宋体" w:hAnsi="宋体" w:cs="宋体" w:hint="eastAsia"/>
+                <w:rFonts w:hint="eastAsia" w:ascii="宋体" w:hAnsi="宋体" w:eastAsia="宋体" w:cs="宋体"/>
                 <w:spacing w:val="7"/>
                 <w:sz w:val="20"/>
                 <w:szCs w:val="20"/>
@@ -1045,7 +1052,7 @@
             </w:pPr>
             <w:r>
               <w:rPr>
-                <w:rFonts w:ascii="宋体" w:hAnsi="宋体" w:cs="宋体" w:hint="eastAsia"/>
+                <w:rFonts w:hint="eastAsia" w:ascii="宋体" w:hAnsi="宋体" w:cs="宋体"/>
                 <w:spacing w:val="7"/>
                 <w:sz w:val="20"/>
                 <w:szCs w:val="20"/>
@@ -1074,11 +1081,11 @@
               <w:adjustRightInd w:val="0"/>
               <w:snapToGrid w:val="0"/>
               <w:spacing w:before="175" w:line="228" w:lineRule="auto"/>
-              <w:ind w:left="0" w:right="0" w:firstLine="0" w:leftChars="0" w:rightChars="0" w:firstLineChars="0"/>
+              <w:ind w:left="0" w:leftChars="0" w:right="0" w:rightChars="0" w:firstLine="0" w:firstLineChars="0"/>
               <w:jc w:val="center"/>
               <w:textAlignment w:val="baseline"/>
               <w:rPr>
-                <w:rFonts w:ascii="宋体" w:hAnsi="宋体" w:cs="宋体" w:hint="default"/>
+                <w:rFonts w:hint="default" w:ascii="宋体" w:hAnsi="宋体" w:cs="宋体"/>
                 <w:spacing w:val="7"/>
                 <w:sz w:val="20"/>
                 <w:szCs w:val="20"/>
@@ -1087,7 +1094,7 @@
             </w:pPr>
             <w:r>
               <w:rPr>
-                <w:rFonts w:ascii="宋体" w:hAnsi="宋体" w:cs="宋体" w:hint="eastAsia"/>
+                <w:rFonts w:hint="eastAsia" w:ascii="宋体" w:hAnsi="宋体" w:cs="宋体"/>
                 <w:spacing w:val="7"/>
                 <w:sz w:val="20"/>
                 <w:szCs w:val="20"/>
@@ -1116,18 +1123,18 @@
               <w:adjustRightInd w:val="0"/>
               <w:snapToGrid w:val="0"/>
               <w:spacing w:before="176" w:line="229" w:lineRule="auto"/>
-              <w:ind w:left="0" w:right="0" w:firstLine="0" w:leftChars="0" w:rightChars="0" w:firstLineChars="0"/>
+              <w:ind w:left="0" w:leftChars="0" w:right="0" w:rightChars="0" w:firstLine="0" w:firstLineChars="0"/>
               <w:jc w:val="center"/>
               <w:textAlignment w:val="baseline"/>
               <w:rPr>
-                <w:rFonts w:ascii="宋体" w:eastAsia="宋体" w:hAnsi="宋体" w:cs="宋体"/>
+                <w:rFonts w:ascii="宋体" w:hAnsi="宋体" w:eastAsia="宋体" w:cs="宋体"/>
                 <w:sz w:val="20"/>
                 <w:szCs w:val="20"/>
               </w:rPr>
             </w:pPr>
             <w:r>
               <w:rPr>
-                <w:rFonts w:ascii="宋体" w:eastAsia="宋体" w:hAnsi="宋体" w:cs="宋体"/>
+                <w:rFonts w:ascii="宋体" w:hAnsi="宋体" w:eastAsia="宋体" w:cs="宋体"/>
                 <w:spacing w:val="7"/>
                 <w:sz w:val="20"/>
                 <w:szCs w:val="20"/>
@@ -1139,9 +1146,14 @@
       </w:tr>
       <w:tr>
         <w:tblPrEx>
-          <w:tblW w:w="8214" w:type="dxa"/>
-          <w:jc w:val="center"/>
-          <w:tblLayout w:type="fixed"/>
+          <w:tblBorders>
+            <w:top w:val="single" w:color="000000" w:sz="2" w:space="0"/>
+            <w:left w:val="single" w:color="000000" w:sz="2" w:space="0"/>
+            <w:bottom w:val="single" w:color="000000" w:sz="2" w:space="0"/>
+            <w:right w:val="single" w:color="000000" w:sz="2" w:space="0"/>
+            <w:insideH w:val="single" w:color="000000" w:sz="2" w:space="0"/>
+            <w:insideV w:val="single" w:color="000000" w:sz="2" w:space="0"/>
+          </w:tblBorders>
           <w:tblCellMar>
             <w:top w:w="0" w:type="dxa"/>
             <w:left w:w="0" w:type="dxa"/>
@@ -1150,7 +1162,7 @@
           </w:tblCellMar>
         </w:tblPrEx>
         <w:trPr>
-          <w:trHeight w:val="516"/>
+          <w:trHeight w:val="516" w:hRule="atLeast"/>
           <w:jc w:val="center"/>
         </w:trPr>
         <w:tc>
@@ -1172,11 +1184,11 @@
               <w:adjustRightInd w:val="0"/>
               <w:snapToGrid w:val="0"/>
               <w:spacing w:before="173" w:line="267" w:lineRule="exact"/>
-              <w:ind w:left="0" w:right="0" w:firstLine="0" w:leftChars="0" w:rightChars="0" w:firstLineChars="0"/>
+              <w:ind w:left="0" w:leftChars="0" w:right="0" w:rightChars="0" w:firstLine="0" w:firstLineChars="0"/>
               <w:jc w:val="center"/>
               <w:textAlignment w:val="baseline"/>
               <w:rPr>
-                <w:rFonts w:ascii="宋体" w:eastAsia="宋体" w:hAnsi="宋体" w:cs="宋体" w:hint="default"/>
+                <w:rFonts w:hint="default" w:ascii="宋体" w:hAnsi="宋体" w:eastAsia="宋体" w:cs="宋体"/>
                 <w:sz w:val="20"/>
                 <w:szCs w:val="20"/>
                 <w:lang w:val="en-US"/>
@@ -1184,7 +1196,7 @@
             </w:pPr>
             <w:r>
               <w:rPr>
-                <w:rFonts w:ascii="宋体" w:eastAsia="宋体" w:hAnsi="宋体" w:cs="宋体"/>
+                <w:rFonts w:ascii="宋体" w:hAnsi="宋体" w:eastAsia="宋体" w:cs="宋体"/>
                 <w:spacing w:val="3"/>
                 <w:position w:val="1"/>
                 <w:sz w:val="20"/>
@@ -1194,7 +1206,7 @@
             </w:r>
             <w:r>
               <w:rPr>
-                <w:rFonts w:ascii="宋体" w:hAnsi="宋体" w:cs="宋体" w:hint="eastAsia"/>
+                <w:rFonts w:hint="eastAsia" w:ascii="宋体" w:hAnsi="宋体" w:cs="宋体"/>
                 <w:spacing w:val="3"/>
                 <w:position w:val="1"/>
                 <w:sz w:val="20"/>
@@ -1224,18 +1236,18 @@
               <w:adjustRightInd w:val="0"/>
               <w:snapToGrid w:val="0"/>
               <w:spacing w:before="173" w:line="267" w:lineRule="exact"/>
-              <w:ind w:left="0" w:right="0" w:firstLine="0" w:leftChars="0" w:rightChars="0" w:firstLineChars="0"/>
+              <w:ind w:left="0" w:leftChars="0" w:right="0" w:rightChars="0" w:firstLine="0" w:firstLineChars="0"/>
               <w:jc w:val="center"/>
               <w:textAlignment w:val="baseline"/>
               <w:rPr>
-                <w:rFonts w:ascii="宋体" w:eastAsia="宋体" w:hAnsi="宋体" w:cs="宋体"/>
+                <w:rFonts w:ascii="宋体" w:hAnsi="宋体" w:eastAsia="宋体" w:cs="宋体"/>
                 <w:sz w:val="20"/>
                 <w:szCs w:val="20"/>
               </w:rPr>
             </w:pPr>
             <w:r>
               <w:rPr>
-                <w:rFonts w:ascii="宋体" w:eastAsia="宋体" w:hAnsi="宋体" w:cs="宋体"/>
+                <w:rFonts w:ascii="宋体" w:hAnsi="宋体" w:eastAsia="宋体" w:cs="宋体"/>
                 <w:spacing w:val="4"/>
                 <w:position w:val="1"/>
                 <w:sz w:val="20"/>
@@ -1264,18 +1276,18 @@
               <w:adjustRightInd w:val="0"/>
               <w:snapToGrid w:val="0"/>
               <w:spacing w:before="172" w:line="228" w:lineRule="auto"/>
-              <w:ind w:left="0" w:right="0" w:firstLine="0" w:leftChars="0" w:rightChars="0" w:firstLineChars="0"/>
+              <w:ind w:left="0" w:leftChars="0" w:right="0" w:rightChars="0" w:firstLine="0" w:firstLineChars="0"/>
               <w:jc w:val="center"/>
               <w:textAlignment w:val="baseline"/>
               <w:rPr>
-                <w:rFonts w:ascii="宋体" w:eastAsia="宋体" w:hAnsi="宋体" w:cs="宋体"/>
+                <w:rFonts w:ascii="宋体" w:hAnsi="宋体" w:eastAsia="宋体" w:cs="宋体"/>
                 <w:sz w:val="20"/>
                 <w:szCs w:val="20"/>
               </w:rPr>
             </w:pPr>
             <w:r>
               <w:rPr>
-                <w:rFonts w:ascii="宋体" w:eastAsia="宋体" w:hAnsi="宋体" w:cs="宋体"/>
+                <w:rFonts w:ascii="宋体" w:hAnsi="宋体" w:eastAsia="宋体" w:cs="宋体"/>
                 <w:spacing w:val="200"/>
                 <w:kern w:val="0"/>
                 <w:sz w:val="20"/>
@@ -1285,7 +1297,7 @@
             </w:r>
             <w:r>
               <w:rPr>
-                <w:rFonts w:ascii="宋体" w:eastAsia="宋体" w:hAnsi="宋体" w:cs="宋体"/>
+                <w:rFonts w:ascii="宋体" w:hAnsi="宋体" w:eastAsia="宋体" w:cs="宋体"/>
                 <w:spacing w:val="0"/>
                 <w:kern w:val="0"/>
                 <w:sz w:val="20"/>
@@ -1314,11 +1326,11 @@
               <w:adjustRightInd w:val="0"/>
               <w:snapToGrid w:val="0"/>
               <w:spacing w:before="173" w:line="229" w:lineRule="auto"/>
-              <w:ind w:left="0" w:right="0" w:firstLine="0" w:leftChars="0" w:rightChars="0" w:firstLineChars="0"/>
+              <w:ind w:left="0" w:leftChars="0" w:right="0" w:rightChars="0" w:firstLine="0" w:firstLineChars="0"/>
               <w:jc w:val="center"/>
               <w:textAlignment w:val="baseline"/>
               <w:rPr>
-                <w:rFonts w:ascii="宋体" w:eastAsia="宋体" w:hAnsi="宋体" w:cs="宋体"/>
+                <w:rFonts w:ascii="宋体" w:hAnsi="宋体" w:eastAsia="宋体" w:cs="宋体"/>
                 <w:spacing w:val="200"/>
                 <w:kern w:val="0"/>
                 <w:sz w:val="20"/>
@@ -1327,7 +1339,7 @@
             </w:pPr>
             <w:r>
               <w:rPr>
-                <w:rFonts w:asciiTheme="minorAscii" w:eastAsiaTheme="minorEastAsia" w:hAnsiTheme="minorAscii" w:hint="eastAsia"/>
+                <w:rFonts w:hint="eastAsia" w:asciiTheme="minorAscii" w:hAnsiTheme="minorAscii" w:eastAsiaTheme="minorEastAsia"/>
                 <w:spacing w:val="0"/>
                 <w:kern w:val="0"/>
                 <w:sz w:val="21"/>
@@ -1357,11 +1369,11 @@
               <w:adjustRightInd w:val="0"/>
               <w:snapToGrid w:val="0"/>
               <w:spacing w:before="172" w:line="228" w:lineRule="auto"/>
-              <w:ind w:left="0" w:right="0" w:firstLine="0" w:leftChars="0" w:rightChars="0" w:firstLineChars="0"/>
+              <w:ind w:left="0" w:leftChars="0" w:right="0" w:rightChars="0" w:firstLine="0" w:firstLineChars="0"/>
               <w:jc w:val="center"/>
               <w:textAlignment w:val="baseline"/>
               <w:rPr>
-                <w:rFonts w:ascii="宋体" w:eastAsia="宋体" w:hAnsi="宋体" w:cs="宋体"/>
+                <w:rFonts w:ascii="宋体" w:hAnsi="宋体" w:eastAsia="宋体" w:cs="宋体"/>
                 <w:spacing w:val="200"/>
                 <w:kern w:val="0"/>
                 <w:sz w:val="20"/>
@@ -1370,7 +1382,7 @@
             </w:pPr>
             <w:r>
               <w:rPr>
-                <w:rFonts w:ascii="宋体" w:eastAsia="宋体" w:hAnsi="宋体" w:cs="宋体" w:hint="eastAsia"/>
+                <w:rFonts w:hint="eastAsia" w:ascii="宋体" w:hAnsi="宋体" w:eastAsia="宋体" w:cs="宋体"/>
                 <w:spacing w:val="200"/>
                 <w:kern w:val="0"/>
                 <w:sz w:val="20"/>
@@ -1380,7 +1392,7 @@
             </w:r>
             <w:r>
               <w:rPr>
-                <w:rFonts w:asciiTheme="minorAscii" w:eastAsiaTheme="minorEastAsia" w:hAnsiTheme="minorAscii" w:hint="eastAsia"/>
+                <w:rFonts w:hint="eastAsia" w:asciiTheme="minorAscii" w:hAnsiTheme="minorAscii" w:eastAsiaTheme="minorEastAsia"/>
                 <w:spacing w:val="0"/>
                 <w:kern w:val="0"/>
                 <w:sz w:val="21"/>
@@ -1410,18 +1422,18 @@
               <w:adjustRightInd w:val="0"/>
               <w:snapToGrid w:val="0"/>
               <w:spacing w:before="173" w:line="229" w:lineRule="auto"/>
-              <w:ind w:left="0" w:right="0" w:firstLine="0" w:leftChars="0" w:rightChars="0" w:firstLineChars="0"/>
+              <w:ind w:left="0" w:leftChars="0" w:right="0" w:rightChars="0" w:firstLine="0" w:firstLineChars="0"/>
               <w:jc w:val="center"/>
               <w:textAlignment w:val="baseline"/>
               <w:rPr>
-                <w:rFonts w:ascii="宋体" w:eastAsia="宋体" w:hAnsi="宋体" w:cs="宋体"/>
+                <w:rFonts w:ascii="宋体" w:hAnsi="宋体" w:eastAsia="宋体" w:cs="宋体"/>
                 <w:sz w:val="20"/>
                 <w:szCs w:val="20"/>
               </w:rPr>
             </w:pPr>
             <w:r>
               <w:rPr>
-                <w:rFonts w:asciiTheme="minorAscii" w:eastAsiaTheme="minorEastAsia" w:hAnsiTheme="minorAscii" w:hint="eastAsia"/>
+                <w:rFonts w:hint="eastAsia" w:asciiTheme="minorAscii" w:hAnsiTheme="minorAscii" w:eastAsiaTheme="minorEastAsia"/>
                 <w:spacing w:val="0"/>
                 <w:kern w:val="0"/>
                 <w:sz w:val="21"/>
@@ -1435,9 +1447,14 @@
       </w:tr>
       <w:tr>
         <w:tblPrEx>
-          <w:tblW w:w="8214" w:type="dxa"/>
-          <w:jc w:val="center"/>
-          <w:tblLayout w:type="fixed"/>
+          <w:tblBorders>
+            <w:top w:val="single" w:color="000000" w:sz="2" w:space="0"/>
+            <w:left w:val="single" w:color="000000" w:sz="2" w:space="0"/>
+            <w:bottom w:val="single" w:color="000000" w:sz="2" w:space="0"/>
+            <w:right w:val="single" w:color="000000" w:sz="2" w:space="0"/>
+            <w:insideH w:val="single" w:color="000000" w:sz="2" w:space="0"/>
+            <w:insideV w:val="single" w:color="000000" w:sz="2" w:space="0"/>
+          </w:tblBorders>
           <w:tblCellMar>
             <w:top w:w="0" w:type="dxa"/>
             <w:left w:w="0" w:type="dxa"/>
@@ -1446,7 +1463,7 @@
           </w:tblCellMar>
         </w:tblPrEx>
         <w:trPr>
-          <w:trHeight w:val="556"/>
+          <w:trHeight w:val="556" w:hRule="atLeast"/>
           <w:jc w:val="center"/>
         </w:trPr>
         <w:tc>
@@ -1455,7 +1472,7 @@
           </w:tcPr>
           <w:p>
             <w:pPr>
-              <w:pStyle w:val="TableText"/>
+              <w:pStyle w:val="27"/>
               <w:keepNext w:val="0"/>
               <w:keepLines w:val="0"/>
               <w:pageBreakBefore w:val="0"/>
@@ -1468,7 +1485,7 @@
               <w:bidi w:val="0"/>
               <w:adjustRightInd w:val="0"/>
               <w:snapToGrid w:val="0"/>
-              <w:ind w:left="0" w:right="0" w:firstLine="0" w:leftChars="0" w:rightChars="0" w:firstLineChars="0"/>
+              <w:ind w:left="0" w:leftChars="0" w:right="0" w:rightChars="0" w:firstLine="0" w:firstLineChars="0"/>
               <w:jc w:val="center"/>
               <w:textAlignment w:val="baseline"/>
             </w:pPr>
@@ -1480,7 +1497,7 @@
           </w:tcPr>
           <w:p>
             <w:pPr>
-              <w:pStyle w:val="TableText"/>
+              <w:pStyle w:val="27"/>
               <w:keepNext w:val="0"/>
               <w:keepLines w:val="0"/>
               <w:pageBreakBefore w:val="0"/>
@@ -1493,7 +1510,7 @@
               <w:bidi w:val="0"/>
               <w:adjustRightInd w:val="0"/>
               <w:snapToGrid w:val="0"/>
-              <w:ind w:left="0" w:right="0" w:firstLine="0" w:leftChars="0" w:rightChars="0" w:firstLineChars="0"/>
+              <w:ind w:left="0" w:leftChars="0" w:right="0" w:rightChars="0" w:firstLine="0" w:firstLineChars="0"/>
               <w:jc w:val="center"/>
               <w:textAlignment w:val="baseline"/>
             </w:pPr>
@@ -1505,7 +1522,7 @@
           </w:tcPr>
           <w:p>
             <w:pPr>
-              <w:pStyle w:val="TableText"/>
+              <w:pStyle w:val="27"/>
               <w:keepNext w:val="0"/>
               <w:keepLines w:val="0"/>
               <w:pageBreakBefore w:val="0"/>
@@ -1518,7 +1535,7 @@
               <w:bidi w:val="0"/>
               <w:adjustRightInd w:val="0"/>
               <w:snapToGrid w:val="0"/>
-              <w:ind w:left="0" w:right="0" w:firstLine="0" w:leftChars="0" w:rightChars="0" w:firstLineChars="0"/>
+              <w:ind w:left="0" w:leftChars="0" w:right="0" w:rightChars="0" w:firstLine="0" w:firstLineChars="0"/>
               <w:jc w:val="center"/>
               <w:textAlignment w:val="baseline"/>
             </w:pPr>
@@ -1530,7 +1547,7 @@
           </w:tcPr>
           <w:p>
             <w:pPr>
-              <w:pStyle w:val="TableText"/>
+              <w:pStyle w:val="27"/>
               <w:keepNext w:val="0"/>
               <w:keepLines w:val="0"/>
               <w:pageBreakBefore w:val="0"/>
@@ -1543,7 +1560,7 @@
               <w:bidi w:val="0"/>
               <w:adjustRightInd w:val="0"/>
               <w:snapToGrid w:val="0"/>
-              <w:ind w:left="0" w:right="0" w:firstLine="0" w:leftChars="0" w:rightChars="0" w:firstLineChars="0"/>
+              <w:ind w:left="0" w:leftChars="0" w:right="0" w:rightChars="0" w:firstLine="0" w:firstLineChars="0"/>
               <w:jc w:val="center"/>
               <w:textAlignment w:val="baseline"/>
             </w:pPr>
@@ -1555,7 +1572,7 @@
           </w:tcPr>
           <w:p>
             <w:pPr>
-              <w:pStyle w:val="TableText"/>
+              <w:pStyle w:val="27"/>
               <w:keepNext w:val="0"/>
               <w:keepLines w:val="0"/>
               <w:pageBreakBefore w:val="0"/>
@@ -1568,7 +1585,7 @@
               <w:bidi w:val="0"/>
               <w:adjustRightInd w:val="0"/>
               <w:snapToGrid w:val="0"/>
-              <w:ind w:left="0" w:right="0" w:firstLine="0" w:leftChars="0" w:rightChars="0" w:firstLineChars="0"/>
+              <w:ind w:left="0" w:leftChars="0" w:right="0" w:rightChars="0" w:firstLine="0" w:firstLineChars="0"/>
               <w:jc w:val="center"/>
               <w:textAlignment w:val="baseline"/>
             </w:pPr>
@@ -1580,7 +1597,7 @@
           </w:tcPr>
           <w:p>
             <w:pPr>
-              <w:pStyle w:val="TableText"/>
+              <w:pStyle w:val="27"/>
               <w:keepNext w:val="0"/>
               <w:keepLines w:val="0"/>
               <w:pageBreakBefore w:val="0"/>
@@ -1593,7 +1610,7 @@
               <w:bidi w:val="0"/>
               <w:adjustRightInd w:val="0"/>
               <w:snapToGrid w:val="0"/>
-              <w:ind w:left="0" w:right="0" w:firstLine="0" w:leftChars="0" w:rightChars="0" w:firstLineChars="0"/>
+              <w:ind w:left="0" w:leftChars="0" w:right="0" w:rightChars="0" w:firstLine="0" w:firstLineChars="0"/>
               <w:jc w:val="center"/>
               <w:textAlignment w:val="baseline"/>
             </w:pPr>
@@ -1602,9 +1619,14 @@
       </w:tr>
       <w:tr>
         <w:tblPrEx>
-          <w:tblW w:w="8214" w:type="dxa"/>
-          <w:jc w:val="center"/>
-          <w:tblLayout w:type="fixed"/>
+          <w:tblBorders>
+            <w:top w:val="single" w:color="000000" w:sz="2" w:space="0"/>
+            <w:left w:val="single" w:color="000000" w:sz="2" w:space="0"/>
+            <w:bottom w:val="single" w:color="000000" w:sz="2" w:space="0"/>
+            <w:right w:val="single" w:color="000000" w:sz="2" w:space="0"/>
+            <w:insideH w:val="single" w:color="000000" w:sz="2" w:space="0"/>
+            <w:insideV w:val="single" w:color="000000" w:sz="2" w:space="0"/>
+          </w:tblBorders>
           <w:tblCellMar>
             <w:top w:w="0" w:type="dxa"/>
             <w:left w:w="0" w:type="dxa"/>
@@ -1613,7 +1635,7 @@
           </w:tblCellMar>
         </w:tblPrEx>
         <w:trPr>
-          <w:trHeight w:val="556"/>
+          <w:trHeight w:val="556" w:hRule="atLeast"/>
           <w:jc w:val="center"/>
         </w:trPr>
         <w:tc>
@@ -1622,7 +1644,7 @@
           </w:tcPr>
           <w:p>
             <w:pPr>
-              <w:pStyle w:val="TableText"/>
+              <w:pStyle w:val="27"/>
               <w:keepNext w:val="0"/>
               <w:keepLines w:val="0"/>
               <w:pageBreakBefore w:val="0"/>
@@ -1635,7 +1657,7 @@
               <w:bidi w:val="0"/>
               <w:adjustRightInd w:val="0"/>
               <w:snapToGrid w:val="0"/>
-              <w:ind w:left="0" w:right="0" w:firstLine="0" w:leftChars="0" w:rightChars="0" w:firstLineChars="0"/>
+              <w:ind w:left="0" w:leftChars="0" w:right="0" w:rightChars="0" w:firstLine="0" w:firstLineChars="0"/>
               <w:jc w:val="center"/>
               <w:textAlignment w:val="baseline"/>
             </w:pPr>
@@ -1647,7 +1669,7 @@
           </w:tcPr>
           <w:p>
             <w:pPr>
-              <w:pStyle w:val="TableText"/>
+              <w:pStyle w:val="27"/>
               <w:keepNext w:val="0"/>
               <w:keepLines w:val="0"/>
               <w:pageBreakBefore w:val="0"/>
@@ -1660,7 +1682,7 @@
               <w:bidi w:val="0"/>
               <w:adjustRightInd w:val="0"/>
               <w:snapToGrid w:val="0"/>
-              <w:ind w:left="0" w:right="0" w:firstLine="0" w:leftChars="0" w:rightChars="0" w:firstLineChars="0"/>
+              <w:ind w:left="0" w:leftChars="0" w:right="0" w:rightChars="0" w:firstLine="0" w:firstLineChars="0"/>
               <w:jc w:val="center"/>
               <w:textAlignment w:val="baseline"/>
             </w:pPr>
@@ -1672,7 +1694,7 @@
           </w:tcPr>
           <w:p>
             <w:pPr>
-              <w:pStyle w:val="TableText"/>
+              <w:pStyle w:val="27"/>
               <w:keepNext w:val="0"/>
               <w:keepLines w:val="0"/>
               <w:pageBreakBefore w:val="0"/>
@@ -1685,7 +1707,7 @@
               <w:bidi w:val="0"/>
               <w:adjustRightInd w:val="0"/>
               <w:snapToGrid w:val="0"/>
-              <w:ind w:left="0" w:right="0" w:firstLine="0" w:leftChars="0" w:rightChars="0" w:firstLineChars="0"/>
+              <w:ind w:left="0" w:leftChars="0" w:right="0" w:rightChars="0" w:firstLine="0" w:firstLineChars="0"/>
               <w:jc w:val="center"/>
               <w:textAlignment w:val="baseline"/>
             </w:pPr>
@@ -1697,7 +1719,7 @@
           </w:tcPr>
           <w:p>
             <w:pPr>
-              <w:pStyle w:val="TableText"/>
+              <w:pStyle w:val="27"/>
               <w:keepNext w:val="0"/>
               <w:keepLines w:val="0"/>
               <w:pageBreakBefore w:val="0"/>
@@ -1710,7 +1732,7 @@
               <w:bidi w:val="0"/>
               <w:adjustRightInd w:val="0"/>
               <w:snapToGrid w:val="0"/>
-              <w:ind w:left="0" w:right="0" w:firstLine="0" w:leftChars="0" w:rightChars="0" w:firstLineChars="0"/>
+              <w:ind w:left="0" w:leftChars="0" w:right="0" w:rightChars="0" w:firstLine="0" w:firstLineChars="0"/>
               <w:jc w:val="center"/>
               <w:textAlignment w:val="baseline"/>
             </w:pPr>
@@ -1722,7 +1744,7 @@
           </w:tcPr>
           <w:p>
             <w:pPr>
-              <w:pStyle w:val="TableText"/>
+              <w:pStyle w:val="27"/>
               <w:keepNext w:val="0"/>
               <w:keepLines w:val="0"/>
               <w:pageBreakBefore w:val="0"/>
@@ -1735,7 +1757,7 @@
               <w:bidi w:val="0"/>
               <w:adjustRightInd w:val="0"/>
               <w:snapToGrid w:val="0"/>
-              <w:ind w:left="0" w:right="0" w:firstLine="0" w:leftChars="0" w:rightChars="0" w:firstLineChars="0"/>
+              <w:ind w:left="0" w:leftChars="0" w:right="0" w:rightChars="0" w:firstLine="0" w:firstLineChars="0"/>
               <w:jc w:val="center"/>
               <w:textAlignment w:val="baseline"/>
             </w:pPr>
@@ -1747,7 +1769,7 @@
           </w:tcPr>
           <w:p>
             <w:pPr>
-              <w:pStyle w:val="TableText"/>
+              <w:pStyle w:val="27"/>
               <w:keepNext w:val="0"/>
               <w:keepLines w:val="0"/>
               <w:pageBreakBefore w:val="0"/>
@@ -1760,7 +1782,7 @@
               <w:bidi w:val="0"/>
               <w:adjustRightInd w:val="0"/>
               <w:snapToGrid w:val="0"/>
-              <w:ind w:left="0" w:right="0" w:firstLine="0" w:leftChars="0" w:rightChars="0" w:firstLineChars="0"/>
+              <w:ind w:left="0" w:leftChars="0" w:right="0" w:rightChars="0" w:firstLine="0" w:firstLineChars="0"/>
               <w:jc w:val="center"/>
               <w:textAlignment w:val="baseline"/>
             </w:pPr>
@@ -1769,9 +1791,14 @@
       </w:tr>
       <w:tr>
         <w:tblPrEx>
-          <w:tblW w:w="8214" w:type="dxa"/>
-          <w:jc w:val="center"/>
-          <w:tblLayout w:type="fixed"/>
+          <w:tblBorders>
+            <w:top w:val="single" w:color="000000" w:sz="2" w:space="0"/>
+            <w:left w:val="single" w:color="000000" w:sz="2" w:space="0"/>
+            <w:bottom w:val="single" w:color="000000" w:sz="2" w:space="0"/>
+            <w:right w:val="single" w:color="000000" w:sz="2" w:space="0"/>
+            <w:insideH w:val="single" w:color="000000" w:sz="2" w:space="0"/>
+            <w:insideV w:val="single" w:color="000000" w:sz="2" w:space="0"/>
+          </w:tblBorders>
           <w:tblCellMar>
             <w:top w:w="0" w:type="dxa"/>
             <w:left w:w="0" w:type="dxa"/>
@@ -1780,7 +1807,7 @@
           </w:tblCellMar>
         </w:tblPrEx>
         <w:trPr>
-          <w:trHeight w:val="557"/>
+          <w:trHeight w:val="557" w:hRule="atLeast"/>
           <w:jc w:val="center"/>
         </w:trPr>
         <w:tc>
@@ -1789,7 +1816,7 @@
           </w:tcPr>
           <w:p>
             <w:pPr>
-              <w:pStyle w:val="TableText"/>
+              <w:pStyle w:val="27"/>
               <w:keepNext w:val="0"/>
               <w:keepLines w:val="0"/>
               <w:pageBreakBefore w:val="0"/>
@@ -1802,7 +1829,7 @@
               <w:bidi w:val="0"/>
               <w:adjustRightInd w:val="0"/>
               <w:snapToGrid w:val="0"/>
-              <w:ind w:left="0" w:right="0" w:firstLine="0" w:leftChars="0" w:rightChars="0" w:firstLineChars="0"/>
+              <w:ind w:left="0" w:leftChars="0" w:right="0" w:rightChars="0" w:firstLine="0" w:firstLineChars="0"/>
               <w:jc w:val="center"/>
               <w:textAlignment w:val="baseline"/>
             </w:pPr>
@@ -1814,7 +1841,7 @@
           </w:tcPr>
           <w:p>
             <w:pPr>
-              <w:pStyle w:val="TableText"/>
+              <w:pStyle w:val="27"/>
               <w:keepNext w:val="0"/>
               <w:keepLines w:val="0"/>
               <w:pageBreakBefore w:val="0"/>
@@ -1827,7 +1854,7 @@
               <w:bidi w:val="0"/>
               <w:adjustRightInd w:val="0"/>
               <w:snapToGrid w:val="0"/>
-              <w:ind w:left="0" w:right="0" w:firstLine="0" w:leftChars="0" w:rightChars="0" w:firstLineChars="0"/>
+              <w:ind w:left="0" w:leftChars="0" w:right="0" w:rightChars="0" w:firstLine="0" w:firstLineChars="0"/>
               <w:jc w:val="center"/>
               <w:textAlignment w:val="baseline"/>
             </w:pPr>
@@ -1839,7 +1866,7 @@
           </w:tcPr>
           <w:p>
             <w:pPr>
-              <w:pStyle w:val="TableText"/>
+              <w:pStyle w:val="27"/>
               <w:keepNext w:val="0"/>
               <w:keepLines w:val="0"/>
               <w:pageBreakBefore w:val="0"/>
@@ -1852,7 +1879,7 @@
               <w:bidi w:val="0"/>
               <w:adjustRightInd w:val="0"/>
               <w:snapToGrid w:val="0"/>
-              <w:ind w:left="0" w:right="0" w:firstLine="0" w:leftChars="0" w:rightChars="0" w:firstLineChars="0"/>
+              <w:ind w:left="0" w:leftChars="0" w:right="0" w:rightChars="0" w:firstLine="0" w:firstLineChars="0"/>
               <w:jc w:val="center"/>
               <w:textAlignment w:val="baseline"/>
             </w:pPr>
@@ -1864,7 +1891,7 @@
           </w:tcPr>
           <w:p>
             <w:pPr>
-              <w:pStyle w:val="TableText"/>
+              <w:pStyle w:val="27"/>
               <w:keepNext w:val="0"/>
               <w:keepLines w:val="0"/>
               <w:pageBreakBefore w:val="0"/>
@@ -1877,7 +1904,7 @@
               <w:bidi w:val="0"/>
               <w:adjustRightInd w:val="0"/>
               <w:snapToGrid w:val="0"/>
-              <w:ind w:left="0" w:right="0" w:firstLine="0" w:leftChars="0" w:rightChars="0" w:firstLineChars="0"/>
+              <w:ind w:left="0" w:leftChars="0" w:right="0" w:rightChars="0" w:firstLine="0" w:firstLineChars="0"/>
               <w:jc w:val="center"/>
               <w:textAlignment w:val="baseline"/>
             </w:pPr>
@@ -1889,7 +1916,7 @@
           </w:tcPr>
           <w:p>
             <w:pPr>
-              <w:pStyle w:val="TableText"/>
+              <w:pStyle w:val="27"/>
               <w:keepNext w:val="0"/>
               <w:keepLines w:val="0"/>
               <w:pageBreakBefore w:val="0"/>
@@ -1902,7 +1929,7 @@
               <w:bidi w:val="0"/>
               <w:adjustRightInd w:val="0"/>
               <w:snapToGrid w:val="0"/>
-              <w:ind w:left="0" w:right="0" w:firstLine="0" w:leftChars="0" w:rightChars="0" w:firstLineChars="0"/>
+              <w:ind w:left="0" w:leftChars="0" w:right="0" w:rightChars="0" w:firstLine="0" w:firstLineChars="0"/>
               <w:jc w:val="center"/>
               <w:textAlignment w:val="baseline"/>
             </w:pPr>
@@ -1914,7 +1941,7 @@
           </w:tcPr>
           <w:p>
             <w:pPr>
-              <w:pStyle w:val="TableText"/>
+              <w:pStyle w:val="27"/>
               <w:keepNext w:val="0"/>
               <w:keepLines w:val="0"/>
               <w:pageBreakBefore w:val="0"/>
@@ -1927,7 +1954,7 @@
               <w:bidi w:val="0"/>
               <w:adjustRightInd w:val="0"/>
               <w:snapToGrid w:val="0"/>
-              <w:ind w:left="0" w:right="0" w:firstLine="0" w:leftChars="0" w:rightChars="0" w:firstLineChars="0"/>
+              <w:ind w:left="0" w:leftChars="0" w:right="0" w:rightChars="0" w:firstLine="0" w:firstLineChars="0"/>
               <w:jc w:val="center"/>
               <w:textAlignment w:val="baseline"/>
             </w:pPr>
@@ -1959,7 +1986,7 @@
     <w:sdt>
       <w:sdtPr>
         <w:rPr>
-          <w:rFonts w:ascii="宋体" w:eastAsia="宋体" w:hAnsi="宋体" w:cs="Arial"/>
+          <w:rFonts w:ascii="宋体" w:hAnsi="宋体" w:eastAsia="宋体" w:cs="Arial"/>
           <w:snapToGrid w:val="0"/>
           <w:color w:val="000000"/>
           <w:kern w:val="0"/>
@@ -1975,7 +2002,7 @@
       </w:sdtPr>
       <w:sdtEndPr>
         <w:rPr>
-          <w:rFonts w:ascii="宋体" w:eastAsia="宋体" w:hAnsi="宋体" w:cs="宋体" w:hint="eastAsia"/>
+          <w:rFonts w:hint="eastAsia" w:ascii="宋体" w:hAnsi="宋体" w:eastAsia="宋体" w:cs="宋体"/>
           <w:snapToGrid w:val="0"/>
           <w:color w:val="000000"/>
           <w:kern w:val="0"/>
@@ -2001,18 +2028,18 @@
             <w:adjustRightInd w:val="0"/>
             <w:snapToGrid w:val="0"/>
             <w:spacing w:before="0" w:beforeLines="0" w:after="0" w:afterLines="0" w:line="240" w:lineRule="auto"/>
-            <w:ind w:left="0" w:right="0" w:firstLine="0" w:leftChars="0" w:rightChars="0" w:firstLineChars="0"/>
+            <w:ind w:left="0" w:leftChars="0" w:right="0" w:rightChars="0" w:firstLine="0" w:firstLineChars="0"/>
             <w:jc w:val="center"/>
             <w:textAlignment w:val="baseline"/>
             <w:rPr>
-              <w:rFonts w:ascii="宋体" w:eastAsia="宋体" w:hAnsi="宋体" w:cs="宋体" w:hint="eastAsia"/>
+              <w:rFonts w:hint="eastAsia" w:ascii="宋体" w:hAnsi="宋体" w:eastAsia="宋体" w:cs="宋体"/>
               <w:sz w:val="24"/>
               <w:szCs w:val="24"/>
             </w:rPr>
           </w:pPr>
           <w:r>
             <w:rPr>
-              <w:rFonts w:ascii="宋体" w:eastAsia="宋体" w:hAnsi="宋体" w:cs="宋体" w:hint="eastAsia"/>
+              <w:rFonts w:hint="eastAsia" w:ascii="宋体" w:hAnsi="宋体" w:eastAsia="宋体" w:cs="宋体"/>
               <w:sz w:val="24"/>
               <w:szCs w:val="24"/>
             </w:rPr>
@@ -2021,14 +2048,14 @@
         </w:p>
         <w:p>
           <w:pPr>
-            <w:pStyle w:val="TOC1"/>
+            <w:pStyle w:val="16"/>
             <w:tabs>
               <w:tab w:val="right" w:leader="dot" w:pos="8306"/>
             </w:tabs>
           </w:pPr>
           <w:r>
             <w:rPr>
-              <w:rFonts w:ascii="宋体" w:eastAsia="宋体" w:hAnsi="宋体" w:cs="宋体" w:hint="eastAsia"/>
+              <w:rFonts w:hint="eastAsia" w:ascii="宋体" w:hAnsi="宋体" w:eastAsia="宋体" w:cs="宋体"/>
               <w:sz w:val="24"/>
               <w:szCs w:val="24"/>
             </w:rPr>
@@ -2036,7 +2063,7 @@
           </w:r>
           <w:r>
             <w:rPr>
-              <w:rFonts w:ascii="宋体" w:eastAsia="宋体" w:hAnsi="宋体" w:cs="宋体" w:hint="eastAsia"/>
+              <w:rFonts w:hint="eastAsia" w:ascii="宋体" w:hAnsi="宋体" w:eastAsia="宋体" w:cs="宋体"/>
               <w:sz w:val="24"/>
               <w:szCs w:val="24"/>
             </w:rPr>
@@ -2044,7 +2071,7 @@
           </w:r>
           <w:r>
             <w:rPr>
-              <w:rFonts w:ascii="宋体" w:eastAsia="宋体" w:hAnsi="宋体" w:cs="宋体" w:hint="eastAsia"/>
+              <w:rFonts w:hint="eastAsia" w:ascii="宋体" w:hAnsi="宋体" w:eastAsia="宋体" w:cs="宋体"/>
               <w:sz w:val="24"/>
               <w:szCs w:val="24"/>
             </w:rPr>
@@ -2052,21 +2079,21 @@
           </w:r>
           <w:r>
             <w:rPr>
-              <w:rFonts w:ascii="宋体" w:eastAsia="宋体" w:hAnsi="宋体" w:cs="宋体" w:hint="eastAsia"/>
+              <w:rFonts w:hint="eastAsia" w:ascii="宋体" w:hAnsi="宋体" w:eastAsia="宋体" w:cs="宋体"/>
               <w:szCs w:val="24"/>
             </w:rPr>
             <w:fldChar w:fldCharType="begin"/>
           </w:r>
           <w:r>
             <w:rPr>
-              <w:rFonts w:ascii="宋体" w:eastAsia="宋体" w:hAnsi="宋体" w:cs="宋体" w:hint="eastAsia"/>
-              <w:szCs w:val="24"/>
-            </w:rPr>
-            <w:instrText xml:space="preserve"> HYPERLINK \l _Toc32360 </w:instrText>
-          </w:r>
-          <w:r>
-            <w:rPr>
-              <w:rFonts w:ascii="宋体" w:eastAsia="宋体" w:hAnsi="宋体" w:cs="宋体" w:hint="eastAsia"/>
+              <w:rFonts w:hint="eastAsia" w:ascii="宋体" w:hAnsi="宋体" w:eastAsia="宋体" w:cs="宋体"/>
+              <w:szCs w:val="24"/>
+            </w:rPr>
+            <w:instrText xml:space="preserve"> HYPERLINK \l _Toc12611 </w:instrText>
+          </w:r>
+          <w:r>
+            <w:rPr>
+              <w:rFonts w:hint="eastAsia" w:ascii="宋体" w:hAnsi="宋体" w:eastAsia="宋体" w:cs="宋体"/>
               <w:szCs w:val="24"/>
             </w:rPr>
             <w:fldChar w:fldCharType="separate"/>
@@ -2085,7 +2112,7 @@
             <w:fldChar w:fldCharType="begin"/>
           </w:r>
           <w:r>
-            <w:instrText xml:space="preserve"> PAGEREF _Toc32360 \h </w:instrText>
+            <w:instrText xml:space="preserve"> PAGEREF _Toc12611 \h </w:instrText>
           </w:r>
           <w:r>
             <w:fldChar w:fldCharType="separate"/>
@@ -2098,7 +2125,7 @@
           </w:r>
           <w:r>
             <w:rPr>
-              <w:rFonts w:ascii="宋体" w:eastAsia="宋体" w:hAnsi="宋体" w:cs="宋体" w:hint="eastAsia"/>
+              <w:rFonts w:hint="eastAsia" w:ascii="宋体" w:hAnsi="宋体" w:eastAsia="宋体" w:cs="宋体"/>
               <w:szCs w:val="24"/>
             </w:rPr>
             <w:fldChar w:fldCharType="end"/>
@@ -2106,28 +2133,28 @@
         </w:p>
         <w:p>
           <w:pPr>
-            <w:pStyle w:val="TOC1"/>
+            <w:pStyle w:val="16"/>
             <w:tabs>
               <w:tab w:val="right" w:leader="dot" w:pos="8306"/>
             </w:tabs>
           </w:pPr>
           <w:r>
             <w:rPr>
-              <w:rFonts w:ascii="宋体" w:eastAsia="宋体" w:hAnsi="宋体" w:cs="宋体" w:hint="eastAsia"/>
+              <w:rFonts w:hint="eastAsia" w:ascii="宋体" w:hAnsi="宋体" w:eastAsia="宋体" w:cs="宋体"/>
               <w:szCs w:val="24"/>
             </w:rPr>
             <w:fldChar w:fldCharType="begin"/>
           </w:r>
           <w:r>
             <w:rPr>
-              <w:rFonts w:ascii="宋体" w:eastAsia="宋体" w:hAnsi="宋体" w:cs="宋体" w:hint="eastAsia"/>
-              <w:szCs w:val="24"/>
-            </w:rPr>
-            <w:instrText xml:space="preserve"> HYPERLINK \l _Toc5736 </w:instrText>
-          </w:r>
-          <w:r>
-            <w:rPr>
-              <w:rFonts w:ascii="宋体" w:eastAsia="宋体" w:hAnsi="宋体" w:cs="宋体" w:hint="eastAsia"/>
+              <w:rFonts w:hint="eastAsia" w:ascii="宋体" w:hAnsi="宋体" w:eastAsia="宋体" w:cs="宋体"/>
+              <w:szCs w:val="24"/>
+            </w:rPr>
+            <w:instrText xml:space="preserve"> HYPERLINK \l _Toc16914 </w:instrText>
+          </w:r>
+          <w:r>
+            <w:rPr>
+              <w:rFonts w:hint="eastAsia" w:ascii="宋体" w:hAnsi="宋体" w:eastAsia="宋体" w:cs="宋体"/>
               <w:szCs w:val="24"/>
             </w:rPr>
             <w:fldChar w:fldCharType="separate"/>
@@ -2146,7 +2173,7 @@
             <w:fldChar w:fldCharType="begin"/>
           </w:r>
           <w:r>
-            <w:instrText xml:space="preserve"> PAGEREF _Toc5736 \h </w:instrText>
+            <w:instrText xml:space="preserve"> PAGEREF _Toc16914 \h </w:instrText>
           </w:r>
           <w:r>
             <w:fldChar w:fldCharType="separate"/>
@@ -2159,7 +2186,7 @@
           </w:r>
           <w:r>
             <w:rPr>
-              <w:rFonts w:ascii="宋体" w:eastAsia="宋体" w:hAnsi="宋体" w:cs="宋体" w:hint="eastAsia"/>
+              <w:rFonts w:hint="eastAsia" w:ascii="宋体" w:hAnsi="宋体" w:eastAsia="宋体" w:cs="宋体"/>
               <w:szCs w:val="24"/>
             </w:rPr>
             <w:fldChar w:fldCharType="end"/>
@@ -2167,28 +2194,28 @@
         </w:p>
         <w:p>
           <w:pPr>
-            <w:pStyle w:val="TOC1"/>
+            <w:pStyle w:val="16"/>
             <w:tabs>
               <w:tab w:val="right" w:leader="dot" w:pos="8306"/>
             </w:tabs>
           </w:pPr>
           <w:r>
             <w:rPr>
-              <w:rFonts w:ascii="宋体" w:eastAsia="宋体" w:hAnsi="宋体" w:cs="宋体" w:hint="eastAsia"/>
+              <w:rFonts w:hint="eastAsia" w:ascii="宋体" w:hAnsi="宋体" w:eastAsia="宋体" w:cs="宋体"/>
               <w:szCs w:val="24"/>
             </w:rPr>
             <w:fldChar w:fldCharType="begin"/>
           </w:r>
           <w:r>
             <w:rPr>
-              <w:rFonts w:ascii="宋体" w:eastAsia="宋体" w:hAnsi="宋体" w:cs="宋体" w:hint="eastAsia"/>
-              <w:szCs w:val="24"/>
-            </w:rPr>
-            <w:instrText xml:space="preserve"> HYPERLINK \l _Toc29276 </w:instrText>
-          </w:r>
-          <w:r>
-            <w:rPr>
-              <w:rFonts w:ascii="宋体" w:eastAsia="宋体" w:hAnsi="宋体" w:cs="宋体" w:hint="eastAsia"/>
+              <w:rFonts w:hint="eastAsia" w:ascii="宋体" w:hAnsi="宋体" w:eastAsia="宋体" w:cs="宋体"/>
+              <w:szCs w:val="24"/>
+            </w:rPr>
+            <w:instrText xml:space="preserve"> HYPERLINK \l _Toc24787 </w:instrText>
+          </w:r>
+          <w:r>
+            <w:rPr>
+              <w:rFonts w:hint="eastAsia" w:ascii="宋体" w:hAnsi="宋体" w:eastAsia="宋体" w:cs="宋体"/>
               <w:szCs w:val="24"/>
             </w:rPr>
             <w:fldChar w:fldCharType="separate"/>
@@ -2214,7 +2241,7 @@
             <w:fldChar w:fldCharType="begin"/>
           </w:r>
           <w:r>
-            <w:instrText xml:space="preserve"> PAGEREF _Toc29276 \h </w:instrText>
+            <w:instrText xml:space="preserve"> PAGEREF _Toc24787 \h </w:instrText>
           </w:r>
           <w:r>
             <w:fldChar w:fldCharType="separate"/>
@@ -2227,7 +2254,7 @@
           </w:r>
           <w:r>
             <w:rPr>
-              <w:rFonts w:ascii="宋体" w:eastAsia="宋体" w:hAnsi="宋体" w:cs="宋体" w:hint="eastAsia"/>
+              <w:rFonts w:hint="eastAsia" w:ascii="宋体" w:hAnsi="宋体" w:eastAsia="宋体" w:cs="宋体"/>
               <w:szCs w:val="24"/>
             </w:rPr>
             <w:fldChar w:fldCharType="end"/>
@@ -2235,28 +2262,28 @@
         </w:p>
         <w:p>
           <w:pPr>
-            <w:pStyle w:val="TOC2"/>
+            <w:pStyle w:val="17"/>
             <w:tabs>
               <w:tab w:val="right" w:leader="dot" w:pos="8306"/>
             </w:tabs>
           </w:pPr>
           <w:r>
             <w:rPr>
-              <w:rFonts w:ascii="宋体" w:eastAsia="宋体" w:hAnsi="宋体" w:cs="宋体" w:hint="eastAsia"/>
+              <w:rFonts w:hint="eastAsia" w:ascii="宋体" w:hAnsi="宋体" w:eastAsia="宋体" w:cs="宋体"/>
               <w:szCs w:val="24"/>
             </w:rPr>
             <w:fldChar w:fldCharType="begin"/>
           </w:r>
           <w:r>
             <w:rPr>
-              <w:rFonts w:ascii="宋体" w:eastAsia="宋体" w:hAnsi="宋体" w:cs="宋体" w:hint="eastAsia"/>
-              <w:szCs w:val="24"/>
-            </w:rPr>
-            <w:instrText xml:space="preserve"> HYPERLINK \l _Toc28437 </w:instrText>
-          </w:r>
-          <w:r>
-            <w:rPr>
-              <w:rFonts w:ascii="宋体" w:eastAsia="宋体" w:hAnsi="宋体" w:cs="宋体" w:hint="eastAsia"/>
+              <w:rFonts w:hint="eastAsia" w:ascii="宋体" w:hAnsi="宋体" w:eastAsia="宋体" w:cs="宋体"/>
+              <w:szCs w:val="24"/>
+            </w:rPr>
+            <w:instrText xml:space="preserve"> HYPERLINK \l _Toc5359 </w:instrText>
+          </w:r>
+          <w:r>
+            <w:rPr>
+              <w:rFonts w:hint="eastAsia" w:ascii="宋体" w:hAnsi="宋体" w:eastAsia="宋体" w:cs="宋体"/>
               <w:szCs w:val="24"/>
             </w:rPr>
             <w:fldChar w:fldCharType="separate"/>
@@ -2282,7 +2309,7 @@
             <w:fldChar w:fldCharType="begin"/>
           </w:r>
           <w:r>
-            <w:instrText xml:space="preserve"> PAGEREF _Toc28437 \h </w:instrText>
+            <w:instrText xml:space="preserve"> PAGEREF _Toc5359 \h </w:instrText>
           </w:r>
           <w:r>
             <w:fldChar w:fldCharType="separate"/>
@@ -2295,7 +2322,7 @@
           </w:r>
           <w:r>
             <w:rPr>
-              <w:rFonts w:ascii="宋体" w:eastAsia="宋体" w:hAnsi="宋体" w:cs="宋体" w:hint="eastAsia"/>
+              <w:rFonts w:hint="eastAsia" w:ascii="宋体" w:hAnsi="宋体" w:eastAsia="宋体" w:cs="宋体"/>
               <w:szCs w:val="24"/>
             </w:rPr>
             <w:fldChar w:fldCharType="end"/>
@@ -2303,28 +2330,28 @@
         </w:p>
         <w:p>
           <w:pPr>
-            <w:pStyle w:val="TOC2"/>
+            <w:pStyle w:val="17"/>
             <w:tabs>
               <w:tab w:val="right" w:leader="dot" w:pos="8306"/>
             </w:tabs>
           </w:pPr>
           <w:r>
             <w:rPr>
-              <w:rFonts w:ascii="宋体" w:eastAsia="宋体" w:hAnsi="宋体" w:cs="宋体" w:hint="eastAsia"/>
+              <w:rFonts w:hint="eastAsia" w:ascii="宋体" w:hAnsi="宋体" w:eastAsia="宋体" w:cs="宋体"/>
               <w:szCs w:val="24"/>
             </w:rPr>
             <w:fldChar w:fldCharType="begin"/>
           </w:r>
           <w:r>
             <w:rPr>
-              <w:rFonts w:ascii="宋体" w:eastAsia="宋体" w:hAnsi="宋体" w:cs="宋体" w:hint="eastAsia"/>
-              <w:szCs w:val="24"/>
-            </w:rPr>
-            <w:instrText xml:space="preserve"> HYPERLINK \l _Toc4577 </w:instrText>
-          </w:r>
-          <w:r>
-            <w:rPr>
-              <w:rFonts w:ascii="宋体" w:eastAsia="宋体" w:hAnsi="宋体" w:cs="宋体" w:hint="eastAsia"/>
+              <w:rFonts w:hint="eastAsia" w:ascii="宋体" w:hAnsi="宋体" w:eastAsia="宋体" w:cs="宋体"/>
+              <w:szCs w:val="24"/>
+            </w:rPr>
+            <w:instrText xml:space="preserve"> HYPERLINK \l _Toc31661 </w:instrText>
+          </w:r>
+          <w:r>
+            <w:rPr>
+              <w:rFonts w:hint="eastAsia" w:ascii="宋体" w:hAnsi="宋体" w:eastAsia="宋体" w:cs="宋体"/>
               <w:szCs w:val="24"/>
             </w:rPr>
             <w:fldChar w:fldCharType="separate"/>
@@ -2350,7 +2377,7 @@
             <w:fldChar w:fldCharType="begin"/>
           </w:r>
           <w:r>
-            <w:instrText xml:space="preserve"> PAGEREF _Toc4577 \h </w:instrText>
+            <w:instrText xml:space="preserve"> PAGEREF _Toc31661 \h </w:instrText>
           </w:r>
           <w:r>
             <w:fldChar w:fldCharType="separate"/>
@@ -2363,7 +2390,7 @@
           </w:r>
           <w:r>
             <w:rPr>
-              <w:rFonts w:ascii="宋体" w:eastAsia="宋体" w:hAnsi="宋体" w:cs="宋体" w:hint="eastAsia"/>
+              <w:rFonts w:hint="eastAsia" w:ascii="宋体" w:hAnsi="宋体" w:eastAsia="宋体" w:cs="宋体"/>
               <w:szCs w:val="24"/>
             </w:rPr>
             <w:fldChar w:fldCharType="end"/>
@@ -2371,28 +2398,28 @@
         </w:p>
         <w:p>
           <w:pPr>
-            <w:pStyle w:val="TOC1"/>
+            <w:pStyle w:val="16"/>
             <w:tabs>
               <w:tab w:val="right" w:leader="dot" w:pos="8306"/>
             </w:tabs>
           </w:pPr>
           <w:r>
             <w:rPr>
-              <w:rFonts w:ascii="宋体" w:eastAsia="宋体" w:hAnsi="宋体" w:cs="宋体" w:hint="eastAsia"/>
+              <w:rFonts w:hint="eastAsia" w:ascii="宋体" w:hAnsi="宋体" w:eastAsia="宋体" w:cs="宋体"/>
               <w:szCs w:val="24"/>
             </w:rPr>
             <w:fldChar w:fldCharType="begin"/>
           </w:r>
           <w:r>
             <w:rPr>
-              <w:rFonts w:ascii="宋体" w:eastAsia="宋体" w:hAnsi="宋体" w:cs="宋体" w:hint="eastAsia"/>
-              <w:szCs w:val="24"/>
-            </w:rPr>
-            <w:instrText xml:space="preserve"> HYPERLINK \l _Toc16006 </w:instrText>
-          </w:r>
-          <w:r>
-            <w:rPr>
-              <w:rFonts w:ascii="宋体" w:eastAsia="宋体" w:hAnsi="宋体" w:cs="宋体" w:hint="eastAsia"/>
+              <w:rFonts w:hint="eastAsia" w:ascii="宋体" w:hAnsi="宋体" w:eastAsia="宋体" w:cs="宋体"/>
+              <w:szCs w:val="24"/>
+            </w:rPr>
+            <w:instrText xml:space="preserve"> HYPERLINK \l _Toc25005 </w:instrText>
+          </w:r>
+          <w:r>
+            <w:rPr>
+              <w:rFonts w:hint="eastAsia" w:ascii="宋体" w:hAnsi="宋体" w:eastAsia="宋体" w:cs="宋体"/>
               <w:szCs w:val="24"/>
             </w:rPr>
             <w:fldChar w:fldCharType="separate"/>
@@ -2418,7 +2445,7 @@
             <w:fldChar w:fldCharType="begin"/>
           </w:r>
           <w:r>
-            <w:instrText xml:space="preserve"> PAGEREF _Toc16006 \h </w:instrText>
+            <w:instrText xml:space="preserve"> PAGEREF _Toc25005 \h </w:instrText>
           </w:r>
           <w:r>
             <w:fldChar w:fldCharType="separate"/>
@@ -2431,7 +2458,7 @@
           </w:r>
           <w:r>
             <w:rPr>
-              <w:rFonts w:ascii="宋体" w:eastAsia="宋体" w:hAnsi="宋体" w:cs="宋体" w:hint="eastAsia"/>
+              <w:rFonts w:hint="eastAsia" w:ascii="宋体" w:hAnsi="宋体" w:eastAsia="宋体" w:cs="宋体"/>
               <w:szCs w:val="24"/>
             </w:rPr>
             <w:fldChar w:fldCharType="end"/>
@@ -2439,28 +2466,28 @@
         </w:p>
         <w:p>
           <w:pPr>
-            <w:pStyle w:val="TOC2"/>
+            <w:pStyle w:val="17"/>
             <w:tabs>
               <w:tab w:val="right" w:leader="dot" w:pos="8306"/>
             </w:tabs>
           </w:pPr>
           <w:r>
             <w:rPr>
-              <w:rFonts w:ascii="宋体" w:eastAsia="宋体" w:hAnsi="宋体" w:cs="宋体" w:hint="eastAsia"/>
+              <w:rFonts w:hint="eastAsia" w:ascii="宋体" w:hAnsi="宋体" w:eastAsia="宋体" w:cs="宋体"/>
               <w:szCs w:val="24"/>
             </w:rPr>
             <w:fldChar w:fldCharType="begin"/>
           </w:r>
           <w:r>
             <w:rPr>
-              <w:rFonts w:ascii="宋体" w:eastAsia="宋体" w:hAnsi="宋体" w:cs="宋体" w:hint="eastAsia"/>
-              <w:szCs w:val="24"/>
-            </w:rPr>
-            <w:instrText xml:space="preserve"> HYPERLINK \l _Toc6567 </w:instrText>
-          </w:r>
-          <w:r>
-            <w:rPr>
-              <w:rFonts w:ascii="宋体" w:eastAsia="宋体" w:hAnsi="宋体" w:cs="宋体" w:hint="eastAsia"/>
+              <w:rFonts w:hint="eastAsia" w:ascii="宋体" w:hAnsi="宋体" w:eastAsia="宋体" w:cs="宋体"/>
+              <w:szCs w:val="24"/>
+            </w:rPr>
+            <w:instrText xml:space="preserve"> HYPERLINK \l _Toc14001 </w:instrText>
+          </w:r>
+          <w:r>
+            <w:rPr>
+              <w:rFonts w:hint="eastAsia" w:ascii="宋体" w:hAnsi="宋体" w:eastAsia="宋体" w:cs="宋体"/>
               <w:szCs w:val="24"/>
             </w:rPr>
             <w:fldChar w:fldCharType="separate"/>
@@ -2486,7 +2513,7 @@
             <w:fldChar w:fldCharType="begin"/>
           </w:r>
           <w:r>
-            <w:instrText xml:space="preserve"> PAGEREF _Toc6567 \h </w:instrText>
+            <w:instrText xml:space="preserve"> PAGEREF _Toc14001 \h </w:instrText>
           </w:r>
           <w:r>
             <w:fldChar w:fldCharType="separate"/>
@@ -2499,7 +2526,7 @@
           </w:r>
           <w:r>
             <w:rPr>
-              <w:rFonts w:ascii="宋体" w:eastAsia="宋体" w:hAnsi="宋体" w:cs="宋体" w:hint="eastAsia"/>
+              <w:rFonts w:hint="eastAsia" w:ascii="宋体" w:hAnsi="宋体" w:eastAsia="宋体" w:cs="宋体"/>
               <w:szCs w:val="24"/>
             </w:rPr>
             <w:fldChar w:fldCharType="end"/>
@@ -2507,28 +2534,28 @@
         </w:p>
         <w:p>
           <w:pPr>
-            <w:pStyle w:val="TOC2"/>
+            <w:pStyle w:val="17"/>
             <w:tabs>
               <w:tab w:val="right" w:leader="dot" w:pos="8306"/>
             </w:tabs>
           </w:pPr>
           <w:r>
             <w:rPr>
-              <w:rFonts w:ascii="宋体" w:eastAsia="宋体" w:hAnsi="宋体" w:cs="宋体" w:hint="eastAsia"/>
+              <w:rFonts w:hint="eastAsia" w:ascii="宋体" w:hAnsi="宋体" w:eastAsia="宋体" w:cs="宋体"/>
               <w:szCs w:val="24"/>
             </w:rPr>
             <w:fldChar w:fldCharType="begin"/>
           </w:r>
           <w:r>
             <w:rPr>
-              <w:rFonts w:ascii="宋体" w:eastAsia="宋体" w:hAnsi="宋体" w:cs="宋体" w:hint="eastAsia"/>
-              <w:szCs w:val="24"/>
-            </w:rPr>
-            <w:instrText xml:space="preserve"> HYPERLINK \l _Toc17538 </w:instrText>
-          </w:r>
-          <w:r>
-            <w:rPr>
-              <w:rFonts w:ascii="宋体" w:eastAsia="宋体" w:hAnsi="宋体" w:cs="宋体" w:hint="eastAsia"/>
+              <w:rFonts w:hint="eastAsia" w:ascii="宋体" w:hAnsi="宋体" w:eastAsia="宋体" w:cs="宋体"/>
+              <w:szCs w:val="24"/>
+            </w:rPr>
+            <w:instrText xml:space="preserve"> HYPERLINK \l _Toc24971 </w:instrText>
+          </w:r>
+          <w:r>
+            <w:rPr>
+              <w:rFonts w:hint="eastAsia" w:ascii="宋体" w:hAnsi="宋体" w:eastAsia="宋体" w:cs="宋体"/>
               <w:szCs w:val="24"/>
             </w:rPr>
             <w:fldChar w:fldCharType="separate"/>
@@ -2554,7 +2581,7 @@
             <w:fldChar w:fldCharType="begin"/>
           </w:r>
           <w:r>
-            <w:instrText xml:space="preserve"> PAGEREF _Toc17538 \h </w:instrText>
+            <w:instrText xml:space="preserve"> PAGEREF _Toc24971 \h </w:instrText>
           </w:r>
           <w:r>
             <w:fldChar w:fldCharType="separate"/>
@@ -2567,7 +2594,7 @@
           </w:r>
           <w:r>
             <w:rPr>
-              <w:rFonts w:ascii="宋体" w:eastAsia="宋体" w:hAnsi="宋体" w:cs="宋体" w:hint="eastAsia"/>
+              <w:rFonts w:hint="eastAsia" w:ascii="宋体" w:hAnsi="宋体" w:eastAsia="宋体" w:cs="宋体"/>
               <w:szCs w:val="24"/>
             </w:rPr>
             <w:fldChar w:fldCharType="end"/>
@@ -2575,28 +2602,28 @@
         </w:p>
         <w:p>
           <w:pPr>
-            <w:pStyle w:val="TOC2"/>
+            <w:pStyle w:val="17"/>
             <w:tabs>
               <w:tab w:val="right" w:leader="dot" w:pos="8306"/>
             </w:tabs>
           </w:pPr>
           <w:r>
             <w:rPr>
-              <w:rFonts w:ascii="宋体" w:eastAsia="宋体" w:hAnsi="宋体" w:cs="宋体" w:hint="eastAsia"/>
+              <w:rFonts w:hint="eastAsia" w:ascii="宋体" w:hAnsi="宋体" w:eastAsia="宋体" w:cs="宋体"/>
               <w:szCs w:val="24"/>
             </w:rPr>
             <w:fldChar w:fldCharType="begin"/>
           </w:r>
           <w:r>
             <w:rPr>
-              <w:rFonts w:ascii="宋体" w:eastAsia="宋体" w:hAnsi="宋体" w:cs="宋体" w:hint="eastAsia"/>
-              <w:szCs w:val="24"/>
-            </w:rPr>
-            <w:instrText xml:space="preserve"> HYPERLINK \l _Toc12524 </w:instrText>
-          </w:r>
-          <w:r>
-            <w:rPr>
-              <w:rFonts w:ascii="宋体" w:eastAsia="宋体" w:hAnsi="宋体" w:cs="宋体" w:hint="eastAsia"/>
+              <w:rFonts w:hint="eastAsia" w:ascii="宋体" w:hAnsi="宋体" w:eastAsia="宋体" w:cs="宋体"/>
+              <w:szCs w:val="24"/>
+            </w:rPr>
+            <w:instrText xml:space="preserve"> HYPERLINK \l _Toc26232 </w:instrText>
+          </w:r>
+          <w:r>
+            <w:rPr>
+              <w:rFonts w:hint="eastAsia" w:ascii="宋体" w:hAnsi="宋体" w:eastAsia="宋体" w:cs="宋体"/>
               <w:szCs w:val="24"/>
             </w:rPr>
             <w:fldChar w:fldCharType="separate"/>
@@ -2622,7 +2649,7 @@
             <w:fldChar w:fldCharType="begin"/>
           </w:r>
           <w:r>
-            <w:instrText xml:space="preserve"> PAGEREF _Toc12524 \h </w:instrText>
+            <w:instrText xml:space="preserve"> PAGEREF _Toc26232 \h </w:instrText>
           </w:r>
           <w:r>
             <w:fldChar w:fldCharType="separate"/>
@@ -2635,7 +2662,7 @@
           </w:r>
           <w:r>
             <w:rPr>
-              <w:rFonts w:ascii="宋体" w:eastAsia="宋体" w:hAnsi="宋体" w:cs="宋体" w:hint="eastAsia"/>
+              <w:rFonts w:hint="eastAsia" w:ascii="宋体" w:hAnsi="宋体" w:eastAsia="宋体" w:cs="宋体"/>
               <w:szCs w:val="24"/>
             </w:rPr>
             <w:fldChar w:fldCharType="end"/>
@@ -2643,28 +2670,28 @@
         </w:p>
         <w:p>
           <w:pPr>
-            <w:pStyle w:val="TOC2"/>
+            <w:pStyle w:val="17"/>
             <w:tabs>
               <w:tab w:val="right" w:leader="dot" w:pos="8306"/>
             </w:tabs>
           </w:pPr>
           <w:r>
             <w:rPr>
-              <w:rFonts w:ascii="宋体" w:eastAsia="宋体" w:hAnsi="宋体" w:cs="宋体" w:hint="eastAsia"/>
+              <w:rFonts w:hint="eastAsia" w:ascii="宋体" w:hAnsi="宋体" w:eastAsia="宋体" w:cs="宋体"/>
               <w:szCs w:val="24"/>
             </w:rPr>
             <w:fldChar w:fldCharType="begin"/>
           </w:r>
           <w:r>
             <w:rPr>
-              <w:rFonts w:ascii="宋体" w:eastAsia="宋体" w:hAnsi="宋体" w:cs="宋体" w:hint="eastAsia"/>
-              <w:szCs w:val="24"/>
-            </w:rPr>
-            <w:instrText xml:space="preserve"> HYPERLINK \l _Toc32688 </w:instrText>
-          </w:r>
-          <w:r>
-            <w:rPr>
-              <w:rFonts w:ascii="宋体" w:eastAsia="宋体" w:hAnsi="宋体" w:cs="宋体" w:hint="eastAsia"/>
+              <w:rFonts w:hint="eastAsia" w:ascii="宋体" w:hAnsi="宋体" w:eastAsia="宋体" w:cs="宋体"/>
+              <w:szCs w:val="24"/>
+            </w:rPr>
+            <w:instrText xml:space="preserve"> HYPERLINK \l _Toc32177 </w:instrText>
+          </w:r>
+          <w:r>
+            <w:rPr>
+              <w:rFonts w:hint="eastAsia" w:ascii="宋体" w:hAnsi="宋体" w:eastAsia="宋体" w:cs="宋体"/>
               <w:szCs w:val="24"/>
             </w:rPr>
             <w:fldChar w:fldCharType="separate"/>
@@ -2690,7 +2717,7 @@
             <w:fldChar w:fldCharType="begin"/>
           </w:r>
           <w:r>
-            <w:instrText xml:space="preserve"> PAGEREF _Toc32688 \h </w:instrText>
+            <w:instrText xml:space="preserve"> PAGEREF _Toc32177 \h </w:instrText>
           </w:r>
           <w:r>
             <w:fldChar w:fldCharType="separate"/>
@@ -2703,7 +2730,7 @@
           </w:r>
           <w:r>
             <w:rPr>
-              <w:rFonts w:ascii="宋体" w:eastAsia="宋体" w:hAnsi="宋体" w:cs="宋体" w:hint="eastAsia"/>
+              <w:rFonts w:hint="eastAsia" w:ascii="宋体" w:hAnsi="宋体" w:eastAsia="宋体" w:cs="宋体"/>
               <w:szCs w:val="24"/>
             </w:rPr>
             <w:fldChar w:fldCharType="end"/>
@@ -2711,28 +2738,28 @@
         </w:p>
         <w:p>
           <w:pPr>
-            <w:pStyle w:val="TOC1"/>
+            <w:pStyle w:val="16"/>
             <w:tabs>
               <w:tab w:val="right" w:leader="dot" w:pos="8306"/>
             </w:tabs>
           </w:pPr>
           <w:r>
             <w:rPr>
-              <w:rFonts w:ascii="宋体" w:eastAsia="宋体" w:hAnsi="宋体" w:cs="宋体" w:hint="eastAsia"/>
+              <w:rFonts w:hint="eastAsia" w:ascii="宋体" w:hAnsi="宋体" w:eastAsia="宋体" w:cs="宋体"/>
               <w:szCs w:val="24"/>
             </w:rPr>
             <w:fldChar w:fldCharType="begin"/>
           </w:r>
           <w:r>
             <w:rPr>
-              <w:rFonts w:ascii="宋体" w:eastAsia="宋体" w:hAnsi="宋体" w:cs="宋体" w:hint="eastAsia"/>
-              <w:szCs w:val="24"/>
-            </w:rPr>
-            <w:instrText xml:space="preserve"> HYPERLINK \l _Toc1678 </w:instrText>
-          </w:r>
-          <w:r>
-            <w:rPr>
-              <w:rFonts w:ascii="宋体" w:eastAsia="宋体" w:hAnsi="宋体" w:cs="宋体" w:hint="eastAsia"/>
+              <w:rFonts w:hint="eastAsia" w:ascii="宋体" w:hAnsi="宋体" w:eastAsia="宋体" w:cs="宋体"/>
+              <w:szCs w:val="24"/>
+            </w:rPr>
+            <w:instrText xml:space="preserve"> HYPERLINK \l _Toc25271 </w:instrText>
+          </w:r>
+          <w:r>
+            <w:rPr>
+              <w:rFonts w:hint="eastAsia" w:ascii="宋体" w:hAnsi="宋体" w:eastAsia="宋体" w:cs="宋体"/>
               <w:szCs w:val="24"/>
             </w:rPr>
             <w:fldChar w:fldCharType="separate"/>
@@ -2758,7 +2785,7 @@
             <w:fldChar w:fldCharType="begin"/>
           </w:r>
           <w:r>
-            <w:instrText xml:space="preserve"> PAGEREF _Toc1678 \h </w:instrText>
+            <w:instrText xml:space="preserve"> PAGEREF _Toc25271 \h </w:instrText>
           </w:r>
           <w:r>
             <w:fldChar w:fldCharType="separate"/>
@@ -2771,7 +2798,7 @@
           </w:r>
           <w:r>
             <w:rPr>
-              <w:rFonts w:ascii="宋体" w:eastAsia="宋体" w:hAnsi="宋体" w:cs="宋体" w:hint="eastAsia"/>
+              <w:rFonts w:hint="eastAsia" w:ascii="宋体" w:hAnsi="宋体" w:eastAsia="宋体" w:cs="宋体"/>
               <w:szCs w:val="24"/>
             </w:rPr>
             <w:fldChar w:fldCharType="end"/>
@@ -2779,28 +2806,28 @@
         </w:p>
         <w:p>
           <w:pPr>
-            <w:pStyle w:val="TOC1"/>
+            <w:pStyle w:val="16"/>
             <w:tabs>
               <w:tab w:val="right" w:leader="dot" w:pos="8306"/>
             </w:tabs>
           </w:pPr>
           <w:r>
             <w:rPr>
-              <w:rFonts w:ascii="宋体" w:eastAsia="宋体" w:hAnsi="宋体" w:cs="宋体" w:hint="eastAsia"/>
+              <w:rFonts w:hint="eastAsia" w:ascii="宋体" w:hAnsi="宋体" w:eastAsia="宋体" w:cs="宋体"/>
               <w:szCs w:val="24"/>
             </w:rPr>
             <w:fldChar w:fldCharType="begin"/>
           </w:r>
           <w:r>
             <w:rPr>
-              <w:rFonts w:ascii="宋体" w:eastAsia="宋体" w:hAnsi="宋体" w:cs="宋体" w:hint="eastAsia"/>
-              <w:szCs w:val="24"/>
-            </w:rPr>
-            <w:instrText xml:space="preserve"> HYPERLINK \l _Toc19172 </w:instrText>
-          </w:r>
-          <w:r>
-            <w:rPr>
-              <w:rFonts w:ascii="宋体" w:eastAsia="宋体" w:hAnsi="宋体" w:cs="宋体" w:hint="eastAsia"/>
+              <w:rFonts w:hint="eastAsia" w:ascii="宋体" w:hAnsi="宋体" w:eastAsia="宋体" w:cs="宋体"/>
+              <w:szCs w:val="24"/>
+            </w:rPr>
+            <w:instrText xml:space="preserve"> HYPERLINK \l _Toc7552 </w:instrText>
+          </w:r>
+          <w:r>
+            <w:rPr>
+              <w:rFonts w:hint="eastAsia" w:ascii="宋体" w:hAnsi="宋体" w:eastAsia="宋体" w:cs="宋体"/>
               <w:szCs w:val="24"/>
             </w:rPr>
             <w:fldChar w:fldCharType="separate"/>
@@ -2826,7 +2853,7 @@
             <w:fldChar w:fldCharType="begin"/>
           </w:r>
           <w:r>
-            <w:instrText xml:space="preserve"> PAGEREF _Toc19172 \h </w:instrText>
+            <w:instrText xml:space="preserve"> PAGEREF _Toc7552 \h </w:instrText>
           </w:r>
           <w:r>
             <w:fldChar w:fldCharType="separate"/>
@@ -2839,7 +2866,7 @@
           </w:r>
           <w:r>
             <w:rPr>
-              <w:rFonts w:ascii="宋体" w:eastAsia="宋体" w:hAnsi="宋体" w:cs="宋体" w:hint="eastAsia"/>
+              <w:rFonts w:hint="eastAsia" w:ascii="宋体" w:hAnsi="宋体" w:eastAsia="宋体" w:cs="宋体"/>
               <w:szCs w:val="24"/>
             </w:rPr>
             <w:fldChar w:fldCharType="end"/>
@@ -2847,28 +2874,28 @@
         </w:p>
         <w:p>
           <w:pPr>
-            <w:pStyle w:val="TOC2"/>
+            <w:pStyle w:val="17"/>
             <w:tabs>
               <w:tab w:val="right" w:leader="dot" w:pos="8306"/>
             </w:tabs>
           </w:pPr>
           <w:r>
             <w:rPr>
-              <w:rFonts w:ascii="宋体" w:eastAsia="宋体" w:hAnsi="宋体" w:cs="宋体" w:hint="eastAsia"/>
+              <w:rFonts w:hint="eastAsia" w:ascii="宋体" w:hAnsi="宋体" w:eastAsia="宋体" w:cs="宋体"/>
               <w:szCs w:val="24"/>
             </w:rPr>
             <w:fldChar w:fldCharType="begin"/>
           </w:r>
           <w:r>
             <w:rPr>
-              <w:rFonts w:ascii="宋体" w:eastAsia="宋体" w:hAnsi="宋体" w:cs="宋体" w:hint="eastAsia"/>
-              <w:szCs w:val="24"/>
-            </w:rPr>
-            <w:instrText xml:space="preserve"> HYPERLINK \l _Toc7100 </w:instrText>
-          </w:r>
-          <w:r>
-            <w:rPr>
-              <w:rFonts w:ascii="宋体" w:eastAsia="宋体" w:hAnsi="宋体" w:cs="宋体" w:hint="eastAsia"/>
+              <w:rFonts w:hint="eastAsia" w:ascii="宋体" w:hAnsi="宋体" w:eastAsia="宋体" w:cs="宋体"/>
+              <w:szCs w:val="24"/>
+            </w:rPr>
+            <w:instrText xml:space="preserve"> HYPERLINK \l _Toc12743 </w:instrText>
+          </w:r>
+          <w:r>
+            <w:rPr>
+              <w:rFonts w:hint="eastAsia" w:ascii="宋体" w:hAnsi="宋体" w:eastAsia="宋体" w:cs="宋体"/>
               <w:szCs w:val="24"/>
             </w:rPr>
             <w:fldChar w:fldCharType="separate"/>
@@ -2894,7 +2921,7 @@
             <w:fldChar w:fldCharType="begin"/>
           </w:r>
           <w:r>
-            <w:instrText xml:space="preserve"> PAGEREF _Toc7100 \h </w:instrText>
+            <w:instrText xml:space="preserve"> PAGEREF _Toc12743 \h </w:instrText>
           </w:r>
           <w:r>
             <w:fldChar w:fldCharType="separate"/>
@@ -2907,7 +2934,7 @@
           </w:r>
           <w:r>
             <w:rPr>
-              <w:rFonts w:ascii="宋体" w:eastAsia="宋体" w:hAnsi="宋体" w:cs="宋体" w:hint="eastAsia"/>
+              <w:rFonts w:hint="eastAsia" w:ascii="宋体" w:hAnsi="宋体" w:eastAsia="宋体" w:cs="宋体"/>
               <w:szCs w:val="24"/>
             </w:rPr>
             <w:fldChar w:fldCharType="end"/>
@@ -2915,28 +2942,28 @@
         </w:p>
         <w:p>
           <w:pPr>
-            <w:pStyle w:val="TOC2"/>
+            <w:pStyle w:val="17"/>
             <w:tabs>
               <w:tab w:val="right" w:leader="dot" w:pos="8306"/>
             </w:tabs>
           </w:pPr>
           <w:r>
             <w:rPr>
-              <w:rFonts w:ascii="宋体" w:eastAsia="宋体" w:hAnsi="宋体" w:cs="宋体" w:hint="eastAsia"/>
+              <w:rFonts w:hint="eastAsia" w:ascii="宋体" w:hAnsi="宋体" w:eastAsia="宋体" w:cs="宋体"/>
               <w:szCs w:val="24"/>
             </w:rPr>
             <w:fldChar w:fldCharType="begin"/>
           </w:r>
           <w:r>
             <w:rPr>
-              <w:rFonts w:ascii="宋体" w:eastAsia="宋体" w:hAnsi="宋体" w:cs="宋体" w:hint="eastAsia"/>
-              <w:szCs w:val="24"/>
-            </w:rPr>
-            <w:instrText xml:space="preserve"> HYPERLINK \l _Toc5531 </w:instrText>
-          </w:r>
-          <w:r>
-            <w:rPr>
-              <w:rFonts w:ascii="宋体" w:eastAsia="宋体" w:hAnsi="宋体" w:cs="宋体" w:hint="eastAsia"/>
+              <w:rFonts w:hint="eastAsia" w:ascii="宋体" w:hAnsi="宋体" w:eastAsia="宋体" w:cs="宋体"/>
+              <w:szCs w:val="24"/>
+            </w:rPr>
+            <w:instrText xml:space="preserve"> HYPERLINK \l _Toc24706 </w:instrText>
+          </w:r>
+          <w:r>
+            <w:rPr>
+              <w:rFonts w:hint="eastAsia" w:ascii="宋体" w:hAnsi="宋体" w:eastAsia="宋体" w:cs="宋体"/>
               <w:szCs w:val="24"/>
             </w:rPr>
             <w:fldChar w:fldCharType="separate"/>
@@ -2962,7 +2989,7 @@
             <w:fldChar w:fldCharType="begin"/>
           </w:r>
           <w:r>
-            <w:instrText xml:space="preserve"> PAGEREF _Toc5531 \h </w:instrText>
+            <w:instrText xml:space="preserve"> PAGEREF _Toc24706 \h </w:instrText>
           </w:r>
           <w:r>
             <w:fldChar w:fldCharType="separate"/>
@@ -2975,7 +3002,7 @@
           </w:r>
           <w:r>
             <w:rPr>
-              <w:rFonts w:ascii="宋体" w:eastAsia="宋体" w:hAnsi="宋体" w:cs="宋体" w:hint="eastAsia"/>
+              <w:rFonts w:hint="eastAsia" w:ascii="宋体" w:hAnsi="宋体" w:eastAsia="宋体" w:cs="宋体"/>
               <w:szCs w:val="24"/>
             </w:rPr>
             <w:fldChar w:fldCharType="end"/>
@@ -2983,28 +3010,28 @@
         </w:p>
         <w:p>
           <w:pPr>
-            <w:pStyle w:val="TOC2"/>
+            <w:pStyle w:val="17"/>
             <w:tabs>
               <w:tab w:val="right" w:leader="dot" w:pos="8306"/>
             </w:tabs>
           </w:pPr>
           <w:r>
             <w:rPr>
-              <w:rFonts w:ascii="宋体" w:eastAsia="宋体" w:hAnsi="宋体" w:cs="宋体" w:hint="eastAsia"/>
+              <w:rFonts w:hint="eastAsia" w:ascii="宋体" w:hAnsi="宋体" w:eastAsia="宋体" w:cs="宋体"/>
               <w:szCs w:val="24"/>
             </w:rPr>
             <w:fldChar w:fldCharType="begin"/>
           </w:r>
           <w:r>
             <w:rPr>
-              <w:rFonts w:ascii="宋体" w:eastAsia="宋体" w:hAnsi="宋体" w:cs="宋体" w:hint="eastAsia"/>
-              <w:szCs w:val="24"/>
-            </w:rPr>
-            <w:instrText xml:space="preserve"> HYPERLINK \l _Toc20731 </w:instrText>
-          </w:r>
-          <w:r>
-            <w:rPr>
-              <w:rFonts w:ascii="宋体" w:eastAsia="宋体" w:hAnsi="宋体" w:cs="宋体" w:hint="eastAsia"/>
+              <w:rFonts w:hint="eastAsia" w:ascii="宋体" w:hAnsi="宋体" w:eastAsia="宋体" w:cs="宋体"/>
+              <w:szCs w:val="24"/>
+            </w:rPr>
+            <w:instrText xml:space="preserve"> HYPERLINK \l _Toc9550 </w:instrText>
+          </w:r>
+          <w:r>
+            <w:rPr>
+              <w:rFonts w:hint="eastAsia" w:ascii="宋体" w:hAnsi="宋体" w:eastAsia="宋体" w:cs="宋体"/>
               <w:szCs w:val="24"/>
             </w:rPr>
             <w:fldChar w:fldCharType="separate"/>
@@ -3030,7 +3057,7 @@
             <w:fldChar w:fldCharType="begin"/>
           </w:r>
           <w:r>
-            <w:instrText xml:space="preserve"> PAGEREF _Toc20731 \h </w:instrText>
+            <w:instrText xml:space="preserve"> PAGEREF _Toc9550 \h </w:instrText>
           </w:r>
           <w:r>
             <w:fldChar w:fldCharType="separate"/>
@@ -3043,7 +3070,7 @@
           </w:r>
           <w:r>
             <w:rPr>
-              <w:rFonts w:ascii="宋体" w:eastAsia="宋体" w:hAnsi="宋体" w:cs="宋体" w:hint="eastAsia"/>
+              <w:rFonts w:hint="eastAsia" w:ascii="宋体" w:hAnsi="宋体" w:eastAsia="宋体" w:cs="宋体"/>
               <w:szCs w:val="24"/>
             </w:rPr>
             <w:fldChar w:fldCharType="end"/>
@@ -3051,28 +3078,28 @@
         </w:p>
         <w:p>
           <w:pPr>
-            <w:pStyle w:val="TOC2"/>
+            <w:pStyle w:val="17"/>
             <w:tabs>
               <w:tab w:val="right" w:leader="dot" w:pos="8306"/>
             </w:tabs>
           </w:pPr>
           <w:r>
             <w:rPr>
-              <w:rFonts w:ascii="宋体" w:eastAsia="宋体" w:hAnsi="宋体" w:cs="宋体" w:hint="eastAsia"/>
+              <w:rFonts w:hint="eastAsia" w:ascii="宋体" w:hAnsi="宋体" w:eastAsia="宋体" w:cs="宋体"/>
               <w:szCs w:val="24"/>
             </w:rPr>
             <w:fldChar w:fldCharType="begin"/>
           </w:r>
           <w:r>
             <w:rPr>
-              <w:rFonts w:ascii="宋体" w:eastAsia="宋体" w:hAnsi="宋体" w:cs="宋体" w:hint="eastAsia"/>
-              <w:szCs w:val="24"/>
-            </w:rPr>
-            <w:instrText xml:space="preserve"> HYPERLINK \l _Toc6480 </w:instrText>
-          </w:r>
-          <w:r>
-            <w:rPr>
-              <w:rFonts w:ascii="宋体" w:eastAsia="宋体" w:hAnsi="宋体" w:cs="宋体" w:hint="eastAsia"/>
+              <w:rFonts w:hint="eastAsia" w:ascii="宋体" w:hAnsi="宋体" w:eastAsia="宋体" w:cs="宋体"/>
+              <w:szCs w:val="24"/>
+            </w:rPr>
+            <w:instrText xml:space="preserve"> HYPERLINK \l _Toc26852 </w:instrText>
+          </w:r>
+          <w:r>
+            <w:rPr>
+              <w:rFonts w:hint="eastAsia" w:ascii="宋体" w:hAnsi="宋体" w:eastAsia="宋体" w:cs="宋体"/>
               <w:szCs w:val="24"/>
             </w:rPr>
             <w:fldChar w:fldCharType="separate"/>
@@ -3098,7 +3125,7 @@
             <w:fldChar w:fldCharType="begin"/>
           </w:r>
           <w:r>
-            <w:instrText xml:space="preserve"> PAGEREF _Toc6480 \h </w:instrText>
+            <w:instrText xml:space="preserve"> PAGEREF _Toc26852 \h </w:instrText>
           </w:r>
           <w:r>
             <w:fldChar w:fldCharType="separate"/>
@@ -3111,7 +3138,7 @@
           </w:r>
           <w:r>
             <w:rPr>
-              <w:rFonts w:ascii="宋体" w:eastAsia="宋体" w:hAnsi="宋体" w:cs="宋体" w:hint="eastAsia"/>
+              <w:rFonts w:hint="eastAsia" w:ascii="宋体" w:hAnsi="宋体" w:eastAsia="宋体" w:cs="宋体"/>
               <w:szCs w:val="24"/>
             </w:rPr>
             <w:fldChar w:fldCharType="end"/>
@@ -3119,28 +3146,28 @@
         </w:p>
         <w:p>
           <w:pPr>
-            <w:pStyle w:val="TOC2"/>
+            <w:pStyle w:val="17"/>
             <w:tabs>
               <w:tab w:val="right" w:leader="dot" w:pos="8306"/>
             </w:tabs>
           </w:pPr>
           <w:r>
             <w:rPr>
-              <w:rFonts w:ascii="宋体" w:eastAsia="宋体" w:hAnsi="宋体" w:cs="宋体" w:hint="eastAsia"/>
+              <w:rFonts w:hint="eastAsia" w:ascii="宋体" w:hAnsi="宋体" w:eastAsia="宋体" w:cs="宋体"/>
               <w:szCs w:val="24"/>
             </w:rPr>
             <w:fldChar w:fldCharType="begin"/>
           </w:r>
           <w:r>
             <w:rPr>
-              <w:rFonts w:ascii="宋体" w:eastAsia="宋体" w:hAnsi="宋体" w:cs="宋体" w:hint="eastAsia"/>
-              <w:szCs w:val="24"/>
-            </w:rPr>
-            <w:instrText xml:space="preserve"> HYPERLINK \l _Toc12453 </w:instrText>
-          </w:r>
-          <w:r>
-            <w:rPr>
-              <w:rFonts w:ascii="宋体" w:eastAsia="宋体" w:hAnsi="宋体" w:cs="宋体" w:hint="eastAsia"/>
+              <w:rFonts w:hint="eastAsia" w:ascii="宋体" w:hAnsi="宋体" w:eastAsia="宋体" w:cs="宋体"/>
+              <w:szCs w:val="24"/>
+            </w:rPr>
+            <w:instrText xml:space="preserve"> HYPERLINK \l _Toc6499 </w:instrText>
+          </w:r>
+          <w:r>
+            <w:rPr>
+              <w:rFonts w:hint="eastAsia" w:ascii="宋体" w:hAnsi="宋体" w:eastAsia="宋体" w:cs="宋体"/>
               <w:szCs w:val="24"/>
             </w:rPr>
             <w:fldChar w:fldCharType="separate"/>
@@ -3166,7 +3193,7 @@
             <w:fldChar w:fldCharType="begin"/>
           </w:r>
           <w:r>
-            <w:instrText xml:space="preserve"> PAGEREF _Toc12453 \h </w:instrText>
+            <w:instrText xml:space="preserve"> PAGEREF _Toc6499 \h </w:instrText>
           </w:r>
           <w:r>
             <w:fldChar w:fldCharType="separate"/>
@@ -3179,7 +3206,7 @@
           </w:r>
           <w:r>
             <w:rPr>
-              <w:rFonts w:ascii="宋体" w:eastAsia="宋体" w:hAnsi="宋体" w:cs="宋体" w:hint="eastAsia"/>
+              <w:rFonts w:hint="eastAsia" w:ascii="宋体" w:hAnsi="宋体" w:eastAsia="宋体" w:cs="宋体"/>
               <w:szCs w:val="24"/>
             </w:rPr>
             <w:fldChar w:fldCharType="end"/>
@@ -3187,28 +3214,28 @@
         </w:p>
         <w:p>
           <w:pPr>
-            <w:pStyle w:val="TOC2"/>
+            <w:pStyle w:val="17"/>
             <w:tabs>
               <w:tab w:val="right" w:leader="dot" w:pos="8306"/>
             </w:tabs>
           </w:pPr>
           <w:r>
             <w:rPr>
-              <w:rFonts w:ascii="宋体" w:eastAsia="宋体" w:hAnsi="宋体" w:cs="宋体" w:hint="eastAsia"/>
+              <w:rFonts w:hint="eastAsia" w:ascii="宋体" w:hAnsi="宋体" w:eastAsia="宋体" w:cs="宋体"/>
               <w:szCs w:val="24"/>
             </w:rPr>
             <w:fldChar w:fldCharType="begin"/>
           </w:r>
           <w:r>
             <w:rPr>
-              <w:rFonts w:ascii="宋体" w:eastAsia="宋体" w:hAnsi="宋体" w:cs="宋体" w:hint="eastAsia"/>
-              <w:szCs w:val="24"/>
-            </w:rPr>
-            <w:instrText xml:space="preserve"> HYPERLINK \l _Toc15002 </w:instrText>
-          </w:r>
-          <w:r>
-            <w:rPr>
-              <w:rFonts w:ascii="宋体" w:eastAsia="宋体" w:hAnsi="宋体" w:cs="宋体" w:hint="eastAsia"/>
+              <w:rFonts w:hint="eastAsia" w:ascii="宋体" w:hAnsi="宋体" w:eastAsia="宋体" w:cs="宋体"/>
+              <w:szCs w:val="24"/>
+            </w:rPr>
+            <w:instrText xml:space="preserve"> HYPERLINK \l _Toc17044 </w:instrText>
+          </w:r>
+          <w:r>
+            <w:rPr>
+              <w:rFonts w:hint="eastAsia" w:ascii="宋体" w:hAnsi="宋体" w:eastAsia="宋体" w:cs="宋体"/>
               <w:szCs w:val="24"/>
             </w:rPr>
             <w:fldChar w:fldCharType="separate"/>
@@ -3234,7 +3261,7 @@
             <w:fldChar w:fldCharType="begin"/>
           </w:r>
           <w:r>
-            <w:instrText xml:space="preserve"> PAGEREF _Toc15002 \h </w:instrText>
+            <w:instrText xml:space="preserve"> PAGEREF _Toc17044 \h </w:instrText>
           </w:r>
           <w:r>
             <w:fldChar w:fldCharType="separate"/>
@@ -3247,7 +3274,7 @@
           </w:r>
           <w:r>
             <w:rPr>
-              <w:rFonts w:ascii="宋体" w:eastAsia="宋体" w:hAnsi="宋体" w:cs="宋体" w:hint="eastAsia"/>
+              <w:rFonts w:hint="eastAsia" w:ascii="宋体" w:hAnsi="宋体" w:eastAsia="宋体" w:cs="宋体"/>
               <w:szCs w:val="24"/>
             </w:rPr>
             <w:fldChar w:fldCharType="end"/>
@@ -3255,28 +3282,28 @@
         </w:p>
         <w:p>
           <w:pPr>
-            <w:pStyle w:val="TOC2"/>
+            <w:pStyle w:val="17"/>
             <w:tabs>
               <w:tab w:val="right" w:leader="dot" w:pos="8306"/>
             </w:tabs>
           </w:pPr>
           <w:r>
             <w:rPr>
-              <w:rFonts w:ascii="宋体" w:eastAsia="宋体" w:hAnsi="宋体" w:cs="宋体" w:hint="eastAsia"/>
+              <w:rFonts w:hint="eastAsia" w:ascii="宋体" w:hAnsi="宋体" w:eastAsia="宋体" w:cs="宋体"/>
               <w:szCs w:val="24"/>
             </w:rPr>
             <w:fldChar w:fldCharType="begin"/>
           </w:r>
           <w:r>
             <w:rPr>
-              <w:rFonts w:ascii="宋体" w:eastAsia="宋体" w:hAnsi="宋体" w:cs="宋体" w:hint="eastAsia"/>
-              <w:szCs w:val="24"/>
-            </w:rPr>
-            <w:instrText xml:space="preserve"> HYPERLINK \l _Toc2571 </w:instrText>
-          </w:r>
-          <w:r>
-            <w:rPr>
-              <w:rFonts w:ascii="宋体" w:eastAsia="宋体" w:hAnsi="宋体" w:cs="宋体" w:hint="eastAsia"/>
+              <w:rFonts w:hint="eastAsia" w:ascii="宋体" w:hAnsi="宋体" w:eastAsia="宋体" w:cs="宋体"/>
+              <w:szCs w:val="24"/>
+            </w:rPr>
+            <w:instrText xml:space="preserve"> HYPERLINK \l _Toc20899 </w:instrText>
+          </w:r>
+          <w:r>
+            <w:rPr>
+              <w:rFonts w:hint="eastAsia" w:ascii="宋体" w:hAnsi="宋体" w:eastAsia="宋体" w:cs="宋体"/>
               <w:szCs w:val="24"/>
             </w:rPr>
             <w:fldChar w:fldCharType="separate"/>
@@ -3302,7 +3329,7 @@
             <w:fldChar w:fldCharType="begin"/>
           </w:r>
           <w:r>
-            <w:instrText xml:space="preserve"> PAGEREF _Toc2571 \h </w:instrText>
+            <w:instrText xml:space="preserve"> PAGEREF _Toc20899 \h </w:instrText>
           </w:r>
           <w:r>
             <w:fldChar w:fldCharType="separate"/>
@@ -3315,7 +3342,7 @@
           </w:r>
           <w:r>
             <w:rPr>
-              <w:rFonts w:ascii="宋体" w:eastAsia="宋体" w:hAnsi="宋体" w:cs="宋体" w:hint="eastAsia"/>
+              <w:rFonts w:hint="eastAsia" w:ascii="宋体" w:hAnsi="宋体" w:eastAsia="宋体" w:cs="宋体"/>
               <w:szCs w:val="24"/>
             </w:rPr>
             <w:fldChar w:fldCharType="end"/>
@@ -3323,28 +3350,28 @@
         </w:p>
         <w:p>
           <w:pPr>
-            <w:pStyle w:val="TOC1"/>
+            <w:pStyle w:val="16"/>
             <w:tabs>
               <w:tab w:val="right" w:leader="dot" w:pos="8306"/>
             </w:tabs>
           </w:pPr>
           <w:r>
             <w:rPr>
-              <w:rFonts w:ascii="宋体" w:eastAsia="宋体" w:hAnsi="宋体" w:cs="宋体" w:hint="eastAsia"/>
+              <w:rFonts w:hint="eastAsia" w:ascii="宋体" w:hAnsi="宋体" w:eastAsia="宋体" w:cs="宋体"/>
               <w:szCs w:val="24"/>
             </w:rPr>
             <w:fldChar w:fldCharType="begin"/>
           </w:r>
           <w:r>
             <w:rPr>
-              <w:rFonts w:ascii="宋体" w:eastAsia="宋体" w:hAnsi="宋体" w:cs="宋体" w:hint="eastAsia"/>
-              <w:szCs w:val="24"/>
-            </w:rPr>
-            <w:instrText xml:space="preserve"> HYPERLINK \l _Toc31803 </w:instrText>
-          </w:r>
-          <w:r>
-            <w:rPr>
-              <w:rFonts w:ascii="宋体" w:eastAsia="宋体" w:hAnsi="宋体" w:cs="宋体" w:hint="eastAsia"/>
+              <w:rFonts w:hint="eastAsia" w:ascii="宋体" w:hAnsi="宋体" w:eastAsia="宋体" w:cs="宋体"/>
+              <w:szCs w:val="24"/>
+            </w:rPr>
+            <w:instrText xml:space="preserve"> HYPERLINK \l _Toc5245 </w:instrText>
+          </w:r>
+          <w:r>
+            <w:rPr>
+              <w:rFonts w:hint="eastAsia" w:ascii="宋体" w:hAnsi="宋体" w:eastAsia="宋体" w:cs="宋体"/>
               <w:szCs w:val="24"/>
             </w:rPr>
             <w:fldChar w:fldCharType="separate"/>
@@ -3370,7 +3397,7 @@
             <w:fldChar w:fldCharType="begin"/>
           </w:r>
           <w:r>
-            <w:instrText xml:space="preserve"> PAGEREF _Toc31803 \h </w:instrText>
+            <w:instrText xml:space="preserve"> PAGEREF _Toc5245 \h </w:instrText>
           </w:r>
           <w:r>
             <w:fldChar w:fldCharType="separate"/>
@@ -3383,7 +3410,7 @@
           </w:r>
           <w:r>
             <w:rPr>
-              <w:rFonts w:ascii="宋体" w:eastAsia="宋体" w:hAnsi="宋体" w:cs="宋体" w:hint="eastAsia"/>
+              <w:rFonts w:hint="eastAsia" w:ascii="宋体" w:hAnsi="宋体" w:eastAsia="宋体" w:cs="宋体"/>
               <w:szCs w:val="24"/>
             </w:rPr>
             <w:fldChar w:fldCharType="end"/>
@@ -3391,28 +3418,28 @@
         </w:p>
         <w:p>
           <w:pPr>
-            <w:pStyle w:val="TOC2"/>
+            <w:pStyle w:val="17"/>
             <w:tabs>
               <w:tab w:val="right" w:leader="dot" w:pos="8306"/>
             </w:tabs>
           </w:pPr>
           <w:r>
             <w:rPr>
-              <w:rFonts w:ascii="宋体" w:eastAsia="宋体" w:hAnsi="宋体" w:cs="宋体" w:hint="eastAsia"/>
+              <w:rFonts w:hint="eastAsia" w:ascii="宋体" w:hAnsi="宋体" w:eastAsia="宋体" w:cs="宋体"/>
               <w:szCs w:val="24"/>
             </w:rPr>
             <w:fldChar w:fldCharType="begin"/>
           </w:r>
           <w:r>
             <w:rPr>
-              <w:rFonts w:ascii="宋体" w:eastAsia="宋体" w:hAnsi="宋体" w:cs="宋体" w:hint="eastAsia"/>
-              <w:szCs w:val="24"/>
-            </w:rPr>
-            <w:instrText xml:space="preserve"> HYPERLINK \l _Toc19156 </w:instrText>
-          </w:r>
-          <w:r>
-            <w:rPr>
-              <w:rFonts w:ascii="宋体" w:eastAsia="宋体" w:hAnsi="宋体" w:cs="宋体" w:hint="eastAsia"/>
+              <w:rFonts w:hint="eastAsia" w:ascii="宋体" w:hAnsi="宋体" w:eastAsia="宋体" w:cs="宋体"/>
+              <w:szCs w:val="24"/>
+            </w:rPr>
+            <w:instrText xml:space="preserve"> HYPERLINK \l _Toc3085 </w:instrText>
+          </w:r>
+          <w:r>
+            <w:rPr>
+              <w:rFonts w:hint="eastAsia" w:ascii="宋体" w:hAnsi="宋体" w:eastAsia="宋体" w:cs="宋体"/>
               <w:szCs w:val="24"/>
             </w:rPr>
             <w:fldChar w:fldCharType="separate"/>
@@ -3438,7 +3465,7 @@
             <w:fldChar w:fldCharType="begin"/>
           </w:r>
           <w:r>
-            <w:instrText xml:space="preserve"> PAGEREF _Toc19156 \h </w:instrText>
+            <w:instrText xml:space="preserve"> PAGEREF _Toc3085 \h </w:instrText>
           </w:r>
           <w:r>
             <w:fldChar w:fldCharType="separate"/>
@@ -3451,7 +3478,7 @@
           </w:r>
           <w:r>
             <w:rPr>
-              <w:rFonts w:ascii="宋体" w:eastAsia="宋体" w:hAnsi="宋体" w:cs="宋体" w:hint="eastAsia"/>
+              <w:rFonts w:hint="eastAsia" w:ascii="宋体" w:hAnsi="宋体" w:eastAsia="宋体" w:cs="宋体"/>
               <w:szCs w:val="24"/>
             </w:rPr>
             <w:fldChar w:fldCharType="end"/>
@@ -3459,28 +3486,28 @@
         </w:p>
         <w:p>
           <w:pPr>
-            <w:pStyle w:val="TOC2"/>
+            <w:pStyle w:val="17"/>
             <w:tabs>
               <w:tab w:val="right" w:leader="dot" w:pos="8306"/>
             </w:tabs>
           </w:pPr>
           <w:r>
             <w:rPr>
-              <w:rFonts w:ascii="宋体" w:eastAsia="宋体" w:hAnsi="宋体" w:cs="宋体" w:hint="eastAsia"/>
+              <w:rFonts w:hint="eastAsia" w:ascii="宋体" w:hAnsi="宋体" w:eastAsia="宋体" w:cs="宋体"/>
               <w:szCs w:val="24"/>
             </w:rPr>
             <w:fldChar w:fldCharType="begin"/>
           </w:r>
           <w:r>
             <w:rPr>
-              <w:rFonts w:ascii="宋体" w:eastAsia="宋体" w:hAnsi="宋体" w:cs="宋体" w:hint="eastAsia"/>
-              <w:szCs w:val="24"/>
-            </w:rPr>
-            <w:instrText xml:space="preserve"> HYPERLINK \l _Toc23419 </w:instrText>
-          </w:r>
-          <w:r>
-            <w:rPr>
-              <w:rFonts w:ascii="宋体" w:eastAsia="宋体" w:hAnsi="宋体" w:cs="宋体" w:hint="eastAsia"/>
+              <w:rFonts w:hint="eastAsia" w:ascii="宋体" w:hAnsi="宋体" w:eastAsia="宋体" w:cs="宋体"/>
+              <w:szCs w:val="24"/>
+            </w:rPr>
+            <w:instrText xml:space="preserve"> HYPERLINK \l _Toc29814 </w:instrText>
+          </w:r>
+          <w:r>
+            <w:rPr>
+              <w:rFonts w:hint="eastAsia" w:ascii="宋体" w:hAnsi="宋体" w:eastAsia="宋体" w:cs="宋体"/>
               <w:szCs w:val="24"/>
             </w:rPr>
             <w:fldChar w:fldCharType="separate"/>
@@ -3506,7 +3533,7 @@
             <w:fldChar w:fldCharType="begin"/>
           </w:r>
           <w:r>
-            <w:instrText xml:space="preserve"> PAGEREF _Toc23419 \h </w:instrText>
+            <w:instrText xml:space="preserve"> PAGEREF _Toc29814 \h </w:instrText>
           </w:r>
           <w:r>
             <w:fldChar w:fldCharType="separate"/>
@@ -3519,7 +3546,7 @@
           </w:r>
           <w:r>
             <w:rPr>
-              <w:rFonts w:ascii="宋体" w:eastAsia="宋体" w:hAnsi="宋体" w:cs="宋体" w:hint="eastAsia"/>
+              <w:rFonts w:hint="eastAsia" w:ascii="宋体" w:hAnsi="宋体" w:eastAsia="宋体" w:cs="宋体"/>
               <w:szCs w:val="24"/>
             </w:rPr>
             <w:fldChar w:fldCharType="end"/>
@@ -3527,28 +3554,28 @@
         </w:p>
         <w:p>
           <w:pPr>
-            <w:pStyle w:val="TOC2"/>
+            <w:pStyle w:val="17"/>
             <w:tabs>
               <w:tab w:val="right" w:leader="dot" w:pos="8306"/>
             </w:tabs>
           </w:pPr>
           <w:r>
             <w:rPr>
-              <w:rFonts w:ascii="宋体" w:eastAsia="宋体" w:hAnsi="宋体" w:cs="宋体" w:hint="eastAsia"/>
+              <w:rFonts w:hint="eastAsia" w:ascii="宋体" w:hAnsi="宋体" w:eastAsia="宋体" w:cs="宋体"/>
               <w:szCs w:val="24"/>
             </w:rPr>
             <w:fldChar w:fldCharType="begin"/>
           </w:r>
           <w:r>
             <w:rPr>
-              <w:rFonts w:ascii="宋体" w:eastAsia="宋体" w:hAnsi="宋体" w:cs="宋体" w:hint="eastAsia"/>
-              <w:szCs w:val="24"/>
-            </w:rPr>
-            <w:instrText xml:space="preserve"> HYPERLINK \l _Toc12387 </w:instrText>
-          </w:r>
-          <w:r>
-            <w:rPr>
-              <w:rFonts w:ascii="宋体" w:eastAsia="宋体" w:hAnsi="宋体" w:cs="宋体" w:hint="eastAsia"/>
+              <w:rFonts w:hint="eastAsia" w:ascii="宋体" w:hAnsi="宋体" w:eastAsia="宋体" w:cs="宋体"/>
+              <w:szCs w:val="24"/>
+            </w:rPr>
+            <w:instrText xml:space="preserve"> HYPERLINK \l _Toc24480 </w:instrText>
+          </w:r>
+          <w:r>
+            <w:rPr>
+              <w:rFonts w:hint="eastAsia" w:ascii="宋体" w:hAnsi="宋体" w:eastAsia="宋体" w:cs="宋体"/>
               <w:szCs w:val="24"/>
             </w:rPr>
             <w:fldChar w:fldCharType="separate"/>
@@ -3574,7 +3601,7 @@
             <w:fldChar w:fldCharType="begin"/>
           </w:r>
           <w:r>
-            <w:instrText xml:space="preserve"> PAGEREF _Toc12387 \h </w:instrText>
+            <w:instrText xml:space="preserve"> PAGEREF _Toc24480 \h </w:instrText>
           </w:r>
           <w:r>
             <w:fldChar w:fldCharType="separate"/>
@@ -3587,7 +3614,7 @@
           </w:r>
           <w:r>
             <w:rPr>
-              <w:rFonts w:ascii="宋体" w:eastAsia="宋体" w:hAnsi="宋体" w:cs="宋体" w:hint="eastAsia"/>
+              <w:rFonts w:hint="eastAsia" w:ascii="宋体" w:hAnsi="宋体" w:eastAsia="宋体" w:cs="宋体"/>
               <w:szCs w:val="24"/>
             </w:rPr>
             <w:fldChar w:fldCharType="end"/>
@@ -3595,28 +3622,28 @@
         </w:p>
         <w:p>
           <w:pPr>
-            <w:pStyle w:val="TOC2"/>
+            <w:pStyle w:val="17"/>
             <w:tabs>
               <w:tab w:val="right" w:leader="dot" w:pos="8306"/>
             </w:tabs>
           </w:pPr>
           <w:r>
             <w:rPr>
-              <w:rFonts w:ascii="宋体" w:eastAsia="宋体" w:hAnsi="宋体" w:cs="宋体" w:hint="eastAsia"/>
+              <w:rFonts w:hint="eastAsia" w:ascii="宋体" w:hAnsi="宋体" w:eastAsia="宋体" w:cs="宋体"/>
               <w:szCs w:val="24"/>
             </w:rPr>
             <w:fldChar w:fldCharType="begin"/>
           </w:r>
           <w:r>
             <w:rPr>
-              <w:rFonts w:ascii="宋体" w:eastAsia="宋体" w:hAnsi="宋体" w:cs="宋体" w:hint="eastAsia"/>
-              <w:szCs w:val="24"/>
-            </w:rPr>
-            <w:instrText xml:space="preserve"> HYPERLINK \l _Toc26757 </w:instrText>
-          </w:r>
-          <w:r>
-            <w:rPr>
-              <w:rFonts w:ascii="宋体" w:eastAsia="宋体" w:hAnsi="宋体" w:cs="宋体" w:hint="eastAsia"/>
+              <w:rFonts w:hint="eastAsia" w:ascii="宋体" w:hAnsi="宋体" w:eastAsia="宋体" w:cs="宋体"/>
+              <w:szCs w:val="24"/>
+            </w:rPr>
+            <w:instrText xml:space="preserve"> HYPERLINK \l _Toc15330 </w:instrText>
+          </w:r>
+          <w:r>
+            <w:rPr>
+              <w:rFonts w:hint="eastAsia" w:ascii="宋体" w:hAnsi="宋体" w:eastAsia="宋体" w:cs="宋体"/>
               <w:szCs w:val="24"/>
             </w:rPr>
             <w:fldChar w:fldCharType="separate"/>
@@ -3633,7 +3660,7 @@
               <w:rFonts w:hint="eastAsia"/>
               <w:lang w:val="en-US" w:eastAsia="zh-CN"/>
             </w:rPr>
-            <w:t>5.4 收集调查结果</w:t>
+            <w:t>收集调查结果</w:t>
           </w:r>
           <w:r>
             <w:tab/>
@@ -3642,7 +3669,7 @@
             <w:fldChar w:fldCharType="begin"/>
           </w:r>
           <w:r>
-            <w:instrText xml:space="preserve"> PAGEREF _Toc26757 \h </w:instrText>
+            <w:instrText xml:space="preserve"> PAGEREF _Toc15330 \h </w:instrText>
           </w:r>
           <w:r>
             <w:fldChar w:fldCharType="separate"/>
@@ -3655,7 +3682,7 @@
           </w:r>
           <w:r>
             <w:rPr>
-              <w:rFonts w:ascii="宋体" w:eastAsia="宋体" w:hAnsi="宋体" w:cs="宋体" w:hint="eastAsia"/>
+              <w:rFonts w:hint="eastAsia" w:ascii="宋体" w:hAnsi="宋体" w:eastAsia="宋体" w:cs="宋体"/>
               <w:szCs w:val="24"/>
             </w:rPr>
             <w:fldChar w:fldCharType="end"/>
@@ -3663,28 +3690,28 @@
         </w:p>
         <w:p>
           <w:pPr>
-            <w:pStyle w:val="TOC2"/>
+            <w:pStyle w:val="17"/>
             <w:tabs>
               <w:tab w:val="right" w:leader="dot" w:pos="8306"/>
             </w:tabs>
           </w:pPr>
           <w:r>
             <w:rPr>
-              <w:rFonts w:ascii="宋体" w:eastAsia="宋体" w:hAnsi="宋体" w:cs="宋体" w:hint="eastAsia"/>
+              <w:rFonts w:hint="eastAsia" w:ascii="宋体" w:hAnsi="宋体" w:eastAsia="宋体" w:cs="宋体"/>
               <w:szCs w:val="24"/>
             </w:rPr>
             <w:fldChar w:fldCharType="begin"/>
           </w:r>
           <w:r>
             <w:rPr>
-              <w:rFonts w:ascii="宋体" w:eastAsia="宋体" w:hAnsi="宋体" w:cs="宋体" w:hint="eastAsia"/>
-              <w:szCs w:val="24"/>
-            </w:rPr>
-            <w:instrText xml:space="preserve"> HYPERLINK \l _Toc31038 </w:instrText>
-          </w:r>
-          <w:r>
-            <w:rPr>
-              <w:rFonts w:ascii="宋体" w:eastAsia="宋体" w:hAnsi="宋体" w:cs="宋体" w:hint="eastAsia"/>
+              <w:rFonts w:hint="eastAsia" w:ascii="宋体" w:hAnsi="宋体" w:eastAsia="宋体" w:cs="宋体"/>
+              <w:szCs w:val="24"/>
+            </w:rPr>
+            <w:instrText xml:space="preserve"> HYPERLINK \l _Toc27922 </w:instrText>
+          </w:r>
+          <w:r>
+            <w:rPr>
+              <w:rFonts w:hint="eastAsia" w:ascii="宋体" w:hAnsi="宋体" w:eastAsia="宋体" w:cs="宋体"/>
               <w:szCs w:val="24"/>
             </w:rPr>
             <w:fldChar w:fldCharType="separate"/>
@@ -3710,7 +3737,7 @@
             <w:fldChar w:fldCharType="begin"/>
           </w:r>
           <w:r>
-            <w:instrText xml:space="preserve"> PAGEREF _Toc31038 \h </w:instrText>
+            <w:instrText xml:space="preserve"> PAGEREF _Toc27922 \h </w:instrText>
           </w:r>
           <w:r>
             <w:fldChar w:fldCharType="separate"/>
@@ -3723,7 +3750,7 @@
           </w:r>
           <w:r>
             <w:rPr>
-              <w:rFonts w:ascii="宋体" w:eastAsia="宋体" w:hAnsi="宋体" w:cs="宋体" w:hint="eastAsia"/>
+              <w:rFonts w:hint="eastAsia" w:ascii="宋体" w:hAnsi="宋体" w:eastAsia="宋体" w:cs="宋体"/>
               <w:szCs w:val="24"/>
             </w:rPr>
             <w:fldChar w:fldCharType="end"/>
@@ -3731,28 +3758,28 @@
         </w:p>
         <w:p>
           <w:pPr>
-            <w:pStyle w:val="TOC2"/>
+            <w:pStyle w:val="17"/>
             <w:tabs>
               <w:tab w:val="right" w:leader="dot" w:pos="8306"/>
             </w:tabs>
           </w:pPr>
           <w:r>
             <w:rPr>
-              <w:rFonts w:ascii="宋体" w:eastAsia="宋体" w:hAnsi="宋体" w:cs="宋体" w:hint="eastAsia"/>
+              <w:rFonts w:hint="eastAsia" w:ascii="宋体" w:hAnsi="宋体" w:eastAsia="宋体" w:cs="宋体"/>
               <w:szCs w:val="24"/>
             </w:rPr>
             <w:fldChar w:fldCharType="begin"/>
           </w:r>
           <w:r>
             <w:rPr>
-              <w:rFonts w:ascii="宋体" w:eastAsia="宋体" w:hAnsi="宋体" w:cs="宋体" w:hint="eastAsia"/>
-              <w:szCs w:val="24"/>
-            </w:rPr>
-            <w:instrText xml:space="preserve"> HYPERLINK \l _Toc17067 </w:instrText>
-          </w:r>
-          <w:r>
-            <w:rPr>
-              <w:rFonts w:ascii="宋体" w:eastAsia="宋体" w:hAnsi="宋体" w:cs="宋体" w:hint="eastAsia"/>
+              <w:rFonts w:hint="eastAsia" w:ascii="宋体" w:hAnsi="宋体" w:eastAsia="宋体" w:cs="宋体"/>
+              <w:szCs w:val="24"/>
+            </w:rPr>
+            <w:instrText xml:space="preserve"> HYPERLINK \l _Toc27152 </w:instrText>
+          </w:r>
+          <w:r>
+            <w:rPr>
+              <w:rFonts w:hint="eastAsia" w:ascii="宋体" w:hAnsi="宋体" w:eastAsia="宋体" w:cs="宋体"/>
               <w:szCs w:val="24"/>
             </w:rPr>
             <w:fldChar w:fldCharType="separate"/>
@@ -3778,7 +3805,7 @@
             <w:fldChar w:fldCharType="begin"/>
           </w:r>
           <w:r>
-            <w:instrText xml:space="preserve"> PAGEREF _Toc17067 \h </w:instrText>
+            <w:instrText xml:space="preserve"> PAGEREF _Toc27152 \h </w:instrText>
           </w:r>
           <w:r>
             <w:fldChar w:fldCharType="separate"/>
@@ -3791,7 +3818,7 @@
           </w:r>
           <w:r>
             <w:rPr>
-              <w:rFonts w:ascii="宋体" w:eastAsia="宋体" w:hAnsi="宋体" w:cs="宋体" w:hint="eastAsia"/>
+              <w:rFonts w:hint="eastAsia" w:ascii="宋体" w:hAnsi="宋体" w:eastAsia="宋体" w:cs="宋体"/>
               <w:szCs w:val="24"/>
             </w:rPr>
             <w:fldChar w:fldCharType="end"/>
@@ -3799,28 +3826,28 @@
         </w:p>
         <w:p>
           <w:pPr>
-            <w:pStyle w:val="TOC2"/>
+            <w:pStyle w:val="17"/>
             <w:tabs>
               <w:tab w:val="right" w:leader="dot" w:pos="8306"/>
             </w:tabs>
           </w:pPr>
           <w:r>
             <w:rPr>
-              <w:rFonts w:ascii="宋体" w:eastAsia="宋体" w:hAnsi="宋体" w:cs="宋体" w:hint="eastAsia"/>
+              <w:rFonts w:hint="eastAsia" w:ascii="宋体" w:hAnsi="宋体" w:eastAsia="宋体" w:cs="宋体"/>
               <w:szCs w:val="24"/>
             </w:rPr>
             <w:fldChar w:fldCharType="begin"/>
           </w:r>
           <w:r>
             <w:rPr>
-              <w:rFonts w:ascii="宋体" w:eastAsia="宋体" w:hAnsi="宋体" w:cs="宋体" w:hint="eastAsia"/>
-              <w:szCs w:val="24"/>
-            </w:rPr>
-            <w:instrText xml:space="preserve"> HYPERLINK \l _Toc16071 </w:instrText>
-          </w:r>
-          <w:r>
-            <w:rPr>
-              <w:rFonts w:ascii="宋体" w:eastAsia="宋体" w:hAnsi="宋体" w:cs="宋体" w:hint="eastAsia"/>
+              <w:rFonts w:hint="eastAsia" w:ascii="宋体" w:hAnsi="宋体" w:eastAsia="宋体" w:cs="宋体"/>
+              <w:szCs w:val="24"/>
+            </w:rPr>
+            <w:instrText xml:space="preserve"> HYPERLINK \l _Toc23066 </w:instrText>
+          </w:r>
+          <w:r>
+            <w:rPr>
+              <w:rFonts w:hint="eastAsia" w:ascii="宋体" w:hAnsi="宋体" w:eastAsia="宋体" w:cs="宋体"/>
               <w:szCs w:val="24"/>
             </w:rPr>
             <w:fldChar w:fldCharType="separate"/>
@@ -3846,7 +3873,7 @@
             <w:fldChar w:fldCharType="begin"/>
           </w:r>
           <w:r>
-            <w:instrText xml:space="preserve"> PAGEREF _Toc16071 \h </w:instrText>
+            <w:instrText xml:space="preserve"> PAGEREF _Toc23066 \h </w:instrText>
           </w:r>
           <w:r>
             <w:fldChar w:fldCharType="separate"/>
@@ -3859,7 +3886,7 @@
           </w:r>
           <w:r>
             <w:rPr>
-              <w:rFonts w:ascii="宋体" w:eastAsia="宋体" w:hAnsi="宋体" w:cs="宋体" w:hint="eastAsia"/>
+              <w:rFonts w:hint="eastAsia" w:ascii="宋体" w:hAnsi="宋体" w:eastAsia="宋体" w:cs="宋体"/>
               <w:szCs w:val="24"/>
             </w:rPr>
             <w:fldChar w:fldCharType="end"/>
@@ -3867,28 +3894,28 @@
         </w:p>
         <w:p>
           <w:pPr>
-            <w:pStyle w:val="TOC2"/>
+            <w:pStyle w:val="17"/>
             <w:tabs>
               <w:tab w:val="right" w:leader="dot" w:pos="8306"/>
             </w:tabs>
           </w:pPr>
           <w:r>
             <w:rPr>
-              <w:rFonts w:ascii="宋体" w:eastAsia="宋体" w:hAnsi="宋体" w:cs="宋体" w:hint="eastAsia"/>
+              <w:rFonts w:hint="eastAsia" w:ascii="宋体" w:hAnsi="宋体" w:eastAsia="宋体" w:cs="宋体"/>
               <w:szCs w:val="24"/>
             </w:rPr>
             <w:fldChar w:fldCharType="begin"/>
           </w:r>
           <w:r>
             <w:rPr>
-              <w:rFonts w:ascii="宋体" w:eastAsia="宋体" w:hAnsi="宋体" w:cs="宋体" w:hint="eastAsia"/>
-              <w:szCs w:val="24"/>
-            </w:rPr>
-            <w:instrText xml:space="preserve"> HYPERLINK \l _Toc8118 </w:instrText>
-          </w:r>
-          <w:r>
-            <w:rPr>
-              <w:rFonts w:ascii="宋体" w:eastAsia="宋体" w:hAnsi="宋体" w:cs="宋体" w:hint="eastAsia"/>
+              <w:rFonts w:hint="eastAsia" w:ascii="宋体" w:hAnsi="宋体" w:eastAsia="宋体" w:cs="宋体"/>
+              <w:szCs w:val="24"/>
+            </w:rPr>
+            <w:instrText xml:space="preserve"> HYPERLINK \l _Toc19165 </w:instrText>
+          </w:r>
+          <w:r>
+            <w:rPr>
+              <w:rFonts w:hint="eastAsia" w:ascii="宋体" w:hAnsi="宋体" w:eastAsia="宋体" w:cs="宋体"/>
               <w:szCs w:val="24"/>
             </w:rPr>
             <w:fldChar w:fldCharType="separate"/>
@@ -3914,7 +3941,7 @@
             <w:fldChar w:fldCharType="begin"/>
           </w:r>
           <w:r>
-            <w:instrText xml:space="preserve"> PAGEREF _Toc8118 \h </w:instrText>
+            <w:instrText xml:space="preserve"> PAGEREF _Toc19165 \h </w:instrText>
           </w:r>
           <w:r>
             <w:fldChar w:fldCharType="separate"/>
@@ -3927,7 +3954,7 @@
           </w:r>
           <w:r>
             <w:rPr>
-              <w:rFonts w:ascii="宋体" w:eastAsia="宋体" w:hAnsi="宋体" w:cs="宋体" w:hint="eastAsia"/>
+              <w:rFonts w:hint="eastAsia" w:ascii="宋体" w:hAnsi="宋体" w:eastAsia="宋体" w:cs="宋体"/>
               <w:szCs w:val="24"/>
             </w:rPr>
             <w:fldChar w:fldCharType="end"/>
@@ -3935,28 +3962,28 @@
         </w:p>
         <w:p>
           <w:pPr>
-            <w:pStyle w:val="TOC2"/>
+            <w:pStyle w:val="17"/>
             <w:tabs>
               <w:tab w:val="right" w:leader="dot" w:pos="8306"/>
             </w:tabs>
           </w:pPr>
           <w:r>
             <w:rPr>
-              <w:rFonts w:ascii="宋体" w:eastAsia="宋体" w:hAnsi="宋体" w:cs="宋体" w:hint="eastAsia"/>
+              <w:rFonts w:hint="eastAsia" w:ascii="宋体" w:hAnsi="宋体" w:eastAsia="宋体" w:cs="宋体"/>
               <w:szCs w:val="24"/>
             </w:rPr>
             <w:fldChar w:fldCharType="begin"/>
           </w:r>
           <w:r>
             <w:rPr>
-              <w:rFonts w:ascii="宋体" w:eastAsia="宋体" w:hAnsi="宋体" w:cs="宋体" w:hint="eastAsia"/>
-              <w:szCs w:val="24"/>
-            </w:rPr>
-            <w:instrText xml:space="preserve"> HYPERLINK \l _Toc8662 </w:instrText>
-          </w:r>
-          <w:r>
-            <w:rPr>
-              <w:rFonts w:ascii="宋体" w:eastAsia="宋体" w:hAnsi="宋体" w:cs="宋体" w:hint="eastAsia"/>
+              <w:rFonts w:hint="eastAsia" w:ascii="宋体" w:hAnsi="宋体" w:eastAsia="宋体" w:cs="宋体"/>
+              <w:szCs w:val="24"/>
+            </w:rPr>
+            <w:instrText xml:space="preserve"> HYPERLINK \l _Toc5151 </w:instrText>
+          </w:r>
+          <w:r>
+            <w:rPr>
+              <w:rFonts w:hint="eastAsia" w:ascii="宋体" w:hAnsi="宋体" w:eastAsia="宋体" w:cs="宋体"/>
               <w:szCs w:val="24"/>
             </w:rPr>
             <w:fldChar w:fldCharType="separate"/>
@@ -3982,7 +4009,7 @@
             <w:fldChar w:fldCharType="begin"/>
           </w:r>
           <w:r>
-            <w:instrText xml:space="preserve"> PAGEREF _Toc8662 \h </w:instrText>
+            <w:instrText xml:space="preserve"> PAGEREF _Toc5151 \h </w:instrText>
           </w:r>
           <w:r>
             <w:fldChar w:fldCharType="separate"/>
@@ -3995,7 +4022,7 @@
           </w:r>
           <w:r>
             <w:rPr>
-              <w:rFonts w:ascii="宋体" w:eastAsia="宋体" w:hAnsi="宋体" w:cs="宋体" w:hint="eastAsia"/>
+              <w:rFonts w:hint="eastAsia" w:ascii="宋体" w:hAnsi="宋体" w:eastAsia="宋体" w:cs="宋体"/>
               <w:szCs w:val="24"/>
             </w:rPr>
             <w:fldChar w:fldCharType="end"/>
@@ -4003,28 +4030,28 @@
         </w:p>
         <w:p>
           <w:pPr>
-            <w:pStyle w:val="TOC1"/>
+            <w:pStyle w:val="16"/>
             <w:tabs>
               <w:tab w:val="right" w:leader="dot" w:pos="8306"/>
             </w:tabs>
           </w:pPr>
           <w:r>
             <w:rPr>
-              <w:rFonts w:ascii="宋体" w:eastAsia="宋体" w:hAnsi="宋体" w:cs="宋体" w:hint="eastAsia"/>
+              <w:rFonts w:hint="eastAsia" w:ascii="宋体" w:hAnsi="宋体" w:eastAsia="宋体" w:cs="宋体"/>
               <w:szCs w:val="24"/>
             </w:rPr>
             <w:fldChar w:fldCharType="begin"/>
           </w:r>
           <w:r>
             <w:rPr>
-              <w:rFonts w:ascii="宋体" w:eastAsia="宋体" w:hAnsi="宋体" w:cs="宋体" w:hint="eastAsia"/>
-              <w:szCs w:val="24"/>
-            </w:rPr>
-            <w:instrText xml:space="preserve"> HYPERLINK \l _Toc32417 </w:instrText>
-          </w:r>
-          <w:r>
-            <w:rPr>
-              <w:rFonts w:ascii="宋体" w:eastAsia="宋体" w:hAnsi="宋体" w:cs="宋体" w:hint="eastAsia"/>
+              <w:rFonts w:hint="eastAsia" w:ascii="宋体" w:hAnsi="宋体" w:eastAsia="宋体" w:cs="宋体"/>
+              <w:szCs w:val="24"/>
+            </w:rPr>
+            <w:instrText xml:space="preserve"> HYPERLINK \l _Toc2857 </w:instrText>
+          </w:r>
+          <w:r>
+            <w:rPr>
+              <w:rFonts w:hint="eastAsia" w:ascii="宋体" w:hAnsi="宋体" w:eastAsia="宋体" w:cs="宋体"/>
               <w:szCs w:val="24"/>
             </w:rPr>
             <w:fldChar w:fldCharType="separate"/>
@@ -4041,6 +4068,74 @@
               <w:rFonts w:hint="eastAsia"/>
               <w:lang w:val="en-US" w:eastAsia="zh-CN"/>
             </w:rPr>
+            <w:t>考核指标</w:t>
+          </w:r>
+          <w:r>
+            <w:tab/>
+          </w:r>
+          <w:r>
+            <w:fldChar w:fldCharType="begin"/>
+          </w:r>
+          <w:r>
+            <w:instrText xml:space="preserve"> PAGEREF _Toc2857 \h </w:instrText>
+          </w:r>
+          <w:r>
+            <w:fldChar w:fldCharType="separate"/>
+          </w:r>
+          <w:r>
+            <w:t>11</w:t>
+          </w:r>
+          <w:r>
+            <w:fldChar w:fldCharType="end"/>
+          </w:r>
+          <w:r>
+            <w:rPr>
+              <w:rFonts w:hint="eastAsia" w:ascii="宋体" w:hAnsi="宋体" w:eastAsia="宋体" w:cs="宋体"/>
+              <w:szCs w:val="24"/>
+            </w:rPr>
+            <w:fldChar w:fldCharType="end"/>
+          </w:r>
+        </w:p>
+        <w:p>
+          <w:pPr>
+            <w:pStyle w:val="16"/>
+            <w:tabs>
+              <w:tab w:val="right" w:leader="dot" w:pos="8306"/>
+            </w:tabs>
+          </w:pPr>
+          <w:r>
+            <w:rPr>
+              <w:rFonts w:hint="eastAsia" w:ascii="宋体" w:hAnsi="宋体" w:eastAsia="宋体" w:cs="宋体"/>
+              <w:szCs w:val="24"/>
+            </w:rPr>
+            <w:fldChar w:fldCharType="begin"/>
+          </w:r>
+          <w:r>
+            <w:rPr>
+              <w:rFonts w:hint="eastAsia" w:ascii="宋体" w:hAnsi="宋体" w:eastAsia="宋体" w:cs="宋体"/>
+              <w:szCs w:val="24"/>
+            </w:rPr>
+            <w:instrText xml:space="preserve"> HYPERLINK \l _Toc32076 </w:instrText>
+          </w:r>
+          <w:r>
+            <w:rPr>
+              <w:rFonts w:hint="eastAsia" w:ascii="宋体" w:hAnsi="宋体" w:eastAsia="宋体" w:cs="宋体"/>
+              <w:szCs w:val="24"/>
+            </w:rPr>
+            <w:fldChar w:fldCharType="separate"/>
+          </w:r>
+          <w:r>
+            <w:rPr>
+              <w:rFonts w:hint="default"/>
+              <w:lang w:val="en-US" w:eastAsia="zh-CN"/>
+            </w:rPr>
+            <w:t xml:space="preserve">7. </w:t>
+          </w:r>
+          <w:r>
+            <w:rPr>
+              <w:rFonts w:hint="eastAsia"/>
+              <w:lang w:val="en-US" w:eastAsia="zh-CN"/>
+            </w:rPr>
             <w:t>相关文件</w:t>
           </w:r>
           <w:r>
@@ -4050,7 +4145,7 @@
             <w:fldChar w:fldCharType="begin"/>
           </w:r>
           <w:r>
-            <w:instrText xml:space="preserve"> PAGEREF _Toc32417 \h </w:instrText>
+            <w:instrText xml:space="preserve"> PAGEREF _Toc32076 \h </w:instrText>
           </w:r>
           <w:r>
             <w:fldChar w:fldCharType="separate"/>
@@ -4063,7 +4158,7 @@
           </w:r>
           <w:r>
             <w:rPr>
-              <w:rFonts w:ascii="宋体" w:eastAsia="宋体" w:hAnsi="宋体" w:cs="宋体" w:hint="eastAsia"/>
+              <w:rFonts w:hint="eastAsia" w:ascii="宋体" w:hAnsi="宋体" w:eastAsia="宋体" w:cs="宋体"/>
               <w:szCs w:val="24"/>
             </w:rPr>
             <w:fldChar w:fldCharType="end"/>
@@ -4086,7 +4181,7 @@
             <w:snapToGrid w:val="0"/>
             <w:textAlignment w:val="baseline"/>
             <w:rPr>
-              <w:rFonts w:ascii="宋体" w:eastAsia="宋体" w:hAnsi="宋体" w:cs="宋体" w:hint="eastAsia"/>
+              <w:rFonts w:hint="eastAsia" w:ascii="宋体" w:hAnsi="宋体" w:eastAsia="宋体" w:cs="宋体"/>
               <w:snapToGrid w:val="0"/>
               <w:color w:val="000000"/>
               <w:kern w:val="0"/>
@@ -4097,7 +4192,7 @@
           </w:pPr>
           <w:r>
             <w:rPr>
-              <w:rFonts w:ascii="宋体" w:eastAsia="宋体" w:hAnsi="宋体" w:cs="宋体" w:hint="eastAsia"/>
+              <w:rFonts w:hint="eastAsia" w:ascii="宋体" w:hAnsi="宋体" w:eastAsia="宋体" w:cs="宋体"/>
               <w:szCs w:val="24"/>
             </w:rPr>
             <w:fldChar w:fldCharType="end"/>
@@ -4122,7 +4217,7 @@
         <w:snapToGrid w:val="0"/>
         <w:textAlignment w:val="baseline"/>
         <w:rPr>
-          <w:rFonts w:ascii="Arial" w:eastAsia="Arial" w:hAnsi="Arial" w:cs="Arial"/>
+          <w:rFonts w:ascii="Arial" w:hAnsi="Arial" w:eastAsia="Arial" w:cs="Arial"/>
           <w:snapToGrid w:val="0"/>
           <w:color w:val="000000"/>
           <w:kern w:val="0"/>
@@ -4133,7 +4228,7 @@
       </w:pPr>
       <w:r>
         <w:rPr>
-          <w:rFonts w:ascii="Arial" w:eastAsia="Arial" w:hAnsi="Arial" w:cs="Arial"/>
+          <w:rFonts w:ascii="Arial" w:hAnsi="Arial" w:eastAsia="Arial" w:cs="Arial"/>
           <w:snapToGrid w:val="0"/>
           <w:color w:val="000000"/>
           <w:kern w:val="0"/>
@@ -4146,14 +4241,14 @@
     </w:p>
     <w:p>
       <w:pPr>
-        <w:pStyle w:val="1"/>
+        <w:pStyle w:val="28"/>
         <w:bidi w:val="0"/>
         <w:rPr>
           <w:rFonts w:hint="eastAsia"/>
           <w:lang w:val="en-US" w:eastAsia="zh-CN"/>
         </w:rPr>
       </w:pPr>
-      <w:bookmarkStart w:id="2" w:name="_Toc29276"/>
+      <w:bookmarkStart w:id="2" w:name="_Toc24787"/>
       <w:r>
         <w:rPr>
           <w:rFonts w:hint="eastAsia"/>
@@ -4165,14 +4260,14 @@
     </w:p>
     <w:p>
       <w:pPr>
-        <w:pStyle w:val="2"/>
+        <w:pStyle w:val="30"/>
         <w:bidi w:val="0"/>
         <w:rPr>
           <w:rFonts w:hint="eastAsia"/>
           <w:lang w:val="en-US" w:eastAsia="zh-CN"/>
         </w:rPr>
       </w:pPr>
-      <w:bookmarkStart w:id="3" w:name="_Toc28437"/>
+      <w:bookmarkStart w:id="3" w:name="_Toc5359"/>
       <w:r>
         <w:rPr>
           <w:rFonts w:hint="eastAsia"/>
@@ -4184,7 +4279,7 @@
     </w:p>
     <w:p>
       <w:pPr>
-        <w:pStyle w:val="a1"/>
+        <w:pStyle w:val="29"/>
         <w:keepNext w:val="0"/>
         <w:keepLines w:val="0"/>
         <w:pageBreakBefore w:val="0"/>
@@ -4214,14 +4309,14 @@
     </w:p>
     <w:p>
       <w:pPr>
-        <w:pStyle w:val="2"/>
+        <w:pStyle w:val="30"/>
         <w:bidi w:val="0"/>
         <w:rPr>
           <w:rFonts w:hint="eastAsia"/>
           <w:lang w:val="en-US" w:eastAsia="zh-CN"/>
         </w:rPr>
       </w:pPr>
-      <w:bookmarkStart w:id="4" w:name="_Toc4577"/>
+      <w:bookmarkStart w:id="4" w:name="_Toc31661"/>
       <w:r>
         <w:rPr>
           <w:rFonts w:hint="eastAsia"/>
@@ -4233,7 +4328,7 @@
     </w:p>
     <w:p>
       <w:pPr>
-        <w:pStyle w:val="a1"/>
+        <w:pStyle w:val="29"/>
         <w:keepNext w:val="0"/>
         <w:keepLines w:val="0"/>
         <w:pageBreakBefore w:val="0"/>
@@ -4263,14 +4358,14 @@
     </w:p>
     <w:p>
       <w:pPr>
-        <w:pStyle w:val="1"/>
+        <w:pStyle w:val="28"/>
         <w:bidi w:val="0"/>
         <w:rPr>
           <w:rFonts w:hint="eastAsia"/>
           <w:lang w:val="en-US" w:eastAsia="zh-CN"/>
         </w:rPr>
       </w:pPr>
-      <w:bookmarkStart w:id="5" w:name="_Toc16006"/>
+      <w:bookmarkStart w:id="5" w:name="_Toc25005"/>
       <w:r>
         <w:rPr>
           <w:rFonts w:hint="eastAsia"/>
@@ -4282,7 +4377,7 @@
     </w:p>
     <w:p>
       <w:pPr>
-        <w:pStyle w:val="a1"/>
+        <w:pStyle w:val="29"/>
         <w:keepNext w:val="0"/>
         <w:keepLines w:val="0"/>
         <w:pageBreakBefore w:val="0"/>
@@ -4312,14 +4407,14 @@
     </w:p>
     <w:p>
       <w:pPr>
-        <w:pStyle w:val="2"/>
+        <w:pStyle w:val="30"/>
         <w:bidi w:val="0"/>
         <w:rPr>
           <w:rFonts w:hint="eastAsia"/>
           <w:lang w:val="en-US" w:eastAsia="zh-CN"/>
         </w:rPr>
       </w:pPr>
-      <w:bookmarkStart w:id="6" w:name="_Toc6567"/>
+      <w:bookmarkStart w:id="6" w:name="_Toc14001"/>
       <w:r>
         <w:rPr>
           <w:rFonts w:hint="eastAsia"/>
@@ -4331,7 +4426,7 @@
     </w:p>
     <w:p>
       <w:pPr>
-        <w:pStyle w:val="a1"/>
+        <w:pStyle w:val="29"/>
         <w:keepNext w:val="0"/>
         <w:keepLines w:val="0"/>
         <w:pageBreakBefore w:val="0"/>
@@ -4361,7 +4456,7 @@
     </w:p>
     <w:p>
       <w:pPr>
-        <w:pStyle w:val="a1"/>
+        <w:pStyle w:val="29"/>
         <w:keepNext w:val="0"/>
         <w:keepLines w:val="0"/>
         <w:pageBreakBefore w:val="0"/>
@@ -4391,14 +4486,14 @@
     </w:p>
     <w:p>
       <w:pPr>
-        <w:pStyle w:val="2"/>
+        <w:pStyle w:val="30"/>
         <w:bidi w:val="0"/>
         <w:rPr>
           <w:rFonts w:hint="eastAsia"/>
           <w:lang w:val="en-US" w:eastAsia="zh-CN"/>
         </w:rPr>
       </w:pPr>
-      <w:bookmarkStart w:id="7" w:name="_Toc17538"/>
+      <w:bookmarkStart w:id="7" w:name="_Toc24971"/>
       <w:r>
         <w:rPr>
           <w:rFonts w:hint="eastAsia"/>
@@ -4410,7 +4505,7 @@
     </w:p>
     <w:p>
       <w:pPr>
-        <w:pStyle w:val="a1"/>
+        <w:pStyle w:val="29"/>
         <w:keepNext w:val="0"/>
         <w:keepLines w:val="0"/>
         <w:pageBreakBefore w:val="0"/>
@@ -4440,14 +4535,14 @@
     </w:p>
     <w:p>
       <w:pPr>
-        <w:pStyle w:val="2"/>
+        <w:pStyle w:val="30"/>
         <w:bidi w:val="0"/>
         <w:rPr>
           <w:rFonts w:hint="eastAsia"/>
           <w:lang w:val="en-US" w:eastAsia="zh-CN"/>
         </w:rPr>
       </w:pPr>
-      <w:bookmarkStart w:id="8" w:name="_Toc12524"/>
+      <w:bookmarkStart w:id="8" w:name="_Toc26232"/>
       <w:r>
         <w:rPr>
           <w:rFonts w:hint="eastAsia"/>
@@ -4459,7 +4554,7 @@
     </w:p>
     <w:p>
       <w:pPr>
-        <w:pStyle w:val="a1"/>
+        <w:pStyle w:val="29"/>
         <w:keepNext w:val="0"/>
         <w:keepLines w:val="0"/>
         <w:pageBreakBefore w:val="0"/>
@@ -4489,7 +4584,7 @@
     </w:p>
     <w:p>
       <w:pPr>
-        <w:pStyle w:val="a1"/>
+        <w:pStyle w:val="29"/>
         <w:keepNext w:val="0"/>
         <w:keepLines w:val="0"/>
         <w:pageBreakBefore w:val="0"/>
@@ -4519,7 +4614,7 @@
     </w:p>
     <w:p>
       <w:pPr>
-        <w:pStyle w:val="a1"/>
+        <w:pStyle w:val="29"/>
         <w:keepNext w:val="0"/>
         <w:keepLines w:val="0"/>
         <w:pageBreakBefore w:val="0"/>
@@ -4549,7 +4644,7 @@
     </w:p>
     <w:p>
       <w:pPr>
-        <w:pStyle w:val="a1"/>
+        <w:pStyle w:val="29"/>
         <w:keepNext w:val="0"/>
         <w:keepLines w:val="0"/>
         <w:pageBreakBefore w:val="0"/>
@@ -4579,14 +4674,14 @@
     </w:p>
     <w:p>
       <w:pPr>
-        <w:pStyle w:val="2"/>
+        <w:pStyle w:val="30"/>
         <w:bidi w:val="0"/>
         <w:rPr>
           <w:rFonts w:hint="eastAsia"/>
           <w:lang w:val="en-US" w:eastAsia="zh-CN"/>
         </w:rPr>
       </w:pPr>
-      <w:bookmarkStart w:id="9" w:name="_Toc32688"/>
+      <w:bookmarkStart w:id="9" w:name="_Toc32177"/>
       <w:r>
         <w:rPr>
           <w:rFonts w:hint="eastAsia"/>
@@ -4598,7 +4693,7 @@
     </w:p>
     <w:p>
       <w:pPr>
-        <w:pStyle w:val="a1"/>
+        <w:pStyle w:val="29"/>
         <w:keepNext w:val="0"/>
         <w:keepLines w:val="0"/>
         <w:pageBreakBefore w:val="0"/>
@@ -4628,7 +4723,7 @@
     </w:p>
     <w:p>
       <w:pPr>
-        <w:pStyle w:val="a1"/>
+        <w:pStyle w:val="29"/>
         <w:keepNext w:val="0"/>
         <w:keepLines w:val="0"/>
         <w:pageBreakBefore w:val="0"/>
@@ -4658,7 +4753,7 @@
     </w:p>
     <w:p>
       <w:pPr>
-        <w:pStyle w:val="a1"/>
+        <w:pStyle w:val="29"/>
         <w:keepNext w:val="0"/>
         <w:keepLines w:val="0"/>
         <w:pageBreakBefore w:val="0"/>
@@ -4688,14 +4783,14 @@
     </w:p>
     <w:p>
       <w:pPr>
-        <w:pStyle w:val="1"/>
+        <w:pStyle w:val="28"/>
         <w:bidi w:val="0"/>
         <w:rPr>
           <w:rFonts w:hint="eastAsia"/>
           <w:lang w:val="en-US" w:eastAsia="zh-CN"/>
         </w:rPr>
       </w:pPr>
-      <w:bookmarkStart w:id="10" w:name="_Toc1678"/>
+      <w:bookmarkStart w:id="10" w:name="_Toc25271"/>
       <w:r>
         <w:rPr>
           <w:rFonts w:hint="eastAsia"/>
@@ -4707,7 +4802,7 @@
     </w:p>
     <w:p>
       <w:pPr>
-        <w:pStyle w:val="a1"/>
+        <w:pStyle w:val="29"/>
         <w:keepNext w:val="0"/>
         <w:keepLines w:val="0"/>
         <w:pageBreakBefore w:val="0"/>
@@ -4737,14 +4832,14 @@
     </w:p>
     <w:p>
       <w:pPr>
-        <w:pStyle w:val="1"/>
+        <w:pStyle w:val="28"/>
         <w:bidi w:val="0"/>
         <w:rPr>
           <w:rFonts w:hint="eastAsia"/>
           <w:lang w:val="en-US" w:eastAsia="zh-CN"/>
         </w:rPr>
       </w:pPr>
-      <w:bookmarkStart w:id="11" w:name="_Toc19172"/>
+      <w:bookmarkStart w:id="11" w:name="_Toc7552"/>
       <w:r>
         <w:rPr>
           <w:rFonts w:hint="eastAsia"/>
@@ -4756,14 +4851,14 @@
     </w:p>
     <w:p>
       <w:pPr>
-        <w:pStyle w:val="2"/>
+        <w:pStyle w:val="30"/>
         <w:bidi w:val="0"/>
         <w:rPr>
           <w:rFonts w:hint="eastAsia"/>
           <w:lang w:val="en-US" w:eastAsia="zh-CN"/>
         </w:rPr>
       </w:pPr>
-      <w:bookmarkStart w:id="12" w:name="_Toc7100"/>
+      <w:bookmarkStart w:id="12" w:name="_Toc12743"/>
       <w:r>
         <w:rPr>
           <w:rFonts w:hint="eastAsia"/>
@@ -4775,7 +4870,7 @@
     </w:p>
     <w:p>
       <w:pPr>
-        <w:pStyle w:val="a1"/>
+        <w:pStyle w:val="29"/>
         <w:keepNext w:val="0"/>
         <w:keepLines w:val="0"/>
         <w:pageBreakBefore w:val="0"/>
@@ -4805,14 +4900,14 @@
     </w:p>
     <w:p>
       <w:pPr>
-        <w:pStyle w:val="2"/>
+        <w:pStyle w:val="30"/>
         <w:bidi w:val="0"/>
         <w:rPr>
           <w:rFonts w:hint="eastAsia"/>
           <w:lang w:val="en-US" w:eastAsia="zh-CN"/>
         </w:rPr>
       </w:pPr>
-      <w:bookmarkStart w:id="13" w:name="_Toc5531"/>
+      <w:bookmarkStart w:id="13" w:name="_Toc24706"/>
       <w:r>
         <w:rPr>
           <w:rFonts w:hint="eastAsia"/>
@@ -4824,7 +4919,7 @@
     </w:p>
     <w:p>
       <w:pPr>
-        <w:pStyle w:val="a1"/>
+        <w:pStyle w:val="29"/>
         <w:keepNext w:val="0"/>
         <w:keepLines w:val="0"/>
         <w:pageBreakBefore w:val="0"/>
@@ -4854,7 +4949,7 @@
     </w:p>
     <w:p>
       <w:pPr>
-        <w:pStyle w:val="a1"/>
+        <w:pStyle w:val="29"/>
         <w:keepNext w:val="0"/>
         <w:keepLines w:val="0"/>
         <w:pageBreakBefore w:val="0"/>
@@ -4884,14 +4979,14 @@
     </w:p>
     <w:p>
       <w:pPr>
-        <w:pStyle w:val="2"/>
+        <w:pStyle w:val="30"/>
         <w:bidi w:val="0"/>
         <w:rPr>
           <w:rFonts w:hint="eastAsia"/>
           <w:lang w:val="en-US" w:eastAsia="zh-CN"/>
         </w:rPr>
       </w:pPr>
-      <w:bookmarkStart w:id="14" w:name="_Toc20731"/>
+      <w:bookmarkStart w:id="14" w:name="_Toc9550"/>
       <w:r>
         <w:rPr>
           <w:rFonts w:hint="eastAsia"/>
@@ -4903,7 +4998,7 @@
     </w:p>
     <w:p>
       <w:pPr>
-        <w:pStyle w:val="a1"/>
+        <w:pStyle w:val="29"/>
         <w:keepNext w:val="0"/>
         <w:keepLines w:val="0"/>
         <w:pageBreakBefore w:val="0"/>
@@ -4933,14 +5028,14 @@
     </w:p>
     <w:p>
       <w:pPr>
-        <w:pStyle w:val="2"/>
+        <w:pStyle w:val="30"/>
         <w:bidi w:val="0"/>
         <w:rPr>
           <w:rFonts w:hint="eastAsia"/>
           <w:lang w:val="en-US" w:eastAsia="zh-CN"/>
         </w:rPr>
       </w:pPr>
-      <w:bookmarkStart w:id="15" w:name="_Toc6480"/>
+      <w:bookmarkStart w:id="15" w:name="_Toc26852"/>
       <w:r>
         <w:rPr>
           <w:rFonts w:hint="eastAsia"/>
@@ -4952,7 +5047,7 @@
     </w:p>
     <w:p>
       <w:pPr>
-        <w:pStyle w:val="a1"/>
+        <w:pStyle w:val="29"/>
         <w:keepNext w:val="0"/>
         <w:keepLines w:val="0"/>
         <w:pageBreakBefore w:val="0"/>
@@ -4982,14 +5077,14 @@
     </w:p>
     <w:p>
       <w:pPr>
-        <w:pStyle w:val="2"/>
+        <w:pStyle w:val="30"/>
         <w:bidi w:val="0"/>
         <w:rPr>
           <w:rFonts w:hint="eastAsia"/>
           <w:lang w:val="en-US" w:eastAsia="zh-CN"/>
         </w:rPr>
       </w:pPr>
-      <w:bookmarkStart w:id="16" w:name="_Toc12453"/>
+      <w:bookmarkStart w:id="16" w:name="_Toc6499"/>
       <w:r>
         <w:rPr>
           <w:rFonts w:hint="eastAsia"/>
@@ -5001,7 +5096,7 @@
     </w:p>
     <w:p>
       <w:pPr>
-        <w:pStyle w:val="a1"/>
+        <w:pStyle w:val="29"/>
         <w:keepNext w:val="0"/>
         <w:keepLines w:val="0"/>
         <w:pageBreakBefore w:val="0"/>
@@ -5031,14 +5126,14 @@
     </w:p>
     <w:p>
       <w:pPr>
-        <w:pStyle w:val="2"/>
+        <w:pStyle w:val="30"/>
         <w:bidi w:val="0"/>
         <w:rPr>
           <w:rFonts w:hint="eastAsia"/>
           <w:lang w:val="en-US" w:eastAsia="zh-CN"/>
         </w:rPr>
       </w:pPr>
-      <w:bookmarkStart w:id="17" w:name="_Toc15002"/>
+      <w:bookmarkStart w:id="17" w:name="_Toc17044"/>
       <w:r>
         <w:rPr>
           <w:rFonts w:hint="eastAsia"/>
@@ -5050,7 +5145,7 @@
     </w:p>
     <w:p>
       <w:pPr>
-        <w:pStyle w:val="a1"/>
+        <w:pStyle w:val="29"/>
         <w:keepNext w:val="0"/>
         <w:keepLines w:val="0"/>
         <w:pageBreakBefore w:val="0"/>
@@ -5080,7 +5175,7 @@
     </w:p>
     <w:p>
       <w:pPr>
-        <w:pStyle w:val="a1"/>
+        <w:pStyle w:val="29"/>
         <w:keepNext w:val="0"/>
         <w:keepLines w:val="0"/>
         <w:pageBreakBefore w:val="0"/>
@@ -5110,14 +5205,14 @@
     </w:p>
     <w:p>
       <w:pPr>
-        <w:pStyle w:val="2"/>
+        <w:pStyle w:val="30"/>
         <w:bidi w:val="0"/>
         <w:rPr>
           <w:rFonts w:hint="eastAsia"/>
           <w:lang w:val="en-US" w:eastAsia="zh-CN"/>
         </w:rPr>
       </w:pPr>
-      <w:bookmarkStart w:id="18" w:name="_Toc2571"/>
+      <w:bookmarkStart w:id="18" w:name="_Toc20899"/>
       <w:r>
         <w:rPr>
           <w:rFonts w:hint="eastAsia"/>
@@ -5129,8 +5224,8 @@
     </w:p>
     <w:p>
       <w:pPr>
-        <w:pStyle w:val="a1"/>
-        <w:ind w:left="0" w:right="0" w:firstLine="0" w:leftChars="0" w:rightChars="0" w:firstLineChars="0"/>
+        <w:pStyle w:val="29"/>
+        <w:ind w:left="0" w:leftChars="0" w:right="0" w:rightChars="0" w:firstLine="0" w:firstLineChars="0"/>
         <w:jc w:val="center"/>
         <w:rPr>
           <w:rFonts w:hint="eastAsia"/>
@@ -5143,44 +5238,31 @@
           <w:lang w:val="en-US" w:eastAsia="zh-CN"/>
         </w:rPr>
         <w:object>
-          <v:shapetype id="_x0000_t75" coordsize="21600,21600" o:spt="75" o:preferrelative="t" path="m@4@5l@4@11@9@11@9@5xe" filled="f" stroked="f">
-            <v:stroke joinstyle="miter"/>
-            <v:formulas>
-              <v:f eqn="if lineDrawn pixelLineWidth 0"/>
-              <v:f eqn="sum @0 1 0"/>
-              <v:f eqn="sum 0 0 @1"/>
-              <v:f eqn="prod @2 1 2"/>
-              <v:f eqn="prod @3 21600 pixelWidth"/>
-              <v:f eqn="prod @3 21600 pixelHeight"/>
-              <v:f eqn="sum @0 0 1"/>
-              <v:f eqn="prod @6 1 2"/>
-              <v:f eqn="prod @7 21600 pixelWidth"/>
-              <v:f eqn="sum @8 21600 0"/>
-              <v:f eqn="prod @7 21600 pixelHeight"/>
-              <v:f eqn="sum @10 21600 0"/>
-            </v:formulas>
-            <v:path o:extrusionok="f" gradientshapeok="t" o:connecttype="rect"/>
+          <v:shape id="_x0000_i1025" o:spt="75" type="#_x0000_t75" style="height:514.25pt;width:252.6pt;" o:ole="t" filled="f" o:preferrelative="t" stroked="f" coordsize="21600,21600">
+            <v:path/>
+            <v:fill on="f" focussize="0,0"/>
+            <v:stroke on="f" joinstyle="miter"/>
+            <v:imagedata r:id="rId11" o:title=""/>
             <o:lock v:ext="edit" aspectratio="t"/>
-          </v:shapetype>
-          <v:shape id="_x0000_i1025" type="#_x0000_t75" style="height:514.25pt;width:252.6pt" o:oleicon="f" o:ole="" coordsize="21600,21600" o:preferrelative="t" filled="f" stroked="f">
-            <v:imagedata r:id="rId7" o:title=""/>
-            <o:lock v:ext="edit" aspectratio="t"/>
+            <w10:wrap type="none"/>
             <w10:anchorlock/>
           </v:shape>
-          <o:OLEObject Type="Embed" ProgID="Visio.Drawing.15" ShapeID="_x0000_i1025" DrawAspect="Content" ObjectID="_1468075725" r:id="rId8"/>
+          <o:OLEObject Type="Embed" ProgID="Visio.Drawing.15" ShapeID="_x0000_i1025" DrawAspect="Content" ObjectID="_1468075725" r:id="rId10">
+            <o:LockedField>false</o:LockedField>
+          </o:OLEObject>
         </w:object>
       </w:r>
     </w:p>
     <w:p>
       <w:pPr>
-        <w:pStyle w:val="1"/>
+        <w:pStyle w:val="28"/>
         <w:bidi w:val="0"/>
         <w:rPr>
           <w:rFonts w:hint="eastAsia"/>
           <w:lang w:val="en-US" w:eastAsia="zh-CN"/>
         </w:rPr>
       </w:pPr>
-      <w:bookmarkStart w:id="19" w:name="_Toc31803"/>
+      <w:bookmarkStart w:id="19" w:name="_Toc5245"/>
       <w:r>
         <w:rPr>
           <w:rFonts w:hint="eastAsia"/>
@@ -5192,14 +5274,14 @@
     </w:p>
     <w:p>
       <w:pPr>
-        <w:pStyle w:val="2"/>
+        <w:pStyle w:val="30"/>
         <w:bidi w:val="0"/>
         <w:rPr>
           <w:rFonts w:hint="eastAsia"/>
           <w:lang w:val="en-US" w:eastAsia="zh-CN"/>
         </w:rPr>
       </w:pPr>
-      <w:bookmarkStart w:id="20" w:name="_Toc19156"/>
+      <w:bookmarkStart w:id="20" w:name="_Toc3085"/>
       <w:r>
         <w:rPr>
           <w:rFonts w:hint="eastAsia"/>
@@ -5211,7 +5293,7 @@
     </w:p>
     <w:p>
       <w:pPr>
-        <w:pStyle w:val="a1"/>
+        <w:pStyle w:val="29"/>
         <w:bidi w:val="0"/>
         <w:rPr>
           <w:rFonts w:hint="eastAsia"/>
@@ -5228,7 +5310,7 @@
     </w:p>
     <w:p>
       <w:pPr>
-        <w:pStyle w:val="a1"/>
+        <w:pStyle w:val="29"/>
         <w:keepNext w:val="0"/>
         <w:keepLines w:val="0"/>
         <w:pageBreakBefore w:val="0"/>
@@ -5246,7 +5328,7 @@
         <w:bidi w:val="0"/>
         <w:adjustRightInd w:val="0"/>
         <w:snapToGrid w:val="0"/>
-        <w:ind w:left="425" w:hanging="425" w:leftChars="0" w:firstLineChars="0"/>
+        <w:ind w:left="425" w:leftChars="0" w:hanging="425" w:firstLineChars="0"/>
         <w:textAlignment w:val="baseline"/>
         <w:rPr>
           <w:rFonts w:hint="eastAsia"/>
@@ -5263,7 +5345,7 @@
     </w:p>
     <w:p>
       <w:pPr>
-        <w:pStyle w:val="a1"/>
+        <w:pStyle w:val="29"/>
         <w:keepNext w:val="0"/>
         <w:keepLines w:val="0"/>
         <w:pageBreakBefore w:val="0"/>
@@ -5281,7 +5363,7 @@
         <w:bidi w:val="0"/>
         <w:adjustRightInd w:val="0"/>
         <w:snapToGrid w:val="0"/>
-        <w:ind w:left="425" w:hanging="425" w:leftChars="0" w:firstLineChars="0"/>
+        <w:ind w:left="425" w:leftChars="0" w:hanging="425" w:firstLineChars="0"/>
         <w:textAlignment w:val="baseline"/>
         <w:rPr>
           <w:rFonts w:hint="eastAsia"/>
@@ -5298,14 +5380,14 @@
     </w:p>
     <w:p>
       <w:pPr>
-        <w:pStyle w:val="2"/>
+        <w:pStyle w:val="30"/>
         <w:bidi w:val="0"/>
         <w:rPr>
           <w:rFonts w:hint="eastAsia"/>
           <w:lang w:val="en-US" w:eastAsia="zh-CN"/>
         </w:rPr>
       </w:pPr>
-      <w:bookmarkStart w:id="21" w:name="_Toc23419"/>
+      <w:bookmarkStart w:id="21" w:name="_Toc29814"/>
       <w:r>
         <w:rPr>
           <w:rFonts w:hint="eastAsia"/>
@@ -5317,7 +5399,7 @@
     </w:p>
     <w:p>
       <w:pPr>
-        <w:pStyle w:val="a1"/>
+        <w:pStyle w:val="29"/>
         <w:keepNext w:val="0"/>
         <w:keepLines w:val="0"/>
         <w:pageBreakBefore w:val="0"/>
@@ -5347,7 +5429,7 @@
     </w:p>
     <w:p>
       <w:pPr>
-        <w:pStyle w:val="a1"/>
+        <w:pStyle w:val="29"/>
         <w:keepNext w:val="0"/>
         <w:keepLines w:val="0"/>
         <w:pageBreakBefore w:val="0"/>
@@ -5377,7 +5459,7 @@
     </w:p>
     <w:p>
       <w:pPr>
-        <w:pStyle w:val="a1"/>
+        <w:pStyle w:val="29"/>
         <w:keepNext w:val="0"/>
         <w:keepLines w:val="0"/>
         <w:pageBreakBefore w:val="0"/>
@@ -5407,7 +5489,7 @@
     </w:p>
     <w:p>
       <w:pPr>
-        <w:pStyle w:val="a1"/>
+        <w:pStyle w:val="29"/>
         <w:keepNext w:val="0"/>
         <w:keepLines w:val="0"/>
         <w:pageBreakBefore w:val="0"/>
@@ -5437,14 +5519,14 @@
     </w:p>
     <w:p>
       <w:pPr>
-        <w:pStyle w:val="2"/>
+        <w:pStyle w:val="30"/>
         <w:bidi w:val="0"/>
         <w:rPr>
           <w:rFonts w:hint="eastAsia"/>
           <w:lang w:val="en-US" w:eastAsia="zh-CN"/>
         </w:rPr>
       </w:pPr>
-      <w:bookmarkStart w:id="22" w:name="_Toc12387"/>
+      <w:bookmarkStart w:id="22" w:name="_Toc24480"/>
       <w:r>
         <w:rPr>
           <w:rFonts w:hint="eastAsia"/>
@@ -5456,7 +5538,7 @@
     </w:p>
     <w:p>
       <w:pPr>
-        <w:pStyle w:val="a1"/>
+        <w:pStyle w:val="29"/>
         <w:keepNext w:val="0"/>
         <w:keepLines w:val="0"/>
         <w:pageBreakBefore w:val="0"/>
@@ -5486,7 +5568,159 @@
     </w:p>
     <w:p>
       <w:pPr>
-        <w:pStyle w:val="a1"/>
+        <w:pStyle w:val="29"/>
+        <w:rPr>
+          <w:rFonts w:hint="default"/>
+          <w:lang w:val="en-US" w:eastAsia="zh-CN"/>
+        </w:rPr>
+      </w:pPr>
+      <w:r>
+        <w:rPr>
+          <w:rFonts w:hint="default"/>
+          <w:lang w:val="en-US" w:eastAsia="zh-CN"/>
+        </w:rPr>
+        <w:t>采用</w:t>
+      </w:r>
+      <w:r>
+        <w:rPr>
+          <w:rFonts w:hint="eastAsia"/>
+          <w:lang w:val="en-US" w:eastAsia="zh-CN"/>
+        </w:rPr>
+        <w:t>10</w:t>
+      </w:r>
+      <w:r>
+        <w:rPr>
+          <w:rFonts w:hint="default"/>
+          <w:lang w:val="en-US" w:eastAsia="zh-CN"/>
+        </w:rPr>
+        <w:t>分制进行评分：</w:t>
+      </w:r>
+    </w:p>
+    <w:p>
+      <w:pPr>
+        <w:pStyle w:val="29"/>
+        <w:rPr>
+          <w:rFonts w:hint="default"/>
+          <w:lang w:val="en-US" w:eastAsia="zh-CN"/>
+        </w:rPr>
+      </w:pPr>
+      <w:r>
+        <w:rPr>
+          <w:rFonts w:hint="eastAsia"/>
+          <w:lang w:val="en-US" w:eastAsia="zh-CN"/>
+        </w:rPr>
+        <w:t>10</w:t>
+      </w:r>
+      <w:r>
+        <w:rPr>
+          <w:rFonts w:hint="default"/>
+          <w:lang w:val="en-US" w:eastAsia="zh-CN"/>
+        </w:rPr>
+        <w:t>分：非常满意</w:t>
+      </w:r>
+    </w:p>
+    <w:p>
+      <w:pPr>
+        <w:pStyle w:val="29"/>
+        <w:rPr>
+          <w:rFonts w:hint="default"/>
+          <w:lang w:val="en-US" w:eastAsia="zh-CN"/>
+        </w:rPr>
+      </w:pPr>
+      <w:r>
+        <w:rPr>
+          <w:rFonts w:hint="eastAsia"/>
+          <w:lang w:val="en-US" w:eastAsia="zh-CN"/>
+        </w:rPr>
+        <w:t>9</w:t>
+      </w:r>
+      <w:r>
+        <w:rPr>
+          <w:rFonts w:hint="default"/>
+          <w:lang w:val="en-US" w:eastAsia="zh-CN"/>
+        </w:rPr>
+        <w:t>分：满意</w:t>
+      </w:r>
+    </w:p>
+    <w:p>
+      <w:pPr>
+        <w:pStyle w:val="29"/>
+        <w:rPr>
+          <w:rFonts w:hint="default"/>
+          <w:lang w:val="en-US" w:eastAsia="zh-CN"/>
+        </w:rPr>
+      </w:pPr>
+      <w:r>
+        <w:rPr>
+          <w:rFonts w:hint="eastAsia"/>
+          <w:lang w:val="en-US" w:eastAsia="zh-CN"/>
+        </w:rPr>
+        <w:t>5-8</w:t>
+      </w:r>
+      <w:r>
+        <w:rPr>
+          <w:rFonts w:hint="default"/>
+          <w:lang w:val="en-US" w:eastAsia="zh-CN"/>
+        </w:rPr>
+        <w:t>分：一般</w:t>
+      </w:r>
+    </w:p>
+    <w:p>
+      <w:pPr>
+        <w:pStyle w:val="29"/>
+        <w:rPr>
+          <w:rFonts w:hint="default"/>
+          <w:lang w:val="en-US" w:eastAsia="zh-CN"/>
+        </w:rPr>
+      </w:pPr>
+      <w:r>
+        <w:rPr>
+          <w:rFonts w:hint="eastAsia"/>
+          <w:lang w:val="en-US" w:eastAsia="zh-CN"/>
+        </w:rPr>
+        <w:t>4-5</w:t>
+      </w:r>
+      <w:r>
+        <w:rPr>
+          <w:rFonts w:hint="default"/>
+          <w:lang w:val="en-US" w:eastAsia="zh-CN"/>
+        </w:rPr>
+        <w:t>分：不满意</w:t>
+      </w:r>
+    </w:p>
+    <w:p>
+      <w:pPr>
+        <w:pStyle w:val="29"/>
+        <w:rPr>
+          <w:rFonts w:hint="default"/>
+          <w:lang w:val="en-US" w:eastAsia="zh-CN"/>
+        </w:rPr>
+      </w:pPr>
+      <w:r>
+        <w:rPr>
+          <w:rFonts w:hint="default"/>
+          <w:lang w:val="en-US" w:eastAsia="zh-CN"/>
+        </w:rPr>
+        <w:t>1</w:t>
+      </w:r>
+      <w:r>
+        <w:rPr>
+          <w:rFonts w:hint="eastAsia"/>
+          <w:lang w:val="en-US" w:eastAsia="zh-CN"/>
+        </w:rPr>
+        <w:t>-3</w:t>
+      </w:r>
+      <w:r>
+        <w:rPr>
+          <w:rFonts w:hint="default"/>
+          <w:lang w:val="en-US" w:eastAsia="zh-CN"/>
+        </w:rPr>
+        <w:t>分：非常不满意</w:t>
+      </w:r>
+    </w:p>
+    <w:p>
+      <w:pPr>
+        <w:pStyle w:val="29"/>
         <w:keepNext w:val="0"/>
         <w:keepLines w:val="0"/>
         <w:pageBreakBefore w:val="0"/>
@@ -5511,12 +5745,31 @@
           <w:rFonts w:hint="eastAsia"/>
           <w:lang w:val="en-US" w:eastAsia="zh-CN"/>
         </w:rPr>
-        <w:t>客户满意度调查分制标准：</w:t>
-      </w:r>
-    </w:p>
-    <w:p>
-      <w:pPr>
-        <w:pStyle w:val="a1"/>
+        <w:t>调查结果的计分方式为：等于或高于9分的调查结果将被视为可接受的客户满意度水平。等于或低于4分的调查结果将导致服务提供方采取一定行动明确是否真的存在服务缺陷，这些行动包括被调查对象的再次调查、调查对象重新抽样等。等于或低于3分的满意度水平将视为不可接受，业务关系管理负责人将亲自或责成有关责任人就此问题进行分析检讨，进行改进，并在改进过程中和结果中，进行客户回访以及时通报。</w:t>
+      </w:r>
+    </w:p>
+    <w:p>
+      <w:pPr>
+        <w:pStyle w:val="30"/>
+        <w:bidi w:val="0"/>
+        <w:rPr>
+          <w:rFonts w:hint="eastAsia"/>
+          <w:lang w:val="en-US" w:eastAsia="zh-CN"/>
+        </w:rPr>
+      </w:pPr>
+      <w:bookmarkStart w:id="23" w:name="_Toc15330"/>
+      <w:r>
+        <w:rPr>
+          <w:rFonts w:hint="eastAsia"/>
+          <w:lang w:val="en-US" w:eastAsia="zh-CN"/>
+        </w:rPr>
+        <w:t>收集调查结果</w:t>
+      </w:r>
+      <w:bookmarkEnd w:id="23"/>
+    </w:p>
+    <w:p>
+      <w:pPr>
+        <w:pStyle w:val="29"/>
         <w:keepNext w:val="0"/>
         <w:keepLines w:val="0"/>
         <w:pageBreakBefore w:val="0"/>
@@ -5541,12 +5794,12 @@
           <w:rFonts w:hint="eastAsia"/>
           <w:lang w:val="en-US" w:eastAsia="zh-CN"/>
         </w:rPr>
-        <w:t>1分------非常不满意</w:t>
-      </w:r>
-    </w:p>
-    <w:p>
-      <w:pPr>
-        <w:pStyle w:val="a1"/>
+        <w:t>调查员致电客户，在电话中简单介绍调查目的，如客户当时没空，可预约下次致电时间，或发送调查问卷给客户，三个工作日内未收到邮件回复的应重新联系客户。电话访问要求单位联系人在听到每道问题之后给予回答，调查人员按照客户的回答逐题填写问卷。</w:t>
+      </w:r>
+    </w:p>
+    <w:p>
+      <w:pPr>
+        <w:pStyle w:val="29"/>
         <w:keepNext w:val="0"/>
         <w:keepLines w:val="0"/>
         <w:pageBreakBefore w:val="0"/>
@@ -5571,12 +5824,31 @@
           <w:rFonts w:hint="eastAsia"/>
           <w:lang w:val="en-US" w:eastAsia="zh-CN"/>
         </w:rPr>
-        <w:t>2分------不满意</w:t>
-      </w:r>
-    </w:p>
-    <w:p>
-      <w:pPr>
-        <w:pStyle w:val="a1"/>
+        <w:t>最后由质量管理部统计收集所有客户满意度调查问卷。</w:t>
+      </w:r>
+    </w:p>
+    <w:p>
+      <w:pPr>
+        <w:pStyle w:val="30"/>
+        <w:bidi w:val="0"/>
+        <w:rPr>
+          <w:rFonts w:hint="eastAsia"/>
+          <w:lang w:val="en-US" w:eastAsia="zh-CN"/>
+        </w:rPr>
+      </w:pPr>
+      <w:bookmarkStart w:id="24" w:name="_Toc27922"/>
+      <w:r>
+        <w:rPr>
+          <w:rFonts w:hint="eastAsia"/>
+          <w:lang w:val="en-US" w:eastAsia="zh-CN"/>
+        </w:rPr>
+        <w:t>统计分析调查结果</w:t>
+      </w:r>
+      <w:bookmarkEnd w:id="24"/>
+    </w:p>
+    <w:p>
+      <w:pPr>
+        <w:pStyle w:val="29"/>
         <w:keepNext w:val="0"/>
         <w:keepLines w:val="0"/>
         <w:pageBreakBefore w:val="0"/>
@@ -5601,12 +5873,40 @@
           <w:rFonts w:hint="eastAsia"/>
           <w:lang w:val="en-US" w:eastAsia="zh-CN"/>
         </w:rPr>
-        <w:t>3分------一般</w:t>
-      </w:r>
-    </w:p>
-    <w:p>
-      <w:pPr>
-        <w:pStyle w:val="a1"/>
+        <w:t>回收的客户满意度调查问卷经统计后提出的结果，包括各满意程度</w:t>
+      </w:r>
+      <w:bookmarkStart w:id="31" w:name="_GoBack"/>
+      <w:bookmarkEnd w:id="31"/>
+      <w:r>
+        <w:rPr>
+          <w:rFonts w:hint="eastAsia"/>
+          <w:lang w:val="en-US" w:eastAsia="zh-CN"/>
+        </w:rPr>
+        <w:t>所占的比例；回收的调查表中遗漏一项的按“一般”记录，遗漏两项以上评分的调查表按无效卷不予统计。</w:t>
+      </w:r>
+    </w:p>
+    <w:p>
+      <w:pPr>
+        <w:pStyle w:val="30"/>
+        <w:bidi w:val="0"/>
+        <w:rPr>
+          <w:rFonts w:hint="eastAsia"/>
+          <w:lang w:val="en-US" w:eastAsia="zh-CN"/>
+        </w:rPr>
+      </w:pPr>
+      <w:bookmarkStart w:id="25" w:name="_Toc27152"/>
+      <w:r>
+        <w:rPr>
+          <w:rFonts w:hint="eastAsia"/>
+          <w:lang w:val="en-US" w:eastAsia="zh-CN"/>
+        </w:rPr>
+        <w:t>评审客户满意度</w:t>
+      </w:r>
+      <w:bookmarkEnd w:id="25"/>
+    </w:p>
+    <w:p>
+      <w:pPr>
+        <w:pStyle w:val="29"/>
         <w:keepNext w:val="0"/>
         <w:keepLines w:val="0"/>
         <w:pageBreakBefore w:val="0"/>
@@ -5631,12 +5931,12 @@
           <w:rFonts w:hint="eastAsia"/>
           <w:lang w:val="en-US" w:eastAsia="zh-CN"/>
         </w:rPr>
-        <w:t>4分------满意</w:t>
-      </w:r>
-    </w:p>
-    <w:p>
-      <w:pPr>
-        <w:pStyle w:val="a1"/>
+        <w:t>质量管理部统计满意度调查结果的数据并分析，将统计及原因分析结果反映在本年度的运维服务报告中。</w:t>
+      </w:r>
+    </w:p>
+    <w:p>
+      <w:pPr>
+        <w:pStyle w:val="29"/>
         <w:keepNext w:val="0"/>
         <w:keepLines w:val="0"/>
         <w:pageBreakBefore w:val="0"/>
@@ -5661,12 +5961,31 @@
           <w:rFonts w:hint="eastAsia"/>
           <w:lang w:val="en-US" w:eastAsia="zh-CN"/>
         </w:rPr>
-        <w:t>5分------非常满意</w:t>
-      </w:r>
-    </w:p>
-    <w:p>
-      <w:pPr>
-        <w:pStyle w:val="a1"/>
+        <w:t>质量管理部对客户满意度调查的分析结果中存在的问题及时做出整改，并确定相关问题的责任部门，相关责任部门应制定有效的改进措施。</w:t>
+      </w:r>
+    </w:p>
+    <w:p>
+      <w:pPr>
+        <w:pStyle w:val="30"/>
+        <w:bidi w:val="0"/>
+        <w:rPr>
+          <w:rFonts w:hint="eastAsia"/>
+          <w:lang w:val="en-US" w:eastAsia="zh-CN"/>
+        </w:rPr>
+      </w:pPr>
+      <w:bookmarkStart w:id="26" w:name="_Toc23066"/>
+      <w:r>
+        <w:rPr>
+          <w:rFonts w:hint="eastAsia"/>
+          <w:lang w:val="en-US" w:eastAsia="zh-CN"/>
+        </w:rPr>
+        <w:t>评价纠正措施</w:t>
+      </w:r>
+      <w:bookmarkEnd w:id="26"/>
+    </w:p>
+    <w:p>
+      <w:pPr>
+        <w:pStyle w:val="29"/>
         <w:keepNext w:val="0"/>
         <w:keepLines w:val="0"/>
         <w:pageBreakBefore w:val="0"/>
@@ -5691,31 +6010,31 @@
           <w:rFonts w:hint="eastAsia"/>
           <w:lang w:val="en-US" w:eastAsia="zh-CN"/>
         </w:rPr>
-        <w:t>调查结果的计分方式为：等于或高于4分的调查结果将被视为可接受的客户满意度水平。等于或低于3分的调查结果将导致服务提供方采取一定行动明确是否真的存在服务缺陷，这些行动包括被调查对象的再次调查、调查对象重新抽样等。等于或低于2分的满意度水平将视为不可接受，业务关系管理负责人将亲自或责成有关责任人就此问题进行分析检讨，进行改进，并在改进过程中和结果中，进行客户回访以及时通报。</w:t>
-      </w:r>
-    </w:p>
-    <w:p>
-      <w:pPr>
-        <w:pStyle w:val="2"/>
+        <w:t>质量管理部根据相关责任部门提出的改进措施进行评价，是否找出了问题的根本原因以及制定的改进措施的有效性。客户方如有需要，经质量管理部负责人审批后可将相关问题的改进方法通知客户。</w:t>
+      </w:r>
+    </w:p>
+    <w:p>
+      <w:pPr>
+        <w:pStyle w:val="30"/>
         <w:bidi w:val="0"/>
         <w:rPr>
           <w:rFonts w:hint="eastAsia"/>
           <w:lang w:val="en-US" w:eastAsia="zh-CN"/>
         </w:rPr>
       </w:pPr>
-      <w:bookmarkStart w:id="23" w:name="_Toc26757"/>
-      <w:r>
-        <w:rPr>
-          <w:rFonts w:hint="eastAsia"/>
-          <w:lang w:val="en-US" w:eastAsia="zh-CN"/>
-        </w:rPr>
-        <w:t>收集调查结果</w:t>
-      </w:r>
-      <w:bookmarkEnd w:id="23"/>
-    </w:p>
-    <w:p>
-      <w:pPr>
-        <w:pStyle w:val="a1"/>
+      <w:bookmarkStart w:id="27" w:name="_Toc19165"/>
+      <w:r>
+        <w:rPr>
+          <w:rFonts w:hint="eastAsia"/>
+          <w:lang w:val="en-US" w:eastAsia="zh-CN"/>
+        </w:rPr>
+        <w:t>实施纠正措施</w:t>
+      </w:r>
+      <w:bookmarkEnd w:id="27"/>
+    </w:p>
+    <w:p>
+      <w:pPr>
+        <w:pStyle w:val="29"/>
         <w:keepNext w:val="0"/>
         <w:keepLines w:val="0"/>
         <w:pageBreakBefore w:val="0"/>
@@ -5740,12 +6059,31 @@
           <w:rFonts w:hint="eastAsia"/>
           <w:lang w:val="en-US" w:eastAsia="zh-CN"/>
         </w:rPr>
-        <w:t>调查员致电客户，在电话中简单介绍调查目的，如客户当时没空，可预约下次致电时间，或发送调查问卷给客户，三个工作日内未收到邮件回复的应重新联系客户。电话访问要求单位联系人在听到每道问题之后给予回答，调查人员按照客户的回答逐题填写问卷。</w:t>
-      </w:r>
-    </w:p>
-    <w:p>
-      <w:pPr>
-        <w:pStyle w:val="a1"/>
+        <w:t>各相关责任部门，根据制定的改进措施实施相关问题的改进方案，必须严格按照改进方案的要求执行，改进完成后通知质量管理部验证改进结果。</w:t>
+      </w:r>
+    </w:p>
+    <w:p>
+      <w:pPr>
+        <w:pStyle w:val="30"/>
+        <w:bidi w:val="0"/>
+        <w:rPr>
+          <w:rFonts w:hint="eastAsia"/>
+          <w:lang w:val="en-US" w:eastAsia="zh-CN"/>
+        </w:rPr>
+      </w:pPr>
+      <w:bookmarkStart w:id="28" w:name="_Toc5151"/>
+      <w:r>
+        <w:rPr>
+          <w:rFonts w:hint="eastAsia"/>
+          <w:lang w:val="en-US" w:eastAsia="zh-CN"/>
+        </w:rPr>
+        <w:t>效果验证</w:t>
+      </w:r>
+      <w:bookmarkEnd w:id="28"/>
+    </w:p>
+    <w:p>
+      <w:pPr>
+        <w:pStyle w:val="29"/>
         <w:keepNext w:val="0"/>
         <w:keepLines w:val="0"/>
         <w:pageBreakBefore w:val="0"/>
@@ -5770,31 +6108,12 @@
           <w:rFonts w:hint="eastAsia"/>
           <w:lang w:val="en-US" w:eastAsia="zh-CN"/>
         </w:rPr>
-        <w:t>最后由质量管理部统计收集所有客户满意度调查问卷。</w:t>
-      </w:r>
-    </w:p>
-    <w:p>
-      <w:pPr>
-        <w:pStyle w:val="2"/>
-        <w:bidi w:val="0"/>
-        <w:rPr>
-          <w:rFonts w:hint="eastAsia"/>
-          <w:lang w:val="en-US" w:eastAsia="zh-CN"/>
-        </w:rPr>
-      </w:pPr>
-      <w:bookmarkStart w:id="24" w:name="_Toc31038"/>
-      <w:r>
-        <w:rPr>
-          <w:rFonts w:hint="eastAsia"/>
-          <w:lang w:val="en-US" w:eastAsia="zh-CN"/>
-        </w:rPr>
-        <w:t>统计分析调查结果</w:t>
-      </w:r>
-      <w:bookmarkEnd w:id="24"/>
-    </w:p>
-    <w:p>
-      <w:pPr>
-        <w:pStyle w:val="a1"/>
+        <w:t>质量管理部根据满意度分析结果验证改进措施的有效性和及时性，是否在规定时间要求内完成。验证结果将在下一次公司管理评审会议中反映。</w:t>
+      </w:r>
+    </w:p>
+    <w:p>
+      <w:pPr>
+        <w:pStyle w:val="28"/>
         <w:keepNext w:val="0"/>
         <w:keepLines w:val="0"/>
         <w:pageBreakBefore w:val="0"/>
@@ -5814,263 +6133,7 @@
           <w:lang w:val="en-US" w:eastAsia="zh-CN"/>
         </w:rPr>
       </w:pPr>
-      <w:r>
-        <w:rPr>
-          <w:rFonts w:hint="eastAsia"/>
-          <w:lang w:val="en-US" w:eastAsia="zh-CN"/>
-        </w:rPr>
-        <w:t>回收的客户满意度调查问卷经统计后提出的结果，包括各满意程度（非常满意、满意、不满意等）所占的比例；回收的调查表中遗漏一项的按“一般”记录，遗漏两项以上评分的调查表按无效卷不予统计。</w:t>
-      </w:r>
-    </w:p>
-    <w:p>
-      <w:pPr>
-        <w:pStyle w:val="2"/>
-        <w:bidi w:val="0"/>
-        <w:rPr>
-          <w:rFonts w:hint="eastAsia"/>
-          <w:lang w:val="en-US" w:eastAsia="zh-CN"/>
-        </w:rPr>
-      </w:pPr>
-      <w:bookmarkStart w:id="25" w:name="_Toc17067"/>
-      <w:r>
-        <w:rPr>
-          <w:rFonts w:hint="eastAsia"/>
-          <w:lang w:val="en-US" w:eastAsia="zh-CN"/>
-        </w:rPr>
-        <w:t>评审客户满意度</w:t>
-      </w:r>
-      <w:bookmarkEnd w:id="25"/>
-    </w:p>
-    <w:p>
-      <w:pPr>
-        <w:pStyle w:val="a1"/>
-        <w:keepNext w:val="0"/>
-        <w:keepLines w:val="0"/>
-        <w:pageBreakBefore w:val="0"/>
-        <w:widowControl w:val="0"/>
-        <w:kinsoku w:val="0"/>
-        <w:wordWrap/>
-        <w:overflowPunct/>
-        <w:topLinePunct w:val="0"/>
-        <w:autoSpaceDE w:val="0"/>
-        <w:autoSpaceDN w:val="0"/>
-        <w:bidi w:val="0"/>
-        <w:adjustRightInd w:val="0"/>
-        <w:snapToGrid w:val="0"/>
-        <w:textAlignment w:val="baseline"/>
-        <w:rPr>
-          <w:rFonts w:hint="eastAsia"/>
-          <w:lang w:val="en-US" w:eastAsia="zh-CN"/>
-        </w:rPr>
-      </w:pPr>
-      <w:r>
-        <w:rPr>
-          <w:rFonts w:hint="eastAsia"/>
-          <w:lang w:val="en-US" w:eastAsia="zh-CN"/>
-        </w:rPr>
-        <w:t>质量管理部统计满意度调查结果的数据并分析，将统计及原因分析结果反映在本年度的运维服务报告中。</w:t>
-      </w:r>
-    </w:p>
-    <w:p>
-      <w:pPr>
-        <w:pStyle w:val="a1"/>
-        <w:keepNext w:val="0"/>
-        <w:keepLines w:val="0"/>
-        <w:pageBreakBefore w:val="0"/>
-        <w:widowControl w:val="0"/>
-        <w:kinsoku w:val="0"/>
-        <w:wordWrap/>
-        <w:overflowPunct/>
-        <w:topLinePunct w:val="0"/>
-        <w:autoSpaceDE w:val="0"/>
-        <w:autoSpaceDN w:val="0"/>
-        <w:bidi w:val="0"/>
-        <w:adjustRightInd w:val="0"/>
-        <w:snapToGrid w:val="0"/>
-        <w:textAlignment w:val="baseline"/>
-        <w:rPr>
-          <w:rFonts w:hint="eastAsia"/>
-          <w:lang w:val="en-US" w:eastAsia="zh-CN"/>
-        </w:rPr>
-      </w:pPr>
-      <w:r>
-        <w:rPr>
-          <w:rFonts w:hint="eastAsia"/>
-          <w:lang w:val="en-US" w:eastAsia="zh-CN"/>
-        </w:rPr>
-        <w:t>质量管理部对客户满意度调查的分析结果中存在的问题及时做出整改，并确定相关问题的责任部门，相关责任部门应制定有效的改进措施。</w:t>
-      </w:r>
-    </w:p>
-    <w:p>
-      <w:pPr>
-        <w:pStyle w:val="2"/>
-        <w:bidi w:val="0"/>
-        <w:rPr>
-          <w:rFonts w:hint="eastAsia"/>
-          <w:lang w:val="en-US" w:eastAsia="zh-CN"/>
-        </w:rPr>
-      </w:pPr>
-      <w:bookmarkStart w:id="26" w:name="_Toc16071"/>
-      <w:r>
-        <w:rPr>
-          <w:rFonts w:hint="eastAsia"/>
-          <w:lang w:val="en-US" w:eastAsia="zh-CN"/>
-        </w:rPr>
-        <w:t>评价纠正措施</w:t>
-      </w:r>
-      <w:bookmarkEnd w:id="26"/>
-    </w:p>
-    <w:p>
-      <w:pPr>
-        <w:pStyle w:val="a1"/>
-        <w:keepNext w:val="0"/>
-        <w:keepLines w:val="0"/>
-        <w:pageBreakBefore w:val="0"/>
-        <w:widowControl w:val="0"/>
-        <w:kinsoku w:val="0"/>
-        <w:wordWrap/>
-        <w:overflowPunct/>
-        <w:topLinePunct w:val="0"/>
-        <w:autoSpaceDE w:val="0"/>
-        <w:autoSpaceDN w:val="0"/>
-        <w:bidi w:val="0"/>
-        <w:adjustRightInd w:val="0"/>
-        <w:snapToGrid w:val="0"/>
-        <w:textAlignment w:val="baseline"/>
-        <w:rPr>
-          <w:rFonts w:hint="eastAsia"/>
-          <w:lang w:val="en-US" w:eastAsia="zh-CN"/>
-        </w:rPr>
-      </w:pPr>
-      <w:r>
-        <w:rPr>
-          <w:rFonts w:hint="eastAsia"/>
-          <w:lang w:val="en-US" w:eastAsia="zh-CN"/>
-        </w:rPr>
-        <w:t>质量管理部根据相关责任部门提出的改进措施进行评价，是否找出了问题的根本原因以及制定的改进措施的有效性。客户方如有需要，经质量管理部负责人审批后可将相关问题的改进方法通知客户。</w:t>
-      </w:r>
-    </w:p>
-    <w:p>
-      <w:pPr>
-        <w:pStyle w:val="2"/>
-        <w:bidi w:val="0"/>
-        <w:rPr>
-          <w:rFonts w:hint="eastAsia"/>
-          <w:lang w:val="en-US" w:eastAsia="zh-CN"/>
-        </w:rPr>
-      </w:pPr>
-      <w:bookmarkStart w:id="27" w:name="_Toc8118"/>
-      <w:r>
-        <w:rPr>
-          <w:rFonts w:hint="eastAsia"/>
-          <w:lang w:val="en-US" w:eastAsia="zh-CN"/>
-        </w:rPr>
-        <w:t>实施纠正措施</w:t>
-      </w:r>
-      <w:bookmarkEnd w:id="27"/>
-    </w:p>
-    <w:p>
-      <w:pPr>
-        <w:pStyle w:val="a1"/>
-        <w:keepNext w:val="0"/>
-        <w:keepLines w:val="0"/>
-        <w:pageBreakBefore w:val="0"/>
-        <w:widowControl w:val="0"/>
-        <w:kinsoku w:val="0"/>
-        <w:wordWrap/>
-        <w:overflowPunct/>
-        <w:topLinePunct w:val="0"/>
-        <w:autoSpaceDE w:val="0"/>
-        <w:autoSpaceDN w:val="0"/>
-        <w:bidi w:val="0"/>
-        <w:adjustRightInd w:val="0"/>
-        <w:snapToGrid w:val="0"/>
-        <w:textAlignment w:val="baseline"/>
-        <w:rPr>
-          <w:rFonts w:hint="eastAsia"/>
-          <w:lang w:val="en-US" w:eastAsia="zh-CN"/>
-        </w:rPr>
-      </w:pPr>
-      <w:r>
-        <w:rPr>
-          <w:rFonts w:hint="eastAsia"/>
-          <w:lang w:val="en-US" w:eastAsia="zh-CN"/>
-        </w:rPr>
-        <w:t>各相关责任部门，根据制定的改进措施实施相关问题的改进方案，必须严格按照改进方案的要求执行，改进完成后通知质量管理部验证改进结果。</w:t>
-      </w:r>
-    </w:p>
-    <w:p>
-      <w:pPr>
-        <w:pStyle w:val="2"/>
-        <w:bidi w:val="0"/>
-        <w:rPr>
-          <w:rFonts w:hint="eastAsia"/>
-          <w:lang w:val="en-US" w:eastAsia="zh-CN"/>
-        </w:rPr>
-      </w:pPr>
-      <w:bookmarkStart w:id="28" w:name="_Toc8662"/>
-      <w:r>
-        <w:rPr>
-          <w:rFonts w:hint="eastAsia"/>
-          <w:lang w:val="en-US" w:eastAsia="zh-CN"/>
-        </w:rPr>
-        <w:t>效果验证</w:t>
-      </w:r>
-      <w:bookmarkEnd w:id="28"/>
-    </w:p>
-    <w:p>
-      <w:pPr>
-        <w:pStyle w:val="a1"/>
-        <w:keepNext w:val="0"/>
-        <w:keepLines w:val="0"/>
-        <w:pageBreakBefore w:val="0"/>
-        <w:widowControl w:val="0"/>
-        <w:kinsoku w:val="0"/>
-        <w:wordWrap/>
-        <w:overflowPunct/>
-        <w:topLinePunct w:val="0"/>
-        <w:autoSpaceDE w:val="0"/>
-        <w:autoSpaceDN w:val="0"/>
-        <w:bidi w:val="0"/>
-        <w:adjustRightInd w:val="0"/>
-        <w:snapToGrid w:val="0"/>
-        <w:textAlignment w:val="baseline"/>
-        <w:rPr>
-          <w:rFonts w:hint="eastAsia"/>
-          <w:lang w:val="en-US" w:eastAsia="zh-CN"/>
-        </w:rPr>
-      </w:pPr>
-      <w:r>
-        <w:rPr>
-          <w:rFonts w:hint="eastAsia"/>
-          <w:lang w:val="en-US" w:eastAsia="zh-CN"/>
-        </w:rPr>
-        <w:t>质量管理部根据满意度分析结果验证改进措施的有效性和及时性，是否在规定时间要求内完成。验证结果将在下一次公司管理评审会议中反映。</w:t>
-      </w:r>
-    </w:p>
-    <w:p>
-      <w:pPr>
-        <w:pStyle w:val="1"/>
-        <w:keepNext w:val="0"/>
-        <w:keepLines w:val="0"/>
-        <w:pageBreakBefore w:val="0"/>
-        <w:widowControl w:val="0"/>
-        <w:kinsoku w:val="0"/>
-        <w:wordWrap/>
-        <w:overflowPunct/>
-        <w:topLinePunct w:val="0"/>
-        <w:autoSpaceDE w:val="0"/>
-        <w:autoSpaceDN w:val="0"/>
-        <w:bidi w:val="0"/>
-        <w:adjustRightInd w:val="0"/>
-        <w:snapToGrid w:val="0"/>
-        <w:textAlignment w:val="baseline"/>
-        <w:rPr>
-          <w:rFonts w:hint="eastAsia"/>
-          <w:lang w:val="en-US" w:eastAsia="zh-CN"/>
-        </w:rPr>
-      </w:pPr>
-      <w:bookmarkStart w:id="29" w:name="_Toc32417"/>
+      <w:bookmarkStart w:id="29" w:name="_Toc2857"/>
       <w:r>
         <w:rPr>
           <w:rFonts w:hint="eastAsia"/>
@@ -6078,21 +6141,23 @@
         </w:rPr>
         <w:t>考核指标</w:t>
       </w:r>
+      <w:bookmarkEnd w:id="29"/>
     </w:p>
     <w:tbl>
       <w:tblPr>
-        <w:tblStyle w:val="TableNormal"/>
+        <w:tblStyle w:val="20"/>
         <w:tblW w:w="7675" w:type="dxa"/>
         <w:tblInd w:w="96" w:type="dxa"/>
         <w:tblBorders>
-          <w:top w:val="nil"/>
-          <w:left w:val="nil"/>
-          <w:bottom w:val="nil"/>
-          <w:right w:val="nil"/>
-          <w:insideH w:val="nil"/>
-          <w:insideV w:val="nil"/>
+          <w:top w:val="none" w:color="auto" w:sz="0" w:space="0"/>
+          <w:left w:val="none" w:color="auto" w:sz="0" w:space="0"/>
+          <w:bottom w:val="none" w:color="auto" w:sz="0" w:space="0"/>
+          <w:right w:val="none" w:color="auto" w:sz="0" w:space="0"/>
+          <w:insideH w:val="none" w:color="auto" w:sz="0" w:space="0"/>
+          <w:insideV w:val="none" w:color="auto" w:sz="0" w:space="0"/>
         </w:tblBorders>
         <w:shd w:val="clear" w:color="auto" w:fill="auto"/>
+        <w:tblLayout w:type="autofit"/>
         <w:tblCellMar>
           <w:top w:w="0" w:type="dxa"/>
           <w:left w:w="108" w:type="dxa"/>
@@ -6108,17 +6173,14 @@
       </w:tblGrid>
       <w:tr>
         <w:tblPrEx>
-          <w:tblW w:w="7675" w:type="dxa"/>
-          <w:tblInd w:w="96" w:type="dxa"/>
           <w:tblBorders>
-            <w:top w:val="nil"/>
-            <w:left w:val="nil"/>
-            <w:bottom w:val="nil"/>
-            <w:right w:val="nil"/>
-            <w:insideH w:val="nil"/>
-            <w:insideV w:val="nil"/>
+            <w:top w:val="none" w:color="auto" w:sz="0" w:space="0"/>
+            <w:left w:val="none" w:color="auto" w:sz="0" w:space="0"/>
+            <w:bottom w:val="none" w:color="auto" w:sz="0" w:space="0"/>
+            <w:right w:val="none" w:color="auto" w:sz="0" w:space="0"/>
+            <w:insideH w:val="none" w:color="auto" w:sz="0" w:space="0"/>
+            <w:insideV w:val="none" w:color="auto" w:sz="0" w:space="0"/>
           </w:tblBorders>
-          <w:shd w:val="clear" w:color="auto" w:fill="auto"/>
           <w:tblCellMar>
             <w:top w:w="0" w:type="dxa"/>
             <w:left w:w="108" w:type="dxa"/>
@@ -6127,16 +6189,16 @@
           </w:tblCellMar>
         </w:tblPrEx>
         <w:trPr>
-          <w:trHeight w:val="493"/>
+          <w:trHeight w:val="493" w:hRule="atLeast"/>
         </w:trPr>
         <w:tc>
           <w:tcPr>
             <w:tcW w:w="1663" w:type="dxa"/>
             <w:tcBorders>
-              <w:top w:val="single" w:sz="4" w:space="0" w:color="000000"/>
-              <w:left w:val="single" w:sz="4" w:space="0" w:color="000000"/>
-              <w:bottom w:val="single" w:sz="4" w:space="0" w:color="000000"/>
-              <w:right w:val="single" w:sz="4" w:space="0" w:color="000000"/>
+              <w:top w:val="single" w:color="000000" w:sz="4" w:space="0"/>
+              <w:left w:val="single" w:color="000000" w:sz="4" w:space="0"/>
+              <w:bottom w:val="single" w:color="000000" w:sz="4" w:space="0"/>
+              <w:right w:val="single" w:color="000000" w:sz="4" w:space="0"/>
             </w:tcBorders>
             <w:shd w:val="clear" w:color="auto" w:fill="C0C0C0"/>
             <w:vAlign w:val="center"/>
@@ -6150,7 +6212,7 @@
               <w:jc w:val="center"/>
               <w:textAlignment w:val="center"/>
               <w:rPr>
-                <w:rFonts w:ascii="楷体_GB2312" w:eastAsia="楷体_GB2312" w:hAnsi="宋体" w:cs="楷体_GB2312" w:hint="default"/>
+                <w:rFonts w:hint="default" w:ascii="楷体_GB2312" w:hAnsi="宋体" w:eastAsia="楷体_GB2312" w:cs="楷体_GB2312"/>
                 <w:b/>
                 <w:bCs/>
                 <w:i w:val="0"/>
@@ -6163,7 +6225,7 @@
             </w:pPr>
             <w:r>
               <w:rPr>
-                <w:rFonts w:ascii="楷体_GB2312" w:eastAsia="楷体_GB2312" w:hAnsi="宋体" w:cs="楷体_GB2312" w:hint="default"/>
+                <w:rFonts w:hint="default" w:ascii="楷体_GB2312" w:hAnsi="宋体" w:eastAsia="楷体_GB2312" w:cs="楷体_GB2312"/>
                 <w:b/>
                 <w:bCs/>
                 <w:i w:val="0"/>
@@ -6184,10 +6246,10 @@
           <w:tcPr>
             <w:tcW w:w="1152" w:type="dxa"/>
             <w:tcBorders>
-              <w:top w:val="single" w:sz="4" w:space="0" w:color="000000"/>
-              <w:left w:val="single" w:sz="4" w:space="0" w:color="000000"/>
-              <w:bottom w:val="single" w:sz="4" w:space="0" w:color="000000"/>
-              <w:right w:val="single" w:sz="4" w:space="0" w:color="000000"/>
+              <w:top w:val="single" w:color="000000" w:sz="4" w:space="0"/>
+              <w:left w:val="single" w:color="000000" w:sz="4" w:space="0"/>
+              <w:bottom w:val="single" w:color="000000" w:sz="4" w:space="0"/>
+              <w:right w:val="single" w:color="000000" w:sz="4" w:space="0"/>
             </w:tcBorders>
             <w:shd w:val="clear" w:color="auto" w:fill="C0C0C0"/>
             <w:vAlign w:val="center"/>
@@ -6201,7 +6263,7 @@
               <w:jc w:val="center"/>
               <w:textAlignment w:val="center"/>
               <w:rPr>
-                <w:rFonts w:ascii="楷体_GB2312" w:eastAsia="楷体_GB2312" w:hAnsi="宋体" w:cs="楷体_GB2312" w:hint="default"/>
+                <w:rFonts w:hint="default" w:ascii="楷体_GB2312" w:hAnsi="宋体" w:eastAsia="楷体_GB2312" w:cs="楷体_GB2312"/>
                 <w:b/>
                 <w:bCs/>
                 <w:i w:val="0"/>
@@ -6214,7 +6276,7 @@
             </w:pPr>
             <w:r>
               <w:rPr>
-                <w:rFonts w:ascii="楷体_GB2312" w:eastAsia="楷体_GB2312" w:hAnsi="宋体" w:cs="楷体_GB2312" w:hint="default"/>
+                <w:rFonts w:hint="default" w:ascii="楷体_GB2312" w:hAnsi="宋体" w:eastAsia="楷体_GB2312" w:cs="楷体_GB2312"/>
                 <w:b/>
                 <w:bCs/>
                 <w:i w:val="0"/>
@@ -6235,10 +6297,10 @@
           <w:tcPr>
             <w:tcW w:w="3552" w:type="dxa"/>
             <w:tcBorders>
-              <w:top w:val="single" w:sz="4" w:space="0" w:color="000000"/>
-              <w:left w:val="single" w:sz="4" w:space="0" w:color="000000"/>
-              <w:bottom w:val="single" w:sz="4" w:space="0" w:color="000000"/>
-              <w:right w:val="single" w:sz="4" w:space="0" w:color="000000"/>
+              <w:top w:val="single" w:color="000000" w:sz="4" w:space="0"/>
+              <w:left w:val="single" w:color="000000" w:sz="4" w:space="0"/>
+              <w:bottom w:val="single" w:color="000000" w:sz="4" w:space="0"/>
+              <w:right w:val="single" w:color="000000" w:sz="4" w:space="0"/>
             </w:tcBorders>
             <w:shd w:val="clear" w:color="auto" w:fill="C0C0C0"/>
             <w:vAlign w:val="center"/>
@@ -6252,7 +6314,7 @@
               <w:jc w:val="center"/>
               <w:textAlignment w:val="center"/>
               <w:rPr>
-                <w:rFonts w:ascii="楷体_GB2312" w:eastAsia="楷体_GB2312" w:hAnsi="宋体" w:cs="楷体_GB2312" w:hint="default"/>
+                <w:rFonts w:hint="default" w:ascii="楷体_GB2312" w:hAnsi="宋体" w:eastAsia="楷体_GB2312" w:cs="楷体_GB2312"/>
                 <w:b/>
                 <w:bCs/>
                 <w:i w:val="0"/>
@@ -6265,7 +6327,7 @@
             </w:pPr>
             <w:r>
               <w:rPr>
-                <w:rFonts w:ascii="楷体_GB2312" w:eastAsia="楷体_GB2312" w:hAnsi="宋体" w:cs="楷体_GB2312" w:hint="default"/>
+                <w:rFonts w:hint="default" w:ascii="楷体_GB2312" w:hAnsi="宋体" w:eastAsia="楷体_GB2312" w:cs="楷体_GB2312"/>
                 <w:b/>
                 <w:bCs/>
                 <w:i w:val="0"/>
@@ -6286,10 +6348,10 @@
           <w:tcPr>
             <w:tcW w:w="1308" w:type="dxa"/>
             <w:tcBorders>
-              <w:top w:val="single" w:sz="4" w:space="0" w:color="000000"/>
-              <w:left w:val="single" w:sz="4" w:space="0" w:color="000000"/>
-              <w:bottom w:val="single" w:sz="4" w:space="0" w:color="000000"/>
-              <w:right w:val="single" w:sz="4" w:space="0" w:color="000000"/>
+              <w:top w:val="single" w:color="000000" w:sz="4" w:space="0"/>
+              <w:left w:val="single" w:color="000000" w:sz="4" w:space="0"/>
+              <w:bottom w:val="single" w:color="000000" w:sz="4" w:space="0"/>
+              <w:right w:val="single" w:color="000000" w:sz="4" w:space="0"/>
             </w:tcBorders>
             <w:shd w:val="clear" w:color="auto" w:fill="C0C0C0"/>
             <w:vAlign w:val="center"/>
@@ -6303,7 +6365,7 @@
               <w:jc w:val="center"/>
               <w:textAlignment w:val="center"/>
               <w:rPr>
-                <w:rFonts w:ascii="楷体_GB2312" w:eastAsia="楷体_GB2312" w:hAnsi="宋体" w:cs="楷体_GB2312" w:hint="default"/>
+                <w:rFonts w:hint="default" w:ascii="楷体_GB2312" w:hAnsi="宋体" w:eastAsia="楷体_GB2312" w:cs="楷体_GB2312"/>
                 <w:b/>
                 <w:bCs/>
                 <w:i w:val="0"/>
@@ -6316,7 +6378,7 @@
             </w:pPr>
             <w:r>
               <w:rPr>
-                <w:rFonts w:ascii="楷体_GB2312" w:eastAsia="楷体_GB2312" w:hAnsi="宋体" w:cs="楷体_GB2312" w:hint="default"/>
+                <w:rFonts w:hint="default" w:ascii="楷体_GB2312" w:hAnsi="宋体" w:eastAsia="楷体_GB2312" w:cs="楷体_GB2312"/>
                 <w:b/>
                 <w:bCs/>
                 <w:i w:val="0"/>
@@ -6336,9 +6398,14 @@
       </w:tr>
       <w:tr>
         <w:tblPrEx>
-          <w:tblW w:w="7675" w:type="dxa"/>
-          <w:tblInd w:w="96" w:type="dxa"/>
-          <w:shd w:val="clear" w:color="auto" w:fill="auto"/>
+          <w:tblBorders>
+            <w:top w:val="none" w:color="auto" w:sz="0" w:space="0"/>
+            <w:left w:val="none" w:color="auto" w:sz="0" w:space="0"/>
+            <w:bottom w:val="none" w:color="auto" w:sz="0" w:space="0"/>
+            <w:right w:val="none" w:color="auto" w:sz="0" w:space="0"/>
+            <w:insideH w:val="none" w:color="auto" w:sz="0" w:space="0"/>
+            <w:insideV w:val="none" w:color="auto" w:sz="0" w:space="0"/>
+          </w:tblBorders>
           <w:tblCellMar>
             <w:top w:w="0" w:type="dxa"/>
             <w:left w:w="108" w:type="dxa"/>
@@ -6347,16 +6414,16 @@
           </w:tblCellMar>
         </w:tblPrEx>
         <w:trPr>
-          <w:trHeight w:val="493"/>
+          <w:trHeight w:val="493" w:hRule="atLeast"/>
         </w:trPr>
         <w:tc>
           <w:tcPr>
             <w:tcW w:w="1663" w:type="dxa"/>
             <w:tcBorders>
-              <w:top w:val="single" w:sz="4" w:space="0" w:color="000000"/>
-              <w:left w:val="single" w:sz="4" w:space="0" w:color="000000"/>
-              <w:bottom w:val="single" w:sz="4" w:space="0" w:color="000000"/>
-              <w:right w:val="single" w:sz="4" w:space="0" w:color="000000"/>
+              <w:top w:val="single" w:color="000000" w:sz="4" w:space="0"/>
+              <w:left w:val="single" w:color="000000" w:sz="4" w:space="0"/>
+              <w:bottom w:val="single" w:color="000000" w:sz="4" w:space="0"/>
+              <w:right w:val="single" w:color="000000" w:sz="4" w:space="0"/>
             </w:tcBorders>
             <w:shd w:val="clear" w:color="auto" w:fill="auto"/>
             <w:vAlign w:val="center"/>
@@ -6367,11 +6434,11 @@
               <w:keepLines w:val="0"/>
               <w:widowControl/>
               <w:suppressLineNumbers w:val="0"/>
-              <w:ind w:left="0" w:right="0" w:firstLine="0" w:leftChars="0" w:rightChars="0" w:firstLineChars="0"/>
+              <w:ind w:left="0" w:leftChars="0" w:right="0" w:rightChars="0" w:firstLine="0" w:firstLineChars="0"/>
               <w:jc w:val="center"/>
               <w:textAlignment w:val="center"/>
               <w:rPr>
-                <w:rFonts w:ascii="宋体" w:eastAsia="宋体" w:hAnsi="宋体" w:cs="宋体" w:hint="eastAsia"/>
+                <w:rFonts w:hint="eastAsia" w:ascii="宋体" w:hAnsi="宋体" w:eastAsia="宋体" w:cs="宋体"/>
                 <w:i w:val="0"/>
                 <w:iCs w:val="0"/>
                 <w:snapToGrid w:val="0"/>
@@ -6385,7 +6452,7 @@
             </w:pPr>
             <w:r>
               <w:rPr>
-                <w:rFonts w:ascii="宋体" w:eastAsia="宋体" w:hAnsi="宋体" w:cs="宋体" w:hint="eastAsia"/>
+                <w:rFonts w:hint="eastAsia" w:ascii="宋体" w:hAnsi="宋体" w:eastAsia="宋体" w:cs="宋体"/>
                 <w:i w:val="0"/>
                 <w:iCs w:val="0"/>
                 <w:snapToGrid w:val="0"/>
@@ -6404,10 +6471,10 @@
           <w:tcPr>
             <w:tcW w:w="1152" w:type="dxa"/>
             <w:tcBorders>
-              <w:top w:val="single" w:sz="4" w:space="0" w:color="000000"/>
-              <w:left w:val="single" w:sz="4" w:space="0" w:color="000000"/>
-              <w:bottom w:val="single" w:sz="4" w:space="0" w:color="000000"/>
-              <w:right w:val="single" w:sz="4" w:space="0" w:color="000000"/>
+              <w:top w:val="single" w:color="000000" w:sz="4" w:space="0"/>
+              <w:left w:val="single" w:color="000000" w:sz="4" w:space="0"/>
+              <w:bottom w:val="single" w:color="000000" w:sz="4" w:space="0"/>
+              <w:right w:val="single" w:color="000000" w:sz="4" w:space="0"/>
             </w:tcBorders>
             <w:shd w:val="clear" w:color="auto" w:fill="auto"/>
             <w:vAlign w:val="center"/>
@@ -6421,7 +6488,7 @@
               <w:jc w:val="left"/>
               <w:textAlignment w:val="center"/>
               <w:rPr>
-                <w:rFonts w:ascii="宋体" w:eastAsia="宋体" w:hAnsi="宋体" w:cs="宋体" w:hint="eastAsia"/>
+                <w:rFonts w:hint="eastAsia" w:ascii="宋体" w:hAnsi="宋体" w:eastAsia="宋体" w:cs="宋体"/>
                 <w:i w:val="0"/>
                 <w:iCs w:val="0"/>
                 <w:snapToGrid w:val="0"/>
@@ -6435,7 +6502,7 @@
             </w:pPr>
             <w:r>
               <w:rPr>
-                <w:rFonts w:ascii="宋体" w:eastAsia="宋体" w:hAnsi="宋体" w:cs="宋体" w:hint="eastAsia"/>
+                <w:rFonts w:hint="eastAsia" w:ascii="宋体" w:hAnsi="宋体" w:eastAsia="宋体" w:cs="宋体"/>
                 <w:i w:val="0"/>
                 <w:iCs w:val="0"/>
                 <w:snapToGrid w:val="0"/>
@@ -6454,10 +6521,10 @@
           <w:tcPr>
             <w:tcW w:w="3552" w:type="dxa"/>
             <w:tcBorders>
-              <w:top w:val="single" w:sz="4" w:space="0" w:color="000000"/>
-              <w:left w:val="single" w:sz="4" w:space="0" w:color="000000"/>
-              <w:bottom w:val="single" w:sz="4" w:space="0" w:color="000000"/>
-              <w:right w:val="single" w:sz="4" w:space="0" w:color="000000"/>
+              <w:top w:val="single" w:color="000000" w:sz="4" w:space="0"/>
+              <w:left w:val="single" w:color="000000" w:sz="4" w:space="0"/>
+              <w:bottom w:val="single" w:color="000000" w:sz="4" w:space="0"/>
+              <w:right w:val="single" w:color="000000" w:sz="4" w:space="0"/>
             </w:tcBorders>
             <w:shd w:val="clear" w:color="auto" w:fill="auto"/>
             <w:vAlign w:val="center"/>
@@ -6471,7 +6538,7 @@
               <w:jc w:val="left"/>
               <w:textAlignment w:val="center"/>
               <w:rPr>
-                <w:rFonts w:ascii="宋体" w:eastAsia="宋体" w:hAnsi="宋体" w:cs="宋体" w:hint="eastAsia"/>
+                <w:rFonts w:hint="eastAsia" w:ascii="宋体" w:hAnsi="宋体" w:eastAsia="宋体" w:cs="宋体"/>
                 <w:i w:val="0"/>
                 <w:iCs w:val="0"/>
                 <w:snapToGrid w:val="0"/>
@@ -6502,7 +6569,7 @@
                           </pic:cNvPicPr>
                         </pic:nvPicPr>
                         <pic:blipFill>
-                          <a:blip xmlns:r="http://schemas.openxmlformats.org/officeDocument/2006/relationships" r:embed="rId9"/>
+                          <a:blip r:embed="rId12"/>
                           <a:stretch>
                             <a:fillRect/>
                           </a:stretch>
@@ -6532,10 +6599,10 @@
           <w:tcPr>
             <w:tcW w:w="1308" w:type="dxa"/>
             <w:tcBorders>
-              <w:top w:val="single" w:sz="4" w:space="0" w:color="000000"/>
-              <w:left w:val="single" w:sz="4" w:space="0" w:color="000000"/>
-              <w:bottom w:val="single" w:sz="4" w:space="0" w:color="000000"/>
-              <w:right w:val="single" w:sz="4" w:space="0" w:color="000000"/>
+              <w:top w:val="single" w:color="000000" w:sz="4" w:space="0"/>
+              <w:left w:val="single" w:color="000000" w:sz="4" w:space="0"/>
+              <w:bottom w:val="single" w:color="000000" w:sz="4" w:space="0"/>
+              <w:right w:val="single" w:color="000000" w:sz="4" w:space="0"/>
             </w:tcBorders>
             <w:shd w:val="clear" w:color="auto" w:fill="auto"/>
             <w:vAlign w:val="center"/>
@@ -6549,7 +6616,7 @@
               <w:jc w:val="left"/>
               <w:textAlignment w:val="center"/>
               <w:rPr>
-                <w:rFonts w:ascii="宋体" w:eastAsia="宋体" w:hAnsi="宋体" w:cs="宋体" w:hint="eastAsia"/>
+                <w:rFonts w:hint="eastAsia" w:ascii="宋体" w:hAnsi="宋体" w:eastAsia="宋体" w:cs="宋体"/>
                 <w:i w:val="0"/>
                 <w:iCs w:val="0"/>
                 <w:snapToGrid w:val="0"/>
@@ -6563,7 +6630,7 @@
             </w:pPr>
             <w:r>
               <w:rPr>
-                <w:rFonts w:ascii="宋体" w:eastAsia="宋体" w:hAnsi="宋体" w:cs="宋体" w:hint="eastAsia"/>
+                <w:rFonts w:hint="eastAsia" w:ascii="宋体" w:hAnsi="宋体" w:eastAsia="宋体" w:cs="宋体"/>
                 <w:i w:val="0"/>
                 <w:iCs w:val="0"/>
                 <w:snapToGrid w:val="0"/>
@@ -6582,13 +6649,14 @@
     </w:tbl>
     <w:p>
       <w:pPr>
-        <w:pStyle w:val="1"/>
+        <w:pStyle w:val="28"/>
         <w:bidi w:val="0"/>
         <w:rPr>
           <w:rFonts w:hint="eastAsia"/>
           <w:lang w:val="en-US" w:eastAsia="zh-CN"/>
         </w:rPr>
       </w:pPr>
+      <w:bookmarkStart w:id="30" w:name="_Toc32076"/>
       <w:r>
         <w:rPr>
           <w:rFonts w:hint="eastAsia"/>
@@ -6596,11 +6664,11 @@
         </w:rPr>
         <w:t>相关文件</w:t>
       </w:r>
-      <w:bookmarkEnd w:id="29"/>
-    </w:p>
-    <w:p>
-      <w:pPr>
-        <w:pStyle w:val="a1"/>
+      <w:bookmarkEnd w:id="30"/>
+    </w:p>
+    <w:p>
+      <w:pPr>
+        <w:pStyle w:val="29"/>
         <w:keepNext w:val="0"/>
         <w:keepLines w:val="0"/>
         <w:pageBreakBefore w:val="0"/>
@@ -6630,7 +6698,7 @@
     </w:p>
     <w:p>
       <w:pPr>
-        <w:pStyle w:val="a1"/>
+        <w:pStyle w:val="29"/>
         <w:keepNext w:val="0"/>
         <w:keepLines w:val="0"/>
         <w:pageBreakBefore w:val="0"/>
@@ -6660,7 +6728,7 @@
     </w:p>
     <w:p>
       <w:pPr>
-        <w:pStyle w:val="a1"/>
+        <w:pStyle w:val="29"/>
         <w:keepNext w:val="0"/>
         <w:keepLines w:val="0"/>
         <w:pageBreakBefore w:val="0"/>
@@ -6685,36 +6753,77 @@
           <w:rFonts w:hint="eastAsia"/>
           <w:lang w:val="en-US" w:eastAsia="zh-CN"/>
         </w:rPr>
-        <w:t>《客户满意度调查报告</w:t>
-      </w:r>
-      <w:bookmarkStart w:id="30" w:name="_GoBack"/>
-      <w:bookmarkEnd w:id="30"/>
-      <w:r>
-        <w:rPr>
-          <w:rFonts w:hint="eastAsia"/>
-          <w:lang w:val="en-US" w:eastAsia="zh-CN"/>
-        </w:rPr>
-        <w:t>》</w:t>
+        <w:t>《客户满意度调查报告》</w:t>
       </w:r>
     </w:p>
     <w:sectPr>
-      <w:headerReference w:type="default" r:id="rId10"/>
+      <w:headerReference r:id="rId5" w:type="default"/>
       <w:pgSz w:w="11906" w:h="16838"/>
       <w:pgMar w:top="1417" w:right="1800" w:bottom="1440" w:left="1800" w:header="1140" w:footer="992" w:gutter="0"/>
-      <w:cols w:num="1" w:space="425"/>
+      <w:cols w:space="425" w:num="1"/>
       <w:docGrid w:type="lines" w:linePitch="312" w:charSpace="0"/>
     </w:sectPr>
   </w:body>
 </w:document>
 </file>
 
+<file path=word/endnotes.xml><?xml version="1.0" encoding="utf-8"?>
+<w:endnotes xmlns:wpc="http://schemas.microsoft.com/office/word/2010/wordprocessingCanvas" xmlns:mc="http://schemas.openxmlformats.org/markup-compatibility/2006" xmlns:o="urn:schemas-microsoft-com:office:office" xmlns:r="http://schemas.openxmlformats.org/officeDocument/2006/relationships" xmlns:m="http://schemas.openxmlformats.org/officeDocument/2006/math" xmlns:v="urn:schemas-microsoft-com:vml" xmlns:wp14="http://schemas.microsoft.com/office/word/2010/wordprocessingDrawing" xmlns:wp="http://schemas.openxmlformats.org/drawingml/2006/wordprocessingDrawing" xmlns:w="http://schemas.openxmlformats.org/wordprocessingml/2006/main" xmlns:w14="http://schemas.microsoft.com/office/word/2010/wordml" xmlns:w15="http://schemas.microsoft.com/office/word/2012/wordml" xmlns:w10="urn:schemas-microsoft-com:office:word" xmlns:wpg="http://schemas.microsoft.com/office/word/2010/wordprocessingGroup" xmlns:wpi="http://schemas.microsoft.com/office/word/2010/wordprocessingInk" xmlns:wne="http://schemas.microsoft.com/office/word/2006/wordml" xmlns:wps="http://schemas.microsoft.com/office/word/2010/wordprocessingShape" xmlns:wpsCustomData="http://www.wps.cn/officeDocument/2013/wpsCustomData" mc:Ignorable="w14 w15 wp14">
+  <w:endnote w:type="separator" w:id="0">
+    <w:p>
+      <w:pPr>
+        <w:spacing w:line="240" w:lineRule="auto"/>
+      </w:pPr>
+      <w:r>
+        <w:separator/>
+      </w:r>
+    </w:p>
+  </w:endnote>
+  <w:endnote w:type="continuationSeparator" w:id="1">
+    <w:p>
+      <w:pPr>
+        <w:spacing w:line="240" w:lineRule="auto"/>
+      </w:pPr>
+      <w:r>
+        <w:continuationSeparator/>
+      </w:r>
+    </w:p>
+  </w:endnote>
+</w:endnotes>
+</file>
+
+<file path=word/footnotes.xml><?xml version="1.0" encoding="utf-8"?>
+<w:footnotes xmlns:wpc="http://schemas.microsoft.com/office/word/2010/wordprocessingCanvas" xmlns:mc="http://schemas.openxmlformats.org/markup-compatibility/2006" xmlns:o="urn:schemas-microsoft-com:office:office" xmlns:r="http://schemas.openxmlformats.org/officeDocument/2006/relationships" xmlns:m="http://schemas.openxmlformats.org/officeDocument/2006/math" xmlns:v="urn:schemas-microsoft-com:vml" xmlns:wp14="http://schemas.microsoft.com/office/word/2010/wordprocessingDrawing" xmlns:wp="http://schemas.openxmlformats.org/drawingml/2006/wordprocessingDrawing" xmlns:w="http://schemas.openxmlformats.org/wordprocessingml/2006/main" xmlns:w14="http://schemas.microsoft.com/office/word/2010/wordml" xmlns:w15="http://schemas.microsoft.com/office/word/2012/wordml" xmlns:w10="urn:schemas-microsoft-com:office:word" xmlns:wpg="http://schemas.microsoft.com/office/word/2010/wordprocessingGroup" xmlns:wpi="http://schemas.microsoft.com/office/word/2010/wordprocessingInk" xmlns:wne="http://schemas.microsoft.com/office/word/2006/wordml" xmlns:wps="http://schemas.microsoft.com/office/word/2010/wordprocessingShape" xmlns:wpsCustomData="http://www.wps.cn/officeDocument/2013/wpsCustomData" mc:Ignorable="w14 w15 wp14">
+  <w:footnote w:type="separator" w:id="0">
+    <w:p>
+      <w:pPr>
+        <w:spacing w:line="360" w:lineRule="auto"/>
+      </w:pPr>
+      <w:r>
+        <w:separator/>
+      </w:r>
+    </w:p>
+  </w:footnote>
+  <w:footnote w:type="continuationSeparator" w:id="1">
+    <w:p>
+      <w:pPr>
+        <w:spacing w:line="360" w:lineRule="auto"/>
+      </w:pPr>
+      <w:r>
+        <w:continuationSeparator/>
+      </w:r>
+    </w:p>
+  </w:footnote>
+</w:footnotes>
+</file>
+
 <file path=word/header1.xml><?xml version="1.0" encoding="utf-8"?>
-<w:hdr xmlns:wpc="http://schemas.microsoft.com/office/word/2010/wordprocessingCanvas" xmlns:mc="http://schemas.openxmlformats.org/markup-compatibility/2006" xmlns:o="urn:schemas-microsoft-com:office:office" xmlns:r="http://schemas.openxmlformats.org/officeDocument/2006/relationships" xmlns:m="http://schemas.openxmlformats.org/officeDocument/2006/math" xmlns:v="urn:schemas-microsoft-com:vml" xmlns:wp14="http://schemas.microsoft.com/office/word/2010/wordprocessingDrawing" xmlns:wp="http://schemas.openxmlformats.org/drawingml/2006/wordprocessingDrawing" xmlns:w10="urn:schemas-microsoft-com:office:word" xmlns:w="http://schemas.openxmlformats.org/wordprocessingml/2006/main" xmlns:w14="http://schemas.microsoft.com/office/word/2010/wordml" xmlns:w15="http://schemas.microsoft.com/office/word/2012/wordml" xmlns:wne="http://schemas.microsoft.com/office/word/2006/wordml" xmlns:wpg="http://schemas.microsoft.com/office/word/2010/wordprocessingGroup" xmlns:wpi="http://schemas.microsoft.com/office/word/2010/wordprocessingInk" xmlns:wps="http://schemas.microsoft.com/office/word/2010/wordprocessingShape" mc:Ignorable="w14 w15 wp14">
+<w:hdr xmlns:wpc="http://schemas.microsoft.com/office/word/2010/wordprocessingCanvas" xmlns:mc="http://schemas.openxmlformats.org/markup-compatibility/2006" xmlns:o="urn:schemas-microsoft-com:office:office" xmlns:r="http://schemas.openxmlformats.org/officeDocument/2006/relationships" xmlns:m="http://schemas.openxmlformats.org/officeDocument/2006/math" xmlns:v="urn:schemas-microsoft-com:vml" xmlns:wp14="http://schemas.microsoft.com/office/word/2010/wordprocessingDrawing" xmlns:wp="http://schemas.openxmlformats.org/drawingml/2006/wordprocessingDrawing" xmlns:w10="urn:schemas-microsoft-com:office:word" xmlns:w="http://schemas.openxmlformats.org/wordprocessingml/2006/main" xmlns:w14="http://schemas.microsoft.com/office/word/2010/wordml" xmlns:w15="http://schemas.microsoft.com/office/word/2012/wordml" xmlns:wpg="http://schemas.microsoft.com/office/word/2010/wordprocessingGroup" xmlns:wpi="http://schemas.microsoft.com/office/word/2010/wordprocessingInk" xmlns:wne="http://schemas.microsoft.com/office/word/2006/wordml" xmlns:wps="http://schemas.microsoft.com/office/word/2010/wordprocessingShape" xmlns:wpsCustomData="http://www.wps.cn/officeDocument/2013/wpsCustomData" mc:Ignorable="w14 w15 wp14">
   <w:p>
     <w:pPr>
-      <w:pStyle w:val="Header"/>
+      <w:pStyle w:val="15"/>
       <w:pBdr>
-        <w:bottom w:val="single" w:sz="4" w:space="1" w:color="auto"/>
+        <w:bottom w:val="single" w:color="auto" w:sz="4" w:space="1"/>
       </w:pBdr>
       <w:tabs>
         <w:tab w:val="left" w:pos="335"/>
@@ -6722,27 +6831,27 @@
       </w:tabs>
       <w:jc w:val="right"/>
       <w:rPr>
-        <w:rFonts w:eastAsiaTheme="minorEastAsia" w:hint="eastAsia"/>
+        <w:rFonts w:hint="eastAsia" w:eastAsiaTheme="minorEastAsia"/>
         <w:lang w:eastAsia="zh-CN"/>
       </w:rPr>
     </w:pPr>
     <w:r>
       <w:rPr>
-        <w:rFonts w:eastAsiaTheme="minorEastAsia" w:hint="eastAsia"/>
+        <w:rFonts w:hint="eastAsia" w:eastAsiaTheme="minorEastAsia"/>
         <w:lang w:val="en-US" w:eastAsia="zh-CN"/>
       </w:rPr>
       <w:tab/>
     </w:r>
     <w:r>
       <w:rPr>
-        <w:rFonts w:eastAsiaTheme="minorEastAsia" w:hint="eastAsia"/>
+        <w:rFonts w:hint="eastAsia" w:eastAsiaTheme="minorEastAsia"/>
         <w:lang w:val="en-US" w:eastAsia="zh-CN"/>
       </w:rPr>
       <w:tab/>
     </w:r>
     <w:r>
       <w:rPr>
-        <w:rFonts w:eastAsiaTheme="minorEastAsia" w:hint="eastAsia"/>
+        <w:rFonts w:hint="eastAsia" w:eastAsiaTheme="minorEastAsia"/>
         <w:lang w:val="en-US" w:eastAsia="zh-CN"/>
       </w:rPr>
       <w:t>江西通信产业服务有限公司</w:t>
@@ -6752,15 +6861,15 @@
 </file>
 
 <file path=word/numbering.xml><?xml version="1.0" encoding="utf-8"?>
-<w:numbering xmlns:wpc="http://schemas.microsoft.com/office/word/2010/wordprocessingCanvas" xmlns:mc="http://schemas.openxmlformats.org/markup-compatibility/2006" xmlns:o="urn:schemas-microsoft-com:office:office" xmlns:r="http://schemas.openxmlformats.org/officeDocument/2006/relationships" xmlns:m="http://schemas.openxmlformats.org/officeDocument/2006/math" xmlns:v="urn:schemas-microsoft-com:vml" xmlns:wp14="http://schemas.microsoft.com/office/word/2010/wordprocessingDrawing" xmlns:wp="http://schemas.openxmlformats.org/drawingml/2006/wordprocessingDrawing" xmlns:w10="urn:schemas-microsoft-com:office:word" xmlns:w="http://schemas.openxmlformats.org/wordprocessingml/2006/main" xmlns:w14="http://schemas.microsoft.com/office/word/2010/wordml" xmlns:w15="http://schemas.microsoft.com/office/word/2012/wordml" xmlns:wne="http://schemas.microsoft.com/office/word/2006/wordml" xmlns:wpg="http://schemas.microsoft.com/office/word/2010/wordprocessingGroup" xmlns:wpi="http://schemas.microsoft.com/office/word/2010/wordprocessingInk" xmlns:wps="http://schemas.microsoft.com/office/word/2010/wordprocessingShape" mc:Ignorable="w14 w15 wp14">
+<w:numbering xmlns:wpc="http://schemas.microsoft.com/office/word/2010/wordprocessingCanvas" xmlns:mc="http://schemas.openxmlformats.org/markup-compatibility/2006" xmlns:o="urn:schemas-microsoft-com:office:office" xmlns:r="http://schemas.openxmlformats.org/officeDocument/2006/relationships" xmlns:m="http://schemas.openxmlformats.org/officeDocument/2006/math" xmlns:v="urn:schemas-microsoft-com:vml" xmlns:wp14="http://schemas.microsoft.com/office/word/2010/wordprocessingDrawing" xmlns:wp="http://schemas.openxmlformats.org/drawingml/2006/wordprocessingDrawing" xmlns:w10="urn:schemas-microsoft-com:office:word" xmlns:w="http://schemas.openxmlformats.org/wordprocessingml/2006/main" xmlns:w14="http://schemas.microsoft.com/office/word/2010/wordml" xmlns:wpg="http://schemas.microsoft.com/office/word/2010/wordprocessingGroup" xmlns:wpi="http://schemas.microsoft.com/office/word/2010/wordprocessingInk" xmlns:wne="http://schemas.microsoft.com/office/word/2006/wordml" xmlns:wps="http://schemas.microsoft.com/office/word/2010/wordprocessingShape" xmlns:wpsCustomData="http://www.wps.cn/officeDocument/2013/wpsCustomData" mc:Ignorable="w14 wp14">
   <w:abstractNum w:abstractNumId="0">
     <w:nsid w:val="8E964DCE"/>
     <w:multiLevelType w:val="multilevel"/>
     <w:tmpl w:val="8E964DCE"/>
-    <w:lvl w:ilvl="0">
+    <w:lvl w:ilvl="0" w:tentative="0">
       <w:start w:val="1"/>
       <w:numFmt w:val="decimal"/>
-      <w:pStyle w:val="Heading1"/>
+      <w:pStyle w:val="2"/>
       <w:lvlText w:val="%1."/>
       <w:lvlJc w:val="left"/>
       <w:pPr>
@@ -6770,10 +6879,10 @@
         <w:rFonts w:hint="default"/>
       </w:rPr>
     </w:lvl>
-    <w:lvl w:ilvl="1">
+    <w:lvl w:ilvl="1" w:tentative="0">
       <w:start w:val="1"/>
       <w:numFmt w:val="decimal"/>
-      <w:pStyle w:val="Heading2"/>
+      <w:pStyle w:val="3"/>
       <w:lvlText w:val="%1.%2."/>
       <w:lvlJc w:val="left"/>
       <w:pPr>
@@ -6783,10 +6892,10 @@
         <w:rFonts w:hint="default"/>
       </w:rPr>
     </w:lvl>
-    <w:lvl w:ilvl="2">
+    <w:lvl w:ilvl="2" w:tentative="0">
       <w:start w:val="1"/>
       <w:numFmt w:val="decimal"/>
-      <w:pStyle w:val="Heading3"/>
+      <w:pStyle w:val="4"/>
       <w:lvlText w:val="%1.%2.%3."/>
       <w:lvlJc w:val="left"/>
       <w:pPr>
@@ -6796,10 +6905,10 @@
         <w:rFonts w:hint="default"/>
       </w:rPr>
     </w:lvl>
-    <w:lvl w:ilvl="3">
+    <w:lvl w:ilvl="3" w:tentative="0">
       <w:start w:val="1"/>
       <w:numFmt w:val="decimal"/>
-      <w:pStyle w:val="Heading4"/>
+      <w:pStyle w:val="5"/>
       <w:lvlText w:val="%1.%2.%3.%4."/>
       <w:lvlJc w:val="left"/>
       <w:pPr>
@@ -6809,10 +6918,10 @@
         <w:rFonts w:hint="default"/>
       </w:rPr>
     </w:lvl>
-    <w:lvl w:ilvl="4">
+    <w:lvl w:ilvl="4" w:tentative="0">
       <w:start w:val="1"/>
       <w:numFmt w:val="decimal"/>
-      <w:pStyle w:val="Heading5"/>
+      <w:pStyle w:val="6"/>
       <w:lvlText w:val="%1.%2.%3.%4.%5."/>
       <w:lvlJc w:val="left"/>
       <w:pPr>
@@ -6822,10 +6931,10 @@
         <w:rFonts w:hint="default"/>
       </w:rPr>
     </w:lvl>
-    <w:lvl w:ilvl="5">
+    <w:lvl w:ilvl="5" w:tentative="0">
       <w:start w:val="1"/>
       <w:numFmt w:val="decimal"/>
-      <w:pStyle w:val="Heading6"/>
+      <w:pStyle w:val="7"/>
       <w:lvlText w:val="%1.%2.%3.%4.%5.%6."/>
       <w:lvlJc w:val="left"/>
       <w:pPr>
@@ -6835,10 +6944,10 @@
         <w:rFonts w:hint="default"/>
       </w:rPr>
     </w:lvl>
-    <w:lvl w:ilvl="6">
+    <w:lvl w:ilvl="6" w:tentative="0">
       <w:start w:val="1"/>
       <w:numFmt w:val="decimal"/>
-      <w:pStyle w:val="Heading7"/>
+      <w:pStyle w:val="8"/>
       <w:lvlText w:val="%1.%2.%3.%4.%5.%6.%7."/>
       <w:lvlJc w:val="left"/>
       <w:pPr>
@@ -6848,10 +6957,10 @@
         <w:rFonts w:hint="default"/>
       </w:rPr>
     </w:lvl>
-    <w:lvl w:ilvl="7">
+    <w:lvl w:ilvl="7" w:tentative="0">
       <w:start w:val="1"/>
       <w:numFmt w:val="decimal"/>
-      <w:pStyle w:val="Heading8"/>
+      <w:pStyle w:val="9"/>
       <w:lvlText w:val="%1.%2.%3.%4.%5.%6.%7.%8."/>
       <w:lvlJc w:val="left"/>
       <w:pPr>
@@ -6861,10 +6970,10 @@
         <w:rFonts w:hint="default"/>
       </w:rPr>
     </w:lvl>
-    <w:lvl w:ilvl="8">
+    <w:lvl w:ilvl="8" w:tentative="0">
       <w:start w:val="1"/>
       <w:numFmt w:val="decimal"/>
-      <w:pStyle w:val="Heading9"/>
+      <w:pStyle w:val="10"/>
       <w:lvlText w:val="%1.%2.%3.%4.%5.%6.%7.%8.%9."/>
       <w:lvlJc w:val="left"/>
       <w:pPr>
@@ -6879,7 +6988,7 @@
     <w:nsid w:val="AB226B2F"/>
     <w:multiLevelType w:val="singleLevel"/>
     <w:tmpl w:val="AB226B2F"/>
-    <w:lvl w:ilvl="0">
+    <w:lvl w:ilvl="0" w:tentative="0">
       <w:start w:val="1"/>
       <w:numFmt w:val="decimal"/>
       <w:lvlText w:val="%1."/>
@@ -6902,267 +7011,269 @@
 </file>
 
 <file path=word/styles.xml><?xml version="1.0" encoding="utf-8"?>
-<w:styles xmlns:mc="http://schemas.openxmlformats.org/markup-compatibility/2006" xmlns:r="http://schemas.openxmlformats.org/officeDocument/2006/relationships" xmlns:w="http://schemas.openxmlformats.org/wordprocessingml/2006/main" xmlns:w14="http://schemas.microsoft.com/office/word/2010/wordml" xmlns:w15="http://schemas.microsoft.com/office/word/2012/wordml" mc:Ignorable="w14 w15">
+<w:styles xmlns:mc="http://schemas.openxmlformats.org/markup-compatibility/2006" xmlns:o="urn:schemas-microsoft-com:office:office" xmlns:r="http://schemas.openxmlformats.org/officeDocument/2006/relationships" xmlns:m="http://schemas.openxmlformats.org/officeDocument/2006/math" xmlns:v="urn:schemas-microsoft-com:vml" xmlns:w="http://schemas.openxmlformats.org/wordprocessingml/2006/main" xmlns:w14="http://schemas.microsoft.com/office/word/2010/wordml" xmlns:w10="urn:schemas-microsoft-com:office:word" xmlns:sl="http://schemas.openxmlformats.org/schemaLibrary/2006/main" xmlns:wpsCustomData="http://www.wps.cn/officeDocument/2013/wpsCustomData" mc:Ignorable="w14">
   <w:docDefaults>
     <w:rPrDefault>
       <w:rPr>
-        <w:rFonts w:ascii="Times New Roman" w:eastAsia="宋体" w:hAnsi="Times New Roman" w:cs="Times New Roman"/>
+        <w:rFonts w:ascii="Times New Roman" w:hAnsi="Times New Roman" w:eastAsia="宋体" w:cs="Times New Roman"/>
       </w:rPr>
     </w:rPrDefault>
     <w:pPrDefault/>
   </w:docDefaults>
-  <w:latentStyles w:defLockedState="0" w:defUIPriority="99" w:defSemiHidden="1" w:defUnhideWhenUsed="1" w:defQFormat="0" w:count="260">
-    <w:lsdException w:name="Normal" w:semiHidden="0" w:uiPriority="0" w:unhideWhenUsed="0" w:qFormat="1"/>
-    <w:lsdException w:name="heading 1" w:semiHidden="0" w:uiPriority="0" w:unhideWhenUsed="0" w:qFormat="1"/>
-    <w:lsdException w:name="heading 2" w:semiHidden="0" w:uiPriority="0" w:qFormat="1"/>
-    <w:lsdException w:name="heading 3" w:uiPriority="0" w:qFormat="1"/>
-    <w:lsdException w:name="heading 4" w:semiHidden="0" w:uiPriority="0" w:qFormat="1"/>
-    <w:lsdException w:name="heading 5" w:uiPriority="0" w:qFormat="1"/>
-    <w:lsdException w:name="heading 6" w:uiPriority="0" w:qFormat="1"/>
-    <w:lsdException w:name="heading 7" w:uiPriority="0" w:qFormat="1"/>
-    <w:lsdException w:name="heading 8" w:uiPriority="0" w:qFormat="1"/>
-    <w:lsdException w:name="heading 9" w:uiPriority="0" w:qFormat="1"/>
-    <w:lsdException w:name="index 1" w:semiHidden="0" w:uiPriority="0" w:unhideWhenUsed="0"/>
-    <w:lsdException w:name="index 2" w:semiHidden="0" w:uiPriority="0" w:unhideWhenUsed="0"/>
-    <w:lsdException w:name="index 3" w:semiHidden="0" w:uiPriority="0" w:unhideWhenUsed="0"/>
-    <w:lsdException w:name="index 4" w:semiHidden="0" w:uiPriority="0" w:unhideWhenUsed="0"/>
-    <w:lsdException w:name="index 5" w:semiHidden="0" w:uiPriority="0" w:unhideWhenUsed="0"/>
-    <w:lsdException w:name="index 6" w:semiHidden="0" w:uiPriority="0" w:unhideWhenUsed="0"/>
-    <w:lsdException w:name="index 7" w:semiHidden="0" w:uiPriority="0" w:unhideWhenUsed="0"/>
-    <w:lsdException w:name="index 8" w:semiHidden="0" w:uiPriority="0" w:unhideWhenUsed="0"/>
-    <w:lsdException w:name="index 9" w:semiHidden="0" w:uiPriority="0" w:unhideWhenUsed="0"/>
-    <w:lsdException w:name="toc 1" w:semiHidden="0" w:uiPriority="0" w:unhideWhenUsed="0" w:qFormat="1"/>
-    <w:lsdException w:name="toc 2" w:semiHidden="0" w:uiPriority="0" w:unhideWhenUsed="0" w:qFormat="1"/>
-    <w:lsdException w:name="toc 3" w:semiHidden="0" w:uiPriority="0" w:unhideWhenUsed="0" w:qFormat="1"/>
-    <w:lsdException w:name="toc 4" w:semiHidden="0" w:uiPriority="0" w:unhideWhenUsed="0"/>
-    <w:lsdException w:name="toc 5" w:semiHidden="0" w:uiPriority="0" w:unhideWhenUsed="0"/>
-    <w:lsdException w:name="toc 6" w:semiHidden="0" w:uiPriority="0" w:unhideWhenUsed="0"/>
-    <w:lsdException w:name="toc 7" w:semiHidden="0" w:uiPriority="0" w:unhideWhenUsed="0"/>
-    <w:lsdException w:name="toc 8" w:semiHidden="0" w:uiPriority="0" w:unhideWhenUsed="0"/>
-    <w:lsdException w:name="toc 9" w:semiHidden="0" w:uiPriority="0" w:unhideWhenUsed="0"/>
-    <w:lsdException w:name="Normal Indent" w:semiHidden="0" w:uiPriority="0" w:unhideWhenUsed="0"/>
-    <w:lsdException w:name="footnote text" w:semiHidden="0" w:uiPriority="0" w:unhideWhenUsed="0"/>
-    <w:lsdException w:name="annotation text" w:semiHidden="0" w:uiPriority="0" w:unhideWhenUsed="0" w:qFormat="1"/>
-    <w:lsdException w:name="header" w:semiHidden="0" w:uiPriority="0" w:unhideWhenUsed="0" w:qFormat="1"/>
-    <w:lsdException w:name="footer" w:semiHidden="0" w:uiPriority="0" w:unhideWhenUsed="0" w:qFormat="1"/>
-    <w:lsdException w:name="index heading" w:semiHidden="0" w:uiPriority="0" w:unhideWhenUsed="0"/>
-    <w:lsdException w:name="caption" w:uiPriority="0" w:qFormat="1"/>
-    <w:lsdException w:name="table of figures" w:semiHidden="0" w:uiPriority="0" w:unhideWhenUsed="0"/>
-    <w:lsdException w:name="envelope address" w:semiHidden="0" w:uiPriority="0" w:unhideWhenUsed="0"/>
-    <w:lsdException w:name="envelope return" w:semiHidden="0" w:uiPriority="0" w:unhideWhenUsed="0"/>
-    <w:lsdException w:name="footnote reference" w:semiHidden="0" w:uiPriority="0" w:unhideWhenUsed="0"/>
-    <w:lsdException w:name="annotation reference" w:semiHidden="0" w:uiPriority="0" w:unhideWhenUsed="0"/>
-    <w:lsdException w:name="line number" w:semiHidden="0" w:uiPriority="0" w:unhideWhenUsed="0"/>
-    <w:lsdException w:name="page number" w:semiHidden="0" w:uiPriority="0" w:unhideWhenUsed="0"/>
-    <w:lsdException w:name="endnote reference" w:semiHidden="0" w:uiPriority="0" w:unhideWhenUsed="0"/>
-    <w:lsdException w:name="endnote text" w:semiHidden="0" w:uiPriority="0" w:unhideWhenUsed="0"/>
-    <w:lsdException w:name="table of authorities" w:semiHidden="0" w:uiPriority="0" w:unhideWhenUsed="0"/>
-    <w:lsdException w:name="macro" w:semiHidden="0" w:uiPriority="0" w:unhideWhenUsed="0"/>
-    <w:lsdException w:name="toa heading" w:semiHidden="0" w:uiPriority="0" w:unhideWhenUsed="0"/>
-    <w:lsdException w:name="List" w:semiHidden="0" w:uiPriority="0" w:unhideWhenUsed="0"/>
-    <w:lsdException w:name="List Bullet" w:semiHidden="0" w:uiPriority="0" w:unhideWhenUsed="0"/>
-    <w:lsdException w:name="List Number" w:semiHidden="0" w:uiPriority="0" w:unhideWhenUsed="0"/>
-    <w:lsdException w:name="List 2" w:semiHidden="0" w:uiPriority="0" w:unhideWhenUsed="0"/>
-    <w:lsdException w:name="List 3" w:semiHidden="0" w:uiPriority="0" w:unhideWhenUsed="0"/>
-    <w:lsdException w:name="List 4" w:semiHidden="0" w:uiPriority="0" w:unhideWhenUsed="0"/>
-    <w:lsdException w:name="List 5" w:semiHidden="0" w:uiPriority="0" w:unhideWhenUsed="0"/>
-    <w:lsdException w:name="List Bullet 2" w:semiHidden="0" w:uiPriority="0" w:unhideWhenUsed="0"/>
-    <w:lsdException w:name="List Bullet 3" w:semiHidden="0" w:uiPriority="0" w:unhideWhenUsed="0"/>
-    <w:lsdException w:name="List Bullet 4" w:semiHidden="0" w:uiPriority="0" w:unhideWhenUsed="0"/>
-    <w:lsdException w:name="List Bullet 5" w:semiHidden="0" w:uiPriority="0" w:unhideWhenUsed="0"/>
-    <w:lsdException w:name="List Number 2" w:semiHidden="0" w:uiPriority="0" w:unhideWhenUsed="0"/>
-    <w:lsdException w:name="List Number 3" w:semiHidden="0" w:uiPriority="0" w:unhideWhenUsed="0"/>
-    <w:lsdException w:name="List Number 4" w:semiHidden="0" w:uiPriority="0" w:unhideWhenUsed="0"/>
-    <w:lsdException w:name="List Number 5" w:semiHidden="0" w:uiPriority="0" w:unhideWhenUsed="0"/>
-    <w:lsdException w:name="Title" w:semiHidden="0" w:uiPriority="0" w:unhideWhenUsed="0" w:qFormat="1"/>
-    <w:lsdException w:name="Closing" w:semiHidden="0" w:uiPriority="0" w:unhideWhenUsed="0"/>
-    <w:lsdException w:name="Signature" w:semiHidden="0" w:uiPriority="0" w:unhideWhenUsed="0"/>
-    <w:lsdException w:name="Default Paragraph Font" w:uiPriority="0" w:unhideWhenUsed="0" w:qFormat="1"/>
-    <w:lsdException w:name="Body Text" w:uiPriority="0" w:unhideWhenUsed="0" w:qFormat="1"/>
-    <w:lsdException w:name="Body Text Indent" w:semiHidden="0" w:uiPriority="0" w:unhideWhenUsed="0"/>
-    <w:lsdException w:name="List Continue" w:semiHidden="0" w:uiPriority="0" w:unhideWhenUsed="0"/>
-    <w:lsdException w:name="List Continue 2" w:semiHidden="0" w:uiPriority="0" w:unhideWhenUsed="0"/>
-    <w:lsdException w:name="List Continue 3" w:semiHidden="0" w:uiPriority="0" w:unhideWhenUsed="0"/>
-    <w:lsdException w:name="List Continue 4" w:semiHidden="0" w:uiPriority="0" w:unhideWhenUsed="0"/>
-    <w:lsdException w:name="List Continue 5" w:semiHidden="0" w:uiPriority="0" w:unhideWhenUsed="0"/>
-    <w:lsdException w:name="Message Header" w:semiHidden="0" w:uiPriority="0" w:unhideWhenUsed="0"/>
-    <w:lsdException w:name="Subtitle" w:semiHidden="0" w:uiPriority="0" w:unhideWhenUsed="0" w:qFormat="1"/>
-    <w:lsdException w:name="Salutation" w:semiHidden="0" w:uiPriority="0" w:unhideWhenUsed="0"/>
-    <w:lsdException w:name="Date" w:semiHidden="0" w:uiPriority="0" w:unhideWhenUsed="0"/>
-    <w:lsdException w:name="Body Text First Indent" w:semiHidden="0" w:uiPriority="0" w:unhideWhenUsed="0"/>
-    <w:lsdException w:name="Body Text First Indent 2" w:semiHidden="0" w:uiPriority="0" w:unhideWhenUsed="0"/>
-    <w:lsdException w:name="Body Text 2" w:semiHidden="0" w:uiPriority="0" w:unhideWhenUsed="0"/>
-    <w:lsdException w:name="Body Text 3" w:semiHidden="0" w:uiPriority="0" w:unhideWhenUsed="0"/>
-    <w:lsdException w:name="Body Text Indent 2" w:semiHidden="0" w:uiPriority="0" w:unhideWhenUsed="0"/>
-    <w:lsdException w:name="Body Text Indent 3" w:semiHidden="0" w:uiPriority="0" w:unhideWhenUsed="0"/>
-    <w:lsdException w:name="Block Text" w:semiHidden="0" w:uiPriority="0" w:unhideWhenUsed="0"/>
-    <w:lsdException w:name="Hyperlink" w:semiHidden="0" w:uiPriority="0" w:unhideWhenUsed="0"/>
-    <w:lsdException w:name="FollowedHyperlink" w:semiHidden="0" w:uiPriority="0" w:unhideWhenUsed="0"/>
-    <w:lsdException w:name="Strong" w:semiHidden="0" w:uiPriority="0" w:unhideWhenUsed="0" w:qFormat="1"/>
-    <w:lsdException w:name="Emphasis" w:semiHidden="0" w:uiPriority="0" w:unhideWhenUsed="0" w:qFormat="1"/>
-    <w:lsdException w:name="Document Map" w:semiHidden="0" w:uiPriority="0" w:unhideWhenUsed="0"/>
-    <w:lsdException w:name="Plain Text" w:semiHidden="0" w:uiPriority="0" w:unhideWhenUsed="0"/>
-    <w:lsdException w:name="E-mail Signature" w:semiHidden="0" w:uiPriority="0" w:unhideWhenUsed="0"/>
-    <w:lsdException w:name="Normal (Web)" w:semiHidden="0" w:uiPriority="0" w:unhideWhenUsed="0" w:qFormat="1"/>
-    <w:lsdException w:name="HTML Acronym" w:semiHidden="0" w:uiPriority="0" w:unhideWhenUsed="0"/>
-    <w:lsdException w:name="HTML Address" w:semiHidden="0" w:uiPriority="0" w:unhideWhenUsed="0"/>
-    <w:lsdException w:name="HTML Cite" w:semiHidden="0" w:uiPriority="0" w:unhideWhenUsed="0"/>
-    <w:lsdException w:name="HTML Code" w:semiHidden="0" w:uiPriority="0" w:unhideWhenUsed="0"/>
-    <w:lsdException w:name="HTML Definition" w:semiHidden="0" w:uiPriority="0" w:unhideWhenUsed="0"/>
-    <w:lsdException w:name="HTML Keyboard" w:semiHidden="0" w:uiPriority="0" w:unhideWhenUsed="0"/>
-    <w:lsdException w:name="HTML Preformatted" w:semiHidden="0" w:uiPriority="0" w:unhideWhenUsed="0"/>
-    <w:lsdException w:name="HTML Sample" w:semiHidden="0" w:uiPriority="0" w:unhideWhenUsed="0"/>
-    <w:lsdException w:name="HTML Typewriter" w:semiHidden="0" w:uiPriority="0" w:unhideWhenUsed="0"/>
-    <w:lsdException w:name="HTML Variable" w:semiHidden="0" w:uiPriority="0" w:unhideWhenUsed="0"/>
-    <w:lsdException w:name="Normal Table" w:uiPriority="0" w:unhideWhenUsed="0" w:qFormat="1"/>
-    <w:lsdException w:name="annotation subject" w:semiHidden="0" w:uiPriority="0" w:unhideWhenUsed="0"/>
-    <w:lsdException w:name="Table Simple 1" w:semiHidden="0" w:uiPriority="0" w:unhideWhenUsed="0"/>
-    <w:lsdException w:name="Table Simple 2" w:semiHidden="0" w:uiPriority="0" w:unhideWhenUsed="0"/>
-    <w:lsdException w:name="Table Simple 3" w:semiHidden="0" w:uiPriority="0" w:unhideWhenUsed="0"/>
-    <w:lsdException w:name="Table Classic 1" w:semiHidden="0" w:uiPriority="0" w:unhideWhenUsed="0"/>
-    <w:lsdException w:name="Table Classic 2" w:semiHidden="0" w:uiPriority="0" w:unhideWhenUsed="0"/>
-    <w:lsdException w:name="Table Classic 3" w:semiHidden="0" w:uiPriority="0" w:unhideWhenUsed="0"/>
-    <w:lsdException w:name="Table Classic 4" w:semiHidden="0" w:uiPriority="0" w:unhideWhenUsed="0"/>
-    <w:lsdException w:name="Table Colorful 1" w:semiHidden="0" w:uiPriority="0" w:unhideWhenUsed="0"/>
-    <w:lsdException w:name="Table Colorful 2" w:semiHidden="0" w:uiPriority="0" w:unhideWhenUsed="0"/>
-    <w:lsdException w:name="Table Colorful 3" w:semiHidden="0" w:uiPriority="0" w:unhideWhenUsed="0"/>
-    <w:lsdException w:name="Table Columns 1" w:semiHidden="0" w:uiPriority="0" w:unhideWhenUsed="0"/>
-    <w:lsdException w:name="Table Columns 2" w:semiHidden="0" w:uiPriority="0" w:unhideWhenUsed="0"/>
-    <w:lsdException w:name="Table Columns 3" w:semiHidden="0" w:uiPriority="0" w:unhideWhenUsed="0"/>
-    <w:lsdException w:name="Table Columns 4" w:semiHidden="0" w:uiPriority="0" w:unhideWhenUsed="0"/>
-    <w:lsdException w:name="Table Columns 5" w:semiHidden="0" w:uiPriority="0" w:unhideWhenUsed="0"/>
-    <w:lsdException w:name="Table Grid 1" w:semiHidden="0" w:uiPriority="0" w:unhideWhenUsed="0"/>
-    <w:lsdException w:name="Table Grid 2" w:semiHidden="0" w:uiPriority="0" w:unhideWhenUsed="0"/>
-    <w:lsdException w:name="Table Grid 3" w:semiHidden="0" w:uiPriority="0" w:unhideWhenUsed="0"/>
-    <w:lsdException w:name="Table Grid 4" w:semiHidden="0" w:uiPriority="0" w:unhideWhenUsed="0"/>
-    <w:lsdException w:name="Table Grid 5" w:semiHidden="0" w:uiPriority="0" w:unhideWhenUsed="0"/>
-    <w:lsdException w:name="Table Grid 6" w:semiHidden="0" w:uiPriority="0" w:unhideWhenUsed="0"/>
-    <w:lsdException w:name="Table Grid 7" w:semiHidden="0" w:uiPriority="0" w:unhideWhenUsed="0"/>
-    <w:lsdException w:name="Table Grid 8" w:semiHidden="0" w:uiPriority="0" w:unhideWhenUsed="0"/>
-    <w:lsdException w:name="Table List 1" w:semiHidden="0" w:uiPriority="0" w:unhideWhenUsed="0"/>
-    <w:lsdException w:name="Table List 2" w:semiHidden="0" w:uiPriority="0" w:unhideWhenUsed="0"/>
-    <w:lsdException w:name="Table List 3" w:semiHidden="0" w:uiPriority="0" w:unhideWhenUsed="0"/>
-    <w:lsdException w:name="Table List 4" w:semiHidden="0" w:uiPriority="0" w:unhideWhenUsed="0"/>
-    <w:lsdException w:name="Table List 5" w:semiHidden="0" w:uiPriority="0" w:unhideWhenUsed="0"/>
-    <w:lsdException w:name="Table List 6" w:semiHidden="0" w:uiPriority="0" w:unhideWhenUsed="0"/>
-    <w:lsdException w:name="Table List 7" w:semiHidden="0" w:uiPriority="0" w:unhideWhenUsed="0"/>
-    <w:lsdException w:name="Table List 8" w:semiHidden="0" w:uiPriority="0" w:unhideWhenUsed="0"/>
-    <w:lsdException w:name="Table 3D effects 1" w:semiHidden="0" w:uiPriority="0" w:unhideWhenUsed="0"/>
-    <w:lsdException w:name="Table 3D effects 2" w:semiHidden="0" w:uiPriority="0" w:unhideWhenUsed="0"/>
-    <w:lsdException w:name="Table 3D effects 3" w:semiHidden="0" w:uiPriority="0" w:unhideWhenUsed="0"/>
-    <w:lsdException w:name="Table Contemporary" w:semiHidden="0" w:uiPriority="0" w:unhideWhenUsed="0"/>
-    <w:lsdException w:name="Table Elegant" w:semiHidden="0" w:uiPriority="0" w:unhideWhenUsed="0"/>
-    <w:lsdException w:name="Table Professional" w:semiHidden="0" w:uiPriority="0" w:unhideWhenUsed="0"/>
-    <w:lsdException w:name="Table Subtle 1" w:semiHidden="0" w:uiPriority="0" w:unhideWhenUsed="0"/>
-    <w:lsdException w:name="Table Subtle 2" w:semiHidden="0" w:uiPriority="0" w:unhideWhenUsed="0"/>
-    <w:lsdException w:name="Table Web 1" w:semiHidden="0" w:uiPriority="0" w:unhideWhenUsed="0"/>
-    <w:lsdException w:name="Table Web 2" w:semiHidden="0" w:uiPriority="0" w:unhideWhenUsed="0"/>
-    <w:lsdException w:name="Table Web 3" w:semiHidden="0" w:uiPriority="0" w:unhideWhenUsed="0"/>
-    <w:lsdException w:name="Balloon Text" w:semiHidden="0" w:uiPriority="0" w:unhideWhenUsed="0"/>
-    <w:lsdException w:name="Table Grid" w:semiHidden="0" w:uiPriority="0" w:unhideWhenUsed="0" w:qFormat="1"/>
-    <w:lsdException w:name="Table Theme" w:semiHidden="0" w:uiPriority="0" w:unhideWhenUsed="0"/>
-    <w:lsdException w:name="Light Shading" w:semiHidden="0" w:uiPriority="60" w:unhideWhenUsed="0"/>
-    <w:lsdException w:name="Light List" w:semiHidden="0" w:uiPriority="61" w:unhideWhenUsed="0"/>
-    <w:lsdException w:name="Light Grid" w:semiHidden="0" w:uiPriority="62" w:unhideWhenUsed="0"/>
-    <w:lsdException w:name="Medium Shading 1" w:semiHidden="0" w:uiPriority="63" w:unhideWhenUsed="0"/>
-    <w:lsdException w:name="Medium Shading 2" w:semiHidden="0" w:uiPriority="64" w:unhideWhenUsed="0"/>
-    <w:lsdException w:name="Medium List 1" w:semiHidden="0" w:uiPriority="65" w:unhideWhenUsed="0"/>
-    <w:lsdException w:name="Medium List 2" w:semiHidden="0" w:uiPriority="66" w:unhideWhenUsed="0"/>
-    <w:lsdException w:name="Medium Grid 1" w:semiHidden="0" w:uiPriority="67" w:unhideWhenUsed="0"/>
-    <w:lsdException w:name="Medium Grid 2" w:semiHidden="0" w:uiPriority="68" w:unhideWhenUsed="0"/>
-    <w:lsdException w:name="Medium Grid 3" w:semiHidden="0" w:uiPriority="69" w:unhideWhenUsed="0"/>
-    <w:lsdException w:name="Dark List" w:semiHidden="0" w:uiPriority="70" w:unhideWhenUsed="0"/>
-    <w:lsdException w:name="Colorful Shading" w:semiHidden="0" w:uiPriority="71" w:unhideWhenUsed="0"/>
-    <w:lsdException w:name="Colorful List" w:semiHidden="0" w:uiPriority="72" w:unhideWhenUsed="0"/>
-    <w:lsdException w:name="Colorful Grid" w:semiHidden="0" w:uiPriority="73" w:unhideWhenUsed="0"/>
-    <w:lsdException w:name="Light Shading Accent 1" w:semiHidden="0" w:uiPriority="60" w:unhideWhenUsed="0"/>
-    <w:lsdException w:name="Light List Accent 1" w:semiHidden="0" w:uiPriority="61" w:unhideWhenUsed="0"/>
-    <w:lsdException w:name="Light Grid Accent 1" w:semiHidden="0" w:uiPriority="62" w:unhideWhenUsed="0"/>
-    <w:lsdException w:name="Medium Shading 1 Accent 1" w:semiHidden="0" w:uiPriority="63" w:unhideWhenUsed="0"/>
-    <w:lsdException w:name="Medium Shading 2 Accent 1" w:semiHidden="0" w:uiPriority="64" w:unhideWhenUsed="0"/>
-    <w:lsdException w:name="Medium List 1 Accent 1" w:semiHidden="0" w:uiPriority="65" w:unhideWhenUsed="0"/>
-    <w:lsdException w:name="Medium List 2 Accent 1" w:semiHidden="0" w:uiPriority="66" w:unhideWhenUsed="0"/>
-    <w:lsdException w:name="Medium Grid 1 Accent 1" w:semiHidden="0" w:uiPriority="67" w:unhideWhenUsed="0"/>
-    <w:lsdException w:name="Medium Grid 2 Accent 1" w:semiHidden="0" w:uiPriority="68" w:unhideWhenUsed="0"/>
-    <w:lsdException w:name="Medium Grid 3 Accent 1" w:semiHidden="0" w:uiPriority="69" w:unhideWhenUsed="0"/>
-    <w:lsdException w:name="Dark List Accent 1" w:semiHidden="0" w:uiPriority="70" w:unhideWhenUsed="0"/>
-    <w:lsdException w:name="Colorful Shading Accent 1" w:semiHidden="0" w:uiPriority="71" w:unhideWhenUsed="0"/>
-    <w:lsdException w:name="Colorful List Accent 1" w:semiHidden="0" w:uiPriority="72" w:unhideWhenUsed="0"/>
-    <w:lsdException w:name="Colorful Grid Accent 1" w:semiHidden="0" w:uiPriority="73" w:unhideWhenUsed="0"/>
-    <w:lsdException w:name="Light Shading Accent 2" w:semiHidden="0" w:uiPriority="60" w:unhideWhenUsed="0"/>
-    <w:lsdException w:name="Light List Accent 2" w:semiHidden="0" w:uiPriority="61" w:unhideWhenUsed="0"/>
-    <w:lsdException w:name="Light Grid Accent 2" w:semiHidden="0" w:uiPriority="62" w:unhideWhenUsed="0"/>
-    <w:lsdException w:name="Medium Shading 1 Accent 2" w:semiHidden="0" w:uiPriority="63" w:unhideWhenUsed="0"/>
-    <w:lsdException w:name="Medium Shading 2 Accent 2" w:semiHidden="0" w:uiPriority="64" w:unhideWhenUsed="0"/>
-    <w:lsdException w:name="Medium List 1 Accent 2" w:semiHidden="0" w:uiPriority="65" w:unhideWhenUsed="0"/>
-    <w:lsdException w:name="Medium List 2 Accent 2" w:semiHidden="0" w:uiPriority="66" w:unhideWhenUsed="0"/>
-    <w:lsdException w:name="Medium Grid 1 Accent 2" w:semiHidden="0" w:uiPriority="67" w:unhideWhenUsed="0"/>
-    <w:lsdException w:name="Medium Grid 2 Accent 2" w:semiHidden="0" w:uiPriority="68" w:unhideWhenUsed="0"/>
-    <w:lsdException w:name="Medium Grid 3 Accent 2" w:semiHidden="0" w:uiPriority="69" w:unhideWhenUsed="0"/>
-    <w:lsdException w:name="Dark List Accent 2" w:semiHidden="0" w:uiPriority="70" w:unhideWhenUsed="0"/>
-    <w:lsdException w:name="Colorful Shading Accent 2" w:semiHidden="0" w:uiPriority="71" w:unhideWhenUsed="0"/>
-    <w:lsdException w:name="Colorful List Accent 2" w:semiHidden="0" w:uiPriority="72" w:unhideWhenUsed="0"/>
-    <w:lsdException w:name="Colorful Grid Accent 2" w:semiHidden="0" w:uiPriority="73" w:unhideWhenUsed="0"/>
-    <w:lsdException w:name="Light Shading Accent 3" w:semiHidden="0" w:uiPriority="60" w:unhideWhenUsed="0"/>
-    <w:lsdException w:name="Light List Accent 3" w:semiHidden="0" w:uiPriority="61" w:unhideWhenUsed="0"/>
-    <w:lsdException w:name="Light Grid Accent 3" w:semiHidden="0" w:uiPriority="62" w:unhideWhenUsed="0"/>
-    <w:lsdException w:name="Medium Shading 1 Accent 3" w:semiHidden="0" w:uiPriority="63" w:unhideWhenUsed="0"/>
-    <w:lsdException w:name="Medium Shading 2 Accent 3" w:semiHidden="0" w:uiPriority="64" w:unhideWhenUsed="0"/>
-    <w:lsdException w:name="Medium List 1 Accent 3" w:semiHidden="0" w:uiPriority="65" w:unhideWhenUsed="0"/>
-    <w:lsdException w:name="Medium List 2 Accent 3" w:semiHidden="0" w:uiPriority="66" w:unhideWhenUsed="0"/>
-    <w:lsdException w:name="Medium Grid 1 Accent 3" w:semiHidden="0" w:uiPriority="67" w:unhideWhenUsed="0"/>
-    <w:lsdException w:name="Medium Grid 2 Accent 3" w:semiHidden="0" w:uiPriority="68" w:unhideWhenUsed="0"/>
-    <w:lsdException w:name="Medium Grid 3 Accent 3" w:semiHidden="0" w:uiPriority="69" w:unhideWhenUsed="0"/>
-    <w:lsdException w:name="Dark List Accent 3" w:semiHidden="0" w:uiPriority="70" w:unhideWhenUsed="0"/>
-    <w:lsdException w:name="Colorful Shading Accent 3" w:semiHidden="0" w:uiPriority="71" w:unhideWhenUsed="0"/>
-    <w:lsdException w:name="Colorful List Accent 3" w:semiHidden="0" w:uiPriority="72" w:unhideWhenUsed="0"/>
-    <w:lsdException w:name="Colorful Grid Accent 3" w:semiHidden="0" w:uiPriority="73" w:unhideWhenUsed="0"/>
-    <w:lsdException w:name="Light Shading Accent 4" w:semiHidden="0" w:uiPriority="60" w:unhideWhenUsed="0"/>
-    <w:lsdException w:name="Light List Accent 4" w:semiHidden="0" w:uiPriority="61" w:unhideWhenUsed="0"/>
-    <w:lsdException w:name="Light Grid Accent 4" w:semiHidden="0" w:uiPriority="62" w:unhideWhenUsed="0"/>
-    <w:lsdException w:name="Medium Shading 1 Accent 4" w:semiHidden="0" w:uiPriority="63" w:unhideWhenUsed="0"/>
-    <w:lsdException w:name="Medium Shading 2 Accent 4" w:semiHidden="0" w:uiPriority="64" w:unhideWhenUsed="0"/>
-    <w:lsdException w:name="Medium List 1 Accent 4" w:semiHidden="0" w:uiPriority="65" w:unhideWhenUsed="0"/>
-    <w:lsdException w:name="Medium List 2 Accent 4" w:semiHidden="0" w:uiPriority="66" w:unhideWhenUsed="0"/>
-    <w:lsdException w:name="Medium Grid 1 Accent 4" w:semiHidden="0" w:uiPriority="67" w:unhideWhenUsed="0"/>
-    <w:lsdException w:name="Medium Grid 2 Accent 4" w:semiHidden="0" w:uiPriority="68" w:unhideWhenUsed="0"/>
-    <w:lsdException w:name="Medium Grid 3 Accent 4" w:semiHidden="0" w:uiPriority="69" w:unhideWhenUsed="0"/>
-    <w:lsdException w:name="Dark List Accent 4" w:semiHidden="0" w:uiPriority="70" w:unhideWhenUsed="0"/>
-    <w:lsdException w:name="Colorful Shading Accent 4" w:semiHidden="0" w:uiPriority="71" w:unhideWhenUsed="0"/>
-    <w:lsdException w:name="Colorful List Accent 4" w:semiHidden="0" w:uiPriority="72" w:unhideWhenUsed="0"/>
-    <w:lsdException w:name="Colorful Grid Accent 4" w:semiHidden="0" w:uiPriority="73" w:unhideWhenUsed="0"/>
-    <w:lsdException w:name="Light Shading Accent 5" w:semiHidden="0" w:uiPriority="60" w:unhideWhenUsed="0"/>
-    <w:lsdException w:name="Light List Accent 5" w:semiHidden="0" w:uiPriority="61" w:unhideWhenUsed="0"/>
-    <w:lsdException w:name="Light Grid Accent 5" w:semiHidden="0" w:uiPriority="62" w:unhideWhenUsed="0"/>
-    <w:lsdException w:name="Medium Shading 1 Accent 5" w:semiHidden="0" w:uiPriority="63" w:unhideWhenUsed="0"/>
-    <w:lsdException w:name="Medium Shading 2 Accent 5" w:semiHidden="0" w:uiPriority="64" w:unhideWhenUsed="0"/>
-    <w:lsdException w:name="Medium List 1 Accent 5" w:semiHidden="0" w:uiPriority="65" w:unhideWhenUsed="0"/>
-    <w:lsdException w:name="Medium List 2 Accent 5" w:semiHidden="0" w:uiPriority="66" w:unhideWhenUsed="0"/>
-    <w:lsdException w:name="Medium Grid 1 Accent 5" w:semiHidden="0" w:uiPriority="67" w:unhideWhenUsed="0"/>
-    <w:lsdException w:name="Medium Grid 2 Accent 5" w:semiHidden="0" w:uiPriority="68" w:unhideWhenUsed="0"/>
-    <w:lsdException w:name="Medium Grid 3 Accent 5" w:semiHidden="0" w:uiPriority="69" w:unhideWhenUsed="0"/>
-    <w:lsdException w:name="Dark List Accent 5" w:semiHidden="0" w:uiPriority="70" w:unhideWhenUsed="0"/>
-    <w:lsdException w:name="Colorful Shading Accent 5" w:semiHidden="0" w:uiPriority="71" w:unhideWhenUsed="0"/>
-    <w:lsdException w:name="Colorful List Accent 5" w:semiHidden="0" w:uiPriority="72" w:unhideWhenUsed="0"/>
-    <w:lsdException w:name="Colorful Grid Accent 5" w:semiHidden="0" w:uiPriority="73" w:unhideWhenUsed="0"/>
-    <w:lsdException w:name="Light Shading Accent 6" w:semiHidden="0" w:uiPriority="60" w:unhideWhenUsed="0"/>
-    <w:lsdException w:name="Light List Accent 6" w:semiHidden="0" w:uiPriority="61" w:unhideWhenUsed="0"/>
-    <w:lsdException w:name="Light Grid Accent 6" w:semiHidden="0" w:uiPriority="62" w:unhideWhenUsed="0"/>
-    <w:lsdException w:name="Medium Shading 1 Accent 6" w:semiHidden="0" w:uiPriority="63" w:unhideWhenUsed="0"/>
-    <w:lsdException w:name="Medium Shading 2 Accent 6" w:semiHidden="0" w:uiPriority="64" w:unhideWhenUsed="0"/>
-    <w:lsdException w:name="Medium List 1 Accent 6" w:semiHidden="0" w:uiPriority="65" w:unhideWhenUsed="0"/>
-    <w:lsdException w:name="Medium List 2 Accent 6" w:semiHidden="0" w:uiPriority="66" w:unhideWhenUsed="0"/>
-    <w:lsdException w:name="Medium Grid 1 Accent 6" w:semiHidden="0" w:uiPriority="67" w:unhideWhenUsed="0"/>
-    <w:lsdException w:name="Medium Grid 2 Accent 6" w:semiHidden="0" w:uiPriority="68" w:unhideWhenUsed="0"/>
-    <w:lsdException w:name="Medium Grid 3 Accent 6" w:semiHidden="0" w:uiPriority="69" w:unhideWhenUsed="0"/>
-    <w:lsdException w:name="Dark List Accent 6" w:semiHidden="0" w:uiPriority="70" w:unhideWhenUsed="0"/>
-    <w:lsdException w:name="Colorful Shading Accent 6" w:semiHidden="0" w:uiPriority="71" w:unhideWhenUsed="0"/>
-    <w:lsdException w:name="Colorful List Accent 6" w:semiHidden="0" w:uiPriority="72" w:unhideWhenUsed="0"/>
-    <w:lsdException w:name="Colorful Grid Accent 6" w:semiHidden="0" w:uiPriority="73" w:unhideWhenUsed="0"/>
+  <w:latentStyles w:count="260" w:defQFormat="0" w:defUnhideWhenUsed="1" w:defSemiHidden="1" w:defUIPriority="99" w:defLockedState="0">
+    <w:lsdException w:qFormat="1" w:unhideWhenUsed="0" w:uiPriority="0" w:semiHidden="0" w:name="Normal"/>
+    <w:lsdException w:qFormat="1" w:unhideWhenUsed="0" w:uiPriority="0" w:semiHidden="0" w:name="heading 1"/>
+    <w:lsdException w:qFormat="1" w:uiPriority="0" w:semiHidden="0" w:name="heading 2"/>
+    <w:lsdException w:qFormat="1" w:uiPriority="0" w:name="heading 3"/>
+    <w:lsdException w:qFormat="1" w:uiPriority="0" w:semiHidden="0" w:name="heading 4"/>
+    <w:lsdException w:qFormat="1" w:uiPriority="0" w:name="heading 5"/>
+    <w:lsdException w:qFormat="1" w:uiPriority="0" w:name="heading 6"/>
+    <w:lsdException w:qFormat="1" w:uiPriority="0" w:name="heading 7"/>
+    <w:lsdException w:qFormat="1" w:uiPriority="0" w:name="heading 8"/>
+    <w:lsdException w:qFormat="1" w:uiPriority="0" w:name="heading 9"/>
+    <w:lsdException w:unhideWhenUsed="0" w:uiPriority="0" w:semiHidden="0" w:name="index 1"/>
+    <w:lsdException w:unhideWhenUsed="0" w:uiPriority="0" w:semiHidden="0" w:name="index 2"/>
+    <w:lsdException w:unhideWhenUsed="0" w:uiPriority="0" w:semiHidden="0" w:name="index 3"/>
+    <w:lsdException w:unhideWhenUsed="0" w:uiPriority="0" w:semiHidden="0" w:name="index 4"/>
+    <w:lsdException w:unhideWhenUsed="0" w:uiPriority="0" w:semiHidden="0" w:name="index 5"/>
+    <w:lsdException w:unhideWhenUsed="0" w:uiPriority="0" w:semiHidden="0" w:name="index 6"/>
+    <w:lsdException w:unhideWhenUsed="0" w:uiPriority="0" w:semiHidden="0" w:name="index 7"/>
+    <w:lsdException w:unhideWhenUsed="0" w:uiPriority="0" w:semiHidden="0" w:name="index 8"/>
+    <w:lsdException w:unhideWhenUsed="0" w:uiPriority="0" w:semiHidden="0" w:name="index 9"/>
+    <w:lsdException w:qFormat="1" w:unhideWhenUsed="0" w:uiPriority="0" w:semiHidden="0" w:name="toc 1"/>
+    <w:lsdException w:qFormat="1" w:unhideWhenUsed="0" w:uiPriority="0" w:semiHidden="0" w:name="toc 2"/>
+    <w:lsdException w:qFormat="1" w:unhideWhenUsed="0" w:uiPriority="0" w:semiHidden="0" w:name="toc 3"/>
+    <w:lsdException w:unhideWhenUsed="0" w:uiPriority="0" w:semiHidden="0" w:name="toc 4"/>
+    <w:lsdException w:unhideWhenUsed="0" w:uiPriority="0" w:semiHidden="0" w:name="toc 5"/>
+    <w:lsdException w:unhideWhenUsed="0" w:uiPriority="0" w:semiHidden="0" w:name="toc 6"/>
+    <w:lsdException w:unhideWhenUsed="0" w:uiPriority="0" w:semiHidden="0" w:name="toc 7"/>
+    <w:lsdException w:unhideWhenUsed="0" w:uiPriority="0" w:semiHidden="0" w:name="toc 8"/>
+    <w:lsdException w:unhideWhenUsed="0" w:uiPriority="0" w:semiHidden="0" w:name="toc 9"/>
+    <w:lsdException w:unhideWhenUsed="0" w:uiPriority="0" w:semiHidden="0" w:name="Normal Indent"/>
+    <w:lsdException w:unhideWhenUsed="0" w:uiPriority="0" w:semiHidden="0" w:name="footnote text"/>
+    <w:lsdException w:qFormat="1" w:unhideWhenUsed="0" w:uiPriority="0" w:semiHidden="0" w:name="annotation text"/>
+    <w:lsdException w:qFormat="1" w:unhideWhenUsed="0" w:uiPriority="0" w:semiHidden="0" w:name="header"/>
+    <w:lsdException w:qFormat="1" w:unhideWhenUsed="0" w:uiPriority="0" w:semiHidden="0" w:name="footer"/>
+    <w:lsdException w:unhideWhenUsed="0" w:uiPriority="0" w:semiHidden="0" w:name="index heading"/>
+    <w:lsdException w:qFormat="1" w:uiPriority="0" w:name="caption"/>
+    <w:lsdException w:unhideWhenUsed="0" w:uiPriority="0" w:semiHidden="0" w:name="table of figures"/>
+    <w:lsdException w:unhideWhenUsed="0" w:uiPriority="0" w:semiHidden="0" w:name="envelope address"/>
+    <w:lsdException w:unhideWhenUsed="0" w:uiPriority="0" w:semiHidden="0" w:name="envelope return"/>
+    <w:lsdException w:unhideWhenUsed="0" w:uiPriority="0" w:semiHidden="0" w:name="footnote reference"/>
+    <w:lsdException w:unhideWhenUsed="0" w:uiPriority="0" w:semiHidden="0" w:name="annotation reference"/>
+    <w:lsdException w:unhideWhenUsed="0" w:uiPriority="0" w:semiHidden="0" w:name="line number"/>
+    <w:lsdException w:unhideWhenUsed="0" w:uiPriority="0" w:semiHidden="0" w:name="page number"/>
+    <w:lsdException w:unhideWhenUsed="0" w:uiPriority="0" w:semiHidden="0" w:name="endnote reference"/>
+    <w:lsdException w:unhideWhenUsed="0" w:uiPriority="0" w:semiHidden="0" w:name="endnote text"/>
+    <w:lsdException w:unhideWhenUsed="0" w:uiPriority="0" w:semiHidden="0" w:name="table of authorities"/>
+    <w:lsdException w:unhideWhenUsed="0" w:uiPriority="0" w:semiHidden="0" w:name="macro"/>
+    <w:lsdException w:unhideWhenUsed="0" w:uiPriority="0" w:semiHidden="0" w:name="toa heading"/>
+    <w:lsdException w:unhideWhenUsed="0" w:uiPriority="0" w:semiHidden="0" w:name="List"/>
+    <w:lsdException w:unhideWhenUsed="0" w:uiPriority="0" w:semiHidden="0" w:name="List Bullet"/>
+    <w:lsdException w:unhideWhenUsed="0" w:uiPriority="0" w:semiHidden="0" w:name="List Number"/>
+    <w:lsdException w:unhideWhenUsed="0" w:uiPriority="0" w:semiHidden="0" w:name="List 2"/>
+    <w:lsdException w:unhideWhenUsed="0" w:uiPriority="0" w:semiHidden="0" w:name="List 3"/>
+    <w:lsdException w:unhideWhenUsed="0" w:uiPriority="0" w:semiHidden="0" w:name="List 4"/>
+    <w:lsdException w:unhideWhenUsed="0" w:uiPriority="0" w:semiHidden="0" w:name="List 5"/>
+    <w:lsdException w:unhideWhenUsed="0" w:uiPriority="0" w:semiHidden="0" w:name="List Bullet 2"/>
+    <w:lsdException w:unhideWhenUsed="0" w:uiPriority="0" w:semiHidden="0" w:name="List Bullet 3"/>
+    <w:lsdException w:unhideWhenUsed="0" w:uiPriority="0" w:semiHidden="0" w:name="List Bullet 4"/>
+    <w:lsdException w:unhideWhenUsed="0" w:uiPriority="0" w:semiHidden="0" w:name="List Bullet 5"/>
+    <w:lsdException w:unhideWhenUsed="0" w:uiPriority="0" w:semiHidden="0" w:name="List Number 2"/>
+    <w:lsdException w:unhideWhenUsed="0" w:uiPriority="0" w:semiHidden="0" w:name="List Number 3"/>
+    <w:lsdException w:unhideWhenUsed="0" w:uiPriority="0" w:semiHidden="0" w:name="List Number 4"/>
+    <w:lsdException w:unhideWhenUsed="0" w:uiPriority="0" w:semiHidden="0" w:name="List Number 5"/>
+    <w:lsdException w:qFormat="1" w:unhideWhenUsed="0" w:uiPriority="0" w:semiHidden="0" w:name="Title"/>
+    <w:lsdException w:unhideWhenUsed="0" w:uiPriority="0" w:semiHidden="0" w:name="Closing"/>
+    <w:lsdException w:unhideWhenUsed="0" w:uiPriority="0" w:semiHidden="0" w:name="Signature"/>
+    <w:lsdException w:qFormat="1" w:unhideWhenUsed="0" w:uiPriority="0" w:name="Default Paragraph Font"/>
+    <w:lsdException w:qFormat="1" w:unhideWhenUsed="0" w:uiPriority="0" w:name="Body Text"/>
+    <w:lsdException w:unhideWhenUsed="0" w:uiPriority="0" w:semiHidden="0" w:name="Body Text Indent"/>
+    <w:lsdException w:unhideWhenUsed="0" w:uiPriority="0" w:semiHidden="0" w:name="List Continue"/>
+    <w:lsdException w:unhideWhenUsed="0" w:uiPriority="0" w:semiHidden="0" w:name="List Continue 2"/>
+    <w:lsdException w:unhideWhenUsed="0" w:uiPriority="0" w:semiHidden="0" w:name="List Continue 3"/>
+    <w:lsdException w:unhideWhenUsed="0" w:uiPriority="0" w:semiHidden="0" w:name="List Continue 4"/>
+    <w:lsdException w:unhideWhenUsed="0" w:uiPriority="0" w:semiHidden="0" w:name="List Continue 5"/>
+    <w:lsdException w:unhideWhenUsed="0" w:uiPriority="0" w:semiHidden="0" w:name="Message Header"/>
+    <w:lsdException w:qFormat="1" w:unhideWhenUsed="0" w:uiPriority="0" w:semiHidden="0" w:name="Subtitle"/>
+    <w:lsdException w:unhideWhenUsed="0" w:uiPriority="0" w:semiHidden="0" w:name="Salutation"/>
+    <w:lsdException w:unhideWhenUsed="0" w:uiPriority="0" w:semiHidden="0" w:name="Date"/>
+    <w:lsdException w:unhideWhenUsed="0" w:uiPriority="0" w:semiHidden="0" w:name="Body Text First Indent"/>
+    <w:lsdException w:unhideWhenUsed="0" w:uiPriority="0" w:semiHidden="0" w:name="Body Text First Indent 2"/>
+    <w:lsdException w:uiPriority="99" w:name="Note Heading"/>
+    <w:lsdException w:unhideWhenUsed="0" w:uiPriority="0" w:semiHidden="0" w:name="Body Text 2"/>
+    <w:lsdException w:unhideWhenUsed="0" w:uiPriority="0" w:semiHidden="0" w:name="Body Text 3"/>
+    <w:lsdException w:unhideWhenUsed="0" w:uiPriority="0" w:semiHidden="0" w:name="Body Text Indent 2"/>
+    <w:lsdException w:unhideWhenUsed="0" w:uiPriority="0" w:semiHidden="0" w:name="Body Text Indent 3"/>
+    <w:lsdException w:unhideWhenUsed="0" w:uiPriority="0" w:semiHidden="0" w:name="Block Text"/>
+    <w:lsdException w:unhideWhenUsed="0" w:uiPriority="0" w:semiHidden="0" w:name="Hyperlink"/>
+    <w:lsdException w:unhideWhenUsed="0" w:uiPriority="0" w:semiHidden="0" w:name="FollowedHyperlink"/>
+    <w:lsdException w:qFormat="1" w:unhideWhenUsed="0" w:uiPriority="0" w:semiHidden="0" w:name="Strong"/>
+    <w:lsdException w:qFormat="1" w:unhideWhenUsed="0" w:uiPriority="0" w:semiHidden="0" w:name="Emphasis"/>
+    <w:lsdException w:unhideWhenUsed="0" w:uiPriority="0" w:semiHidden="0" w:name="Document Map"/>
+    <w:lsdException w:unhideWhenUsed="0" w:uiPriority="0" w:semiHidden="0" w:name="Plain Text"/>
+    <w:lsdException w:unhideWhenUsed="0" w:uiPriority="0" w:semiHidden="0" w:name="E-mail Signature"/>
+    <w:lsdException w:qFormat="1" w:unhideWhenUsed="0" w:uiPriority="0" w:semiHidden="0" w:name="Normal (Web)"/>
+    <w:lsdException w:unhideWhenUsed="0" w:uiPriority="0" w:semiHidden="0" w:name="HTML Acronym"/>
+    <w:lsdException w:unhideWhenUsed="0" w:uiPriority="0" w:semiHidden="0" w:name="HTML Address"/>
+    <w:lsdException w:unhideWhenUsed="0" w:uiPriority="0" w:semiHidden="0" w:name="HTML Cite"/>
+    <w:lsdException w:unhideWhenUsed="0" w:uiPriority="0" w:semiHidden="0" w:name="HTML Code"/>
+    <w:lsdException w:unhideWhenUsed="0" w:uiPriority="0" w:semiHidden="0" w:name="HTML Definition"/>
+    <w:lsdException w:unhideWhenUsed="0" w:uiPriority="0" w:semiHidden="0" w:name="HTML Keyboard"/>
+    <w:lsdException w:unhideWhenUsed="0" w:uiPriority="0" w:semiHidden="0" w:name="HTML Preformatted"/>
+    <w:lsdException w:unhideWhenUsed="0" w:uiPriority="0" w:semiHidden="0" w:name="HTML Sample"/>
+    <w:lsdException w:unhideWhenUsed="0" w:uiPriority="0" w:semiHidden="0" w:name="HTML Typewriter"/>
+    <w:lsdException w:unhideWhenUsed="0" w:uiPriority="0" w:semiHidden="0" w:name="HTML Variable"/>
+    <w:lsdException w:qFormat="1" w:unhideWhenUsed="0" w:uiPriority="0" w:name="Normal Table"/>
+    <w:lsdException w:unhideWhenUsed="0" w:uiPriority="0" w:semiHidden="0" w:name="annotation subject"/>
+    <w:lsdException w:unhideWhenUsed="0" w:uiPriority="0" w:semiHidden="0" w:name="Table Simple 1"/>
+    <w:lsdException w:unhideWhenUsed="0" w:uiPriority="0" w:semiHidden="0" w:name="Table Simple 2"/>
+    <w:lsdException w:unhideWhenUsed="0" w:uiPriority="0" w:semiHidden="0" w:name="Table Simple 3"/>
+    <w:lsdException w:unhideWhenUsed="0" w:uiPriority="0" w:semiHidden="0" w:name="Table Classic 1"/>
+    <w:lsdException w:unhideWhenUsed="0" w:uiPriority="0" w:semiHidden="0" w:name="Table Classic 2"/>
+    <w:lsdException w:unhideWhenUsed="0" w:uiPriority="0" w:semiHidden="0" w:name="Table Classic 3"/>
+    <w:lsdException w:unhideWhenUsed="0" w:uiPriority="0" w:semiHidden="0" w:name="Table Classic 4"/>
+    <w:lsdException w:unhideWhenUsed="0" w:uiPriority="0" w:semiHidden="0" w:name="Table Colorful 1"/>
+    <w:lsdException w:unhideWhenUsed="0" w:uiPriority="0" w:semiHidden="0" w:name="Table Colorful 2"/>
+    <w:lsdException w:unhideWhenUsed="0" w:uiPriority="0" w:semiHidden="0" w:name="Table Colorful 3"/>
+    <w:lsdException w:unhideWhenUsed="0" w:uiPriority="0" w:semiHidden="0" w:name="Table Columns 1"/>
+    <w:lsdException w:unhideWhenUsed="0" w:uiPriority="0" w:semiHidden="0" w:name="Table Columns 2"/>
+    <w:lsdException w:unhideWhenUsed="0" w:uiPriority="0" w:semiHidden="0" w:name="Table Columns 3"/>
+    <w:lsdException w:unhideWhenUsed="0" w:uiPriority="0" w:semiHidden="0" w:name="Table Columns 4"/>
+    <w:lsdException w:unhideWhenUsed="0" w:uiPriority="0" w:semiHidden="0" w:name="Table Columns 5"/>
+    <w:lsdException w:unhideWhenUsed="0" w:uiPriority="0" w:semiHidden="0" w:name="Table Grid 1"/>
+    <w:lsdException w:unhideWhenUsed="0" w:uiPriority="0" w:semiHidden="0" w:name="Table Grid 2"/>
+    <w:lsdException w:unhideWhenUsed="0" w:uiPriority="0" w:semiHidden="0" w:name="Table Grid 3"/>
+    <w:lsdException w:unhideWhenUsed="0" w:uiPriority="0" w:semiHidden="0" w:name="Table Grid 4"/>
+    <w:lsdException w:unhideWhenUsed="0" w:uiPriority="0" w:semiHidden="0" w:name="Table Grid 5"/>
+    <w:lsdException w:unhideWhenUsed="0" w:uiPriority="0" w:semiHidden="0" w:name="Table Grid 6"/>
+    <w:lsdException w:unhideWhenUsed="0" w:uiPriority="0" w:semiHidden="0" w:name="Table Grid 7"/>
+    <w:lsdException w:unhideWhenUsed="0" w:uiPriority="0" w:semiHidden="0" w:name="Table Grid 8"/>
+    <w:lsdException w:unhideWhenUsed="0" w:uiPriority="0" w:semiHidden="0" w:name="Table List 1"/>
+    <w:lsdException w:unhideWhenUsed="0" w:uiPriority="0" w:semiHidden="0" w:name="Table List 2"/>
+    <w:lsdException w:unhideWhenUsed="0" w:uiPriority="0" w:semiHidden="0" w:name="Table List 3"/>
+    <w:lsdException w:unhideWhenUsed="0" w:uiPriority="0" w:semiHidden="0" w:name="Table List 4"/>
+    <w:lsdException w:unhideWhenUsed="0" w:uiPriority="0" w:semiHidden="0" w:name="Table List 5"/>
+    <w:lsdException w:unhideWhenUsed="0" w:uiPriority="0" w:semiHidden="0" w:name="Table List 6"/>
+    <w:lsdException w:unhideWhenUsed="0" w:uiPriority="0" w:semiHidden="0" w:name="Table List 7"/>
+    <w:lsdException w:unhideWhenUsed="0" w:uiPriority="0" w:semiHidden="0" w:name="Table List 8"/>
+    <w:lsdException w:unhideWhenUsed="0" w:uiPriority="0" w:semiHidden="0" w:name="Table 3D effects 1"/>
+    <w:lsdException w:unhideWhenUsed="0" w:uiPriority="0" w:semiHidden="0" w:name="Table 3D effects 2"/>
+    <w:lsdException w:unhideWhenUsed="0" w:uiPriority="0" w:semiHidden="0" w:name="Table 3D effects 3"/>
+    <w:lsdException w:unhideWhenUsed="0" w:uiPriority="0" w:semiHidden="0" w:name="Table Contemporary"/>
+    <w:lsdException w:unhideWhenUsed="0" w:uiPriority="0" w:semiHidden="0" w:name="Table Elegant"/>
+    <w:lsdException w:unhideWhenUsed="0" w:uiPriority="0" w:semiHidden="0" w:name="Table Professional"/>
+    <w:lsdException w:unhideWhenUsed="0" w:uiPriority="0" w:semiHidden="0" w:name="Table Subtle 1"/>
+    <w:lsdException w:unhideWhenUsed="0" w:uiPriority="0" w:semiHidden="0" w:name="Table Subtle 2"/>
+    <w:lsdException w:unhideWhenUsed="0" w:uiPriority="0" w:semiHidden="0" w:name="Table Web 1"/>
+    <w:lsdException w:unhideWhenUsed="0" w:uiPriority="0" w:semiHidden="0" w:name="Table Web 2"/>
+    <w:lsdException w:unhideWhenUsed="0" w:uiPriority="0" w:semiHidden="0" w:name="Table Web 3"/>
+    <w:lsdException w:unhideWhenUsed="0" w:uiPriority="0" w:semiHidden="0" w:name="Balloon Text"/>
+    <w:lsdException w:qFormat="1" w:unhideWhenUsed="0" w:uiPriority="0" w:semiHidden="0" w:name="Table Grid"/>
+    <w:lsdException w:unhideWhenUsed="0" w:uiPriority="0" w:semiHidden="0" w:name="Table Theme"/>
+    <w:lsdException w:unhideWhenUsed="0" w:uiPriority="60" w:semiHidden="0" w:name="Light Shading"/>
+    <w:lsdException w:unhideWhenUsed="0" w:uiPriority="61" w:semiHidden="0" w:name="Light List"/>
+    <w:lsdException w:unhideWhenUsed="0" w:uiPriority="62" w:semiHidden="0" w:name="Light Grid"/>
+    <w:lsdException w:unhideWhenUsed="0" w:uiPriority="63" w:semiHidden="0" w:name="Medium Shading 1"/>
+    <w:lsdException w:unhideWhenUsed="0" w:uiPriority="64" w:semiHidden="0" w:name="Medium Shading 2"/>
+    <w:lsdException w:unhideWhenUsed="0" w:uiPriority="65" w:semiHidden="0" w:name="Medium List 1"/>
+    <w:lsdException w:unhideWhenUsed="0" w:uiPriority="66" w:semiHidden="0" w:name="Medium List 2"/>
+    <w:lsdException w:unhideWhenUsed="0" w:uiPriority="67" w:semiHidden="0" w:name="Medium Grid 1"/>
+    <w:lsdException w:unhideWhenUsed="0" w:uiPriority="68" w:semiHidden="0" w:name="Medium Grid 2"/>
+    <w:lsdException w:unhideWhenUsed="0" w:uiPriority="69" w:semiHidden="0" w:name="Medium Grid 3"/>
+    <w:lsdException w:unhideWhenUsed="0" w:uiPriority="70" w:semiHidden="0" w:name="Dark List"/>
+    <w:lsdException w:unhideWhenUsed="0" w:uiPriority="71" w:semiHidden="0" w:name="Colorful Shading"/>
+    <w:lsdException w:unhideWhenUsed="0" w:uiPriority="72" w:semiHidden="0" w:name="Colorful List"/>
+    <w:lsdException w:unhideWhenUsed="0" w:uiPriority="73" w:semiHidden="0" w:name="Colorful Grid"/>
+    <w:lsdException w:unhideWhenUsed="0" w:uiPriority="60" w:semiHidden="0" w:name="Light Shading Accent 1"/>
+    <w:lsdException w:unhideWhenUsed="0" w:uiPriority="61" w:semiHidden="0" w:name="Light List Accent 1"/>
+    <w:lsdException w:unhideWhenUsed="0" w:uiPriority="62" w:semiHidden="0" w:name="Light Grid Accent 1"/>
+    <w:lsdException w:unhideWhenUsed="0" w:uiPriority="63" w:semiHidden="0" w:name="Medium Shading 1 Accent 1"/>
+    <w:lsdException w:unhideWhenUsed="0" w:uiPriority="64" w:semiHidden="0" w:name="Medium Shading 2 Accent 1"/>
+    <w:lsdException w:unhideWhenUsed="0" w:uiPriority="65" w:semiHidden="0" w:name="Medium List 1 Accent 1"/>
+    <w:lsdException w:unhideWhenUsed="0" w:uiPriority="66" w:semiHidden="0" w:name="Medium List 2 Accent 1"/>
+    <w:lsdException w:unhideWhenUsed="0" w:uiPriority="67" w:semiHidden="0" w:name="Medium Grid 1 Accent 1"/>
+    <w:lsdException w:unhideWhenUsed="0" w:uiPriority="68" w:semiHidden="0" w:name="Medium Grid 2 Accent 1"/>
+    <w:lsdException w:unhideWhenUsed="0" w:uiPriority="69" w:semiHidden="0" w:name="Medium Grid 3 Accent 1"/>
+    <w:lsdException w:unhideWhenUsed="0" w:uiPriority="70" w:semiHidden="0" w:name="Dark List Accent 1"/>
+    <w:lsdException w:unhideWhenUsed="0" w:uiPriority="71" w:semiHidden="0" w:name="Colorful Shading Accent 1"/>
+    <w:lsdException w:unhideWhenUsed="0" w:uiPriority="72" w:semiHidden="0" w:name="Colorful List Accent 1"/>
+    <w:lsdException w:unhideWhenUsed="0" w:uiPriority="73" w:semiHidden="0" w:name="Colorful Grid Accent 1"/>
+    <w:lsdException w:unhideWhenUsed="0" w:uiPriority="60" w:semiHidden="0" w:name="Light Shading Accent 2"/>
+    <w:lsdException w:unhideWhenUsed="0" w:uiPriority="61" w:semiHidden="0" w:name="Light List Accent 2"/>
+    <w:lsdException w:unhideWhenUsed="0" w:uiPriority="62" w:semiHidden="0" w:name="Light Grid Accent 2"/>
+    <w:lsdException w:unhideWhenUsed="0" w:uiPriority="63" w:semiHidden="0" w:name="Medium Shading 1 Accent 2"/>
+    <w:lsdException w:unhideWhenUsed="0" w:uiPriority="64" w:semiHidden="0" w:name="Medium Shading 2 Accent 2"/>
+    <w:lsdException w:unhideWhenUsed="0" w:uiPriority="65" w:semiHidden="0" w:name="Medium List 1 Accent 2"/>
+    <w:lsdException w:unhideWhenUsed="0" w:uiPriority="66" w:semiHidden="0" w:name="Medium List 2 Accent 2"/>
+    <w:lsdException w:unhideWhenUsed="0" w:uiPriority="67" w:semiHidden="0" w:name="Medium Grid 1 Accent 2"/>
+    <w:lsdException w:unhideWhenUsed="0" w:uiPriority="68" w:semiHidden="0" w:name="Medium Grid 2 Accent 2"/>
+    <w:lsdException w:unhideWhenUsed="0" w:uiPriority="69" w:semiHidden="0" w:name="Medium Grid 3 Accent 2"/>
+    <w:lsdException w:unhideWhenUsed="0" w:uiPriority="70" w:semiHidden="0" w:name="Dark List Accent 2"/>
+    <w:lsdException w:unhideWhenUsed="0" w:uiPriority="71" w:semiHidden="0" w:name="Colorful Shading Accent 2"/>
+    <w:lsdException w:unhideWhenUsed="0" w:uiPriority="72" w:semiHidden="0" w:name="Colorful List Accent 2"/>
+    <w:lsdException w:unhideWhenUsed="0" w:uiPriority="73" w:semiHidden="0" w:name="Colorful Grid Accent 2"/>
+    <w:lsdException w:unhideWhenUsed="0" w:uiPriority="60" w:semiHidden="0" w:name="Light Shading Accent 3"/>
+    <w:lsdException w:unhideWhenUsed="0" w:uiPriority="61" w:semiHidden="0" w:name="Light List Accent 3"/>
+    <w:lsdException w:unhideWhenUsed="0" w:uiPriority="62" w:semiHidden="0" w:name="Light Grid Accent 3"/>
+    <w:lsdException w:unhideWhenUsed="0" w:uiPriority="63" w:semiHidden="0" w:name="Medium Shading 1 Accent 3"/>
+    <w:lsdException w:unhideWhenUsed="0" w:uiPriority="64" w:semiHidden="0" w:name="Medium Shading 2 Accent 3"/>
+    <w:lsdException w:unhideWhenUsed="0" w:uiPriority="65" w:semiHidden="0" w:name="Medium List 1 Accent 3"/>
+    <w:lsdException w:unhideWhenUsed="0" w:uiPriority="66" w:semiHidden="0" w:name="Medium List 2 Accent 3"/>
+    <w:lsdException w:unhideWhenUsed="0" w:uiPriority="67" w:semiHidden="0" w:name="Medium Grid 1 Accent 3"/>
+    <w:lsdException w:unhideWhenUsed="0" w:uiPriority="68" w:semiHidden="0" w:name="Medium Grid 2 Accent 3"/>
+    <w:lsdException w:unhideWhenUsed="0" w:uiPriority="69" w:semiHidden="0" w:name="Medium Grid 3 Accent 3"/>
+    <w:lsdException w:unhideWhenUsed="0" w:uiPriority="70" w:semiHidden="0" w:name="Dark List Accent 3"/>
+    <w:lsdException w:unhideWhenUsed="0" w:uiPriority="71" w:semiHidden="0" w:name="Colorful Shading Accent 3"/>
+    <w:lsdException w:unhideWhenUsed="0" w:uiPriority="72" w:semiHidden="0" w:name="Colorful List Accent 3"/>
+    <w:lsdException w:unhideWhenUsed="0" w:uiPriority="73" w:semiHidden="0" w:name="Colorful Grid Accent 3"/>
+    <w:lsdException w:unhideWhenUsed="0" w:uiPriority="60" w:semiHidden="0" w:name="Light Shading Accent 4"/>
+    <w:lsdException w:unhideWhenUsed="0" w:uiPriority="61" w:semiHidden="0" w:name="Light List Accent 4"/>
+    <w:lsdException w:unhideWhenUsed="0" w:uiPriority="62" w:semiHidden="0" w:name="Light Grid Accent 4"/>
+    <w:lsdException w:unhideWhenUsed="0" w:uiPriority="63" w:semiHidden="0" w:name="Medium Shading 1 Accent 4"/>
+    <w:lsdException w:unhideWhenUsed="0" w:uiPriority="64" w:semiHidden="0" w:name="Medium Shading 2 Accent 4"/>
+    <w:lsdException w:unhideWhenUsed="0" w:uiPriority="65" w:semiHidden="0" w:name="Medium List 1 Accent 4"/>
+    <w:lsdException w:unhideWhenUsed="0" w:uiPriority="66" w:semiHidden="0" w:name="Medium List 2 Accent 4"/>
+    <w:lsdException w:unhideWhenUsed="0" w:uiPriority="67" w:semiHidden="0" w:name="Medium Grid 1 Accent 4"/>
+    <w:lsdException w:unhideWhenUsed="0" w:uiPriority="68" w:semiHidden="0" w:name="Medium Grid 2 Accent 4"/>
+    <w:lsdException w:unhideWhenUsed="0" w:uiPriority="69" w:semiHidden="0" w:name="Medium Grid 3 Accent 4"/>
+    <w:lsdException w:unhideWhenUsed="0" w:uiPriority="70" w:semiHidden="0" w:name="Dark List Accent 4"/>
+    <w:lsdException w:unhideWhenUsed="0" w:uiPriority="71" w:semiHidden="0" w:name="Colorful Shading Accent 4"/>
+    <w:lsdException w:unhideWhenUsed="0" w:uiPriority="72" w:semiHidden="0" w:name="Colorful List Accent 4"/>
+    <w:lsdException w:unhideWhenUsed="0" w:uiPriority="73" w:semiHidden="0" w:name="Colorful Grid Accent 4"/>
+    <w:lsdException w:unhideWhenUsed="0" w:uiPriority="60" w:semiHidden="0" w:name="Light Shading Accent 5"/>
+    <w:lsdException w:unhideWhenUsed="0" w:uiPriority="61" w:semiHidden="0" w:name="Light List Accent 5"/>
+    <w:lsdException w:unhideWhenUsed="0" w:uiPriority="62" w:semiHidden="0" w:name="Light Grid Accent 5"/>
+    <w:lsdException w:unhideWhenUsed="0" w:uiPriority="63" w:semiHidden="0" w:name="Medium Shading 1 Accent 5"/>
+    <w:lsdException w:unhideWhenUsed="0" w:uiPriority="64" w:semiHidden="0" w:name="Medium Shading 2 Accent 5"/>
+    <w:lsdException w:unhideWhenUsed="0" w:uiPriority="65" w:semiHidden="0" w:name="Medium List 1 Accent 5"/>
+    <w:lsdException w:unhideWhenUsed="0" w:uiPriority="66" w:semiHidden="0" w:name="Medium List 2 Accent 5"/>
+    <w:lsdException w:unhideWhenUsed="0" w:uiPriority="67" w:semiHidden="0" w:name="Medium Grid 1 Accent 5"/>
+    <w:lsdException w:unhideWhenUsed="0" w:uiPriority="68" w:semiHidden="0" w:name="Medium Grid 2 Accent 5"/>
+    <w:lsdException w:unhideWhenUsed="0" w:uiPriority="69" w:semiHidden="0" w:name="Medium Grid 3 Accent 5"/>
+    <w:lsdException w:unhideWhenUsed="0" w:uiPriority="70" w:semiHidden="0" w:name="Dark List Accent 5"/>
+    <w:lsdException w:unhideWhenUsed="0" w:uiPriority="71" w:semiHidden="0" w:name="Colorful Shading Accent 5"/>
+    <w:lsdException w:unhideWhenUsed="0" w:uiPriority="72" w:semiHidden="0" w:name="Colorful List Accent 5"/>
+    <w:lsdException w:unhideWhenUsed="0" w:uiPriority="73" w:semiHidden="0" w:name="Colorful Grid Accent 5"/>
+    <w:lsdException w:unhideWhenUsed="0" w:uiPriority="60" w:semiHidden="0" w:name="Light Shading Accent 6"/>
+    <w:lsdException w:unhideWhenUsed="0" w:uiPriority="61" w:semiHidden="0" w:name="Light List Accent 6"/>
+    <w:lsdException w:unhideWhenUsed="0" w:uiPriority="62" w:semiHidden="0" w:name="Light Grid Accent 6"/>
+    <w:lsdException w:unhideWhenUsed="0" w:uiPriority="63" w:semiHidden="0" w:name="Medium Shading 1 Accent 6"/>
+    <w:lsdException w:unhideWhenUsed="0" w:uiPriority="64" w:semiHidden="0" w:name="Medium Shading 2 Accent 6"/>
+    <w:lsdException w:unhideWhenUsed="0" w:uiPriority="65" w:semiHidden="0" w:name="Medium List 1 Accent 6"/>
+    <w:lsdException w:unhideWhenUsed="0" w:uiPriority="66" w:semiHidden="0" w:name="Medium List 2 Accent 6"/>
+    <w:lsdException w:unhideWhenUsed="0" w:uiPriority="67" w:semiHidden="0" w:name="Medium Grid 1 Accent 6"/>
+    <w:lsdException w:unhideWhenUsed="0" w:uiPriority="68" w:semiHidden="0" w:name="Medium Grid 2 Accent 6"/>
+    <w:lsdException w:unhideWhenUsed="0" w:uiPriority="69" w:semiHidden="0" w:name="Medium Grid 3 Accent 6"/>
+    <w:lsdException w:unhideWhenUsed="0" w:uiPriority="70" w:semiHidden="0" w:name="Dark List Accent 6"/>
+    <w:lsdException w:unhideWhenUsed="0" w:uiPriority="71" w:semiHidden="0" w:name="Colorful Shading Accent 6"/>
+    <w:lsdException w:unhideWhenUsed="0" w:uiPriority="72" w:semiHidden="0" w:name="Colorful List Accent 6"/>
+    <w:lsdException w:unhideWhenUsed="0" w:uiPriority="73" w:semiHidden="0" w:name="Colorful Grid Accent 6"/>
   </w:latentStyles>
-  <w:style w:type="paragraph" w:default="1" w:styleId="Normal">
+  <w:style w:type="paragraph" w:default="1" w:styleId="1">
     <w:name w:val="Normal"/>
     <w:qFormat/>
+    <w:uiPriority w:val="0"/>
     <w:pPr>
       <w:kinsoku w:val="0"/>
       <w:autoSpaceDE w:val="0"/>
@@ -7174,7 +7285,7 @@
       <w:textAlignment w:val="baseline"/>
     </w:pPr>
     <w:rPr>
-      <w:rFonts w:ascii="Arial" w:eastAsia="宋体" w:hAnsi="Arial" w:cs="Arial"/>
+      <w:rFonts w:ascii="Arial" w:hAnsi="Arial" w:eastAsia="宋体" w:cs="Arial"/>
       <w:snapToGrid w:val="0"/>
       <w:color w:val="000000"/>
       <w:kern w:val="0"/>
@@ -7183,11 +7294,12 @@
       <w:lang w:val="en-US" w:eastAsia="en-US" w:bidi="ar-SA"/>
     </w:rPr>
   </w:style>
-  <w:style w:type="paragraph" w:styleId="Heading1">
+  <w:style w:type="paragraph" w:styleId="2">
     <w:name w:val="heading 1"/>
-    <w:basedOn w:val="Normal"/>
-    <w:next w:val="Normal"/>
+    <w:basedOn w:val="1"/>
+    <w:next w:val="1"/>
     <w:qFormat/>
+    <w:uiPriority w:val="0"/>
     <w:pPr>
       <w:keepNext/>
       <w:keepLines/>
@@ -7205,12 +7317,13 @@
       <w:sz w:val="44"/>
     </w:rPr>
   </w:style>
-  <w:style w:type="paragraph" w:styleId="Heading2">
+  <w:style w:type="paragraph" w:styleId="3">
     <w:name w:val="heading 2"/>
-    <w:basedOn w:val="Normal"/>
-    <w:next w:val="Normal"/>
+    <w:basedOn w:val="1"/>
+    <w:next w:val="1"/>
     <w:unhideWhenUsed/>
     <w:qFormat/>
+    <w:uiPriority w:val="0"/>
     <w:pPr>
       <w:keepNext/>
       <w:keepLines/>
@@ -7223,18 +7336,19 @@
       <w:outlineLvl w:val="1"/>
     </w:pPr>
     <w:rPr>
-      <w:rFonts w:ascii="Arial" w:eastAsia="黑体" w:hAnsi="Arial"/>
+      <w:rFonts w:ascii="Arial" w:hAnsi="Arial" w:eastAsia="黑体"/>
       <w:b/>
       <w:sz w:val="32"/>
     </w:rPr>
   </w:style>
-  <w:style w:type="paragraph" w:styleId="Heading3">
+  <w:style w:type="paragraph" w:styleId="4">
     <w:name w:val="heading 3"/>
-    <w:basedOn w:val="Normal"/>
-    <w:next w:val="Normal"/>
+    <w:basedOn w:val="1"/>
+    <w:next w:val="1"/>
     <w:semiHidden/>
     <w:unhideWhenUsed/>
     <w:qFormat/>
+    <w:uiPriority w:val="0"/>
     <w:pPr>
       <w:keepNext/>
       <w:keepLines/>
@@ -7251,12 +7365,13 @@
       <w:sz w:val="32"/>
     </w:rPr>
   </w:style>
-  <w:style w:type="paragraph" w:styleId="Heading4">
+  <w:style w:type="paragraph" w:styleId="5">
     <w:name w:val="heading 4"/>
-    <w:basedOn w:val="Normal"/>
-    <w:next w:val="Normal"/>
+    <w:basedOn w:val="1"/>
+    <w:next w:val="1"/>
     <w:unhideWhenUsed/>
     <w:qFormat/>
+    <w:uiPriority w:val="0"/>
     <w:pPr>
       <w:keepNext/>
       <w:keepLines/>
@@ -7269,18 +7384,19 @@
       <w:outlineLvl w:val="3"/>
     </w:pPr>
     <w:rPr>
-      <w:rFonts w:ascii="Arial" w:eastAsia="黑体" w:hAnsi="Arial"/>
+      <w:rFonts w:ascii="Arial" w:hAnsi="Arial" w:eastAsia="黑体"/>
       <w:b/>
       <w:sz w:val="28"/>
     </w:rPr>
   </w:style>
-  <w:style w:type="paragraph" w:styleId="Heading5">
+  <w:style w:type="paragraph" w:styleId="6">
     <w:name w:val="heading 5"/>
-    <w:basedOn w:val="Normal"/>
-    <w:next w:val="Normal"/>
+    <w:basedOn w:val="1"/>
+    <w:next w:val="1"/>
     <w:semiHidden/>
     <w:unhideWhenUsed/>
     <w:qFormat/>
+    <w:uiPriority w:val="0"/>
     <w:pPr>
       <w:keepNext/>
       <w:keepLines/>
@@ -7297,13 +7413,14 @@
       <w:sz w:val="28"/>
     </w:rPr>
   </w:style>
-  <w:style w:type="paragraph" w:styleId="Heading6">
+  <w:style w:type="paragraph" w:styleId="7">
     <w:name w:val="heading 6"/>
-    <w:basedOn w:val="Normal"/>
-    <w:next w:val="Normal"/>
+    <w:basedOn w:val="1"/>
+    <w:next w:val="1"/>
     <w:semiHidden/>
     <w:unhideWhenUsed/>
     <w:qFormat/>
+    <w:uiPriority w:val="0"/>
     <w:pPr>
       <w:keepNext/>
       <w:keepLines/>
@@ -7316,18 +7433,19 @@
       <w:outlineLvl w:val="5"/>
     </w:pPr>
     <w:rPr>
-      <w:rFonts w:ascii="Arial" w:eastAsia="黑体" w:hAnsi="Arial"/>
+      <w:rFonts w:ascii="Arial" w:hAnsi="Arial" w:eastAsia="黑体"/>
       <w:b/>
       <w:sz w:val="24"/>
     </w:rPr>
   </w:style>
-  <w:style w:type="paragraph" w:styleId="Heading7">
+  <w:style w:type="paragraph" w:styleId="8">
     <w:name w:val="heading 7"/>
-    <w:basedOn w:val="Normal"/>
-    <w:next w:val="Normal"/>
+    <w:basedOn w:val="1"/>
+    <w:next w:val="1"/>
     <w:semiHidden/>
     <w:unhideWhenUsed/>
     <w:qFormat/>
+    <w:uiPriority w:val="0"/>
     <w:pPr>
       <w:keepNext/>
       <w:keepLines/>
@@ -7344,13 +7462,14 @@
       <w:sz w:val="24"/>
     </w:rPr>
   </w:style>
-  <w:style w:type="paragraph" w:styleId="Heading8">
+  <w:style w:type="paragraph" w:styleId="9">
     <w:name w:val="heading 8"/>
-    <w:basedOn w:val="Normal"/>
-    <w:next w:val="Normal"/>
+    <w:basedOn w:val="1"/>
+    <w:next w:val="1"/>
     <w:semiHidden/>
     <w:unhideWhenUsed/>
     <w:qFormat/>
+    <w:uiPriority w:val="0"/>
     <w:pPr>
       <w:keepNext/>
       <w:keepLines/>
@@ -7363,17 +7482,18 @@
       <w:outlineLvl w:val="7"/>
     </w:pPr>
     <w:rPr>
-      <w:rFonts w:ascii="Arial" w:eastAsia="黑体" w:hAnsi="Arial"/>
+      <w:rFonts w:ascii="Arial" w:hAnsi="Arial" w:eastAsia="黑体"/>
       <w:sz w:val="24"/>
     </w:rPr>
   </w:style>
-  <w:style w:type="paragraph" w:styleId="Heading9">
+  <w:style w:type="paragraph" w:styleId="10">
     <w:name w:val="heading 9"/>
-    <w:basedOn w:val="Normal"/>
-    <w:next w:val="Normal"/>
+    <w:basedOn w:val="1"/>
+    <w:next w:val="1"/>
     <w:semiHidden/>
     <w:unhideWhenUsed/>
     <w:qFormat/>
+    <w:uiPriority w:val="0"/>
     <w:pPr>
       <w:keepNext/>
       <w:keepLines/>
@@ -7386,19 +7506,21 @@
       <w:outlineLvl w:val="8"/>
     </w:pPr>
     <w:rPr>
-      <w:rFonts w:ascii="Arial" w:eastAsia="黑体" w:hAnsi="Arial"/>
+      <w:rFonts w:ascii="Arial" w:hAnsi="Arial" w:eastAsia="黑体"/>
       <w:sz w:val="21"/>
     </w:rPr>
   </w:style>
-  <w:style w:type="character" w:default="1" w:styleId="DefaultParagraphFont">
+  <w:style w:type="character" w:default="1" w:styleId="22">
     <w:name w:val="Default Paragraph Font"/>
     <w:semiHidden/>
     <w:qFormat/>
+    <w:uiPriority w:val="0"/>
   </w:style>
-  <w:style w:type="table" w:default="1" w:styleId="TableNormal">
+  <w:style w:type="table" w:default="1" w:styleId="20">
     <w:name w:val="Normal Table"/>
     <w:semiHidden/>
     <w:qFormat/>
+    <w:uiPriority w:val="0"/>
     <w:tblPr>
       <w:tblCellMar>
         <w:top w:w="0" w:type="dxa"/>
@@ -7408,39 +7530,43 @@
       </w:tblCellMar>
     </w:tblPr>
   </w:style>
-  <w:style w:type="paragraph" w:styleId="CommentText">
+  <w:style w:type="paragraph" w:styleId="11">
     <w:name w:val="annotation text"/>
-    <w:basedOn w:val="Normal"/>
+    <w:basedOn w:val="1"/>
     <w:qFormat/>
+    <w:uiPriority w:val="0"/>
     <w:pPr>
       <w:jc w:val="left"/>
     </w:pPr>
   </w:style>
-  <w:style w:type="paragraph" w:styleId="BodyText">
+  <w:style w:type="paragraph" w:styleId="12">
     <w:name w:val="Body Text"/>
-    <w:basedOn w:val="Normal"/>
+    <w:basedOn w:val="1"/>
     <w:semiHidden/>
     <w:qFormat/>
+    <w:uiPriority w:val="0"/>
     <w:rPr>
-      <w:rFonts w:ascii="Arial" w:eastAsia="Arial" w:hAnsi="Arial" w:cs="Arial"/>
+      <w:rFonts w:ascii="Arial" w:hAnsi="Arial" w:eastAsia="Arial" w:cs="Arial"/>
       <w:sz w:val="21"/>
       <w:szCs w:val="21"/>
       <w:lang w:val="en-US" w:eastAsia="en-US" w:bidi="ar-SA"/>
     </w:rPr>
   </w:style>
-  <w:style w:type="paragraph" w:styleId="TOC3">
+  <w:style w:type="paragraph" w:styleId="13">
     <w:name w:val="toc 3"/>
-    <w:basedOn w:val="Normal"/>
-    <w:next w:val="Normal"/>
+    <w:basedOn w:val="1"/>
+    <w:next w:val="1"/>
     <w:qFormat/>
+    <w:uiPriority w:val="0"/>
     <w:pPr>
       <w:ind w:left="840" w:leftChars="400"/>
     </w:pPr>
   </w:style>
-  <w:style w:type="paragraph" w:styleId="Footer">
+  <w:style w:type="paragraph" w:styleId="14">
     <w:name w:val="footer"/>
-    <w:basedOn w:val="Normal"/>
+    <w:basedOn w:val="1"/>
     <w:qFormat/>
+    <w:uiPriority w:val="0"/>
     <w:pPr>
       <w:tabs>
         <w:tab w:val="center" w:pos="4153"/>
@@ -7453,16 +7579,17 @@
       <w:sz w:val="18"/>
     </w:rPr>
   </w:style>
-  <w:style w:type="paragraph" w:styleId="Header">
+  <w:style w:type="paragraph" w:styleId="15">
     <w:name w:val="header"/>
-    <w:basedOn w:val="Normal"/>
+    <w:basedOn w:val="1"/>
     <w:qFormat/>
+    <w:uiPriority w:val="0"/>
     <w:pPr>
       <w:pBdr>
-        <w:top w:val="nil"/>
-        <w:left w:val="nil"/>
-        <w:bottom w:val="nil"/>
-        <w:right w:val="nil"/>
+        <w:top w:val="none" w:color="auto" w:sz="0" w:space="0"/>
+        <w:left w:val="none" w:color="auto" w:sz="0" w:space="0"/>
+        <w:bottom w:val="none" w:color="auto" w:sz="0" w:space="0"/>
+        <w:right w:val="none" w:color="auto" w:sz="0" w:space="0"/>
       </w:pBdr>
       <w:tabs>
         <w:tab w:val="center" w:pos="4153"/>
@@ -7477,37 +7604,41 @@
       <w:sz w:val="18"/>
     </w:rPr>
   </w:style>
-  <w:style w:type="paragraph" w:styleId="TOC1">
+  <w:style w:type="paragraph" w:styleId="16">
     <w:name w:val="toc 1"/>
-    <w:basedOn w:val="Normal"/>
-    <w:next w:val="Normal"/>
+    <w:basedOn w:val="1"/>
+    <w:next w:val="1"/>
     <w:qFormat/>
+    <w:uiPriority w:val="0"/>
     <w:rPr>
-      <w:rFonts w:ascii="Arial" w:eastAsia="Microsoft JhengHei" w:hAnsi="Arial"/>
+      <w:rFonts w:ascii="Arial" w:hAnsi="Arial" w:eastAsia="Microsoft JhengHei"/>
       <w:sz w:val="24"/>
     </w:rPr>
   </w:style>
-  <w:style w:type="paragraph" w:styleId="TOC2">
+  <w:style w:type="paragraph" w:styleId="17">
     <w:name w:val="toc 2"/>
-    <w:basedOn w:val="Normal"/>
-    <w:next w:val="Normal"/>
+    <w:basedOn w:val="1"/>
+    <w:next w:val="1"/>
     <w:qFormat/>
+    <w:uiPriority w:val="0"/>
     <w:pPr>
       <w:ind w:left="420" w:leftChars="200"/>
     </w:pPr>
   </w:style>
-  <w:style w:type="paragraph" w:styleId="NormalWeb">
+  <w:style w:type="paragraph" w:styleId="18">
     <w:name w:val="Normal (Web)"/>
-    <w:basedOn w:val="Normal"/>
+    <w:basedOn w:val="1"/>
     <w:qFormat/>
+    <w:uiPriority w:val="0"/>
     <w:rPr>
       <w:sz w:val="24"/>
     </w:rPr>
   </w:style>
-  <w:style w:type="paragraph" w:styleId="Title">
+  <w:style w:type="paragraph" w:styleId="19">
     <w:name w:val="Title"/>
-    <w:basedOn w:val="Normal"/>
+    <w:basedOn w:val="1"/>
     <w:qFormat/>
+    <w:uiPriority w:val="0"/>
     <w:pPr>
       <w:spacing w:before="240" w:beforeLines="0" w:beforeAutospacing="0" w:after="60" w:afterLines="0" w:afterAutospacing="0"/>
       <w:jc w:val="center"/>
@@ -7519,68 +7650,73 @@
       <w:sz w:val="32"/>
     </w:rPr>
   </w:style>
-  <w:style w:type="table" w:styleId="TableGrid">
+  <w:style w:type="table" w:styleId="21">
     <w:name w:val="Table Grid"/>
-    <w:basedOn w:val="TableNormal"/>
+    <w:basedOn w:val="20"/>
     <w:qFormat/>
+    <w:uiPriority w:val="0"/>
     <w:pPr>
       <w:widowControl w:val="0"/>
       <w:jc w:val="both"/>
     </w:pPr>
     <w:tblPr>
       <w:tblBorders>
-        <w:top w:val="single" w:sz="4" w:space="0" w:color="auto"/>
-        <w:left w:val="single" w:sz="4" w:space="0" w:color="auto"/>
-        <w:bottom w:val="single" w:sz="4" w:space="0" w:color="auto"/>
-        <w:right w:val="single" w:sz="4" w:space="0" w:color="auto"/>
-        <w:insideH w:val="single" w:sz="4" w:space="0" w:color="auto"/>
-        <w:insideV w:val="single" w:sz="4" w:space="0" w:color="auto"/>
+        <w:top w:val="single" w:color="auto" w:sz="4" w:space="0"/>
+        <w:left w:val="single" w:color="auto" w:sz="4" w:space="0"/>
+        <w:bottom w:val="single" w:color="auto" w:sz="4" w:space="0"/>
+        <w:right w:val="single" w:color="auto" w:sz="4" w:space="0"/>
+        <w:insideH w:val="single" w:color="auto" w:sz="4" w:space="0"/>
+        <w:insideV w:val="single" w:color="auto" w:sz="4" w:space="0"/>
       </w:tblBorders>
     </w:tblPr>
   </w:style>
-  <w:style w:type="character" w:styleId="Strong">
+  <w:style w:type="character" w:styleId="23">
     <w:name w:val="Strong"/>
-    <w:basedOn w:val="DefaultParagraphFont"/>
+    <w:basedOn w:val="22"/>
     <w:qFormat/>
+    <w:uiPriority w:val="0"/>
     <w:rPr>
       <w:b/>
     </w:rPr>
   </w:style>
-  <w:style w:type="paragraph" w:customStyle="1" w:styleId="a">
+  <w:style w:type="paragraph" w:customStyle="1" w:styleId="24">
     <w:name w:val="柴_公司名"/>
-    <w:basedOn w:val="Title"/>
+    <w:basedOn w:val="19"/>
     <w:qFormat/>
+    <w:uiPriority w:val="0"/>
     <w:pPr>
       <w:spacing w:after="600" w:afterLines="600"/>
     </w:pPr>
     <w:rPr>
-      <w:rFonts w:ascii="宋体" w:eastAsia="宋体" w:hAnsi="宋体" w:cs="宋体" w:hint="eastAsia"/>
+      <w:rFonts w:hint="eastAsia" w:ascii="宋体" w:hAnsi="宋体" w:eastAsia="宋体" w:cs="宋体"/>
       <w:bCs/>
       <w:spacing w:val="-6"/>
       <w:sz w:val="52"/>
       <w:szCs w:val="52"/>
     </w:rPr>
   </w:style>
-  <w:style w:type="paragraph" w:customStyle="1" w:styleId="a0">
+  <w:style w:type="paragraph" w:customStyle="1" w:styleId="25">
     <w:name w:val="柴_文档名"/>
-    <w:basedOn w:val="Title"/>
+    <w:basedOn w:val="19"/>
     <w:qFormat/>
+    <w:uiPriority w:val="0"/>
     <w:pPr>
       <w:spacing w:after="900" w:afterLines="900"/>
     </w:pPr>
     <w:rPr>
-      <w:rFonts w:ascii="黑体" w:eastAsia="黑体" w:hAnsi="黑体" w:cs="黑体"/>
+      <w:rFonts w:ascii="黑体" w:hAnsi="黑体" w:eastAsia="黑体" w:cs="黑体"/>
       <w:bCs/>
       <w:spacing w:val="-7"/>
       <w:sz w:val="52"/>
       <w:szCs w:val="52"/>
     </w:rPr>
   </w:style>
-  <w:style w:type="table" w:customStyle="1" w:styleId="TableNormal0">
+  <w:style w:type="table" w:customStyle="1" w:styleId="26">
     <w:name w:val="Table Normal_0"/>
     <w:semiHidden/>
     <w:unhideWhenUsed/>
     <w:qFormat/>
+    <w:uiPriority w:val="0"/>
     <w:tblPr>
       <w:tblCellMar>
         <w:top w:w="0" w:type="dxa"/>
@@ -7590,81 +7726,87 @@
       </w:tblCellMar>
     </w:tblPr>
   </w:style>
-  <w:style w:type="paragraph" w:customStyle="1" w:styleId="TableText">
+  <w:style w:type="paragraph" w:customStyle="1" w:styleId="27">
     <w:name w:val="Table Text"/>
-    <w:basedOn w:val="Normal"/>
+    <w:basedOn w:val="1"/>
     <w:semiHidden/>
     <w:qFormat/>
+    <w:uiPriority w:val="0"/>
     <w:rPr>
-      <w:rFonts w:ascii="宋体" w:eastAsia="宋体" w:hAnsi="宋体" w:cs="宋体"/>
+      <w:rFonts w:ascii="宋体" w:hAnsi="宋体" w:eastAsia="宋体" w:cs="宋体"/>
       <w:sz w:val="21"/>
       <w:szCs w:val="21"/>
       <w:lang w:val="en-US" w:eastAsia="en-US" w:bidi="ar-SA"/>
     </w:rPr>
   </w:style>
-  <w:style w:type="paragraph" w:customStyle="1" w:styleId="1">
+  <w:style w:type="paragraph" w:customStyle="1" w:styleId="28">
     <w:name w:val="柴_标题1"/>
-    <w:basedOn w:val="Heading1"/>
-    <w:next w:val="a1"/>
-    <w:link w:val="1Char"/>
+    <w:basedOn w:val="2"/>
+    <w:next w:val="29"/>
+    <w:link w:val="38"/>
     <w:qFormat/>
+    <w:uiPriority w:val="0"/>
     <w:pPr>
       <w:spacing w:before="100" w:after="90" w:line="360" w:lineRule="auto"/>
     </w:pPr>
     <w:rPr>
-      <w:rFonts w:ascii="Arial" w:eastAsia="宋体" w:hAnsi="Arial"/>
+      <w:rFonts w:ascii="Arial" w:hAnsi="Arial" w:eastAsia="宋体"/>
       <w:sz w:val="32"/>
     </w:rPr>
   </w:style>
-  <w:style w:type="paragraph" w:customStyle="1" w:styleId="a1">
+  <w:style w:type="paragraph" w:customStyle="1" w:styleId="29">
     <w:name w:val="柴_正文"/>
-    <w:basedOn w:val="BodyText"/>
-    <w:link w:val="Char"/>
+    <w:basedOn w:val="12"/>
+    <w:link w:val="42"/>
     <w:qFormat/>
+    <w:uiPriority w:val="0"/>
     <w:pPr>
       <w:spacing w:line="360" w:lineRule="auto"/>
       <w:ind w:firstLine="470" w:firstLineChars="200"/>
     </w:pPr>
     <w:rPr>
-      <w:rFonts w:ascii="Arial" w:eastAsia="宋体" w:hAnsi="Arial"/>
+      <w:rFonts w:ascii="Arial" w:hAnsi="Arial" w:eastAsia="宋体"/>
       <w:sz w:val="24"/>
       <w:lang w:eastAsia="zh-CN"/>
     </w:rPr>
   </w:style>
-  <w:style w:type="paragraph" w:customStyle="1" w:styleId="2">
+  <w:style w:type="paragraph" w:customStyle="1" w:styleId="30">
     <w:name w:val="柴_标题2"/>
-    <w:basedOn w:val="Heading2"/>
-    <w:next w:val="a1"/>
+    <w:basedOn w:val="3"/>
+    <w:next w:val="29"/>
     <w:qFormat/>
+    <w:uiPriority w:val="0"/>
     <w:pPr>
       <w:spacing w:line="360" w:lineRule="auto"/>
     </w:pPr>
     <w:rPr>
-      <w:rFonts w:ascii="Arial" w:eastAsia="宋体" w:hAnsi="Arial"/>
+      <w:rFonts w:ascii="Arial" w:hAnsi="Arial" w:eastAsia="宋体"/>
       <w:sz w:val="28"/>
     </w:rPr>
   </w:style>
-  <w:style w:type="paragraph" w:customStyle="1" w:styleId="3">
+  <w:style w:type="paragraph" w:customStyle="1" w:styleId="31">
     <w:name w:val="柴_标题3"/>
-    <w:basedOn w:val="Heading3"/>
-    <w:next w:val="a1"/>
+    <w:basedOn w:val="4"/>
+    <w:next w:val="29"/>
     <w:qFormat/>
+    <w:uiPriority w:val="0"/>
     <w:pPr>
       <w:spacing w:line="360" w:lineRule="auto"/>
       <w:ind w:left="0" w:firstLine="472" w:firstLineChars="200"/>
     </w:pPr>
     <w:rPr>
-      <w:rFonts w:ascii="宋体" w:eastAsia="宋体" w:hAnsi="宋体" w:cs="宋体"/>
+      <w:rFonts w:ascii="宋体" w:hAnsi="宋体" w:eastAsia="宋体" w:cs="宋体"/>
       <w:spacing w:val="-2"/>
       <w:sz w:val="24"/>
       <w:szCs w:val="24"/>
     </w:rPr>
   </w:style>
-  <w:style w:type="paragraph" w:customStyle="1" w:styleId="a2">
+  <w:style w:type="paragraph" w:customStyle="1" w:styleId="32">
     <w:name w:val="柴_目录"/>
-    <w:basedOn w:val="Normal"/>
-    <w:next w:val="BodyText"/>
+    <w:basedOn w:val="1"/>
+    <w:next w:val="12"/>
     <w:qFormat/>
+    <w:uiPriority w:val="0"/>
     <w:pPr>
       <w:tabs>
         <w:tab w:val="right" w:leader="dot" w:pos="8442"/>
@@ -7672,59 +7814,64 @@
       <w:ind w:left="0" w:leftChars="0"/>
     </w:pPr>
     <w:rPr>
-      <w:rFonts w:ascii="Arial" w:eastAsia="Microsoft JhengHei" w:hAnsi="Arial"/>
+      <w:rFonts w:ascii="Arial" w:hAnsi="Arial" w:eastAsia="Microsoft JhengHei"/>
       <w:sz w:val="24"/>
     </w:rPr>
   </w:style>
-  <w:style w:type="paragraph" w:customStyle="1" w:styleId="WPSOffice1">
+  <w:style w:type="paragraph" w:customStyle="1" w:styleId="33">
     <w:name w:val="WPSOffice手动目录 1"/>
     <w:qFormat/>
+    <w:uiPriority w:val="0"/>
     <w:pPr>
       <w:ind w:leftChars="0"/>
     </w:pPr>
     <w:rPr>
-      <w:rFonts w:ascii="Times New Roman" w:eastAsia="宋体" w:hAnsi="Times New Roman" w:cs="Times New Roman"/>
+      <w:rFonts w:ascii="Times New Roman" w:hAnsi="Times New Roman" w:eastAsia="宋体" w:cs="Times New Roman"/>
       <w:sz w:val="20"/>
       <w:szCs w:val="20"/>
     </w:rPr>
   </w:style>
-  <w:style w:type="paragraph" w:customStyle="1" w:styleId="WPSOffice2">
+  <w:style w:type="paragraph" w:customStyle="1" w:styleId="34">
     <w:name w:val="WPSOffice手动目录 2"/>
     <w:qFormat/>
+    <w:uiPriority w:val="0"/>
     <w:pPr>
       <w:ind w:leftChars="200"/>
     </w:pPr>
     <w:rPr>
-      <w:rFonts w:ascii="Times New Roman" w:eastAsia="宋体" w:hAnsi="Times New Roman" w:cs="Times New Roman"/>
+      <w:rFonts w:ascii="Times New Roman" w:hAnsi="Times New Roman" w:eastAsia="宋体" w:cs="Times New Roman"/>
       <w:sz w:val="20"/>
       <w:szCs w:val="20"/>
     </w:rPr>
   </w:style>
-  <w:style w:type="paragraph" w:customStyle="1" w:styleId="WPSOffice3">
+  <w:style w:type="paragraph" w:customStyle="1" w:styleId="35">
     <w:name w:val="WPSOffice手动目录 3"/>
     <w:qFormat/>
+    <w:uiPriority w:val="0"/>
     <w:pPr>
       <w:ind w:leftChars="400"/>
     </w:pPr>
     <w:rPr>
-      <w:rFonts w:ascii="Times New Roman" w:eastAsia="宋体" w:hAnsi="Times New Roman" w:cs="Times New Roman"/>
+      <w:rFonts w:ascii="Times New Roman" w:hAnsi="Times New Roman" w:eastAsia="宋体" w:cs="Times New Roman"/>
       <w:sz w:val="20"/>
       <w:szCs w:val="20"/>
     </w:rPr>
   </w:style>
-  <w:style w:type="paragraph" w:customStyle="1" w:styleId="Compact">
+  <w:style w:type="paragraph" w:customStyle="1" w:styleId="36">
     <w:name w:val="Compact"/>
-    <w:basedOn w:val="BodyText"/>
+    <w:basedOn w:val="12"/>
     <w:qFormat/>
+    <w:uiPriority w:val="0"/>
     <w:pPr>
       <w:spacing w:before="36" w:after="36"/>
     </w:pPr>
   </w:style>
-  <w:style w:type="table" w:customStyle="1" w:styleId="Table">
+  <w:style w:type="table" w:customStyle="1" w:styleId="37">
     <w:name w:val="Table"/>
     <w:semiHidden/>
     <w:unhideWhenUsed/>
     <w:qFormat/>
+    <w:uiPriority w:val="0"/>
     <w:tblPr>
       <w:tblCellMar>
         <w:top w:w="0" w:type="dxa"/>
@@ -7736,26 +7883,28 @@
     <w:tblStylePr w:type="firstRow">
       <w:tcPr>
         <w:tcBorders>
-          <w:bottom w:val="single" w:sz="0" w:space="0" w:color="auto"/>
+          <w:bottom w:val="single" w:color="auto" w:sz="0" w:space="0"/>
         </w:tcBorders>
         <w:vAlign w:val="bottom"/>
       </w:tcPr>
     </w:tblStylePr>
   </w:style>
-  <w:style w:type="character" w:customStyle="1" w:styleId="1Char">
+  <w:style w:type="character" w:customStyle="1" w:styleId="38">
     <w:name w:val="柴_标题1 Char"/>
-    <w:link w:val="1"/>
+    <w:link w:val="28"/>
     <w:qFormat/>
+    <w:uiPriority w:val="0"/>
     <w:rPr>
-      <w:rFonts w:ascii="Arial" w:eastAsia="宋体" w:hAnsi="Arial"/>
+      <w:rFonts w:ascii="Arial" w:hAnsi="Arial" w:eastAsia="宋体"/>
       <w:sz w:val="32"/>
     </w:rPr>
   </w:style>
-  <w:style w:type="table" w:customStyle="1" w:styleId="TableNormal1">
+  <w:style w:type="table" w:customStyle="1" w:styleId="39">
     <w:name w:val="Table Normal_1"/>
     <w:semiHidden/>
     <w:unhideWhenUsed/>
     <w:qFormat/>
+    <w:uiPriority w:val="0"/>
     <w:tblPr>
       <w:tblCellMar>
         <w:top w:w="0" w:type="dxa"/>
@@ -7765,10 +7914,11 @@
       </w:tblCellMar>
     </w:tblPr>
   </w:style>
-  <w:style w:type="paragraph" w:customStyle="1" w:styleId="a3">
+  <w:style w:type="paragraph" w:customStyle="1" w:styleId="40">
     <w:name w:val="柴_正文_无缩进"/>
-    <w:basedOn w:val="Normal"/>
+    <w:basedOn w:val="1"/>
     <w:qFormat/>
+    <w:uiPriority w:val="0"/>
     <w:pPr>
       <w:ind w:firstLine="0" w:firstLineChars="0"/>
     </w:pPr>
@@ -7778,29 +7928,31 @@
       <w:lang w:eastAsia="zh-CN"/>
     </w:rPr>
   </w:style>
-  <w:style w:type="paragraph" w:customStyle="1" w:styleId="4">
+  <w:style w:type="paragraph" w:customStyle="1" w:styleId="41">
     <w:name w:val="柴_标题4"/>
-    <w:basedOn w:val="Heading4"/>
-    <w:next w:val="Normal"/>
+    <w:basedOn w:val="5"/>
+    <w:next w:val="1"/>
     <w:qFormat/>
+    <w:uiPriority w:val="0"/>
     <w:pPr>
       <w:widowControl w:val="0"/>
       <w:spacing w:before="160" w:line="360" w:lineRule="auto"/>
-      <w:ind w:left="981" w:hanging="862" w:leftChars="300"/>
+      <w:ind w:left="981" w:leftChars="300" w:hanging="862"/>
     </w:pPr>
     <w:rPr>
-      <w:rFonts w:ascii="Calibri" w:eastAsia="宋体" w:hAnsi="Calibri" w:cs="宋体" w:hint="eastAsia"/>
+      <w:rFonts w:hint="eastAsia" w:ascii="Calibri" w:hAnsi="Calibri" w:eastAsia="宋体" w:cs="宋体"/>
       <w:sz w:val="24"/>
       <w:szCs w:val="24"/>
       <w:lang w:eastAsia="zh-CN" w:bidi="zh-CN"/>
     </w:rPr>
   </w:style>
-  <w:style w:type="character" w:customStyle="1" w:styleId="Char">
+  <w:style w:type="character" w:customStyle="1" w:styleId="42">
     <w:name w:val="柴_正文 Char"/>
-    <w:link w:val="a1"/>
+    <w:link w:val="29"/>
     <w:qFormat/>
+    <w:uiPriority w:val="0"/>
     <w:rPr>
-      <w:rFonts w:ascii="Arial" w:eastAsia="宋体" w:hAnsi="Arial"/>
+      <w:rFonts w:ascii="Arial" w:hAnsi="Arial" w:eastAsia="宋体"/>
       <w:sz w:val="24"/>
       <w:lang w:eastAsia="zh-CN"/>
     </w:rPr>
